--- a/Claude_Files/docs/软件架构与开发者指南.docx
+++ b/Claude_Files/docs/软件架构与开发者指南.docx
@@ -288,7 +288,7 @@
                 <w:sz w:val="20"/>
                 <w:szCs w:val="20"/>
               </w:rPr>
-              <w:t xml:space="preserve">V1.0</w:t>
+              <w:t xml:space="preserve">V1.1</w:t>
             </w:r>
           </w:p>
         </w:tc>
@@ -352,7 +352,7 @@
                 <w:sz w:val="20"/>
                 <w:szCs w:val="20"/>
               </w:rPr>
-              <w:t xml:space="preserve">2026-05-21</w:t>
+              <w:t xml:space="preserve">2026-05-22</w:t>
             </w:r>
           </w:p>
         </w:tc>
@@ -416,7 +416,7 @@
                 <w:sz w:val="20"/>
                 <w:szCs w:val="20"/>
               </w:rPr>
-              <w:t xml:space="preserve">V1.0</w:t>
+              <w:t xml:space="preserve">V1.1</w:t>
             </w:r>
           </w:p>
         </w:tc>
@@ -714,6 +714,101 @@
           </w:p>
         </w:tc>
       </w:tr>
+      <w:tr>
+        <w:tc>
+          <w:tcPr>
+            <w:tcW w:type="dxa" w:w="3024"/>
+            <w:tcBorders>
+              <w:top w:val="single" w:color="CCCCCC" w:sz="1"/>
+              <w:left w:val="single" w:color="CCCCCC" w:sz="1"/>
+              <w:bottom w:val="single" w:color="CCCCCC" w:sz="1"/>
+              <w:right w:val="single" w:color="CCCCCC" w:sz="1"/>
+            </w:tcBorders>
+            <w:tcMar>
+              <w:top w:type="dxa" w:w="60"/>
+              <w:left w:type="dxa" w:w="100"/>
+              <w:bottom w:type="dxa" w:w="60"/>
+              <w:right w:type="dxa" w:w="100"/>
+            </w:tcMar>
+          </w:tcPr>
+          <w:p>
+            <w:pPr>
+              <w:spacing w:line="288"/>
+            </w:pPr>
+            <w:r>
+              <w:rPr>
+                <w:rFonts w:ascii="SimSun" w:cs="SimSun" w:eastAsia="SimSun" w:hAnsi="SimSun"/>
+                <w:color w:val="333333"/>
+                <w:sz w:val="20"/>
+                <w:szCs w:val="20"/>
+              </w:rPr>
+              <w:t xml:space="preserve">V1.1</w:t>
+            </w:r>
+          </w:p>
+        </w:tc>
+        <w:tc>
+          <w:tcPr>
+            <w:tcW w:type="dxa" w:w="3024"/>
+            <w:tcBorders>
+              <w:top w:val="single" w:color="CCCCCC" w:sz="1"/>
+              <w:left w:val="single" w:color="CCCCCC" w:sz="1"/>
+              <w:bottom w:val="single" w:color="CCCCCC" w:sz="1"/>
+              <w:right w:val="single" w:color="CCCCCC" w:sz="1"/>
+            </w:tcBorders>
+            <w:tcMar>
+              <w:top w:type="dxa" w:w="60"/>
+              <w:left w:type="dxa" w:w="100"/>
+              <w:bottom w:type="dxa" w:w="60"/>
+              <w:right w:type="dxa" w:w="100"/>
+            </w:tcMar>
+          </w:tcPr>
+          <w:p>
+            <w:pPr>
+              <w:spacing w:line="288"/>
+            </w:pPr>
+            <w:r>
+              <w:rPr>
+                <w:rFonts w:ascii="SimSun" w:cs="SimSun" w:eastAsia="SimSun" w:hAnsi="SimSun"/>
+                <w:color w:val="333333"/>
+                <w:sz w:val="20"/>
+                <w:szCs w:val="20"/>
+              </w:rPr>
+              <w:t xml:space="preserve">2026-05-22</w:t>
+            </w:r>
+          </w:p>
+        </w:tc>
+        <w:tc>
+          <w:tcPr>
+            <w:tcW w:type="dxa" w:w="3024"/>
+            <w:tcBorders>
+              <w:top w:val="single" w:color="CCCCCC" w:sz="1"/>
+              <w:left w:val="single" w:color="CCCCCC" w:sz="1"/>
+              <w:bottom w:val="single" w:color="CCCCCC" w:sz="1"/>
+              <w:right w:val="single" w:color="CCCCCC" w:sz="1"/>
+            </w:tcBorders>
+            <w:tcMar>
+              <w:top w:type="dxa" w:w="60"/>
+              <w:left w:type="dxa" w:w="100"/>
+              <w:bottom w:type="dxa" w:w="60"/>
+              <w:right w:type="dxa" w:w="100"/>
+            </w:tcMar>
+          </w:tcPr>
+          <w:p>
+            <w:pPr>
+              <w:spacing w:line="288"/>
+            </w:pPr>
+            <w:r>
+              <w:rPr>
+                <w:rFonts w:ascii="SimSun" w:cs="SimSun" w:eastAsia="SimSun" w:hAnsi="SimSun"/>
+                <w:color w:val="333333"/>
+                <w:sz w:val="20"/>
+                <w:szCs w:val="20"/>
+              </w:rPr>
+              <w:t xml:space="preserve">代码审查修复: ADC整数除精度修正(float)a/b; OLED删除未使用函数(ShowSignedNum/ShowHexNum/ShowBinNum)节省Flash; stm32f10x_it移除USART2_IRQHandler; ADC滤波取模优化为位与; PWM.h注释20ms→10ms修正; 启动画面"Wireless Charge"移除</w:t>
+            </w:r>
+          </w:p>
+        </w:tc>
+      </w:tr>
     </w:tbl>
     <w:p/>
     <w:p/>
@@ -760,7 +855,7 @@
           <w:sz w:val="20"/>
           <w:szCs w:val="20"/>
         </w:rPr>
-        <w:t xml:space="preserve">**文档版本**: V1.0</w:t>
+        <w:t xml:space="preserve">**文档版本**: V1.1</w:t>
       </w:r>
     </w:p>
     <w:p>
@@ -899,7 +994,8 @@
           <w:sz w:val="22"/>
           <w:szCs w:val="22"/>
         </w:rPr>
-        <w:t xml:space="preserve">本系统是一套基于 STM32F103C8T6 的无线充电全桥谐振电源控制方案。核心目标是将功率级全桥 PWM 控制、人机交互和系统监控整合为一个高内聚、低耦合的嵌入式软件系统。纯本地按键控制，无需网络连接。</w:t>
+        <w:t xml:space="preserve">本系统是一套基于 STM32F103C8T6 的无线充电全桥谐振电源控制方案。核心目标是将功率级全桥 PWM 控制、人机交互和系统监控整合为一个高内聚、低耦合的嵌入式软件系统。纯本地按键控制，无需网络连接。
+</w:t>
       </w:r>
     </w:p>
     <w:p/>
@@ -1923,519 +2019,552 @@
           <w:sz w:val="19"/>
           <w:szCs w:val="19"/>
         </w:rPr>
-        <w:t xml:space="preserve">                         ┌──────────────┐</w:t>
-      </w:r>
-    </w:p>
-    <w:p>
-      <w:pPr>
-        <w:shd w:fill="F5F5F5" w:val="clear"/>
-        <w:spacing w:line="240"/>
-        <w:ind w:left="360"/>
-      </w:pPr>
-      <w:r>
-        <w:rPr>
-          <w:rFonts w:ascii="Consolas" w:cs="Consolas" w:eastAsia="Consolas" w:hAnsi="Consolas"/>
-          <w:color w:val="2D2D2D"/>
-          <w:sz w:val="19"/>
-          <w:szCs w:val="19"/>
-        </w:rPr>
-        <w:t xml:space="preserve">                         │   上电复位    │</w:t>
-      </w:r>
-    </w:p>
-    <w:p>
-      <w:pPr>
-        <w:shd w:fill="F5F5F5" w:val="clear"/>
-        <w:spacing w:line="240"/>
-        <w:ind w:left="360"/>
-      </w:pPr>
-      <w:r>
-        <w:rPr>
-          <w:rFonts w:ascii="Consolas" w:cs="Consolas" w:eastAsia="Consolas" w:hAnsi="Consolas"/>
-          <w:color w:val="2D2D2D"/>
-          <w:sz w:val="19"/>
-          <w:szCs w:val="19"/>
-        </w:rPr>
-        <w:t xml:space="preserve">                         └──────┬───────┘</w:t>
-      </w:r>
-    </w:p>
-    <w:p>
-      <w:pPr>
-        <w:shd w:fill="F5F5F5" w:val="clear"/>
-        <w:spacing w:line="240"/>
-        <w:ind w:left="360"/>
-      </w:pPr>
-      <w:r>
-        <w:rPr>
-          <w:rFonts w:ascii="Consolas" w:cs="Consolas" w:eastAsia="Consolas" w:hAnsi="Consolas"/>
-          <w:color w:val="2D2D2D"/>
-          <w:sz w:val="19"/>
-          <w:szCs w:val="19"/>
-        </w:rPr>
-        <w:t xml:space="preserve">                                │</w:t>
-      </w:r>
-    </w:p>
-    <w:p>
-      <w:pPr>
-        <w:shd w:fill="F5F5F5" w:val="clear"/>
-        <w:spacing w:line="240"/>
-        <w:ind w:left="360"/>
-      </w:pPr>
-      <w:r>
-        <w:rPr>
-          <w:rFonts w:ascii="Consolas" w:cs="Consolas" w:eastAsia="Consolas" w:hAnsi="Consolas"/>
-          <w:color w:val="2D2D2D"/>
-          <w:sz w:val="19"/>
-          <w:szCs w:val="19"/>
-        </w:rPr>
-        <w:t xml:space="preserve">           ┌────────────────────┼────────────────────┐</w:t>
-      </w:r>
-    </w:p>
-    <w:p>
-      <w:pPr>
-        <w:shd w:fill="F5F5F5" w:val="clear"/>
-        <w:spacing w:line="240"/>
-        <w:ind w:left="360"/>
-      </w:pPr>
-      <w:r>
-        <w:rPr>
-          <w:rFonts w:ascii="Consolas" w:cs="Consolas" w:eastAsia="Consolas" w:hAnsi="Consolas"/>
-          <w:color w:val="2D2D2D"/>
-          <w:sz w:val="19"/>
-          <w:szCs w:val="19"/>
-        </w:rPr>
-        <w:t xml:space="preserve">           ▼                    ▼                    ▼</w:t>
-      </w:r>
-    </w:p>
-    <w:p>
-      <w:pPr>
-        <w:shd w:fill="F5F5F5" w:val="clear"/>
-        <w:spacing w:line="240"/>
-        <w:ind w:left="360"/>
-      </w:pPr>
-      <w:r>
-        <w:rPr>
-          <w:rFonts w:ascii="Consolas" w:cs="Consolas" w:eastAsia="Consolas" w:hAnsi="Consolas"/>
-          <w:color w:val="2D2D2D"/>
-          <w:sz w:val="19"/>
-          <w:szCs w:val="19"/>
-        </w:rPr>
-        <w:t xml:space="preserve">     ┌──────────┐        ┌──────────┐        ┌──────────┐</w:t>
-      </w:r>
-    </w:p>
-    <w:p>
-      <w:pPr>
-        <w:shd w:fill="F5F5F5" w:val="clear"/>
-        <w:spacing w:line="240"/>
-        <w:ind w:left="360"/>
-      </w:pPr>
-      <w:r>
-        <w:rPr>
-          <w:rFonts w:ascii="Consolas" w:cs="Consolas" w:eastAsia="Consolas" w:hAnsi="Consolas"/>
-          <w:color w:val="2D2D2D"/>
-          <w:sz w:val="19"/>
-          <w:szCs w:val="19"/>
-        </w:rPr>
-        <w:t xml:space="preserve">     │ PWM_Init │        │OLED_Init │        │ADC_DMA   │</w:t>
-      </w:r>
-    </w:p>
-    <w:p>
-      <w:pPr>
-        <w:shd w:fill="F5F5F5" w:val="clear"/>
-        <w:spacing w:line="240"/>
-        <w:ind w:left="360"/>
-      </w:pPr>
-      <w:r>
-        <w:rPr>
-          <w:rFonts w:ascii="Consolas" w:cs="Consolas" w:eastAsia="Consolas" w:hAnsi="Consolas"/>
-          <w:color w:val="2D2D2D"/>
-          <w:sz w:val="19"/>
-          <w:szCs w:val="19"/>
-        </w:rPr>
-        <w:t xml:space="preserve">     │ TIM1全桥 │        │ SSD1306  │        │  双通道  │</w:t>
-      </w:r>
-    </w:p>
-    <w:p>
-      <w:pPr>
-        <w:shd w:fill="F5F5F5" w:val="clear"/>
-        <w:spacing w:line="240"/>
-        <w:ind w:left="360"/>
-      </w:pPr>
-      <w:r>
-        <w:rPr>
-          <w:rFonts w:ascii="Consolas" w:cs="Consolas" w:eastAsia="Consolas" w:hAnsi="Consolas"/>
-          <w:color w:val="2D2D2D"/>
-          <w:sz w:val="19"/>
-          <w:szCs w:val="19"/>
-        </w:rPr>
-        <w:t xml:space="preserve">     │MOE=关断  │        └──────────┘        └──────────┘</w:t>
-      </w:r>
-    </w:p>
-    <w:p>
-      <w:pPr>
-        <w:shd w:fill="F5F5F5" w:val="clear"/>
-        <w:spacing w:line="240"/>
-        <w:ind w:left="360"/>
-      </w:pPr>
-      <w:r>
-        <w:rPr>
-          <w:rFonts w:ascii="Consolas" w:cs="Consolas" w:eastAsia="Consolas" w:hAnsi="Consolas"/>
-          <w:color w:val="2D2D2D"/>
-          <w:sz w:val="19"/>
-          <w:szCs w:val="19"/>
-        </w:rPr>
-        <w:t xml:space="preserve">     └──────────┘</w:t>
-      </w:r>
-    </w:p>
-    <w:p>
-      <w:pPr>
-        <w:shd w:fill="F5F5F5" w:val="clear"/>
-        <w:spacing w:line="240"/>
-        <w:ind w:left="360"/>
-      </w:pPr>
-      <w:r>
-        <w:rPr>
-          <w:rFonts w:ascii="Consolas" w:cs="Consolas" w:eastAsia="Consolas" w:hAnsi="Consolas"/>
-          <w:color w:val="2D2D2D"/>
-          <w:sz w:val="19"/>
-          <w:szCs w:val="19"/>
-        </w:rPr>
-        <w:t xml:space="preserve">           │                    │                    │</w:t>
-      </w:r>
-    </w:p>
-    <w:p>
-      <w:pPr>
-        <w:shd w:fill="F5F5F5" w:val="clear"/>
-        <w:spacing w:line="240"/>
-        <w:ind w:left="360"/>
-      </w:pPr>
-      <w:r>
-        <w:rPr>
-          <w:rFonts w:ascii="Consolas" w:cs="Consolas" w:eastAsia="Consolas" w:hAnsi="Consolas"/>
-          <w:color w:val="2D2D2D"/>
-          <w:sz w:val="19"/>
-          <w:szCs w:val="19"/>
-        </w:rPr>
-        <w:t xml:space="preserve">           └────────────────────┼────────────────────┘</w:t>
-      </w:r>
-    </w:p>
-    <w:p>
-      <w:pPr>
-        <w:shd w:fill="F5F5F5" w:val="clear"/>
-        <w:spacing w:line="240"/>
-        <w:ind w:left="360"/>
-      </w:pPr>
-      <w:r>
-        <w:rPr>
-          <w:rFonts w:ascii="Consolas" w:cs="Consolas" w:eastAsia="Consolas" w:hAnsi="Consolas"/>
-          <w:color w:val="2D2D2D"/>
-          <w:sz w:val="19"/>
-          <w:szCs w:val="19"/>
-        </w:rPr>
-        <w:t xml:space="preserve">                                │</w:t>
-      </w:r>
-    </w:p>
-    <w:p>
-      <w:pPr>
-        <w:shd w:fill="F5F5F5" w:val="clear"/>
-        <w:spacing w:line="240"/>
-        <w:ind w:left="360"/>
-      </w:pPr>
-      <w:r>
-        <w:rPr>
-          <w:rFonts w:ascii="Consolas" w:cs="Consolas" w:eastAsia="Consolas" w:hAnsi="Consolas"/>
-          <w:color w:val="2D2D2D"/>
-          <w:sz w:val="19"/>
-          <w:szCs w:val="19"/>
-        </w:rPr>
-        <w:t xml:space="preserve">                     ┌──────────┴──────────┐</w:t>
-      </w:r>
-    </w:p>
-    <w:p>
-      <w:pPr>
-        <w:shd w:fill="F5F5F5" w:val="clear"/>
-        <w:spacing w:line="240"/>
-        <w:ind w:left="360"/>
-      </w:pPr>
-      <w:r>
-        <w:rPr>
-          <w:rFonts w:ascii="Consolas" w:cs="Consolas" w:eastAsia="Consolas" w:hAnsi="Consolas"/>
-          <w:color w:val="2D2D2D"/>
-          <w:sz w:val="19"/>
-          <w:szCs w:val="19"/>
-        </w:rPr>
-        <w:t xml:space="preserve">                     │   LED_Init()        │</w:t>
-      </w:r>
-    </w:p>
-    <w:p>
-      <w:pPr>
-        <w:shd w:fill="F5F5F5" w:val="clear"/>
-        <w:spacing w:line="240"/>
-        <w:ind w:left="360"/>
-      </w:pPr>
-      <w:r>
-        <w:rPr>
-          <w:rFonts w:ascii="Consolas" w:cs="Consolas" w:eastAsia="Consolas" w:hAnsi="Consolas"/>
-          <w:color w:val="2D2D2D"/>
-          <w:sz w:val="19"/>
-          <w:szCs w:val="19"/>
-        </w:rPr>
-        <w:t xml:space="preserve">                     │   KEY_Init()        │</w:t>
-      </w:r>
-    </w:p>
-    <w:p>
-      <w:pPr>
-        <w:shd w:fill="F5F5F5" w:val="clear"/>
-        <w:spacing w:line="240"/>
-        <w:ind w:left="360"/>
-      </w:pPr>
-      <w:r>
-        <w:rPr>
-          <w:rFonts w:ascii="Consolas" w:cs="Consolas" w:eastAsia="Consolas" w:hAnsi="Consolas"/>
-          <w:color w:val="2D2D2D"/>
-          <w:sz w:val="19"/>
-          <w:szCs w:val="19"/>
-        </w:rPr>
-        <w:t xml:space="preserve">                     └──────────┬──────────┘</w:t>
-      </w:r>
-    </w:p>
-    <w:p>
-      <w:pPr>
-        <w:shd w:fill="F5F5F5" w:val="clear"/>
-        <w:spacing w:line="240"/>
-        <w:ind w:left="360"/>
-      </w:pPr>
-      <w:r>
-        <w:rPr>
-          <w:rFonts w:ascii="Consolas" w:cs="Consolas" w:eastAsia="Consolas" w:hAnsi="Consolas"/>
-          <w:color w:val="2D2D2D"/>
-          <w:sz w:val="19"/>
-          <w:szCs w:val="19"/>
-        </w:rPr>
-        <w:t xml:space="preserve">                                │</w:t>
-      </w:r>
-    </w:p>
-    <w:p>
-      <w:pPr>
-        <w:shd w:fill="F5F5F5" w:val="clear"/>
-        <w:spacing w:line="240"/>
-        <w:ind w:left="360"/>
-      </w:pPr>
-      <w:r>
-        <w:rPr>
-          <w:rFonts w:ascii="Consolas" w:cs="Consolas" w:eastAsia="Consolas" w:hAnsi="Consolas"/>
-          <w:color w:val="2D2D2D"/>
-          <w:sz w:val="19"/>
-          <w:szCs w:val="19"/>
-        </w:rPr>
-        <w:t xml:space="preserve">                     ┌──────────┴──────────┐</w:t>
-      </w:r>
-    </w:p>
-    <w:p>
-      <w:pPr>
-        <w:shd w:fill="F5F5F5" w:val="clear"/>
-        <w:spacing w:line="240"/>
-        <w:ind w:left="360"/>
-      </w:pPr>
-      <w:r>
-        <w:rPr>
-          <w:rFonts w:ascii="Consolas" w:cs="Consolas" w:eastAsia="Consolas" w:hAnsi="Consolas"/>
-          <w:color w:val="2D2D2D"/>
-          <w:sz w:val="19"/>
-          <w:szCs w:val="19"/>
-        </w:rPr>
-        <w:t xml:space="preserve">                     │  SysTimer_Init()    │</w:t>
-      </w:r>
-    </w:p>
-    <w:p>
-      <w:pPr>
-        <w:shd w:fill="F5F5F5" w:val="clear"/>
-        <w:spacing w:line="240"/>
-        <w:ind w:left="360"/>
-      </w:pPr>
-      <w:r>
-        <w:rPr>
-          <w:rFonts w:ascii="Consolas" w:cs="Consolas" w:eastAsia="Consolas" w:hAnsi="Consolas"/>
-          <w:color w:val="2D2D2D"/>
-          <w:sz w:val="19"/>
-          <w:szCs w:val="19"/>
-        </w:rPr>
-        <w:t xml:space="preserve">                     │  SysTick 1ms 中断    │</w:t>
-      </w:r>
-    </w:p>
-    <w:p>
-      <w:pPr>
-        <w:shd w:fill="F5F5F5" w:val="clear"/>
-        <w:spacing w:line="240"/>
-        <w:ind w:left="360"/>
-      </w:pPr>
-      <w:r>
-        <w:rPr>
-          <w:rFonts w:ascii="Consolas" w:cs="Consolas" w:eastAsia="Consolas" w:hAnsi="Consolas"/>
-          <w:color w:val="2D2D2D"/>
-          <w:sz w:val="19"/>
-          <w:szCs w:val="19"/>
-        </w:rPr>
-        <w:t xml:space="preserve">                     └──────────┬──────────┘</w:t>
-      </w:r>
-    </w:p>
-    <w:p>
-      <w:pPr>
-        <w:shd w:fill="F5F5F5" w:val="clear"/>
-        <w:spacing w:line="240"/>
-        <w:ind w:left="360"/>
-      </w:pPr>
-      <w:r>
-        <w:rPr>
-          <w:rFonts w:ascii="Consolas" w:cs="Consolas" w:eastAsia="Consolas" w:hAnsi="Consolas"/>
-          <w:color w:val="2D2D2D"/>
-          <w:sz w:val="19"/>
-          <w:szCs w:val="19"/>
-        </w:rPr>
-        <w:t xml:space="preserve">                                │</w:t>
-      </w:r>
-    </w:p>
-    <w:p>
-      <w:pPr>
-        <w:shd w:fill="F5F5F5" w:val="clear"/>
-        <w:spacing w:line="240"/>
-        <w:ind w:left="360"/>
-      </w:pPr>
-      <w:r>
-        <w:rPr>
-          <w:rFonts w:ascii="Consolas" w:cs="Consolas" w:eastAsia="Consolas" w:hAnsi="Consolas"/>
-          <w:color w:val="2D2D2D"/>
-          <w:sz w:val="19"/>
-          <w:szCs w:val="19"/>
-        </w:rPr>
-        <w:t xml:space="preserve">                     ┌──────────┴──────────┐</w:t>
-      </w:r>
-    </w:p>
-    <w:p>
-      <w:pPr>
-        <w:shd w:fill="F5F5F5" w:val="clear"/>
-        <w:spacing w:line="240"/>
-        <w:ind w:left="360"/>
-      </w:pPr>
-      <w:r>
-        <w:rPr>
-          <w:rFonts w:ascii="Consolas" w:cs="Consolas" w:eastAsia="Consolas" w:hAnsi="Consolas"/>
-          <w:color w:val="2D2D2D"/>
-          <w:sz w:val="19"/>
-          <w:szCs w:val="19"/>
-        </w:rPr>
-        <w:t xml:space="preserve">                     │  OLED "Wireless     │</w:t>
-      </w:r>
-    </w:p>
-    <w:p>
-      <w:pPr>
-        <w:shd w:fill="F5F5F5" w:val="clear"/>
-        <w:spacing w:line="240"/>
-        <w:ind w:left="360"/>
-      </w:pPr>
-      <w:r>
-        <w:rPr>
-          <w:rFonts w:ascii="Consolas" w:cs="Consolas" w:eastAsia="Consolas" w:hAnsi="Consolas"/>
-          <w:color w:val="2D2D2D"/>
-          <w:sz w:val="19"/>
-          <w:szCs w:val="19"/>
-        </w:rPr>
-        <w:t xml:space="preserve">                     │   Charge"           │</w:t>
-      </w:r>
-    </w:p>
-    <w:p>
-      <w:pPr>
-        <w:shd w:fill="F5F5F5" w:val="clear"/>
-        <w:spacing w:line="240"/>
-        <w:ind w:left="360"/>
-      </w:pPr>
-      <w:r>
-        <w:rPr>
-          <w:rFonts w:ascii="Consolas" w:cs="Consolas" w:eastAsia="Consolas" w:hAnsi="Consolas"/>
-          <w:color w:val="2D2D2D"/>
-          <w:sz w:val="19"/>
-          <w:szCs w:val="19"/>
-        </w:rPr>
-        <w:t xml:space="preserve">                     └──────────┬──────────┘</w:t>
-      </w:r>
-    </w:p>
-    <w:p>
-      <w:pPr>
-        <w:shd w:fill="F5F5F5" w:val="clear"/>
-        <w:spacing w:line="240"/>
-        <w:ind w:left="360"/>
-      </w:pPr>
-      <w:r>
-        <w:rPr>
-          <w:rFonts w:ascii="Consolas" w:cs="Consolas" w:eastAsia="Consolas" w:hAnsi="Consolas"/>
-          <w:color w:val="2D2D2D"/>
-          <w:sz w:val="19"/>
-          <w:szCs w:val="19"/>
-        </w:rPr>
-        <w:t xml:space="preserve">                                │</w:t>
-      </w:r>
-    </w:p>
-    <w:p>
-      <w:pPr>
-        <w:shd w:fill="F5F5F5" w:val="clear"/>
-        <w:spacing w:line="240"/>
-        <w:ind w:left="360"/>
-      </w:pPr>
-      <w:r>
-        <w:rPr>
-          <w:rFonts w:ascii="Consolas" w:cs="Consolas" w:eastAsia="Consolas" w:hAnsi="Consolas"/>
-          <w:color w:val="2D2D2D"/>
-          <w:sz w:val="19"/>
-          <w:szCs w:val="19"/>
-        </w:rPr>
-        <w:t xml:space="preserve">                     ┌──────────┴──────────┐</w:t>
-      </w:r>
-    </w:p>
-    <w:p>
-      <w:pPr>
-        <w:shd w:fill="F5F5F5" w:val="clear"/>
-        <w:spacing w:line="240"/>
-        <w:ind w:left="360"/>
-      </w:pPr>
-      <w:r>
-        <w:rPr>
-          <w:rFonts w:ascii="Consolas" w:cs="Consolas" w:eastAsia="Consolas" w:hAnsi="Consolas"/>
-          <w:color w:val="2D2D2D"/>
-          <w:sz w:val="19"/>
-          <w:szCs w:val="19"/>
-        </w:rPr>
-        <w:t xml:space="preserve">                     │  while(1) 主循环     │</w:t>
-      </w:r>
-    </w:p>
-    <w:p>
-      <w:pPr>
-        <w:shd w:fill="F5F5F5" w:val="clear"/>
-        <w:spacing w:line="240"/>
-        <w:ind w:left="360"/>
-      </w:pPr>
-      <w:r>
-        <w:rPr>
-          <w:rFonts w:ascii="Consolas" w:cs="Consolas" w:eastAsia="Consolas" w:hAnsi="Consolas"/>
-          <w:color w:val="2D2D2D"/>
-          <w:sz w:val="19"/>
-          <w:szCs w:val="19"/>
-        </w:rPr>
-        <w:t xml:space="preserve">                     │  5 个非阻塞 Task     │</w:t>
-      </w:r>
-    </w:p>
-    <w:p>
-      <w:pPr>
-        <w:shd w:fill="F5F5F5" w:val="clear"/>
-        <w:spacing w:line="240"/>
-        <w:ind w:left="360"/>
-      </w:pPr>
-      <w:r>
-        <w:rPr>
-          <w:rFonts w:ascii="Consolas" w:cs="Consolas" w:eastAsia="Consolas" w:hAnsi="Consolas"/>
-          <w:color w:val="2D2D2D"/>
-          <w:sz w:val="19"/>
-          <w:szCs w:val="19"/>
-        </w:rPr>
-        <w:t xml:space="preserve">                     └─────────────────────┘</w:t>
+        <w:t xml:space="preserve">                         ┌──────────────┐
+</w:t>
+      </w:r>
+    </w:p>
+    <w:p>
+      <w:pPr>
+        <w:shd w:fill="F5F5F5" w:val="clear"/>
+        <w:spacing w:line="240"/>
+        <w:ind w:left="360"/>
+      </w:pPr>
+      <w:r>
+        <w:rPr>
+          <w:rFonts w:ascii="Consolas" w:cs="Consolas" w:eastAsia="Consolas" w:hAnsi="Consolas"/>
+          <w:color w:val="2D2D2D"/>
+          <w:sz w:val="19"/>
+          <w:szCs w:val="19"/>
+        </w:rPr>
+        <w:t xml:space="preserve">                         │   上电复位    │
+</w:t>
+      </w:r>
+    </w:p>
+    <w:p>
+      <w:pPr>
+        <w:shd w:fill="F5F5F5" w:val="clear"/>
+        <w:spacing w:line="240"/>
+        <w:ind w:left="360"/>
+      </w:pPr>
+      <w:r>
+        <w:rPr>
+          <w:rFonts w:ascii="Consolas" w:cs="Consolas" w:eastAsia="Consolas" w:hAnsi="Consolas"/>
+          <w:color w:val="2D2D2D"/>
+          <w:sz w:val="19"/>
+          <w:szCs w:val="19"/>
+        </w:rPr>
+        <w:t xml:space="preserve">                         └──────┬───────┘
+</w:t>
+      </w:r>
+    </w:p>
+    <w:p>
+      <w:pPr>
+        <w:shd w:fill="F5F5F5" w:val="clear"/>
+        <w:spacing w:line="240"/>
+        <w:ind w:left="360"/>
+      </w:pPr>
+      <w:r>
+        <w:rPr>
+          <w:rFonts w:ascii="Consolas" w:cs="Consolas" w:eastAsia="Consolas" w:hAnsi="Consolas"/>
+          <w:color w:val="2D2D2D"/>
+          <w:sz w:val="19"/>
+          <w:szCs w:val="19"/>
+        </w:rPr>
+        <w:t xml:space="preserve">                                │
+</w:t>
+      </w:r>
+    </w:p>
+    <w:p>
+      <w:pPr>
+        <w:shd w:fill="F5F5F5" w:val="clear"/>
+        <w:spacing w:line="240"/>
+        <w:ind w:left="360"/>
+      </w:pPr>
+      <w:r>
+        <w:rPr>
+          <w:rFonts w:ascii="Consolas" w:cs="Consolas" w:eastAsia="Consolas" w:hAnsi="Consolas"/>
+          <w:color w:val="2D2D2D"/>
+          <w:sz w:val="19"/>
+          <w:szCs w:val="19"/>
+        </w:rPr>
+        <w:t xml:space="preserve">           ┌────────────────────┼────────────────────┐
+</w:t>
+      </w:r>
+    </w:p>
+    <w:p>
+      <w:pPr>
+        <w:shd w:fill="F5F5F5" w:val="clear"/>
+        <w:spacing w:line="240"/>
+        <w:ind w:left="360"/>
+      </w:pPr>
+      <w:r>
+        <w:rPr>
+          <w:rFonts w:ascii="Consolas" w:cs="Consolas" w:eastAsia="Consolas" w:hAnsi="Consolas"/>
+          <w:color w:val="2D2D2D"/>
+          <w:sz w:val="19"/>
+          <w:szCs w:val="19"/>
+        </w:rPr>
+        <w:t xml:space="preserve">           ▼                    ▼                    ▼
+</w:t>
+      </w:r>
+    </w:p>
+    <w:p>
+      <w:pPr>
+        <w:shd w:fill="F5F5F5" w:val="clear"/>
+        <w:spacing w:line="240"/>
+        <w:ind w:left="360"/>
+      </w:pPr>
+      <w:r>
+        <w:rPr>
+          <w:rFonts w:ascii="Consolas" w:cs="Consolas" w:eastAsia="Consolas" w:hAnsi="Consolas"/>
+          <w:color w:val="2D2D2D"/>
+          <w:sz w:val="19"/>
+          <w:szCs w:val="19"/>
+        </w:rPr>
+        <w:t xml:space="preserve">     ┌──────────┐        ┌──────────┐        ┌──────────┐
+</w:t>
+      </w:r>
+    </w:p>
+    <w:p>
+      <w:pPr>
+        <w:shd w:fill="F5F5F5" w:val="clear"/>
+        <w:spacing w:line="240"/>
+        <w:ind w:left="360"/>
+      </w:pPr>
+      <w:r>
+        <w:rPr>
+          <w:rFonts w:ascii="Consolas" w:cs="Consolas" w:eastAsia="Consolas" w:hAnsi="Consolas"/>
+          <w:color w:val="2D2D2D"/>
+          <w:sz w:val="19"/>
+          <w:szCs w:val="19"/>
+        </w:rPr>
+        <w:t xml:space="preserve">     │ PWM_Init │        │OLED_Init │        │ADC_DMA   │
+</w:t>
+      </w:r>
+    </w:p>
+    <w:p>
+      <w:pPr>
+        <w:shd w:fill="F5F5F5" w:val="clear"/>
+        <w:spacing w:line="240"/>
+        <w:ind w:left="360"/>
+      </w:pPr>
+      <w:r>
+        <w:rPr>
+          <w:rFonts w:ascii="Consolas" w:cs="Consolas" w:eastAsia="Consolas" w:hAnsi="Consolas"/>
+          <w:color w:val="2D2D2D"/>
+          <w:sz w:val="19"/>
+          <w:szCs w:val="19"/>
+        </w:rPr>
+        <w:t xml:space="preserve">     │ TIM1全桥 │        │ SSD1306  │        │  双通道  │
+</w:t>
+      </w:r>
+    </w:p>
+    <w:p>
+      <w:pPr>
+        <w:shd w:fill="F5F5F5" w:val="clear"/>
+        <w:spacing w:line="240"/>
+        <w:ind w:left="360"/>
+      </w:pPr>
+      <w:r>
+        <w:rPr>
+          <w:rFonts w:ascii="Consolas" w:cs="Consolas" w:eastAsia="Consolas" w:hAnsi="Consolas"/>
+          <w:color w:val="2D2D2D"/>
+          <w:sz w:val="19"/>
+          <w:szCs w:val="19"/>
+        </w:rPr>
+        <w:t xml:space="preserve">     │MOE=关断  │        └──────────┘        └──────────┘
+</w:t>
+      </w:r>
+    </w:p>
+    <w:p>
+      <w:pPr>
+        <w:shd w:fill="F5F5F5" w:val="clear"/>
+        <w:spacing w:line="240"/>
+        <w:ind w:left="360"/>
+      </w:pPr>
+      <w:r>
+        <w:rPr>
+          <w:rFonts w:ascii="Consolas" w:cs="Consolas" w:eastAsia="Consolas" w:hAnsi="Consolas"/>
+          <w:color w:val="2D2D2D"/>
+          <w:sz w:val="19"/>
+          <w:szCs w:val="19"/>
+        </w:rPr>
+        <w:t xml:space="preserve">     └──────────┘
+</w:t>
+      </w:r>
+    </w:p>
+    <w:p>
+      <w:pPr>
+        <w:shd w:fill="F5F5F5" w:val="clear"/>
+        <w:spacing w:line="240"/>
+        <w:ind w:left="360"/>
+      </w:pPr>
+      <w:r>
+        <w:rPr>
+          <w:rFonts w:ascii="Consolas" w:cs="Consolas" w:eastAsia="Consolas" w:hAnsi="Consolas"/>
+          <w:color w:val="2D2D2D"/>
+          <w:sz w:val="19"/>
+          <w:szCs w:val="19"/>
+        </w:rPr>
+        <w:t xml:space="preserve">           │                    │                    │
+</w:t>
+      </w:r>
+    </w:p>
+    <w:p>
+      <w:pPr>
+        <w:shd w:fill="F5F5F5" w:val="clear"/>
+        <w:spacing w:line="240"/>
+        <w:ind w:left="360"/>
+      </w:pPr>
+      <w:r>
+        <w:rPr>
+          <w:rFonts w:ascii="Consolas" w:cs="Consolas" w:eastAsia="Consolas" w:hAnsi="Consolas"/>
+          <w:color w:val="2D2D2D"/>
+          <w:sz w:val="19"/>
+          <w:szCs w:val="19"/>
+        </w:rPr>
+        <w:t xml:space="preserve">           └────────────────────┼────────────────────┘
+</w:t>
+      </w:r>
+    </w:p>
+    <w:p>
+      <w:pPr>
+        <w:shd w:fill="F5F5F5" w:val="clear"/>
+        <w:spacing w:line="240"/>
+        <w:ind w:left="360"/>
+      </w:pPr>
+      <w:r>
+        <w:rPr>
+          <w:rFonts w:ascii="Consolas" w:cs="Consolas" w:eastAsia="Consolas" w:hAnsi="Consolas"/>
+          <w:color w:val="2D2D2D"/>
+          <w:sz w:val="19"/>
+          <w:szCs w:val="19"/>
+        </w:rPr>
+        <w:t xml:space="preserve">                                │
+</w:t>
+      </w:r>
+    </w:p>
+    <w:p>
+      <w:pPr>
+        <w:shd w:fill="F5F5F5" w:val="clear"/>
+        <w:spacing w:line="240"/>
+        <w:ind w:left="360"/>
+      </w:pPr>
+      <w:r>
+        <w:rPr>
+          <w:rFonts w:ascii="Consolas" w:cs="Consolas" w:eastAsia="Consolas" w:hAnsi="Consolas"/>
+          <w:color w:val="2D2D2D"/>
+          <w:sz w:val="19"/>
+          <w:szCs w:val="19"/>
+        </w:rPr>
+        <w:t xml:space="preserve">                     ┌──────────┴──────────┐
+</w:t>
+      </w:r>
+    </w:p>
+    <w:p>
+      <w:pPr>
+        <w:shd w:fill="F5F5F5" w:val="clear"/>
+        <w:spacing w:line="240"/>
+        <w:ind w:left="360"/>
+      </w:pPr>
+      <w:r>
+        <w:rPr>
+          <w:rFonts w:ascii="Consolas" w:cs="Consolas" w:eastAsia="Consolas" w:hAnsi="Consolas"/>
+          <w:color w:val="2D2D2D"/>
+          <w:sz w:val="19"/>
+          <w:szCs w:val="19"/>
+        </w:rPr>
+        <w:t xml:space="preserve">                     │   LED_Init()        │
+</w:t>
+      </w:r>
+    </w:p>
+    <w:p>
+      <w:pPr>
+        <w:shd w:fill="F5F5F5" w:val="clear"/>
+        <w:spacing w:line="240"/>
+        <w:ind w:left="360"/>
+      </w:pPr>
+      <w:r>
+        <w:rPr>
+          <w:rFonts w:ascii="Consolas" w:cs="Consolas" w:eastAsia="Consolas" w:hAnsi="Consolas"/>
+          <w:color w:val="2D2D2D"/>
+          <w:sz w:val="19"/>
+          <w:szCs w:val="19"/>
+        </w:rPr>
+        <w:t xml:space="preserve">                     │   KEY_Init()        │
+</w:t>
+      </w:r>
+    </w:p>
+    <w:p>
+      <w:pPr>
+        <w:shd w:fill="F5F5F5" w:val="clear"/>
+        <w:spacing w:line="240"/>
+        <w:ind w:left="360"/>
+      </w:pPr>
+      <w:r>
+        <w:rPr>
+          <w:rFonts w:ascii="Consolas" w:cs="Consolas" w:eastAsia="Consolas" w:hAnsi="Consolas"/>
+          <w:color w:val="2D2D2D"/>
+          <w:sz w:val="19"/>
+          <w:szCs w:val="19"/>
+        </w:rPr>
+        <w:t xml:space="preserve">                     └──────────┬──────────┘
+</w:t>
+      </w:r>
+    </w:p>
+    <w:p>
+      <w:pPr>
+        <w:shd w:fill="F5F5F5" w:val="clear"/>
+        <w:spacing w:line="240"/>
+        <w:ind w:left="360"/>
+      </w:pPr>
+      <w:r>
+        <w:rPr>
+          <w:rFonts w:ascii="Consolas" w:cs="Consolas" w:eastAsia="Consolas" w:hAnsi="Consolas"/>
+          <w:color w:val="2D2D2D"/>
+          <w:sz w:val="19"/>
+          <w:szCs w:val="19"/>
+        </w:rPr>
+        <w:t xml:space="preserve">                                │
+</w:t>
+      </w:r>
+    </w:p>
+    <w:p>
+      <w:pPr>
+        <w:shd w:fill="F5F5F5" w:val="clear"/>
+        <w:spacing w:line="240"/>
+        <w:ind w:left="360"/>
+      </w:pPr>
+      <w:r>
+        <w:rPr>
+          <w:rFonts w:ascii="Consolas" w:cs="Consolas" w:eastAsia="Consolas" w:hAnsi="Consolas"/>
+          <w:color w:val="2D2D2D"/>
+          <w:sz w:val="19"/>
+          <w:szCs w:val="19"/>
+        </w:rPr>
+        <w:t xml:space="preserve">                     ┌──────────┴──────────┐
+</w:t>
+      </w:r>
+    </w:p>
+    <w:p>
+      <w:pPr>
+        <w:shd w:fill="F5F5F5" w:val="clear"/>
+        <w:spacing w:line="240"/>
+        <w:ind w:left="360"/>
+      </w:pPr>
+      <w:r>
+        <w:rPr>
+          <w:rFonts w:ascii="Consolas" w:cs="Consolas" w:eastAsia="Consolas" w:hAnsi="Consolas"/>
+          <w:color w:val="2D2D2D"/>
+          <w:sz w:val="19"/>
+          <w:szCs w:val="19"/>
+        </w:rPr>
+        <w:t xml:space="preserve">                     │  SysTimer_Init()    │
+</w:t>
+      </w:r>
+    </w:p>
+    <w:p>
+      <w:pPr>
+        <w:shd w:fill="F5F5F5" w:val="clear"/>
+        <w:spacing w:line="240"/>
+        <w:ind w:left="360"/>
+      </w:pPr>
+      <w:r>
+        <w:rPr>
+          <w:rFonts w:ascii="Consolas" w:cs="Consolas" w:eastAsia="Consolas" w:hAnsi="Consolas"/>
+          <w:color w:val="2D2D2D"/>
+          <w:sz w:val="19"/>
+          <w:szCs w:val="19"/>
+        </w:rPr>
+        <w:t xml:space="preserve">                     │  SysTick 1ms 中断    │
+</w:t>
+      </w:r>
+    </w:p>
+    <w:p>
+      <w:pPr>
+        <w:shd w:fill="F5F5F5" w:val="clear"/>
+        <w:spacing w:line="240"/>
+        <w:ind w:left="360"/>
+      </w:pPr>
+      <w:r>
+        <w:rPr>
+          <w:rFonts w:ascii="Consolas" w:cs="Consolas" w:eastAsia="Consolas" w:hAnsi="Consolas"/>
+          <w:color w:val="2D2D2D"/>
+          <w:sz w:val="19"/>
+          <w:szCs w:val="19"/>
+        </w:rPr>
+        <w:t xml:space="preserve">                     └──────────┬──────────┘
+</w:t>
+      </w:r>
+    </w:p>
+    <w:p>
+      <w:pPr>
+        <w:shd w:fill="F5F5F5" w:val="clear"/>
+        <w:spacing w:line="240"/>
+        <w:ind w:left="360"/>
+      </w:pPr>
+      <w:r>
+        <w:rPr>
+          <w:rFonts w:ascii="Consolas" w:cs="Consolas" w:eastAsia="Consolas" w:hAnsi="Consolas"/>
+          <w:color w:val="2D2D2D"/>
+          <w:sz w:val="19"/>
+          <w:szCs w:val="19"/>
+        </w:rPr>
+        <w:t xml:space="preserve">                                │
+</w:t>
+      </w:r>
+    </w:p>
+    <w:p>
+      <w:pPr>
+        <w:shd w:fill="F5F5F5" w:val="clear"/>
+        <w:spacing w:line="240"/>
+        <w:ind w:left="360"/>
+      </w:pPr>
+      <w:r>
+        <w:rPr>
+          <w:rFonts w:ascii="Consolas" w:cs="Consolas" w:eastAsia="Consolas" w:hAnsi="Consolas"/>
+          <w:color w:val="2D2D2D"/>
+          <w:sz w:val="19"/>
+          <w:szCs w:val="19"/>
+        </w:rPr>
+        <w:t xml:space="preserve">                     ┌──────────┴──────────┐
+</w:t>
+      </w:r>
+    </w:p>
+    <w:p>
+      <w:pPr>
+        <w:shd w:fill="F5F5F5" w:val="clear"/>
+        <w:spacing w:line="240"/>
+        <w:ind w:left="360"/>
+      </w:pPr>
+      <w:r>
+        <w:rPr>
+          <w:rFonts w:ascii="Consolas" w:cs="Consolas" w:eastAsia="Consolas" w:hAnsi="Consolas"/>
+          <w:color w:val="2D2D2D"/>
+          <w:sz w:val="19"/>
+          <w:szCs w:val="19"/>
+        </w:rPr>
+        <w:t xml:space="preserve">                     │  OLED "Wireless     │
+</w:t>
+      </w:r>
+    </w:p>
+    <w:p>
+      <w:pPr>
+        <w:shd w:fill="F5F5F5" w:val="clear"/>
+        <w:spacing w:line="240"/>
+        <w:ind w:left="360"/>
+      </w:pPr>
+      <w:r>
+        <w:rPr>
+          <w:rFonts w:ascii="Consolas" w:cs="Consolas" w:eastAsia="Consolas" w:hAnsi="Consolas"/>
+          <w:color w:val="2D2D2D"/>
+          <w:sz w:val="19"/>
+          <w:szCs w:val="19"/>
+        </w:rPr>
+        <w:t xml:space="preserve">                     │   Charge"           │
+</w:t>
+      </w:r>
+    </w:p>
+    <w:p>
+      <w:pPr>
+        <w:shd w:fill="F5F5F5" w:val="clear"/>
+        <w:spacing w:line="240"/>
+        <w:ind w:left="360"/>
+      </w:pPr>
+      <w:r>
+        <w:rPr>
+          <w:rFonts w:ascii="Consolas" w:cs="Consolas" w:eastAsia="Consolas" w:hAnsi="Consolas"/>
+          <w:color w:val="2D2D2D"/>
+          <w:sz w:val="19"/>
+          <w:szCs w:val="19"/>
+        </w:rPr>
+        <w:t xml:space="preserve">                     └──────────┬──────────┘
+</w:t>
+      </w:r>
+    </w:p>
+    <w:p>
+      <w:pPr>
+        <w:shd w:fill="F5F5F5" w:val="clear"/>
+        <w:spacing w:line="240"/>
+        <w:ind w:left="360"/>
+      </w:pPr>
+      <w:r>
+        <w:rPr>
+          <w:rFonts w:ascii="Consolas" w:cs="Consolas" w:eastAsia="Consolas" w:hAnsi="Consolas"/>
+          <w:color w:val="2D2D2D"/>
+          <w:sz w:val="19"/>
+          <w:szCs w:val="19"/>
+        </w:rPr>
+        <w:t xml:space="preserve">                                │
+</w:t>
+      </w:r>
+    </w:p>
+    <w:p>
+      <w:pPr>
+        <w:shd w:fill="F5F5F5" w:val="clear"/>
+        <w:spacing w:line="240"/>
+        <w:ind w:left="360"/>
+      </w:pPr>
+      <w:r>
+        <w:rPr>
+          <w:rFonts w:ascii="Consolas" w:cs="Consolas" w:eastAsia="Consolas" w:hAnsi="Consolas"/>
+          <w:color w:val="2D2D2D"/>
+          <w:sz w:val="19"/>
+          <w:szCs w:val="19"/>
+        </w:rPr>
+        <w:t xml:space="preserve">                     ┌──────────┴──────────┐
+</w:t>
+      </w:r>
+    </w:p>
+    <w:p>
+      <w:pPr>
+        <w:shd w:fill="F5F5F5" w:val="clear"/>
+        <w:spacing w:line="240"/>
+        <w:ind w:left="360"/>
+      </w:pPr>
+      <w:r>
+        <w:rPr>
+          <w:rFonts w:ascii="Consolas" w:cs="Consolas" w:eastAsia="Consolas" w:hAnsi="Consolas"/>
+          <w:color w:val="2D2D2D"/>
+          <w:sz w:val="19"/>
+          <w:szCs w:val="19"/>
+        </w:rPr>
+        <w:t xml:space="preserve">                     │  while(1) 主循环     │
+</w:t>
+      </w:r>
+    </w:p>
+    <w:p>
+      <w:pPr>
+        <w:shd w:fill="F5F5F5" w:val="clear"/>
+        <w:spacing w:line="240"/>
+        <w:ind w:left="360"/>
+      </w:pPr>
+      <w:r>
+        <w:rPr>
+          <w:rFonts w:ascii="Consolas" w:cs="Consolas" w:eastAsia="Consolas" w:hAnsi="Consolas"/>
+          <w:color w:val="2D2D2D"/>
+          <w:sz w:val="19"/>
+          <w:szCs w:val="19"/>
+        </w:rPr>
+        <w:t xml:space="preserve">                     │  5 个非阻塞 Task     │
+</w:t>
+      </w:r>
+    </w:p>
+    <w:p>
+      <w:pPr>
+        <w:shd w:fill="F5F5F5" w:val="clear"/>
+        <w:spacing w:line="240"/>
+        <w:ind w:left="360"/>
+      </w:pPr>
+      <w:r>
+        <w:rPr>
+          <w:rFonts w:ascii="Consolas" w:cs="Consolas" w:eastAsia="Consolas" w:hAnsi="Consolas"/>
+          <w:color w:val="2D2D2D"/>
+          <w:sz w:val="19"/>
+          <w:szCs w:val="19"/>
+        </w:rPr>
+        <w:t xml:space="preserve">                     └─────────────────────┘
+</w:t>
       </w:r>
     </w:p>
     <w:p/>
@@ -2470,199 +2599,212 @@
           <w:sz w:val="19"/>
           <w:szCs w:val="19"/>
         </w:rPr>
-        <w:t xml:space="preserve">┌─────────────────────────────────────────────────────────────┐</w:t>
-      </w:r>
-    </w:p>
-    <w:p>
-      <w:pPr>
-        <w:shd w:fill="F5F5F5" w:val="clear"/>
-        <w:spacing w:line="240"/>
-        <w:ind w:left="360"/>
-      </w:pPr>
-      <w:r>
-        <w:rPr>
-          <w:rFonts w:ascii="Consolas" w:cs="Consolas" w:eastAsia="Consolas" w:hAnsi="Consolas"/>
-          <w:color w:val="2D2D2D"/>
-          <w:sz w:val="19"/>
-          <w:szCs w:val="19"/>
-        </w:rPr>
-        <w:t xml:space="preserve">│                    应用层 (Application)                     │</w:t>
-      </w:r>
-    </w:p>
-    <w:p>
-      <w:pPr>
-        <w:shd w:fill="F5F5F5" w:val="clear"/>
-        <w:spacing w:line="240"/>
-        <w:ind w:left="360"/>
-      </w:pPr>
-      <w:r>
-        <w:rPr>
-          <w:rFonts w:ascii="Consolas" w:cs="Consolas" w:eastAsia="Consolas" w:hAnsi="Consolas"/>
-          <w:color w:val="2D2D2D"/>
-          <w:sz w:val="19"/>
-          <w:szCs w:val="19"/>
-        </w:rPr>
-        <w:t xml:space="preserve">│           main.c (初始化 + 主循环任务调度)                  │</w:t>
-      </w:r>
-    </w:p>
-    <w:p>
-      <w:pPr>
-        <w:shd w:fill="F5F5F5" w:val="clear"/>
-        <w:spacing w:line="240"/>
-        <w:ind w:left="360"/>
-      </w:pPr>
-      <w:r>
-        <w:rPr>
-          <w:rFonts w:ascii="Consolas" w:cs="Consolas" w:eastAsia="Consolas" w:hAnsi="Consolas"/>
-          <w:color w:val="2D2D2D"/>
-          <w:sz w:val="19"/>
-          <w:szCs w:val="19"/>
-        </w:rPr>
-        <w:t xml:space="preserve">├─────────────────────────────────────────────────────────────┤</w:t>
-      </w:r>
-    </w:p>
-    <w:p>
-      <w:pPr>
-        <w:shd w:fill="F5F5F5" w:val="clear"/>
-        <w:spacing w:line="240"/>
-        <w:ind w:left="360"/>
-      </w:pPr>
-      <w:r>
-        <w:rPr>
-          <w:rFonts w:ascii="Consolas" w:cs="Consolas" w:eastAsia="Consolas" w:hAnsi="Consolas"/>
-          <w:color w:val="2D2D2D"/>
-          <w:sz w:val="19"/>
-          <w:szCs w:val="19"/>
-        </w:rPr>
-        <w:t xml:space="preserve">│                    系统服务层 (System Service)               │</w:t>
-      </w:r>
-    </w:p>
-    <w:p>
-      <w:pPr>
-        <w:shd w:fill="F5F5F5" w:val="clear"/>
-        <w:spacing w:line="240"/>
-        <w:ind w:left="360"/>
-      </w:pPr>
-      <w:r>
-        <w:rPr>
-          <w:rFonts w:ascii="Consolas" w:cs="Consolas" w:eastAsia="Consolas" w:hAnsi="Consolas"/>
-          <w:color w:val="2D2D2D"/>
-          <w:sz w:val="19"/>
-          <w:szCs w:val="19"/>
-        </w:rPr>
-        <w:t xml:space="preserve">│              SysTimer (全局时基/时间戳差值法)               │</w:t>
-      </w:r>
-    </w:p>
-    <w:p>
-      <w:pPr>
-        <w:shd w:fill="F5F5F5" w:val="clear"/>
-        <w:spacing w:line="240"/>
-        <w:ind w:left="360"/>
-      </w:pPr>
-      <w:r>
-        <w:rPr>
-          <w:rFonts w:ascii="Consolas" w:cs="Consolas" w:eastAsia="Consolas" w:hAnsi="Consolas"/>
-          <w:color w:val="2D2D2D"/>
-          <w:sz w:val="19"/>
-          <w:szCs w:val="19"/>
-        </w:rPr>
-        <w:t xml:space="preserve">├─────────────────────────────────────────────────────────────┤</w:t>
-      </w:r>
-    </w:p>
-    <w:p>
-      <w:pPr>
-        <w:shd w:fill="F5F5F5" w:val="clear"/>
-        <w:spacing w:line="240"/>
-        <w:ind w:left="360"/>
-      </w:pPr>
-      <w:r>
-        <w:rPr>
-          <w:rFonts w:ascii="Consolas" w:cs="Consolas" w:eastAsia="Consolas" w:hAnsi="Consolas"/>
-          <w:color w:val="2D2D2D"/>
-          <w:sz w:val="19"/>
-          <w:szCs w:val="19"/>
-        </w:rPr>
-        <w:t xml:space="preserve">│                    硬件驱动层 (Hardware)                     │</w:t>
-      </w:r>
-    </w:p>
-    <w:p>
-      <w:pPr>
-        <w:shd w:fill="F5F5F5" w:val="clear"/>
-        <w:spacing w:line="240"/>
-        <w:ind w:left="360"/>
-      </w:pPr>
-      <w:r>
-        <w:rPr>
-          <w:rFonts w:ascii="Consolas" w:cs="Consolas" w:eastAsia="Consolas" w:hAnsi="Consolas"/>
-          <w:color w:val="2D2D2D"/>
-          <w:sz w:val="19"/>
-          <w:szCs w:val="19"/>
-        </w:rPr>
-        <w:t xml:space="preserve">│   PWM (TIM1) │ ADC (ADC1+DMA) │ KEY (GPIO) │ OLED │ LED │ UI │</w:t>
-      </w:r>
-    </w:p>
-    <w:p>
-      <w:pPr>
-        <w:shd w:fill="F5F5F5" w:val="clear"/>
-        <w:spacing w:line="240"/>
-        <w:ind w:left="360"/>
-      </w:pPr>
-      <w:r>
-        <w:rPr>
-          <w:rFonts w:ascii="Consolas" w:cs="Consolas" w:eastAsia="Consolas" w:hAnsi="Consolas"/>
-          <w:color w:val="2D2D2D"/>
-          <w:sz w:val="19"/>
-          <w:szCs w:val="19"/>
-        </w:rPr>
-        <w:t xml:space="preserve">├─────────────────────────────────────────────────────────────┤</w:t>
-      </w:r>
-    </w:p>
-    <w:p>
-      <w:pPr>
-        <w:shd w:fill="F5F5F5" w:val="clear"/>
-        <w:spacing w:line="240"/>
-        <w:ind w:left="360"/>
-      </w:pPr>
-      <w:r>
-        <w:rPr>
-          <w:rFonts w:ascii="Consolas" w:cs="Consolas" w:eastAsia="Consolas" w:hAnsi="Consolas"/>
-          <w:color w:val="2D2D2D"/>
-          <w:sz w:val="19"/>
-          <w:szCs w:val="19"/>
-        </w:rPr>
-        <w:t xml:space="preserve">│                    芯片外设                                  │</w:t>
-      </w:r>
-    </w:p>
-    <w:p>
-      <w:pPr>
-        <w:shd w:fill="F5F5F5" w:val="clear"/>
-        <w:spacing w:line="240"/>
-        <w:ind w:left="360"/>
-      </w:pPr>
-      <w:r>
-        <w:rPr>
-          <w:rFonts w:ascii="Consolas" w:cs="Consolas" w:eastAsia="Consolas" w:hAnsi="Consolas"/>
-          <w:color w:val="2D2D2D"/>
-          <w:sz w:val="19"/>
-          <w:szCs w:val="19"/>
-        </w:rPr>
-        <w:t xml:space="preserve">│   STM32F103C8: TIM1, ADC1, DMA1, GPIO, SysTick             │</w:t>
-      </w:r>
-    </w:p>
-    <w:p>
-      <w:pPr>
-        <w:shd w:fill="F5F5F5" w:val="clear"/>
-        <w:spacing w:line="240"/>
-        <w:ind w:left="360"/>
-      </w:pPr>
-      <w:r>
-        <w:rPr>
-          <w:rFonts w:ascii="Consolas" w:cs="Consolas" w:eastAsia="Consolas" w:hAnsi="Consolas"/>
-          <w:color w:val="2D2D2D"/>
-          <w:sz w:val="19"/>
-          <w:szCs w:val="19"/>
-        </w:rPr>
-        <w:t xml:space="preserve">└─────────────────────────────────────────────────────────────┘</w:t>
+        <w:t xml:space="preserve">┌─────────────────────────────────────────────────────────────┐
+</w:t>
+      </w:r>
+    </w:p>
+    <w:p>
+      <w:pPr>
+        <w:shd w:fill="F5F5F5" w:val="clear"/>
+        <w:spacing w:line="240"/>
+        <w:ind w:left="360"/>
+      </w:pPr>
+      <w:r>
+        <w:rPr>
+          <w:rFonts w:ascii="Consolas" w:cs="Consolas" w:eastAsia="Consolas" w:hAnsi="Consolas"/>
+          <w:color w:val="2D2D2D"/>
+          <w:sz w:val="19"/>
+          <w:szCs w:val="19"/>
+        </w:rPr>
+        <w:t xml:space="preserve">│                    应用层 (Application)                     │
+</w:t>
+      </w:r>
+    </w:p>
+    <w:p>
+      <w:pPr>
+        <w:shd w:fill="F5F5F5" w:val="clear"/>
+        <w:spacing w:line="240"/>
+        <w:ind w:left="360"/>
+      </w:pPr>
+      <w:r>
+        <w:rPr>
+          <w:rFonts w:ascii="Consolas" w:cs="Consolas" w:eastAsia="Consolas" w:hAnsi="Consolas"/>
+          <w:color w:val="2D2D2D"/>
+          <w:sz w:val="19"/>
+          <w:szCs w:val="19"/>
+        </w:rPr>
+        <w:t xml:space="preserve">│           main.c (初始化 + 主循环任务调度)                  │
+</w:t>
+      </w:r>
+    </w:p>
+    <w:p>
+      <w:pPr>
+        <w:shd w:fill="F5F5F5" w:val="clear"/>
+        <w:spacing w:line="240"/>
+        <w:ind w:left="360"/>
+      </w:pPr>
+      <w:r>
+        <w:rPr>
+          <w:rFonts w:ascii="Consolas" w:cs="Consolas" w:eastAsia="Consolas" w:hAnsi="Consolas"/>
+          <w:color w:val="2D2D2D"/>
+          <w:sz w:val="19"/>
+          <w:szCs w:val="19"/>
+        </w:rPr>
+        <w:t xml:space="preserve">├─────────────────────────────────────────────────────────────┤
+</w:t>
+      </w:r>
+    </w:p>
+    <w:p>
+      <w:pPr>
+        <w:shd w:fill="F5F5F5" w:val="clear"/>
+        <w:spacing w:line="240"/>
+        <w:ind w:left="360"/>
+      </w:pPr>
+      <w:r>
+        <w:rPr>
+          <w:rFonts w:ascii="Consolas" w:cs="Consolas" w:eastAsia="Consolas" w:hAnsi="Consolas"/>
+          <w:color w:val="2D2D2D"/>
+          <w:sz w:val="19"/>
+          <w:szCs w:val="19"/>
+        </w:rPr>
+        <w:t xml:space="preserve">│                    系统服务层 (System Service)               │
+</w:t>
+      </w:r>
+    </w:p>
+    <w:p>
+      <w:pPr>
+        <w:shd w:fill="F5F5F5" w:val="clear"/>
+        <w:spacing w:line="240"/>
+        <w:ind w:left="360"/>
+      </w:pPr>
+      <w:r>
+        <w:rPr>
+          <w:rFonts w:ascii="Consolas" w:cs="Consolas" w:eastAsia="Consolas" w:hAnsi="Consolas"/>
+          <w:color w:val="2D2D2D"/>
+          <w:sz w:val="19"/>
+          <w:szCs w:val="19"/>
+        </w:rPr>
+        <w:t xml:space="preserve">│              SysTimer (全局时基/时间戳差值法)               │
+</w:t>
+      </w:r>
+    </w:p>
+    <w:p>
+      <w:pPr>
+        <w:shd w:fill="F5F5F5" w:val="clear"/>
+        <w:spacing w:line="240"/>
+        <w:ind w:left="360"/>
+      </w:pPr>
+      <w:r>
+        <w:rPr>
+          <w:rFonts w:ascii="Consolas" w:cs="Consolas" w:eastAsia="Consolas" w:hAnsi="Consolas"/>
+          <w:color w:val="2D2D2D"/>
+          <w:sz w:val="19"/>
+          <w:szCs w:val="19"/>
+        </w:rPr>
+        <w:t xml:space="preserve">├─────────────────────────────────────────────────────────────┤
+</w:t>
+      </w:r>
+    </w:p>
+    <w:p>
+      <w:pPr>
+        <w:shd w:fill="F5F5F5" w:val="clear"/>
+        <w:spacing w:line="240"/>
+        <w:ind w:left="360"/>
+      </w:pPr>
+      <w:r>
+        <w:rPr>
+          <w:rFonts w:ascii="Consolas" w:cs="Consolas" w:eastAsia="Consolas" w:hAnsi="Consolas"/>
+          <w:color w:val="2D2D2D"/>
+          <w:sz w:val="19"/>
+          <w:szCs w:val="19"/>
+        </w:rPr>
+        <w:t xml:space="preserve">│                    硬件驱动层 (Hardware)                     │
+</w:t>
+      </w:r>
+    </w:p>
+    <w:p>
+      <w:pPr>
+        <w:shd w:fill="F5F5F5" w:val="clear"/>
+        <w:spacing w:line="240"/>
+        <w:ind w:left="360"/>
+      </w:pPr>
+      <w:r>
+        <w:rPr>
+          <w:rFonts w:ascii="Consolas" w:cs="Consolas" w:eastAsia="Consolas" w:hAnsi="Consolas"/>
+          <w:color w:val="2D2D2D"/>
+          <w:sz w:val="19"/>
+          <w:szCs w:val="19"/>
+        </w:rPr>
+        <w:t xml:space="preserve">│   PWM (TIM1) │ ADC (ADC1+DMA) │ KEY (GPIO) │ OLED │ LED │ UI │
+</w:t>
+      </w:r>
+    </w:p>
+    <w:p>
+      <w:pPr>
+        <w:shd w:fill="F5F5F5" w:val="clear"/>
+        <w:spacing w:line="240"/>
+        <w:ind w:left="360"/>
+      </w:pPr>
+      <w:r>
+        <w:rPr>
+          <w:rFonts w:ascii="Consolas" w:cs="Consolas" w:eastAsia="Consolas" w:hAnsi="Consolas"/>
+          <w:color w:val="2D2D2D"/>
+          <w:sz w:val="19"/>
+          <w:szCs w:val="19"/>
+        </w:rPr>
+        <w:t xml:space="preserve">├─────────────────────────────────────────────────────────────┤
+</w:t>
+      </w:r>
+    </w:p>
+    <w:p>
+      <w:pPr>
+        <w:shd w:fill="F5F5F5" w:val="clear"/>
+        <w:spacing w:line="240"/>
+        <w:ind w:left="360"/>
+      </w:pPr>
+      <w:r>
+        <w:rPr>
+          <w:rFonts w:ascii="Consolas" w:cs="Consolas" w:eastAsia="Consolas" w:hAnsi="Consolas"/>
+          <w:color w:val="2D2D2D"/>
+          <w:sz w:val="19"/>
+          <w:szCs w:val="19"/>
+        </w:rPr>
+        <w:t xml:space="preserve">│                    芯片外设                                  │
+</w:t>
+      </w:r>
+    </w:p>
+    <w:p>
+      <w:pPr>
+        <w:shd w:fill="F5F5F5" w:val="clear"/>
+        <w:spacing w:line="240"/>
+        <w:ind w:left="360"/>
+      </w:pPr>
+      <w:r>
+        <w:rPr>
+          <w:rFonts w:ascii="Consolas" w:cs="Consolas" w:eastAsia="Consolas" w:hAnsi="Consolas"/>
+          <w:color w:val="2D2D2D"/>
+          <w:sz w:val="19"/>
+          <w:szCs w:val="19"/>
+        </w:rPr>
+        <w:t xml:space="preserve">│   STM32F103C8: TIM1, ADC1, DMA1, GPIO, SysTick             │
+</w:t>
+      </w:r>
+    </w:p>
+    <w:p>
+      <w:pPr>
+        <w:shd w:fill="F5F5F5" w:val="clear"/>
+        <w:spacing w:line="240"/>
+        <w:ind w:left="360"/>
+      </w:pPr>
+      <w:r>
+        <w:rPr>
+          <w:rFonts w:ascii="Consolas" w:cs="Consolas" w:eastAsia="Consolas" w:hAnsi="Consolas"/>
+          <w:color w:val="2D2D2D"/>
+          <w:sz w:val="19"/>
+          <w:szCs w:val="19"/>
+        </w:rPr>
+        <w:t xml:space="preserve">└─────────────────────────────────────────────────────────────┘
+</w:t>
       </w:r>
     </w:p>
     <w:p/>
@@ -2697,7 +2839,8 @@
           <w:sz w:val="22"/>
           <w:szCs w:val="22"/>
         </w:rPr>
-        <w:t xml:space="preserve">: 硬件层仅依赖 SPL 头文件; 系统层依赖硬件层; 应用层依赖硬件层和系统层。绝不反向依赖。</w:t>
+        <w:t xml:space="preserve">: 硬件层仅依赖 SPL 头文件; 系统层依赖硬件层; 应用层依赖硬件层和系统层。绝不反向依赖。
+</w:t>
       </w:r>
     </w:p>
     <w:p/>
@@ -2732,311 +2875,331 @@
           <w:sz w:val="19"/>
           <w:szCs w:val="19"/>
         </w:rPr>
-        <w:t xml:space="preserve">┌──────────────────────────────────────────────────────────┐</w:t>
-      </w:r>
-    </w:p>
-    <w:p>
-      <w:pPr>
-        <w:shd w:fill="F5F5F5" w:val="clear"/>
-        <w:spacing w:line="240"/>
-        <w:ind w:left="360"/>
-      </w:pPr>
-      <w:r>
-        <w:rPr>
-          <w:rFonts w:ascii="Consolas" w:cs="Consolas" w:eastAsia="Consolas" w:hAnsi="Consolas"/>
-          <w:color w:val="2D2D2D"/>
-          <w:sz w:val="19"/>
-          <w:szCs w:val="19"/>
-        </w:rPr>
-        <w:t xml:space="preserve">│               STM32F103C8 (LQFP-48)                      │</w:t>
-      </w:r>
-    </w:p>
-    <w:p>
-      <w:pPr>
-        <w:shd w:fill="F5F5F5" w:val="clear"/>
-        <w:spacing w:line="240"/>
-        <w:ind w:left="360"/>
-      </w:pPr>
-      <w:r>
-        <w:rPr>
-          <w:rFonts w:ascii="Consolas" w:cs="Consolas" w:eastAsia="Consolas" w:hAnsi="Consolas"/>
-          <w:color w:val="2D2D2D"/>
-          <w:sz w:val="19"/>
-          <w:szCs w:val="19"/>
-        </w:rPr>
-        <w:t xml:space="preserve">│                                                          │</w:t>
-      </w:r>
-    </w:p>
-    <w:p>
-      <w:pPr>
-        <w:shd w:fill="F5F5F5" w:val="clear"/>
-        <w:spacing w:line="240"/>
-        <w:ind w:left="360"/>
-      </w:pPr>
-      <w:r>
-        <w:rPr>
-          <w:rFonts w:ascii="Consolas" w:cs="Consolas" w:eastAsia="Consolas" w:hAnsi="Consolas"/>
-          <w:color w:val="2D2D2D"/>
-          <w:sz w:val="19"/>
-          <w:szCs w:val="19"/>
-        </w:rPr>
-        <w:t xml:space="preserve">│   PA0  ─── ADC_CH0 ─── 电流传感器 (CC6920-10A)           │</w:t>
-      </w:r>
-    </w:p>
-    <w:p>
-      <w:pPr>
-        <w:shd w:fill="F5F5F5" w:val="clear"/>
-        <w:spacing w:line="240"/>
-        <w:ind w:left="360"/>
-      </w:pPr>
-      <w:r>
-        <w:rPr>
-          <w:rFonts w:ascii="Consolas" w:cs="Consolas" w:eastAsia="Consolas" w:hAnsi="Consolas"/>
-          <w:color w:val="2D2D2D"/>
-          <w:sz w:val="19"/>
-          <w:szCs w:val="19"/>
-        </w:rPr>
-        <w:t xml:space="preserve">│   PA1  ─── ADC_CH1 ─── 电压分压网络 (20:1)               │</w:t>
-      </w:r>
-    </w:p>
-    <w:p>
-      <w:pPr>
-        <w:shd w:fill="F5F5F5" w:val="clear"/>
-        <w:spacing w:line="240"/>
-        <w:ind w:left="360"/>
-      </w:pPr>
-      <w:r>
-        <w:rPr>
-          <w:rFonts w:ascii="Consolas" w:cs="Consolas" w:eastAsia="Consolas" w:hAnsi="Consolas"/>
-          <w:color w:val="2D2D2D"/>
-          <w:sz w:val="19"/>
-          <w:szCs w:val="19"/>
-        </w:rPr>
-        <w:t xml:space="preserve">│   PA7  ─── TIM1_CH1N ── 下半桥左臂 (下管)               │</w:t>
-      </w:r>
-    </w:p>
-    <w:p>
-      <w:pPr>
-        <w:shd w:fill="F5F5F5" w:val="clear"/>
-        <w:spacing w:line="240"/>
-        <w:ind w:left="360"/>
-      </w:pPr>
-      <w:r>
-        <w:rPr>
-          <w:rFonts w:ascii="Consolas" w:cs="Consolas" w:eastAsia="Consolas" w:hAnsi="Consolas"/>
-          <w:color w:val="2D2D2D"/>
-          <w:sz w:val="19"/>
-          <w:szCs w:val="19"/>
-        </w:rPr>
-        <w:t xml:space="preserve">│   PA8  ─── TIM1_CH1 ─── 上半桥左臂 (上管)               │</w:t>
-      </w:r>
-    </w:p>
-    <w:p>
-      <w:pPr>
-        <w:shd w:fill="F5F5F5" w:val="clear"/>
-        <w:spacing w:line="240"/>
-        <w:ind w:left="360"/>
-      </w:pPr>
-      <w:r>
-        <w:rPr>
-          <w:rFonts w:ascii="Consolas" w:cs="Consolas" w:eastAsia="Consolas" w:hAnsi="Consolas"/>
-          <w:color w:val="2D2D2D"/>
-          <w:sz w:val="19"/>
-          <w:szCs w:val="19"/>
-        </w:rPr>
-        <w:t xml:space="preserve">│   PA9  ─── TIM1_CH2 ─── 上半桥右臂 (上管)               │</w:t>
-      </w:r>
-    </w:p>
-    <w:p>
-      <w:pPr>
-        <w:shd w:fill="F5F5F5" w:val="clear"/>
-        <w:spacing w:line="240"/>
-        <w:ind w:left="360"/>
-      </w:pPr>
-      <w:r>
-        <w:rPr>
-          <w:rFonts w:ascii="Consolas" w:cs="Consolas" w:eastAsia="Consolas" w:hAnsi="Consolas"/>
-          <w:color w:val="2D2D2D"/>
-          <w:sz w:val="19"/>
-          <w:szCs w:val="19"/>
-        </w:rPr>
-        <w:t xml:space="preserve">│   PA11 ─── OLED_SCL ─── SSD1306 SCL (模拟 I2C, 开漏)    │</w:t>
-      </w:r>
-    </w:p>
-    <w:p>
-      <w:pPr>
-        <w:shd w:fill="F5F5F5" w:val="clear"/>
-        <w:spacing w:line="240"/>
-        <w:ind w:left="360"/>
-      </w:pPr>
-      <w:r>
-        <w:rPr>
-          <w:rFonts w:ascii="Consolas" w:cs="Consolas" w:eastAsia="Consolas" w:hAnsi="Consolas"/>
-          <w:color w:val="2D2D2D"/>
-          <w:sz w:val="19"/>
-          <w:szCs w:val="19"/>
-        </w:rPr>
-        <w:t xml:space="preserve">│   PA12 ─── OLED_SDA ─── SSD1306 SDA (模拟 I2C, 开漏)    │</w:t>
-      </w:r>
-    </w:p>
-    <w:p>
-      <w:pPr>
-        <w:shd w:fill="F5F5F5" w:val="clear"/>
-        <w:spacing w:line="240"/>
-        <w:ind w:left="360"/>
-      </w:pPr>
-      <w:r>
-        <w:rPr>
-          <w:rFonts w:ascii="Consolas" w:cs="Consolas" w:eastAsia="Consolas" w:hAnsi="Consolas"/>
-          <w:color w:val="2D2D2D"/>
-          <w:sz w:val="19"/>
-          <w:szCs w:val="19"/>
-        </w:rPr>
-        <w:t xml:space="preserve">│   PA13 ─── SWDIO ────── Debug (保留)                     │</w:t>
-      </w:r>
-    </w:p>
-    <w:p>
-      <w:pPr>
-        <w:shd w:fill="F5F5F5" w:val="clear"/>
-        <w:spacing w:line="240"/>
-        <w:ind w:left="360"/>
-      </w:pPr>
-      <w:r>
-        <w:rPr>
-          <w:rFonts w:ascii="Consolas" w:cs="Consolas" w:eastAsia="Consolas" w:hAnsi="Consolas"/>
-          <w:color w:val="2D2D2D"/>
-          <w:sz w:val="19"/>
-          <w:szCs w:val="19"/>
-        </w:rPr>
-        <w:t xml:space="preserve">│   PA14 ─── SWCLK ────── Debug (保留)                     │</w:t>
-      </w:r>
-    </w:p>
-    <w:p>
-      <w:pPr>
-        <w:shd w:fill="F5F5F5" w:val="clear"/>
-        <w:spacing w:line="240"/>
-        <w:ind w:left="360"/>
-      </w:pPr>
-      <w:r>
-        <w:rPr>
-          <w:rFonts w:ascii="Consolas" w:cs="Consolas" w:eastAsia="Consolas" w:hAnsi="Consolas"/>
-          <w:color w:val="2D2D2D"/>
-          <w:sz w:val="19"/>
-          <w:szCs w:val="19"/>
-        </w:rPr>
-        <w:t xml:space="preserve">│   PB0  ─── TIM1_CH2N ── 下半桥右臂 (下管)               │</w:t>
-      </w:r>
-    </w:p>
-    <w:p>
-      <w:pPr>
-        <w:shd w:fill="F5F5F5" w:val="clear"/>
-        <w:spacing w:line="240"/>
-        <w:ind w:left="360"/>
-      </w:pPr>
-      <w:r>
-        <w:rPr>
-          <w:rFonts w:ascii="Consolas" w:cs="Consolas" w:eastAsia="Consolas" w:hAnsi="Consolas"/>
-          <w:color w:val="2D2D2D"/>
-          <w:sz w:val="19"/>
-          <w:szCs w:val="19"/>
-        </w:rPr>
-        <w:t xml:space="preserve">│   PB3  ─── Status LED ── 状态指示灯 (ex-JTDO, 高有效)    │</w:t>
-      </w:r>
-    </w:p>
-    <w:p>
-      <w:pPr>
-        <w:shd w:fill="F5F5F5" w:val="clear"/>
-        <w:spacing w:line="240"/>
-        <w:ind w:left="360"/>
-      </w:pPr>
-      <w:r>
-        <w:rPr>
-          <w:rFonts w:ascii="Consolas" w:cs="Consolas" w:eastAsia="Consolas" w:hAnsi="Consolas"/>
-          <w:color w:val="2D2D2D"/>
-          <w:sz w:val="19"/>
-          <w:szCs w:val="19"/>
-        </w:rPr>
-        <w:t xml:space="preserve">│   PB4  ─── PWM LED ──── PWM 状态灯 (ex-JNTRST, 高有效)   │</w:t>
-      </w:r>
-    </w:p>
-    <w:p>
-      <w:pPr>
-        <w:shd w:fill="F5F5F5" w:val="clear"/>
-        <w:spacing w:line="240"/>
-        <w:ind w:left="360"/>
-      </w:pPr>
-      <w:r>
-        <w:rPr>
-          <w:rFonts w:ascii="Consolas" w:cs="Consolas" w:eastAsia="Consolas" w:hAnsi="Consolas"/>
-          <w:color w:val="2D2D2D"/>
-          <w:sz w:val="19"/>
-          <w:szCs w:val="19"/>
-        </w:rPr>
-        <w:t xml:space="preserve">│   PB5  ─── Ready LED ── 就绪指示灯 (高有效)              │</w:t>
-      </w:r>
-    </w:p>
-    <w:p>
-      <w:pPr>
-        <w:shd w:fill="F5F5F5" w:val="clear"/>
-        <w:spacing w:line="240"/>
-        <w:ind w:left="360"/>
-      </w:pPr>
-      <w:r>
-        <w:rPr>
-          <w:rFonts w:ascii="Consolas" w:cs="Consolas" w:eastAsia="Consolas" w:hAnsi="Consolas"/>
-          <w:color w:val="2D2D2D"/>
-          <w:sz w:val="19"/>
-          <w:szCs w:val="19"/>
-        </w:rPr>
-        <w:t xml:space="preserve">│   PB12 ─── KEY0 ─────── 按键 (IPU, 按下=GND)             │</w:t>
-      </w:r>
-    </w:p>
-    <w:p>
-      <w:pPr>
-        <w:shd w:fill="F5F5F5" w:val="clear"/>
-        <w:spacing w:line="240"/>
-        <w:ind w:left="360"/>
-      </w:pPr>
-      <w:r>
-        <w:rPr>
-          <w:rFonts w:ascii="Consolas" w:cs="Consolas" w:eastAsia="Consolas" w:hAnsi="Consolas"/>
-          <w:color w:val="2D2D2D"/>
-          <w:sz w:val="19"/>
-          <w:szCs w:val="19"/>
-        </w:rPr>
-        <w:t xml:space="preserve">│   PB13 ─── KEY1 ─────── 按键 (IPU, 按下=GND)             │</w:t>
-      </w:r>
-    </w:p>
-    <w:p>
-      <w:pPr>
-        <w:shd w:fill="F5F5F5" w:val="clear"/>
-        <w:spacing w:line="240"/>
-        <w:ind w:left="360"/>
-      </w:pPr>
-      <w:r>
-        <w:rPr>
-          <w:rFonts w:ascii="Consolas" w:cs="Consolas" w:eastAsia="Consolas" w:hAnsi="Consolas"/>
-          <w:color w:val="2D2D2D"/>
-          <w:sz w:val="19"/>
-          <w:szCs w:val="19"/>
-        </w:rPr>
-        <w:t xml:space="preserve">│   PC13 ─── Heartbeat ─── 心跳灯 (低有效)                 │</w:t>
-      </w:r>
-    </w:p>
-    <w:p>
-      <w:pPr>
-        <w:shd w:fill="F5F5F5" w:val="clear"/>
-        <w:spacing w:line="240"/>
-        <w:ind w:left="360"/>
-      </w:pPr>
-      <w:r>
-        <w:rPr>
-          <w:rFonts w:ascii="Consolas" w:cs="Consolas" w:eastAsia="Consolas" w:hAnsi="Consolas"/>
-          <w:color w:val="2D2D2D"/>
-          <w:sz w:val="19"/>
-          <w:szCs w:val="19"/>
-        </w:rPr>
-        <w:t xml:space="preserve">└──────────────────────────────────────────────────────────┘</w:t>
+        <w:t xml:space="preserve">┌──────────────────────────────────────────────────────────┐
+</w:t>
+      </w:r>
+    </w:p>
+    <w:p>
+      <w:pPr>
+        <w:shd w:fill="F5F5F5" w:val="clear"/>
+        <w:spacing w:line="240"/>
+        <w:ind w:left="360"/>
+      </w:pPr>
+      <w:r>
+        <w:rPr>
+          <w:rFonts w:ascii="Consolas" w:cs="Consolas" w:eastAsia="Consolas" w:hAnsi="Consolas"/>
+          <w:color w:val="2D2D2D"/>
+          <w:sz w:val="19"/>
+          <w:szCs w:val="19"/>
+        </w:rPr>
+        <w:t xml:space="preserve">│               STM32F103C8 (LQFP-48)                      │
+</w:t>
+      </w:r>
+    </w:p>
+    <w:p>
+      <w:pPr>
+        <w:shd w:fill="F5F5F5" w:val="clear"/>
+        <w:spacing w:line="240"/>
+        <w:ind w:left="360"/>
+      </w:pPr>
+      <w:r>
+        <w:rPr>
+          <w:rFonts w:ascii="Consolas" w:cs="Consolas" w:eastAsia="Consolas" w:hAnsi="Consolas"/>
+          <w:color w:val="2D2D2D"/>
+          <w:sz w:val="19"/>
+          <w:szCs w:val="19"/>
+        </w:rPr>
+        <w:t xml:space="preserve">│                                                          │
+</w:t>
+      </w:r>
+    </w:p>
+    <w:p>
+      <w:pPr>
+        <w:shd w:fill="F5F5F5" w:val="clear"/>
+        <w:spacing w:line="240"/>
+        <w:ind w:left="360"/>
+      </w:pPr>
+      <w:r>
+        <w:rPr>
+          <w:rFonts w:ascii="Consolas" w:cs="Consolas" w:eastAsia="Consolas" w:hAnsi="Consolas"/>
+          <w:color w:val="2D2D2D"/>
+          <w:sz w:val="19"/>
+          <w:szCs w:val="19"/>
+        </w:rPr>
+        <w:t xml:space="preserve">│   PA0  ─── ADC_CH0 ─── 电流传感器 (CC6920-10A)           │
+</w:t>
+      </w:r>
+    </w:p>
+    <w:p>
+      <w:pPr>
+        <w:shd w:fill="F5F5F5" w:val="clear"/>
+        <w:spacing w:line="240"/>
+        <w:ind w:left="360"/>
+      </w:pPr>
+      <w:r>
+        <w:rPr>
+          <w:rFonts w:ascii="Consolas" w:cs="Consolas" w:eastAsia="Consolas" w:hAnsi="Consolas"/>
+          <w:color w:val="2D2D2D"/>
+          <w:sz w:val="19"/>
+          <w:szCs w:val="19"/>
+        </w:rPr>
+        <w:t xml:space="preserve">│   PA1  ─── ADC_CH1 ─── 电压分压网络 (20:1)               │
+</w:t>
+      </w:r>
+    </w:p>
+    <w:p>
+      <w:pPr>
+        <w:shd w:fill="F5F5F5" w:val="clear"/>
+        <w:spacing w:line="240"/>
+        <w:ind w:left="360"/>
+      </w:pPr>
+      <w:r>
+        <w:rPr>
+          <w:rFonts w:ascii="Consolas" w:cs="Consolas" w:eastAsia="Consolas" w:hAnsi="Consolas"/>
+          <w:color w:val="2D2D2D"/>
+          <w:sz w:val="19"/>
+          <w:szCs w:val="19"/>
+        </w:rPr>
+        <w:t xml:space="preserve">│   PA7  ─── TIM1_CH1N ── 下半桥左臂 (下管)               │
+</w:t>
+      </w:r>
+    </w:p>
+    <w:p>
+      <w:pPr>
+        <w:shd w:fill="F5F5F5" w:val="clear"/>
+        <w:spacing w:line="240"/>
+        <w:ind w:left="360"/>
+      </w:pPr>
+      <w:r>
+        <w:rPr>
+          <w:rFonts w:ascii="Consolas" w:cs="Consolas" w:eastAsia="Consolas" w:hAnsi="Consolas"/>
+          <w:color w:val="2D2D2D"/>
+          <w:sz w:val="19"/>
+          <w:szCs w:val="19"/>
+        </w:rPr>
+        <w:t xml:space="preserve">│   PA8  ─── TIM1_CH1 ─── 上半桥左臂 (上管)               │
+</w:t>
+      </w:r>
+    </w:p>
+    <w:p>
+      <w:pPr>
+        <w:shd w:fill="F5F5F5" w:val="clear"/>
+        <w:spacing w:line="240"/>
+        <w:ind w:left="360"/>
+      </w:pPr>
+      <w:r>
+        <w:rPr>
+          <w:rFonts w:ascii="Consolas" w:cs="Consolas" w:eastAsia="Consolas" w:hAnsi="Consolas"/>
+          <w:color w:val="2D2D2D"/>
+          <w:sz w:val="19"/>
+          <w:szCs w:val="19"/>
+        </w:rPr>
+        <w:t xml:space="preserve">│   PA9  ─── TIM1_CH2 ─── 上半桥右臂 (上管)               │
+</w:t>
+      </w:r>
+    </w:p>
+    <w:p>
+      <w:pPr>
+        <w:shd w:fill="F5F5F5" w:val="clear"/>
+        <w:spacing w:line="240"/>
+        <w:ind w:left="360"/>
+      </w:pPr>
+      <w:r>
+        <w:rPr>
+          <w:rFonts w:ascii="Consolas" w:cs="Consolas" w:eastAsia="Consolas" w:hAnsi="Consolas"/>
+          <w:color w:val="2D2D2D"/>
+          <w:sz w:val="19"/>
+          <w:szCs w:val="19"/>
+        </w:rPr>
+        <w:t xml:space="preserve">│   PA11 ─── OLED_SCL ─── SSD1306 SCL (模拟 I2C, 开漏)    │
+</w:t>
+      </w:r>
+    </w:p>
+    <w:p>
+      <w:pPr>
+        <w:shd w:fill="F5F5F5" w:val="clear"/>
+        <w:spacing w:line="240"/>
+        <w:ind w:left="360"/>
+      </w:pPr>
+      <w:r>
+        <w:rPr>
+          <w:rFonts w:ascii="Consolas" w:cs="Consolas" w:eastAsia="Consolas" w:hAnsi="Consolas"/>
+          <w:color w:val="2D2D2D"/>
+          <w:sz w:val="19"/>
+          <w:szCs w:val="19"/>
+        </w:rPr>
+        <w:t xml:space="preserve">│   PA12 ─── OLED_SDA ─── SSD1306 SDA (模拟 I2C, 开漏)    │
+</w:t>
+      </w:r>
+    </w:p>
+    <w:p>
+      <w:pPr>
+        <w:shd w:fill="F5F5F5" w:val="clear"/>
+        <w:spacing w:line="240"/>
+        <w:ind w:left="360"/>
+      </w:pPr>
+      <w:r>
+        <w:rPr>
+          <w:rFonts w:ascii="Consolas" w:cs="Consolas" w:eastAsia="Consolas" w:hAnsi="Consolas"/>
+          <w:color w:val="2D2D2D"/>
+          <w:sz w:val="19"/>
+          <w:szCs w:val="19"/>
+        </w:rPr>
+        <w:t xml:space="preserve">│   PA13 ─── SWDIO ────── Debug (保留)                     │
+</w:t>
+      </w:r>
+    </w:p>
+    <w:p>
+      <w:pPr>
+        <w:shd w:fill="F5F5F5" w:val="clear"/>
+        <w:spacing w:line="240"/>
+        <w:ind w:left="360"/>
+      </w:pPr>
+      <w:r>
+        <w:rPr>
+          <w:rFonts w:ascii="Consolas" w:cs="Consolas" w:eastAsia="Consolas" w:hAnsi="Consolas"/>
+          <w:color w:val="2D2D2D"/>
+          <w:sz w:val="19"/>
+          <w:szCs w:val="19"/>
+        </w:rPr>
+        <w:t xml:space="preserve">│   PA14 ─── SWCLK ────── Debug (保留)                     │
+</w:t>
+      </w:r>
+    </w:p>
+    <w:p>
+      <w:pPr>
+        <w:shd w:fill="F5F5F5" w:val="clear"/>
+        <w:spacing w:line="240"/>
+        <w:ind w:left="360"/>
+      </w:pPr>
+      <w:r>
+        <w:rPr>
+          <w:rFonts w:ascii="Consolas" w:cs="Consolas" w:eastAsia="Consolas" w:hAnsi="Consolas"/>
+          <w:color w:val="2D2D2D"/>
+          <w:sz w:val="19"/>
+          <w:szCs w:val="19"/>
+        </w:rPr>
+        <w:t xml:space="preserve">│   PB0  ─── TIM1_CH2N ── 下半桥右臂 (下管)               │
+</w:t>
+      </w:r>
+    </w:p>
+    <w:p>
+      <w:pPr>
+        <w:shd w:fill="F5F5F5" w:val="clear"/>
+        <w:spacing w:line="240"/>
+        <w:ind w:left="360"/>
+      </w:pPr>
+      <w:r>
+        <w:rPr>
+          <w:rFonts w:ascii="Consolas" w:cs="Consolas" w:eastAsia="Consolas" w:hAnsi="Consolas"/>
+          <w:color w:val="2D2D2D"/>
+          <w:sz w:val="19"/>
+          <w:szCs w:val="19"/>
+        </w:rPr>
+        <w:t xml:space="preserve">│   PB3  ─── Status LED ── 状态指示灯 (ex-JTDO, 高有效)    │
+</w:t>
+      </w:r>
+    </w:p>
+    <w:p>
+      <w:pPr>
+        <w:shd w:fill="F5F5F5" w:val="clear"/>
+        <w:spacing w:line="240"/>
+        <w:ind w:left="360"/>
+      </w:pPr>
+      <w:r>
+        <w:rPr>
+          <w:rFonts w:ascii="Consolas" w:cs="Consolas" w:eastAsia="Consolas" w:hAnsi="Consolas"/>
+          <w:color w:val="2D2D2D"/>
+          <w:sz w:val="19"/>
+          <w:szCs w:val="19"/>
+        </w:rPr>
+        <w:t xml:space="preserve">│   PB4  ─── PWM LED ──── PWM 状态灯 (ex-JNTRST, 高有效)   │
+</w:t>
+      </w:r>
+    </w:p>
+    <w:p>
+      <w:pPr>
+        <w:shd w:fill="F5F5F5" w:val="clear"/>
+        <w:spacing w:line="240"/>
+        <w:ind w:left="360"/>
+      </w:pPr>
+      <w:r>
+        <w:rPr>
+          <w:rFonts w:ascii="Consolas" w:cs="Consolas" w:eastAsia="Consolas" w:hAnsi="Consolas"/>
+          <w:color w:val="2D2D2D"/>
+          <w:sz w:val="19"/>
+          <w:szCs w:val="19"/>
+        </w:rPr>
+        <w:t xml:space="preserve">│   PB5  ─── Ready LED ── 就绪指示灯 (高有效)              │
+</w:t>
+      </w:r>
+    </w:p>
+    <w:p>
+      <w:pPr>
+        <w:shd w:fill="F5F5F5" w:val="clear"/>
+        <w:spacing w:line="240"/>
+        <w:ind w:left="360"/>
+      </w:pPr>
+      <w:r>
+        <w:rPr>
+          <w:rFonts w:ascii="Consolas" w:cs="Consolas" w:eastAsia="Consolas" w:hAnsi="Consolas"/>
+          <w:color w:val="2D2D2D"/>
+          <w:sz w:val="19"/>
+          <w:szCs w:val="19"/>
+        </w:rPr>
+        <w:t xml:space="preserve">│   PB12 ─── KEY0 ─────── 按键 (IPU, 按下=GND)             │
+</w:t>
+      </w:r>
+    </w:p>
+    <w:p>
+      <w:pPr>
+        <w:shd w:fill="F5F5F5" w:val="clear"/>
+        <w:spacing w:line="240"/>
+        <w:ind w:left="360"/>
+      </w:pPr>
+      <w:r>
+        <w:rPr>
+          <w:rFonts w:ascii="Consolas" w:cs="Consolas" w:eastAsia="Consolas" w:hAnsi="Consolas"/>
+          <w:color w:val="2D2D2D"/>
+          <w:sz w:val="19"/>
+          <w:szCs w:val="19"/>
+        </w:rPr>
+        <w:t xml:space="preserve">│   PB13 ─── KEY1 ─────── 按键 (IPU, 按下=GND)             │
+</w:t>
+      </w:r>
+    </w:p>
+    <w:p>
+      <w:pPr>
+        <w:shd w:fill="F5F5F5" w:val="clear"/>
+        <w:spacing w:line="240"/>
+        <w:ind w:left="360"/>
+      </w:pPr>
+      <w:r>
+        <w:rPr>
+          <w:rFonts w:ascii="Consolas" w:cs="Consolas" w:eastAsia="Consolas" w:hAnsi="Consolas"/>
+          <w:color w:val="2D2D2D"/>
+          <w:sz w:val="19"/>
+          <w:szCs w:val="19"/>
+        </w:rPr>
+        <w:t xml:space="preserve">│   PC13 ─── Heartbeat ─── 心跳灯 (低有效)                 │
+</w:t>
+      </w:r>
+    </w:p>
+    <w:p>
+      <w:pPr>
+        <w:shd w:fill="F5F5F5" w:val="clear"/>
+        <w:spacing w:line="240"/>
+        <w:ind w:left="360"/>
+      </w:pPr>
+      <w:r>
+        <w:rPr>
+          <w:rFonts w:ascii="Consolas" w:cs="Consolas" w:eastAsia="Consolas" w:hAnsi="Consolas"/>
+          <w:color w:val="2D2D2D"/>
+          <w:sz w:val="19"/>
+          <w:szCs w:val="19"/>
+        </w:rPr>
+        <w:t xml:space="preserve">└──────────────────────────────────────────────────────────┘
+</w:t>
       </w:r>
     </w:p>
     <w:p/>
@@ -3095,7 +3258,8 @@
           <w:sz w:val="22"/>
           <w:szCs w:val="22"/>
         </w:rPr>
-        <w:t xml:space="preserve">#### 2.1.1 设计动机</w:t>
+        <w:t xml:space="preserve">#### 2.1.1 设计动机
+</w:t>
       </w:r>
     </w:p>
     <w:p/>
@@ -3110,7 +3274,8 @@
           <w:sz w:val="22"/>
           <w:szCs w:val="22"/>
         </w:rPr>
-        <w:t xml:space="preserve">传统裸机开发采用 `delay_ms()` 阻塞延时或 `Flag_Task_xxx` 中断标志位。前者阻塞 CPU, 后者导致逻辑分散、模块耦合。SysTimer 通过全局毫秒时间戳和"时间戳差值法"同时解决这两个问题。</w:t>
+        <w:t xml:space="preserve">传统裸机开发采用 `delay_ms()` 阻塞延时或 `Flag_Task_xxx` 中断标志位。前者阻塞 CPU, 后者导致逻辑分散、模块耦合。SysTimer 通过全局毫秒时间戳和"时间戳差值法"同时解决这两个问题。
+</w:t>
       </w:r>
     </w:p>
     <w:p/>
@@ -3125,104 +3290,111 @@
           <w:sz w:val="22"/>
           <w:szCs w:val="22"/>
         </w:rPr>
-        <w:t xml:space="preserve">#### 2.1.2 核心实现</w:t>
-      </w:r>
-    </w:p>
-    <w:p/>
-    <w:p>
-      <w:pPr>
-        <w:shd w:fill="F5F5F5" w:val="clear"/>
-        <w:spacing w:line="240"/>
-        <w:ind w:left="360"/>
-      </w:pPr>
-      <w:r>
-        <w:rPr>
-          <w:rFonts w:ascii="Consolas" w:cs="Consolas" w:eastAsia="Consolas" w:hAnsi="Consolas"/>
-          <w:color w:val="2D2D2D"/>
-          <w:sz w:val="19"/>
-          <w:szCs w:val="19"/>
-        </w:rPr>
-        <w:t xml:space="preserve">/* System/SysTimer.c */</w:t>
-      </w:r>
-    </w:p>
-    <w:p>
-      <w:pPr>
-        <w:shd w:fill="F5F5F5" w:val="clear"/>
-        <w:spacing w:line="240"/>
-        <w:ind w:left="360"/>
-      </w:pPr>
-      <w:r>
-        <w:rPr>
-          <w:rFonts w:ascii="Consolas" w:cs="Consolas" w:eastAsia="Consolas" w:hAnsi="Consolas"/>
-          <w:color w:val="2D2D2D"/>
-          <w:sz w:val="19"/>
-          <w:szCs w:val="19"/>
-        </w:rPr>
-        <w:t xml:space="preserve">static volatile uint32_t s_SysTick = 0;  // ISR写入, 主循环读取, 必须volatile</w:t>
-      </w:r>
-    </w:p>
-    <w:p>
-      <w:pPr>
-        <w:shd w:fill="F5F5F5" w:val="clear"/>
-        <w:spacing w:line="240"/>
-        <w:ind w:left="360"/>
-      </w:pPr>
-      <w:r>
-        <w:rPr>
-          <w:rFonts w:ascii="Consolas" w:cs="Consolas" w:eastAsia="Consolas" w:hAnsi="Consolas"/>
-          <w:color w:val="2D2D2D"/>
-          <w:sz w:val="19"/>
-          <w:szCs w:val="19"/>
-        </w:rPr>
-        <w:t xml:space="preserve"/>
-      </w:r>
-    </w:p>
-    <w:p>
-      <w:pPr>
-        <w:shd w:fill="F5F5F5" w:val="clear"/>
-        <w:spacing w:line="240"/>
-        <w:ind w:left="360"/>
-      </w:pPr>
-      <w:r>
-        <w:rPr>
-          <w:rFonts w:ascii="Consolas" w:cs="Consolas" w:eastAsia="Consolas" w:hAnsi="Consolas"/>
-          <w:color w:val="2D2D2D"/>
-          <w:sz w:val="19"/>
-          <w:szCs w:val="19"/>
-        </w:rPr>
-        <w:t xml:space="preserve">void SysTimer_Init(void)    { SysTick_Config(SystemCoreClock / 1000); }</w:t>
-      </w:r>
-    </w:p>
-    <w:p>
-      <w:pPr>
-        <w:shd w:fill="F5F5F5" w:val="clear"/>
-        <w:spacing w:line="240"/>
-        <w:ind w:left="360"/>
-      </w:pPr>
-      <w:r>
-        <w:rPr>
-          <w:rFonts w:ascii="Consolas" w:cs="Consolas" w:eastAsia="Consolas" w:hAnsi="Consolas"/>
-          <w:color w:val="2D2D2D"/>
-          <w:sz w:val="19"/>
-          <w:szCs w:val="19"/>
-        </w:rPr>
-        <w:t xml:space="preserve">void SysTimer_IncTick(void) { s_SysTick++; }</w:t>
-      </w:r>
-    </w:p>
-    <w:p>
-      <w:pPr>
-        <w:shd w:fill="F5F5F5" w:val="clear"/>
-        <w:spacing w:line="240"/>
-        <w:ind w:left="360"/>
-      </w:pPr>
-      <w:r>
-        <w:rPr>
-          <w:rFonts w:ascii="Consolas" w:cs="Consolas" w:eastAsia="Consolas" w:hAnsi="Consolas"/>
-          <w:color w:val="2D2D2D"/>
-          <w:sz w:val="19"/>
-          <w:szCs w:val="19"/>
-        </w:rPr>
-        <w:t xml:space="preserve">uint32_t SysTimer_GetTick(void) { return s_SysTick; }</w:t>
+        <w:t xml:space="preserve">#### 2.1.2 核心实现
+</w:t>
+      </w:r>
+    </w:p>
+    <w:p/>
+    <w:p>
+      <w:pPr>
+        <w:shd w:fill="F5F5F5" w:val="clear"/>
+        <w:spacing w:line="240"/>
+        <w:ind w:left="360"/>
+      </w:pPr>
+      <w:r>
+        <w:rPr>
+          <w:rFonts w:ascii="Consolas" w:cs="Consolas" w:eastAsia="Consolas" w:hAnsi="Consolas"/>
+          <w:color w:val="2D2D2D"/>
+          <w:sz w:val="19"/>
+          <w:szCs w:val="19"/>
+        </w:rPr>
+        <w:t xml:space="preserve">/* System/SysTimer.c */
+</w:t>
+      </w:r>
+    </w:p>
+    <w:p>
+      <w:pPr>
+        <w:shd w:fill="F5F5F5" w:val="clear"/>
+        <w:spacing w:line="240"/>
+        <w:ind w:left="360"/>
+      </w:pPr>
+      <w:r>
+        <w:rPr>
+          <w:rFonts w:ascii="Consolas" w:cs="Consolas" w:eastAsia="Consolas" w:hAnsi="Consolas"/>
+          <w:color w:val="2D2D2D"/>
+          <w:sz w:val="19"/>
+          <w:szCs w:val="19"/>
+        </w:rPr>
+        <w:t xml:space="preserve">static volatile uint32_t s_SysTick = 0;  // ISR写入, 主循环读取, 必须volatile
+</w:t>
+      </w:r>
+    </w:p>
+    <w:p>
+      <w:pPr>
+        <w:shd w:fill="F5F5F5" w:val="clear"/>
+        <w:spacing w:line="240"/>
+        <w:ind w:left="360"/>
+      </w:pPr>
+      <w:r>
+        <w:rPr>
+          <w:rFonts w:ascii="Consolas" w:cs="Consolas" w:eastAsia="Consolas" w:hAnsi="Consolas"/>
+          <w:color w:val="2D2D2D"/>
+          <w:sz w:val="19"/>
+          <w:szCs w:val="19"/>
+        </w:rPr>
+        <w:t xml:space="preserve">
+</w:t>
+      </w:r>
+    </w:p>
+    <w:p>
+      <w:pPr>
+        <w:shd w:fill="F5F5F5" w:val="clear"/>
+        <w:spacing w:line="240"/>
+        <w:ind w:left="360"/>
+      </w:pPr>
+      <w:r>
+        <w:rPr>
+          <w:rFonts w:ascii="Consolas" w:cs="Consolas" w:eastAsia="Consolas" w:hAnsi="Consolas"/>
+          <w:color w:val="2D2D2D"/>
+          <w:sz w:val="19"/>
+          <w:szCs w:val="19"/>
+        </w:rPr>
+        <w:t xml:space="preserve">void SysTimer_Init(void)    { SysTick_Config(SystemCoreClock / 1000); }
+</w:t>
+      </w:r>
+    </w:p>
+    <w:p>
+      <w:pPr>
+        <w:shd w:fill="F5F5F5" w:val="clear"/>
+        <w:spacing w:line="240"/>
+        <w:ind w:left="360"/>
+      </w:pPr>
+      <w:r>
+        <w:rPr>
+          <w:rFonts w:ascii="Consolas" w:cs="Consolas" w:eastAsia="Consolas" w:hAnsi="Consolas"/>
+          <w:color w:val="2D2D2D"/>
+          <w:sz w:val="19"/>
+          <w:szCs w:val="19"/>
+        </w:rPr>
+        <w:t xml:space="preserve">void SysTimer_IncTick(void) { s_SysTick++; }
+</w:t>
+      </w:r>
+    </w:p>
+    <w:p>
+      <w:pPr>
+        <w:shd w:fill="F5F5F5" w:val="clear"/>
+        <w:spacing w:line="240"/>
+        <w:ind w:left="360"/>
+      </w:pPr>
+      <w:r>
+        <w:rPr>
+          <w:rFonts w:ascii="Consolas" w:cs="Consolas" w:eastAsia="Consolas" w:hAnsi="Consolas"/>
+          <w:color w:val="2D2D2D"/>
+          <w:sz w:val="19"/>
+          <w:szCs w:val="19"/>
+        </w:rPr>
+        <w:t xml:space="preserve">uint32_t SysTimer_GetTick(void) { return s_SysTick; }
+</w:t>
       </w:r>
     </w:p>
     <w:p/>
@@ -3237,120 +3409,128 @@
           <w:sz w:val="22"/>
           <w:szCs w:val="22"/>
         </w:rPr>
-        <w:t xml:space="preserve">#### 2.1.3 时间戳差值法</w:t>
-      </w:r>
-    </w:p>
-    <w:p/>
-    <w:p>
-      <w:pPr>
-        <w:shd w:fill="F5F5F5" w:val="clear"/>
-        <w:spacing w:line="240"/>
-        <w:ind w:left="360"/>
-      </w:pPr>
-      <w:r>
-        <w:rPr>
-          <w:rFonts w:ascii="Consolas" w:cs="Consolas" w:eastAsia="Consolas" w:hAnsi="Consolas"/>
-          <w:color w:val="2D2D2D"/>
-          <w:sz w:val="19"/>
-          <w:szCs w:val="19"/>
-        </w:rPr>
-        <w:t xml:space="preserve">void Some_Task(void) {</w:t>
-      </w:r>
-    </w:p>
-    <w:p>
-      <w:pPr>
-        <w:shd w:fill="F5F5F5" w:val="clear"/>
-        <w:spacing w:line="240"/>
-        <w:ind w:left="360"/>
-      </w:pPr>
-      <w:r>
-        <w:rPr>
-          <w:rFonts w:ascii="Consolas" w:cs="Consolas" w:eastAsia="Consolas" w:hAnsi="Consolas"/>
-          <w:color w:val="2D2D2D"/>
-          <w:sz w:val="19"/>
-          <w:szCs w:val="19"/>
-        </w:rPr>
-        <w:t xml:space="preserve">    static uint32_t last = 0;</w:t>
-      </w:r>
-    </w:p>
-    <w:p>
-      <w:pPr>
-        <w:shd w:fill="F5F5F5" w:val="clear"/>
-        <w:spacing w:line="240"/>
-        <w:ind w:left="360"/>
-      </w:pPr>
-      <w:r>
-        <w:rPr>
-          <w:rFonts w:ascii="Consolas" w:cs="Consolas" w:eastAsia="Consolas" w:hAnsi="Consolas"/>
-          <w:color w:val="2D2D2D"/>
-          <w:sz w:val="19"/>
-          <w:szCs w:val="19"/>
-        </w:rPr>
-        <w:t xml:space="preserve">    if (SysTimer_GetTick() - last &gt;= PERIOD_MS) {</w:t>
-      </w:r>
-    </w:p>
-    <w:p>
-      <w:pPr>
-        <w:shd w:fill="F5F5F5" w:val="clear"/>
-        <w:spacing w:line="240"/>
-        <w:ind w:left="360"/>
-      </w:pPr>
-      <w:r>
-        <w:rPr>
-          <w:rFonts w:ascii="Consolas" w:cs="Consolas" w:eastAsia="Consolas" w:hAnsi="Consolas"/>
-          <w:color w:val="2D2D2D"/>
-          <w:sz w:val="19"/>
-          <w:szCs w:val="19"/>
-        </w:rPr>
-        <w:t xml:space="preserve">        last = SysTimer_GetTick();</w:t>
-      </w:r>
-    </w:p>
-    <w:p>
-      <w:pPr>
-        <w:shd w:fill="F5F5F5" w:val="clear"/>
-        <w:spacing w:line="240"/>
-        <w:ind w:left="360"/>
-      </w:pPr>
-      <w:r>
-        <w:rPr>
-          <w:rFonts w:ascii="Consolas" w:cs="Consolas" w:eastAsia="Consolas" w:hAnsi="Consolas"/>
-          <w:color w:val="2D2D2D"/>
-          <w:sz w:val="19"/>
-          <w:szCs w:val="19"/>
-        </w:rPr>
-        <w:t xml:space="preserve">        // 周期业务</w:t>
-      </w:r>
-    </w:p>
-    <w:p>
-      <w:pPr>
-        <w:shd w:fill="F5F5F5" w:val="clear"/>
-        <w:spacing w:line="240"/>
-        <w:ind w:left="360"/>
-      </w:pPr>
-      <w:r>
-        <w:rPr>
-          <w:rFonts w:ascii="Consolas" w:cs="Consolas" w:eastAsia="Consolas" w:hAnsi="Consolas"/>
-          <w:color w:val="2D2D2D"/>
-          <w:sz w:val="19"/>
-          <w:szCs w:val="19"/>
-        </w:rPr>
-        <w:t xml:space="preserve">    }</w:t>
-      </w:r>
-    </w:p>
-    <w:p>
-      <w:pPr>
-        <w:shd w:fill="F5F5F5" w:val="clear"/>
-        <w:spacing w:line="240"/>
-        <w:ind w:left="360"/>
-      </w:pPr>
-      <w:r>
-        <w:rPr>
-          <w:rFonts w:ascii="Consolas" w:cs="Consolas" w:eastAsia="Consolas" w:hAnsi="Consolas"/>
-          <w:color w:val="2D2D2D"/>
-          <w:sz w:val="19"/>
-          <w:szCs w:val="19"/>
-        </w:rPr>
-        <w:t xml:space="preserve">}</w:t>
+        <w:t xml:space="preserve">#### 2.1.3 时间戳差值法
+</w:t>
+      </w:r>
+    </w:p>
+    <w:p/>
+    <w:p>
+      <w:pPr>
+        <w:shd w:fill="F5F5F5" w:val="clear"/>
+        <w:spacing w:line="240"/>
+        <w:ind w:left="360"/>
+      </w:pPr>
+      <w:r>
+        <w:rPr>
+          <w:rFonts w:ascii="Consolas" w:cs="Consolas" w:eastAsia="Consolas" w:hAnsi="Consolas"/>
+          <w:color w:val="2D2D2D"/>
+          <w:sz w:val="19"/>
+          <w:szCs w:val="19"/>
+        </w:rPr>
+        <w:t xml:space="preserve">void Some_Task(void) {
+</w:t>
+      </w:r>
+    </w:p>
+    <w:p>
+      <w:pPr>
+        <w:shd w:fill="F5F5F5" w:val="clear"/>
+        <w:spacing w:line="240"/>
+        <w:ind w:left="360"/>
+      </w:pPr>
+      <w:r>
+        <w:rPr>
+          <w:rFonts w:ascii="Consolas" w:cs="Consolas" w:eastAsia="Consolas" w:hAnsi="Consolas"/>
+          <w:color w:val="2D2D2D"/>
+          <w:sz w:val="19"/>
+          <w:szCs w:val="19"/>
+        </w:rPr>
+        <w:t xml:space="preserve">    static uint32_t last = 0;
+</w:t>
+      </w:r>
+    </w:p>
+    <w:p>
+      <w:pPr>
+        <w:shd w:fill="F5F5F5" w:val="clear"/>
+        <w:spacing w:line="240"/>
+        <w:ind w:left="360"/>
+      </w:pPr>
+      <w:r>
+        <w:rPr>
+          <w:rFonts w:ascii="Consolas" w:cs="Consolas" w:eastAsia="Consolas" w:hAnsi="Consolas"/>
+          <w:color w:val="2D2D2D"/>
+          <w:sz w:val="19"/>
+          <w:szCs w:val="19"/>
+        </w:rPr>
+        <w:t xml:space="preserve">    if (SysTimer_GetTick() - last &gt;= PERIOD_MS) {
+</w:t>
+      </w:r>
+    </w:p>
+    <w:p>
+      <w:pPr>
+        <w:shd w:fill="F5F5F5" w:val="clear"/>
+        <w:spacing w:line="240"/>
+        <w:ind w:left="360"/>
+      </w:pPr>
+      <w:r>
+        <w:rPr>
+          <w:rFonts w:ascii="Consolas" w:cs="Consolas" w:eastAsia="Consolas" w:hAnsi="Consolas"/>
+          <w:color w:val="2D2D2D"/>
+          <w:sz w:val="19"/>
+          <w:szCs w:val="19"/>
+        </w:rPr>
+        <w:t xml:space="preserve">        last = SysTimer_GetTick();
+</w:t>
+      </w:r>
+    </w:p>
+    <w:p>
+      <w:pPr>
+        <w:shd w:fill="F5F5F5" w:val="clear"/>
+        <w:spacing w:line="240"/>
+        <w:ind w:left="360"/>
+      </w:pPr>
+      <w:r>
+        <w:rPr>
+          <w:rFonts w:ascii="Consolas" w:cs="Consolas" w:eastAsia="Consolas" w:hAnsi="Consolas"/>
+          <w:color w:val="2D2D2D"/>
+          <w:sz w:val="19"/>
+          <w:szCs w:val="19"/>
+        </w:rPr>
+        <w:t xml:space="preserve">        // 周期业务
+</w:t>
+      </w:r>
+    </w:p>
+    <w:p>
+      <w:pPr>
+        <w:shd w:fill="F5F5F5" w:val="clear"/>
+        <w:spacing w:line="240"/>
+        <w:ind w:left="360"/>
+      </w:pPr>
+      <w:r>
+        <w:rPr>
+          <w:rFonts w:ascii="Consolas" w:cs="Consolas" w:eastAsia="Consolas" w:hAnsi="Consolas"/>
+          <w:color w:val="2D2D2D"/>
+          <w:sz w:val="19"/>
+          <w:szCs w:val="19"/>
+        </w:rPr>
+        <w:t xml:space="preserve">    }
+</w:t>
+      </w:r>
+    </w:p>
+    <w:p>
+      <w:pPr>
+        <w:shd w:fill="F5F5F5" w:val="clear"/>
+        <w:spacing w:line="240"/>
+        <w:ind w:left="360"/>
+      </w:pPr>
+      <w:r>
+        <w:rPr>
+          <w:rFonts w:ascii="Consolas" w:cs="Consolas" w:eastAsia="Consolas" w:hAnsi="Consolas"/>
+          <w:color w:val="2D2D2D"/>
+          <w:sz w:val="19"/>
+          <w:szCs w:val="19"/>
+        </w:rPr>
+        <w:t xml:space="preserve">}
+</w:t>
       </w:r>
     </w:p>
     <w:p/>
@@ -3365,7 +3545,8 @@
           <w:sz w:val="22"/>
           <w:szCs w:val="22"/>
         </w:rPr>
-        <w:t xml:space="preserve">利用 uint32_t 无符号减法自动处理 49.7 天溢出回绕。</w:t>
+        <w:t xml:space="preserve">利用 uint32_t 无符号减法自动处理 49.7 天溢出回绕。
+</w:t>
       </w:r>
     </w:p>
     <w:p/>
@@ -3380,7 +3561,8 @@
           <w:sz w:val="22"/>
           <w:szCs w:val="22"/>
         </w:rPr>
-        <w:t xml:space="preserve">#### 2.1.4 重构前后对比</w:t>
+        <w:t xml:space="preserve">#### 2.1.4 重构前后对比
+</w:t>
       </w:r>
     </w:p>
     <w:p/>
@@ -3917,7 +4099,8 @@
           <w:sz w:val="22"/>
           <w:szCs w:val="22"/>
         </w:rPr>
-        <w:t xml:space="preserve">#### 2.2.1 全桥拓扑与引脚映射</w:t>
+        <w:t xml:space="preserve">#### 2.2.1 全桥拓扑与引脚映射
+</w:t>
       </w:r>
     </w:p>
     <w:p/>
@@ -3932,7 +4115,8 @@
           <w:sz w:val="22"/>
           <w:szCs w:val="22"/>
         </w:rPr>
-        <w:t xml:space="preserve">TIM1 高级定时器, `GPIO_PartialRemap_TIM1` 部分重映射, 四通道互补输出:</w:t>
+        <w:t xml:space="preserve">TIM1 高级定时器, `GPIO_PartialRemap_TIM1` 部分重映射, 四通道互补输出:
+</w:t>
       </w:r>
     </w:p>
     <w:p/>
@@ -4599,7 +4783,8 @@
           <w:sz w:val="22"/>
           <w:szCs w:val="22"/>
         </w:rPr>
-        <w:t xml:space="preserve">CH1=PWM1 模式, CH2=PWM2 模式, 相位差 180° 对角线导通。Q1+Q4 通 → 电流正向; Q2+Q3 通 → 电流反向。</w:t>
+        <w:t xml:space="preserve">CH1=PWM1 模式, CH2=PWM2 模式, 相位差 180° 对角线导通。Q1+Q4 通 → 电流正向; Q2+Q3 通 → 电流反向。
+</w:t>
       </w:r>
     </w:p>
     <w:p/>
@@ -4614,72 +4799,77 @@
           <w:sz w:val="22"/>
           <w:szCs w:val="22"/>
         </w:rPr>
-        <w:t xml:space="preserve">#### 2.2.2 死区配置</w:t>
-      </w:r>
-    </w:p>
-    <w:p/>
-    <w:p>
-      <w:pPr>
-        <w:shd w:fill="F5F5F5" w:val="clear"/>
-        <w:spacing w:line="240"/>
-        <w:ind w:left="360"/>
-      </w:pPr>
-      <w:r>
-        <w:rPr>
-          <w:rFonts w:ascii="Consolas" w:cs="Consolas" w:eastAsia="Consolas" w:hAnsi="Consolas"/>
-          <w:color w:val="2D2D2D"/>
-          <w:sz w:val="19"/>
-          <w:szCs w:val="19"/>
-        </w:rPr>
-        <w:t xml:space="preserve">#define DEADTIME_NS  1000   // PWM.h — 修改此值调整死区</w:t>
-      </w:r>
-    </w:p>
-    <w:p>
-      <w:pPr>
-        <w:shd w:fill="F5F5F5" w:val="clear"/>
-        <w:spacing w:line="240"/>
-        <w:ind w:left="360"/>
-      </w:pPr>
-      <w:r>
-        <w:rPr>
-          <w:rFonts w:ascii="Consolas" w:cs="Consolas" w:eastAsia="Consolas" w:hAnsi="Consolas"/>
-          <w:color w:val="2D2D2D"/>
-          <w:sz w:val="19"/>
-          <w:szCs w:val="19"/>
-        </w:rPr>
-        <w:t xml:space="preserve">// TDTS = 13.889ns @ 72MHz CKD_DIV1</w:t>
-      </w:r>
-    </w:p>
-    <w:p>
-      <w:pPr>
-        <w:shd w:fill="F5F5F5" w:val="clear"/>
-        <w:spacing w:line="240"/>
-        <w:ind w:left="360"/>
-      </w:pPr>
-      <w:r>
-        <w:rPr>
-          <w:rFonts w:ascii="Consolas" w:cs="Consolas" w:eastAsia="Consolas" w:hAnsi="Consolas"/>
-          <w:color w:val="2D2D2D"/>
-          <w:sz w:val="19"/>
-          <w:szCs w:val="19"/>
-        </w:rPr>
-        <w:t xml:space="preserve">// DEADTIME_REG_VAL = ((DEADTIME_NS) * 72 + 500) / 1000</w:t>
-      </w:r>
-    </w:p>
-    <w:p>
-      <w:pPr>
-        <w:shd w:fill="F5F5F5" w:val="clear"/>
-        <w:spacing w:line="240"/>
-        <w:ind w:left="360"/>
-      </w:pPr>
-      <w:r>
-        <w:rPr>
-          <w:rFonts w:ascii="Consolas" w:cs="Consolas" w:eastAsia="Consolas" w:hAnsi="Consolas"/>
-          <w:color w:val="2D2D2D"/>
-          <w:sz w:val="19"/>
-          <w:szCs w:val="19"/>
-        </w:rPr>
-        <w:t xml:space="preserve">// 编译期断言: typedef char __deadtime_linear_check[(DEADTIME_REG_VAL &lt;= 127) ? 1 : -1];</w:t>
+        <w:t xml:space="preserve">#### 2.2.2 死区配置
+</w:t>
+      </w:r>
+    </w:p>
+    <w:p/>
+    <w:p>
+      <w:pPr>
+        <w:shd w:fill="F5F5F5" w:val="clear"/>
+        <w:spacing w:line="240"/>
+        <w:ind w:left="360"/>
+      </w:pPr>
+      <w:r>
+        <w:rPr>
+          <w:rFonts w:ascii="Consolas" w:cs="Consolas" w:eastAsia="Consolas" w:hAnsi="Consolas"/>
+          <w:color w:val="2D2D2D"/>
+          <w:sz w:val="19"/>
+          <w:szCs w:val="19"/>
+        </w:rPr>
+        <w:t xml:space="preserve">#define DEADTIME_NS  1000   // PWM.h — 修改此值调整死区
+</w:t>
+      </w:r>
+    </w:p>
+    <w:p>
+      <w:pPr>
+        <w:shd w:fill="F5F5F5" w:val="clear"/>
+        <w:spacing w:line="240"/>
+        <w:ind w:left="360"/>
+      </w:pPr>
+      <w:r>
+        <w:rPr>
+          <w:rFonts w:ascii="Consolas" w:cs="Consolas" w:eastAsia="Consolas" w:hAnsi="Consolas"/>
+          <w:color w:val="2D2D2D"/>
+          <w:sz w:val="19"/>
+          <w:szCs w:val="19"/>
+        </w:rPr>
+        <w:t xml:space="preserve">// TDTS = 13.889ns @ 72MHz CKD_DIV1
+</w:t>
+      </w:r>
+    </w:p>
+    <w:p>
+      <w:pPr>
+        <w:shd w:fill="F5F5F5" w:val="clear"/>
+        <w:spacing w:line="240"/>
+        <w:ind w:left="360"/>
+      </w:pPr>
+      <w:r>
+        <w:rPr>
+          <w:rFonts w:ascii="Consolas" w:cs="Consolas" w:eastAsia="Consolas" w:hAnsi="Consolas"/>
+          <w:color w:val="2D2D2D"/>
+          <w:sz w:val="19"/>
+          <w:szCs w:val="19"/>
+        </w:rPr>
+        <w:t xml:space="preserve">// DEADTIME_REG_VAL = ((DEADTIME_NS) * 72 + 500) / 1000
+</w:t>
+      </w:r>
+    </w:p>
+    <w:p>
+      <w:pPr>
+        <w:shd w:fill="F5F5F5" w:val="clear"/>
+        <w:spacing w:line="240"/>
+        <w:ind w:left="360"/>
+      </w:pPr>
+      <w:r>
+        <w:rPr>
+          <w:rFonts w:ascii="Consolas" w:cs="Consolas" w:eastAsia="Consolas" w:hAnsi="Consolas"/>
+          <w:color w:val="2D2D2D"/>
+          <w:sz w:val="19"/>
+          <w:szCs w:val="19"/>
+        </w:rPr>
+        <w:t xml:space="preserve">// 编译期断言: typedef char __deadtime_linear_check[(DEADTIME_REG_VAL &lt;= 127) ? 1 : -1];
+</w:t>
       </w:r>
     </w:p>
     <w:p/>
@@ -4694,7 +4884,8 @@
           <w:sz w:val="22"/>
           <w:szCs w:val="22"/>
         </w:rPr>
-        <w:t xml:space="preserve">代入 DEADTIME_NS=1000 → DTG=72, 死区 ≈ 1000ns。BDTR 线性段断言 DTG ≤ 127, 超过则编译报错。</w:t>
+        <w:t xml:space="preserve">代入 DEADTIME_NS=1000 → DTG=72, 死区 ≈ 1000ns。BDTR 线性段断言 DTG ≤ 127, 超过则编译报错。
+</w:t>
       </w:r>
     </w:p>
     <w:p/>
@@ -4729,7 +4920,8 @@
           <w:sz w:val="22"/>
           <w:szCs w:val="22"/>
         </w:rPr>
-        <w:t xml:space="preserve">: MOE=0 时 CH1/CH2→低(上管关), CH1N/CH2N→高(下管关), 4 个 MOSFET 全部可靠关断。</w:t>
+        <w:t xml:space="preserve">: MOE=0 时 CH1/CH2→低(上管关), CH1N/CH2N→高(下管关), 4 个 MOSFET 全部可靠关断。
+</w:t>
       </w:r>
     </w:p>
     <w:p/>
@@ -4744,72 +4936,77 @@
           <w:sz w:val="22"/>
           <w:szCs w:val="22"/>
         </w:rPr>
-        <w:t xml:space="preserve">#### 2.2.3 防偏磁 — 周期强制偶数</w:t>
-      </w:r>
-    </w:p>
-    <w:p/>
-    <w:p>
-      <w:pPr>
-        <w:shd w:fill="F5F5F5" w:val="clear"/>
-        <w:spacing w:line="240"/>
-        <w:ind w:left="360"/>
-      </w:pPr>
-      <w:r>
-        <w:rPr>
-          <w:rFonts w:ascii="Consolas" w:cs="Consolas" w:eastAsia="Consolas" w:hAnsi="Consolas"/>
-          <w:color w:val="2D2D2D"/>
-          <w:sz w:val="19"/>
-          <w:szCs w:val="19"/>
-        </w:rPr>
-        <w:t xml:space="preserve">ticks = 72000000 / freq_Hz;</w:t>
-      </w:r>
-    </w:p>
-    <w:p>
-      <w:pPr>
-        <w:shd w:fill="F5F5F5" w:val="clear"/>
-        <w:spacing w:line="240"/>
-        <w:ind w:left="360"/>
-      </w:pPr>
-      <w:r>
-        <w:rPr>
-          <w:rFonts w:ascii="Consolas" w:cs="Consolas" w:eastAsia="Consolas" w:hAnsi="Consolas"/>
-          <w:color w:val="2D2D2D"/>
-          <w:sz w:val="19"/>
-          <w:szCs w:val="19"/>
-        </w:rPr>
-        <w:t xml:space="preserve">if (ticks % 2 != 0) ticks += 1;   // 强制偶数 — 正负半周对称</w:t>
-      </w:r>
-    </w:p>
-    <w:p>
-      <w:pPr>
-        <w:shd w:fill="F5F5F5" w:val="clear"/>
-        <w:spacing w:line="240"/>
-        <w:ind w:left="360"/>
-      </w:pPr>
-      <w:r>
-        <w:rPr>
-          <w:rFonts w:ascii="Consolas" w:cs="Consolas" w:eastAsia="Consolas" w:hAnsi="Consolas"/>
-          <w:color w:val="2D2D2D"/>
-          <w:sz w:val="19"/>
-          <w:szCs w:val="19"/>
-        </w:rPr>
-        <w:t xml:space="preserve">arr = ticks - 1;</w:t>
-      </w:r>
-    </w:p>
-    <w:p>
-      <w:pPr>
-        <w:shd w:fill="F5F5F5" w:val="clear"/>
-        <w:spacing w:line="240"/>
-        <w:ind w:left="360"/>
-      </w:pPr>
-      <w:r>
-        <w:rPr>
-          <w:rFonts w:ascii="Consolas" w:cs="Consolas" w:eastAsia="Consolas" w:hAnsi="Consolas"/>
-          <w:color w:val="2D2D2D"/>
-          <w:sz w:val="19"/>
-          <w:szCs w:val="19"/>
-        </w:rPr>
-        <w:t xml:space="preserve">ccr = ticks / 2;                   // 50% 整除无余数</w:t>
+        <w:t xml:space="preserve">#### 2.2.3 防偏磁 — 周期强制偶数
+</w:t>
+      </w:r>
+    </w:p>
+    <w:p/>
+    <w:p>
+      <w:pPr>
+        <w:shd w:fill="F5F5F5" w:val="clear"/>
+        <w:spacing w:line="240"/>
+        <w:ind w:left="360"/>
+      </w:pPr>
+      <w:r>
+        <w:rPr>
+          <w:rFonts w:ascii="Consolas" w:cs="Consolas" w:eastAsia="Consolas" w:hAnsi="Consolas"/>
+          <w:color w:val="2D2D2D"/>
+          <w:sz w:val="19"/>
+          <w:szCs w:val="19"/>
+        </w:rPr>
+        <w:t xml:space="preserve">ticks = 72000000 / freq_Hz;
+</w:t>
+      </w:r>
+    </w:p>
+    <w:p>
+      <w:pPr>
+        <w:shd w:fill="F5F5F5" w:val="clear"/>
+        <w:spacing w:line="240"/>
+        <w:ind w:left="360"/>
+      </w:pPr>
+      <w:r>
+        <w:rPr>
+          <w:rFonts w:ascii="Consolas" w:cs="Consolas" w:eastAsia="Consolas" w:hAnsi="Consolas"/>
+          <w:color w:val="2D2D2D"/>
+          <w:sz w:val="19"/>
+          <w:szCs w:val="19"/>
+        </w:rPr>
+        <w:t xml:space="preserve">if (ticks % 2 != 0) ticks += 1;   // 强制偶数 — 正负半周对称
+</w:t>
+      </w:r>
+    </w:p>
+    <w:p>
+      <w:pPr>
+        <w:shd w:fill="F5F5F5" w:val="clear"/>
+        <w:spacing w:line="240"/>
+        <w:ind w:left="360"/>
+      </w:pPr>
+      <w:r>
+        <w:rPr>
+          <w:rFonts w:ascii="Consolas" w:cs="Consolas" w:eastAsia="Consolas" w:hAnsi="Consolas"/>
+          <w:color w:val="2D2D2D"/>
+          <w:sz w:val="19"/>
+          <w:szCs w:val="19"/>
+        </w:rPr>
+        <w:t xml:space="preserve">arr = ticks - 1;
+</w:t>
+      </w:r>
+    </w:p>
+    <w:p>
+      <w:pPr>
+        <w:shd w:fill="F5F5F5" w:val="clear"/>
+        <w:spacing w:line="240"/>
+        <w:ind w:left="360"/>
+      </w:pPr>
+      <w:r>
+        <w:rPr>
+          <w:rFonts w:ascii="Consolas" w:cs="Consolas" w:eastAsia="Consolas" w:hAnsi="Consolas"/>
+          <w:color w:val="2D2D2D"/>
+          <w:sz w:val="19"/>
+          <w:szCs w:val="19"/>
+        </w:rPr>
+        <w:t xml:space="preserve">ccr = ticks / 2;                   // 50% 整除无余数
+</w:t>
       </w:r>
     </w:p>
     <w:p/>
@@ -4824,104 +5021,111 @@
           <w:sz w:val="22"/>
           <w:szCs w:val="22"/>
         </w:rPr>
-        <w:t xml:space="preserve">#### 2.2.4 影子寄存器原子更新 (UDIS/UG)</w:t>
-      </w:r>
-    </w:p>
-    <w:p/>
-    <w:p>
-      <w:pPr>
-        <w:shd w:fill="F5F5F5" w:val="clear"/>
-        <w:spacing w:line="240"/>
-        <w:ind w:left="360"/>
-      </w:pPr>
-      <w:r>
-        <w:rPr>
-          <w:rFonts w:ascii="Consolas" w:cs="Consolas" w:eastAsia="Consolas" w:hAnsi="Consolas"/>
-          <w:color w:val="2D2D2D"/>
-          <w:sz w:val="19"/>
-          <w:szCs w:val="19"/>
-        </w:rPr>
-        <w:t xml:space="preserve">TIM1-&gt;CR1 |= TIM_CR1_UDIS;           // 暂停影子寄存器传输</w:t>
-      </w:r>
-    </w:p>
-    <w:p>
-      <w:pPr>
-        <w:shd w:fill="F5F5F5" w:val="clear"/>
-        <w:spacing w:line="240"/>
-        <w:ind w:left="360"/>
-      </w:pPr>
-      <w:r>
-        <w:rPr>
-          <w:rFonts w:ascii="Consolas" w:cs="Consolas" w:eastAsia="Consolas" w:hAnsi="Consolas"/>
-          <w:color w:val="2D2D2D"/>
-          <w:sz w:val="19"/>
-          <w:szCs w:val="19"/>
-        </w:rPr>
-        <w:t xml:space="preserve">TIM_SetAutoreload(TIM1, arr);</w:t>
-      </w:r>
-    </w:p>
-    <w:p>
-      <w:pPr>
-        <w:shd w:fill="F5F5F5" w:val="clear"/>
-        <w:spacing w:line="240"/>
-        <w:ind w:left="360"/>
-      </w:pPr>
-      <w:r>
-        <w:rPr>
-          <w:rFonts w:ascii="Consolas" w:cs="Consolas" w:eastAsia="Consolas" w:hAnsi="Consolas"/>
-          <w:color w:val="2D2D2D"/>
-          <w:sz w:val="19"/>
-          <w:szCs w:val="19"/>
-        </w:rPr>
-        <w:t xml:space="preserve">TIM_SetCompare1(TIM1, ccr);</w:t>
-      </w:r>
-    </w:p>
-    <w:p>
-      <w:pPr>
-        <w:shd w:fill="F5F5F5" w:val="clear"/>
-        <w:spacing w:line="240"/>
-        <w:ind w:left="360"/>
-      </w:pPr>
-      <w:r>
-        <w:rPr>
-          <w:rFonts w:ascii="Consolas" w:cs="Consolas" w:eastAsia="Consolas" w:hAnsi="Consolas"/>
-          <w:color w:val="2D2D2D"/>
-          <w:sz w:val="19"/>
-          <w:szCs w:val="19"/>
-        </w:rPr>
-        <w:t xml:space="preserve">TIM_SetCompare2(TIM1, ccr);</w:t>
-      </w:r>
-    </w:p>
-    <w:p>
-      <w:pPr>
-        <w:shd w:fill="F5F5F5" w:val="clear"/>
-        <w:spacing w:line="240"/>
-        <w:ind w:left="360"/>
-      </w:pPr>
-      <w:r>
-        <w:rPr>
-          <w:rFonts w:ascii="Consolas" w:cs="Consolas" w:eastAsia="Consolas" w:hAnsi="Consolas"/>
-          <w:color w:val="2D2D2D"/>
-          <w:sz w:val="19"/>
-          <w:szCs w:val="19"/>
-        </w:rPr>
-        <w:t xml:space="preserve">TIM1-&gt;EGR |= TIM_EGR_UG;            // 软件触发, 原子加载全部影子寄存器</w:t>
-      </w:r>
-    </w:p>
-    <w:p>
-      <w:pPr>
-        <w:shd w:fill="F5F5F5" w:val="clear"/>
-        <w:spacing w:line="240"/>
-        <w:ind w:left="360"/>
-      </w:pPr>
-      <w:r>
-        <w:rPr>
-          <w:rFonts w:ascii="Consolas" w:cs="Consolas" w:eastAsia="Consolas" w:hAnsi="Consolas"/>
-          <w:color w:val="2D2D2D"/>
-          <w:sz w:val="19"/>
-          <w:szCs w:val="19"/>
-        </w:rPr>
-        <w:t xml:space="preserve">TIM1-&gt;CR1 &amp;= ~TIM_CR1_UDIS;         // 恢复硬件更新</w:t>
+        <w:t xml:space="preserve">#### 2.2.4 影子寄存器原子更新 (UDIS/UG)
+</w:t>
+      </w:r>
+    </w:p>
+    <w:p/>
+    <w:p>
+      <w:pPr>
+        <w:shd w:fill="F5F5F5" w:val="clear"/>
+        <w:spacing w:line="240"/>
+        <w:ind w:left="360"/>
+      </w:pPr>
+      <w:r>
+        <w:rPr>
+          <w:rFonts w:ascii="Consolas" w:cs="Consolas" w:eastAsia="Consolas" w:hAnsi="Consolas"/>
+          <w:color w:val="2D2D2D"/>
+          <w:sz w:val="19"/>
+          <w:szCs w:val="19"/>
+        </w:rPr>
+        <w:t xml:space="preserve">TIM1-&gt;CR1 |= TIM_CR1_UDIS;           // 暂停影子寄存器传输
+</w:t>
+      </w:r>
+    </w:p>
+    <w:p>
+      <w:pPr>
+        <w:shd w:fill="F5F5F5" w:val="clear"/>
+        <w:spacing w:line="240"/>
+        <w:ind w:left="360"/>
+      </w:pPr>
+      <w:r>
+        <w:rPr>
+          <w:rFonts w:ascii="Consolas" w:cs="Consolas" w:eastAsia="Consolas" w:hAnsi="Consolas"/>
+          <w:color w:val="2D2D2D"/>
+          <w:sz w:val="19"/>
+          <w:szCs w:val="19"/>
+        </w:rPr>
+        <w:t xml:space="preserve">TIM_SetAutoreload(TIM1, arr);
+</w:t>
+      </w:r>
+    </w:p>
+    <w:p>
+      <w:pPr>
+        <w:shd w:fill="F5F5F5" w:val="clear"/>
+        <w:spacing w:line="240"/>
+        <w:ind w:left="360"/>
+      </w:pPr>
+      <w:r>
+        <w:rPr>
+          <w:rFonts w:ascii="Consolas" w:cs="Consolas" w:eastAsia="Consolas" w:hAnsi="Consolas"/>
+          <w:color w:val="2D2D2D"/>
+          <w:sz w:val="19"/>
+          <w:szCs w:val="19"/>
+        </w:rPr>
+        <w:t xml:space="preserve">TIM_SetCompare1(TIM1, ccr);
+</w:t>
+      </w:r>
+    </w:p>
+    <w:p>
+      <w:pPr>
+        <w:shd w:fill="F5F5F5" w:val="clear"/>
+        <w:spacing w:line="240"/>
+        <w:ind w:left="360"/>
+      </w:pPr>
+      <w:r>
+        <w:rPr>
+          <w:rFonts w:ascii="Consolas" w:cs="Consolas" w:eastAsia="Consolas" w:hAnsi="Consolas"/>
+          <w:color w:val="2D2D2D"/>
+          <w:sz w:val="19"/>
+          <w:szCs w:val="19"/>
+        </w:rPr>
+        <w:t xml:space="preserve">TIM_SetCompare2(TIM1, ccr);
+</w:t>
+      </w:r>
+    </w:p>
+    <w:p>
+      <w:pPr>
+        <w:shd w:fill="F5F5F5" w:val="clear"/>
+        <w:spacing w:line="240"/>
+        <w:ind w:left="360"/>
+      </w:pPr>
+      <w:r>
+        <w:rPr>
+          <w:rFonts w:ascii="Consolas" w:cs="Consolas" w:eastAsia="Consolas" w:hAnsi="Consolas"/>
+          <w:color w:val="2D2D2D"/>
+          <w:sz w:val="19"/>
+          <w:szCs w:val="19"/>
+        </w:rPr>
+        <w:t xml:space="preserve">TIM1-&gt;EGR |= TIM_EGR_UG;            // 软件触发, 原子加载全部影子寄存器
+</w:t>
+      </w:r>
+    </w:p>
+    <w:p>
+      <w:pPr>
+        <w:shd w:fill="F5F5F5" w:val="clear"/>
+        <w:spacing w:line="240"/>
+        <w:ind w:left="360"/>
+      </w:pPr>
+      <w:r>
+        <w:rPr>
+          <w:rFonts w:ascii="Consolas" w:cs="Consolas" w:eastAsia="Consolas" w:hAnsi="Consolas"/>
+          <w:color w:val="2D2D2D"/>
+          <w:sz w:val="19"/>
+          <w:szCs w:val="19"/>
+        </w:rPr>
+        <w:t xml:space="preserve">TIM1-&gt;CR1 &amp;= ~TIM_CR1_UDIS;         // 恢复硬件更新
+</w:t>
       </w:r>
     </w:p>
     <w:p/>
@@ -4936,7 +5140,8 @@
           <w:sz w:val="22"/>
           <w:szCs w:val="22"/>
         </w:rPr>
-        <w:t xml:space="preserve">防止 Update Event 在 ARR 和 CCR 写入之间触发, 导致新周期配旧占空比 → 偏磁 → 炸管。</w:t>
+        <w:t xml:space="preserve">防止 Update Event 在 ARR 和 CCR 写入之间触发, 导致新周期配旧占空比 → 偏磁 → 炸管。
+</w:t>
       </w:r>
     </w:p>
     <w:p/>
@@ -4951,136 +5156,145 @@
           <w:sz w:val="22"/>
           <w:szCs w:val="22"/>
         </w:rPr>
-        <w:t xml:space="preserve">#### 2.2.5 非阻塞软启动状态机</w:t>
-      </w:r>
-    </w:p>
-    <w:p/>
-    <w:p>
-      <w:pPr>
-        <w:shd w:fill="F5F5F5" w:val="clear"/>
-        <w:spacing w:line="240"/>
-        <w:ind w:left="360"/>
-      </w:pPr>
-      <w:r>
-        <w:rPr>
-          <w:rFonts w:ascii="Consolas" w:cs="Consolas" w:eastAsia="Consolas" w:hAnsi="Consolas"/>
-          <w:color w:val="2D2D2D"/>
-          <w:sz w:val="19"/>
-          <w:szCs w:val="19"/>
-        </w:rPr>
-        <w:t xml:space="preserve">SS_IDLE ──Trigger──→ SS_SWEEP (150kHz) ──250步→ SS_DONE (100kHz)</w:t>
-      </w:r>
-    </w:p>
-    <w:p>
-      <w:pPr>
-        <w:shd w:fill="F5F5F5" w:val="clear"/>
-        <w:spacing w:line="240"/>
-        <w:ind w:left="360"/>
-      </w:pPr>
-      <w:r>
-        <w:rPr>
-          <w:rFonts w:ascii="Consolas" w:cs="Consolas" w:eastAsia="Consolas" w:hAnsi="Consolas"/>
-          <w:color w:val="2D2D2D"/>
-          <w:sz w:val="19"/>
-          <w:szCs w:val="19"/>
-        </w:rPr>
-        <w:t xml:space="preserve">   ↑                      │                       │</w:t>
-      </w:r>
-    </w:p>
-    <w:p>
-      <w:pPr>
-        <w:shd w:fill="F5F5F5" w:val="clear"/>
-        <w:spacing w:line="240"/>
-        <w:ind w:left="360"/>
-      </w:pPr>
-      <w:r>
-        <w:rPr>
-          <w:rFonts w:ascii="Consolas" w:cs="Consolas" w:eastAsia="Consolas" w:hAnsi="Consolas"/>
-          <w:color w:val="2D2D2D"/>
-          <w:sz w:val="19"/>
-          <w:szCs w:val="19"/>
-        </w:rPr>
-        <w:t xml:space="preserve">   │      ┌───────────────┘                       │</w:t>
-      </w:r>
-    </w:p>
-    <w:p>
-      <w:pPr>
-        <w:shd w:fill="F5F5F5" w:val="clear"/>
-        <w:spacing w:line="240"/>
-        <w:ind w:left="360"/>
-      </w:pPr>
-      <w:r>
-        <w:rPr>
-          <w:rFonts w:ascii="Consolas" w:cs="Consolas" w:eastAsia="Consolas" w:hAnsi="Consolas"/>
-          <w:color w:val="2D2D2D"/>
-          <w:sz w:val="19"/>
-          <w:szCs w:val="19"/>
-        </w:rPr>
-        <w:t xml:space="preserve">   │      ▼                                       │</w:t>
-      </w:r>
-    </w:p>
-    <w:p>
-      <w:pPr>
-        <w:shd w:fill="F5F5F5" w:val="clear"/>
-        <w:spacing w:line="240"/>
-        <w:ind w:left="360"/>
-      </w:pPr>
-      <w:r>
-        <w:rPr>
-          <w:rFonts w:ascii="Consolas" w:cs="Consolas" w:eastAsia="Consolas" w:hAnsi="Consolas"/>
-          <w:color w:val="2D2D2D"/>
-          <w:sz w:val="19"/>
-          <w:szCs w:val="19"/>
-        </w:rPr>
-        <w:t xml:space="preserve">   └──Stop(KEY0/KEY1) ←────────── Stop(KEY0) ─────┘</w:t>
-      </w:r>
-    </w:p>
-    <w:p>
-      <w:pPr>
-        <w:shd w:fill="F5F5F5" w:val="clear"/>
-        <w:spacing w:line="240"/>
-        <w:ind w:left="360"/>
-      </w:pPr>
-      <w:r>
-        <w:rPr>
-          <w:rFonts w:ascii="Consolas" w:cs="Consolas" w:eastAsia="Consolas" w:hAnsi="Consolas"/>
-          <w:color w:val="2D2D2D"/>
-          <w:sz w:val="19"/>
-          <w:szCs w:val="19"/>
-        </w:rPr>
-        <w:t xml:space="preserve">   │</w:t>
-      </w:r>
-    </w:p>
-    <w:p>
-      <w:pPr>
-        <w:shd w:fill="F5F5F5" w:val="clear"/>
-        <w:spacing w:line="240"/>
-        <w:ind w:left="360"/>
-      </w:pPr>
-      <w:r>
-        <w:rPr>
-          <w:rFonts w:ascii="Consolas" w:cs="Consolas" w:eastAsia="Consolas" w:hAnsi="Consolas"/>
-          <w:color w:val="2D2D2D"/>
-          <w:sz w:val="19"/>
-          <w:szCs w:val="19"/>
-        </w:rPr>
-        <w:t xml:space="preserve">   │  Fault(过流) → SS_FAULT (锁存, KEY0/KEY1复位)</w:t>
-      </w:r>
-    </w:p>
-    <w:p>
-      <w:pPr>
-        <w:shd w:fill="F5F5F5" w:val="clear"/>
-        <w:spacing w:line="240"/>
-        <w:ind w:left="360"/>
-      </w:pPr>
-      <w:r>
-        <w:rPr>
-          <w:rFonts w:ascii="Consolas" w:cs="Consolas" w:eastAsia="Consolas" w:hAnsi="Consolas"/>
-          <w:color w:val="2D2D2D"/>
-          <w:sz w:val="19"/>
-          <w:szCs w:val="19"/>
-        </w:rPr>
-        <w:t xml:space="preserve">   └────────────────────────────────────────────┘</w:t>
+        <w:t xml:space="preserve">#### 2.2.5 非阻塞软启动状态机
+</w:t>
+      </w:r>
+    </w:p>
+    <w:p/>
+    <w:p>
+      <w:pPr>
+        <w:shd w:fill="F5F5F5" w:val="clear"/>
+        <w:spacing w:line="240"/>
+        <w:ind w:left="360"/>
+      </w:pPr>
+      <w:r>
+        <w:rPr>
+          <w:rFonts w:ascii="Consolas" w:cs="Consolas" w:eastAsia="Consolas" w:hAnsi="Consolas"/>
+          <w:color w:val="2D2D2D"/>
+          <w:sz w:val="19"/>
+          <w:szCs w:val="19"/>
+        </w:rPr>
+        <w:t xml:space="preserve">SS_IDLE ──Trigger──→ SS_SWEEP (150kHz) ──250步→ SS_DONE (100kHz)
+</w:t>
+      </w:r>
+    </w:p>
+    <w:p>
+      <w:pPr>
+        <w:shd w:fill="F5F5F5" w:val="clear"/>
+        <w:spacing w:line="240"/>
+        <w:ind w:left="360"/>
+      </w:pPr>
+      <w:r>
+        <w:rPr>
+          <w:rFonts w:ascii="Consolas" w:cs="Consolas" w:eastAsia="Consolas" w:hAnsi="Consolas"/>
+          <w:color w:val="2D2D2D"/>
+          <w:sz w:val="19"/>
+          <w:szCs w:val="19"/>
+        </w:rPr>
+        <w:t xml:space="preserve">   ↑                      │                       │
+</w:t>
+      </w:r>
+    </w:p>
+    <w:p>
+      <w:pPr>
+        <w:shd w:fill="F5F5F5" w:val="clear"/>
+        <w:spacing w:line="240"/>
+        <w:ind w:left="360"/>
+      </w:pPr>
+      <w:r>
+        <w:rPr>
+          <w:rFonts w:ascii="Consolas" w:cs="Consolas" w:eastAsia="Consolas" w:hAnsi="Consolas"/>
+          <w:color w:val="2D2D2D"/>
+          <w:sz w:val="19"/>
+          <w:szCs w:val="19"/>
+        </w:rPr>
+        <w:t xml:space="preserve">   │      ┌───────────────┘                       │
+</w:t>
+      </w:r>
+    </w:p>
+    <w:p>
+      <w:pPr>
+        <w:shd w:fill="F5F5F5" w:val="clear"/>
+        <w:spacing w:line="240"/>
+        <w:ind w:left="360"/>
+      </w:pPr>
+      <w:r>
+        <w:rPr>
+          <w:rFonts w:ascii="Consolas" w:cs="Consolas" w:eastAsia="Consolas" w:hAnsi="Consolas"/>
+          <w:color w:val="2D2D2D"/>
+          <w:sz w:val="19"/>
+          <w:szCs w:val="19"/>
+        </w:rPr>
+        <w:t xml:space="preserve">   │      ▼                                       │
+</w:t>
+      </w:r>
+    </w:p>
+    <w:p>
+      <w:pPr>
+        <w:shd w:fill="F5F5F5" w:val="clear"/>
+        <w:spacing w:line="240"/>
+        <w:ind w:left="360"/>
+      </w:pPr>
+      <w:r>
+        <w:rPr>
+          <w:rFonts w:ascii="Consolas" w:cs="Consolas" w:eastAsia="Consolas" w:hAnsi="Consolas"/>
+          <w:color w:val="2D2D2D"/>
+          <w:sz w:val="19"/>
+          <w:szCs w:val="19"/>
+        </w:rPr>
+        <w:t xml:space="preserve">   └──Stop(KEY0/KEY1) ←────────── Stop(KEY0) ─────┘
+</w:t>
+      </w:r>
+    </w:p>
+    <w:p>
+      <w:pPr>
+        <w:shd w:fill="F5F5F5" w:val="clear"/>
+        <w:spacing w:line="240"/>
+        <w:ind w:left="360"/>
+      </w:pPr>
+      <w:r>
+        <w:rPr>
+          <w:rFonts w:ascii="Consolas" w:cs="Consolas" w:eastAsia="Consolas" w:hAnsi="Consolas"/>
+          <w:color w:val="2D2D2D"/>
+          <w:sz w:val="19"/>
+          <w:szCs w:val="19"/>
+        </w:rPr>
+        <w:t xml:space="preserve">   │
+</w:t>
+      </w:r>
+    </w:p>
+    <w:p>
+      <w:pPr>
+        <w:shd w:fill="F5F5F5" w:val="clear"/>
+        <w:spacing w:line="240"/>
+        <w:ind w:left="360"/>
+      </w:pPr>
+      <w:r>
+        <w:rPr>
+          <w:rFonts w:ascii="Consolas" w:cs="Consolas" w:eastAsia="Consolas" w:hAnsi="Consolas"/>
+          <w:color w:val="2D2D2D"/>
+          <w:sz w:val="19"/>
+          <w:szCs w:val="19"/>
+        </w:rPr>
+        <w:t xml:space="preserve">   │  Fault(过流) → SS_FAULT (锁存, KEY0/KEY1复位)
+</w:t>
+      </w:r>
+    </w:p>
+    <w:p>
+      <w:pPr>
+        <w:shd w:fill="F5F5F5" w:val="clear"/>
+        <w:spacing w:line="240"/>
+        <w:ind w:left="360"/>
+      </w:pPr>
+      <w:r>
+        <w:rPr>
+          <w:rFonts w:ascii="Consolas" w:cs="Consolas" w:eastAsia="Consolas" w:hAnsi="Consolas"/>
+          <w:color w:val="2D2D2D"/>
+          <w:sz w:val="19"/>
+          <w:szCs w:val="19"/>
+        </w:rPr>
+        <w:t xml:space="preserve">   └────────────────────────────────────────────┘
+</w:t>
       </w:r>
     </w:p>
     <w:p/>
@@ -5095,72 +5309,77 @@
           <w:sz w:val="22"/>
           <w:szCs w:val="22"/>
         </w:rPr>
-        <w:t xml:space="preserve">参数: 起始 150kHz, 目标 100kHz, 步长 200Hz, 节拍 10ms, 250 步 ≈ 2.5s。</w:t>
-      </w:r>
-    </w:p>
-    <w:p/>
-    <w:p>
-      <w:pPr>
-        <w:shd w:fill="F5F5F5" w:val="clear"/>
-        <w:spacing w:line="240"/>
-        <w:ind w:left="360"/>
-      </w:pPr>
-      <w:r>
-        <w:rPr>
-          <w:rFonts w:ascii="Consolas" w:cs="Consolas" w:eastAsia="Consolas" w:hAnsi="Consolas"/>
-          <w:color w:val="2D2D2D"/>
-          <w:sz w:val="19"/>
-          <w:szCs w:val="19"/>
-        </w:rPr>
-        <w:t xml:space="preserve">void Inverter_SoftStart_Trigger(void);   // SS_IDLE → SS_SWEEP, 开MOE</w:t>
-      </w:r>
-    </w:p>
-    <w:p>
-      <w:pPr>
-        <w:shd w:fill="F5F5F5" w:val="clear"/>
-        <w:spacing w:line="240"/>
-        <w:ind w:left="360"/>
-      </w:pPr>
-      <w:r>
-        <w:rPr>
-          <w:rFonts w:ascii="Consolas" w:cs="Consolas" w:eastAsia="Consolas" w:hAnsi="Consolas"/>
-          <w:color w:val="2D2D2D"/>
-          <w:sz w:val="19"/>
-          <w:szCs w:val="19"/>
-        </w:rPr>
-        <w:t xml:space="preserve">void Inverter_SoftStart_Task(void);      // 主循环调用, 10ms时间戳步进</w:t>
-      </w:r>
-    </w:p>
-    <w:p>
-      <w:pPr>
-        <w:shd w:fill="F5F5F5" w:val="clear"/>
-        <w:spacing w:line="240"/>
-        <w:ind w:left="360"/>
-      </w:pPr>
-      <w:r>
-        <w:rPr>
-          <w:rFonts w:ascii="Consolas" w:cs="Consolas" w:eastAsia="Consolas" w:hAnsi="Consolas"/>
-          <w:color w:val="2D2D2D"/>
-          <w:sz w:val="19"/>
-          <w:szCs w:val="19"/>
-        </w:rPr>
-        <w:t xml:space="preserve">void Inverter_SoftStart_Stop(void);      // 关MOE → SS_IDLE</w:t>
-      </w:r>
-    </w:p>
-    <w:p>
-      <w:pPr>
-        <w:shd w:fill="F5F5F5" w:val="clear"/>
-        <w:spacing w:line="240"/>
-        <w:ind w:left="360"/>
-      </w:pPr>
-      <w:r>
-        <w:rPr>
-          <w:rFonts w:ascii="Consolas" w:cs="Consolas" w:eastAsia="Consolas" w:hAnsi="Consolas"/>
-          <w:color w:val="2D2D2D"/>
-          <w:sz w:val="19"/>
-          <w:szCs w:val="19"/>
-        </w:rPr>
-        <w:t xml:space="preserve">void Inverter_SoftStart_Fault(void);     // 紧急关断 → SS_FAULT锁存</w:t>
+        <w:t xml:space="preserve">参数: 起始 150kHz, 目标 100kHz, 步长 200Hz, 节拍 10ms, 250 步 ≈ 2.5s。
+</w:t>
+      </w:r>
+    </w:p>
+    <w:p/>
+    <w:p>
+      <w:pPr>
+        <w:shd w:fill="F5F5F5" w:val="clear"/>
+        <w:spacing w:line="240"/>
+        <w:ind w:left="360"/>
+      </w:pPr>
+      <w:r>
+        <w:rPr>
+          <w:rFonts w:ascii="Consolas" w:cs="Consolas" w:eastAsia="Consolas" w:hAnsi="Consolas"/>
+          <w:color w:val="2D2D2D"/>
+          <w:sz w:val="19"/>
+          <w:szCs w:val="19"/>
+        </w:rPr>
+        <w:t xml:space="preserve">void Inverter_SoftStart_Trigger(void);   // SS_IDLE → SS_SWEEP, 开MOE
+</w:t>
+      </w:r>
+    </w:p>
+    <w:p>
+      <w:pPr>
+        <w:shd w:fill="F5F5F5" w:val="clear"/>
+        <w:spacing w:line="240"/>
+        <w:ind w:left="360"/>
+      </w:pPr>
+      <w:r>
+        <w:rPr>
+          <w:rFonts w:ascii="Consolas" w:cs="Consolas" w:eastAsia="Consolas" w:hAnsi="Consolas"/>
+          <w:color w:val="2D2D2D"/>
+          <w:sz w:val="19"/>
+          <w:szCs w:val="19"/>
+        </w:rPr>
+        <w:t xml:space="preserve">void Inverter_SoftStart_Task(void);      // 主循环调用, 10ms时间戳步进
+</w:t>
+      </w:r>
+    </w:p>
+    <w:p>
+      <w:pPr>
+        <w:shd w:fill="F5F5F5" w:val="clear"/>
+        <w:spacing w:line="240"/>
+        <w:ind w:left="360"/>
+      </w:pPr>
+      <w:r>
+        <w:rPr>
+          <w:rFonts w:ascii="Consolas" w:cs="Consolas" w:eastAsia="Consolas" w:hAnsi="Consolas"/>
+          <w:color w:val="2D2D2D"/>
+          <w:sz w:val="19"/>
+          <w:szCs w:val="19"/>
+        </w:rPr>
+        <w:t xml:space="preserve">void Inverter_SoftStart_Stop(void);      // 关MOE → SS_IDLE
+</w:t>
+      </w:r>
+    </w:p>
+    <w:p>
+      <w:pPr>
+        <w:shd w:fill="F5F5F5" w:val="clear"/>
+        <w:spacing w:line="240"/>
+        <w:ind w:left="360"/>
+      </w:pPr>
+      <w:r>
+        <w:rPr>
+          <w:rFonts w:ascii="Consolas" w:cs="Consolas" w:eastAsia="Consolas" w:hAnsi="Consolas"/>
+          <w:color w:val="2D2D2D"/>
+          <w:sz w:val="19"/>
+          <w:szCs w:val="19"/>
+        </w:rPr>
+        <w:t xml:space="preserve">void Inverter_SoftStart_Fault(void);     // 紧急关断 → SS_FAULT锁存
+</w:t>
       </w:r>
     </w:p>
     <w:p/>
@@ -5175,7 +5394,8 @@
           <w:sz w:val="22"/>
           <w:szCs w:val="22"/>
         </w:rPr>
-        <w:t xml:space="preserve">#### 2.2.6 公开接口</w:t>
+        <w:t xml:space="preserve">#### 2.2.6 公开接口
+</w:t>
       </w:r>
     </w:p>
     <w:p/>
@@ -5614,7 +5834,8 @@
           <w:sz w:val="22"/>
           <w:szCs w:val="22"/>
         </w:rPr>
-        <w:t xml:space="preserve">: UI 和其他模块禁止直接操作 `TIM_Cmd`/`TIM_CtrlPWMOutputs`/`TIM1-&gt;ARR`, 必须通过以上接口。</w:t>
+        <w:t xml:space="preserve">: UI 和其他模块禁止直接操作 `TIM_Cmd`/`TIM_CtrlPWMOutputs`/`TIM1-&gt;ARR`, 必须通过以上接口。
+</w:t>
       </w:r>
     </w:p>
     <w:p/>
@@ -5655,7 +5876,8 @@
           <w:sz w:val="22"/>
           <w:szCs w:val="22"/>
         </w:rPr>
-        <w:t xml:space="preserve">#### 2.3.1 硬件配置</w:t>
+        <w:t xml:space="preserve">#### 2.3.1 硬件配置
+</w:t>
       </w:r>
     </w:p>
     <w:p/>
@@ -5670,7 +5892,8 @@
           <w:sz w:val="22"/>
           <w:szCs w:val="22"/>
         </w:rPr>
-        <w:t xml:space="preserve">ADC1 + DMA1_Channel1 双通道循环扫描:</w:t>
+        <w:t xml:space="preserve">ADC1 + DMA1_Channel1 双通道循环扫描:
+</w:t>
       </w:r>
     </w:p>
     <w:p>
@@ -5684,7 +5907,8 @@
           <w:sz w:val="22"/>
           <w:szCs w:val="22"/>
         </w:rPr>
-        <w:t xml:space="preserve">- PA0 = 电流 (CC6920-10A 霍尔, VREF=3.30V, I_SENSITIVITY=0.132V/A, I_OFFSET=1.65V)</w:t>
+        <w:t xml:space="preserve">- PA0 = 电流 (CC6920-10A 霍尔, VREF=3.30V, I_SENSITIVITY=0.132V/A, I_OFFSET=1.65V)
+</w:t>
       </w:r>
     </w:p>
     <w:p>
@@ -5698,7 +5922,8 @@
           <w:sz w:val="22"/>
           <w:szCs w:val="22"/>
         </w:rPr>
-        <w:t xml:space="preserve">- PA1 = 电压 (20:1 分压)</w:t>
+        <w:t xml:space="preserve">- PA1 = 电压 (20:1 分压)
+</w:t>
       </w:r>
     </w:p>
     <w:p/>
@@ -5713,7 +5938,8 @@
           <w:sz w:val="22"/>
           <w:szCs w:val="22"/>
         </w:rPr>
-        <w:t xml:space="preserve">ADC 时钟 = 72MHz/6 = 12MHz。DMA 循环模式, 后台持续刷新 `ADC_ConvertedValue[2]`。</w:t>
+        <w:t xml:space="preserve">ADC 时钟 = 72MHz/6 = 12MHz。DMA 循环模式, 后台持续刷新 `ADC_ConvertedValue[2]`。
+</w:t>
       </w:r>
     </w:p>
     <w:p/>
@@ -5728,7 +5954,8 @@
           <w:sz w:val="22"/>
           <w:szCs w:val="22"/>
         </w:rPr>
-        <w:t xml:space="preserve">#### 2.3.2 16 样本 O(1) 滑动平均</w:t>
+        <w:t xml:space="preserve">#### 2.3.2 16 样本 O(1) 滑动平均
+</w:t>
       </w:r>
     </w:p>
     <w:p/>
@@ -5743,152 +5970,162 @@
           <w:sz w:val="22"/>
           <w:szCs w:val="22"/>
         </w:rPr>
-        <w:t xml:space="preserve">100kHz 强磁场下 DMA 瞬时值噪声严重。使用 O(1) 运行累加器避免每帧重复求和:</w:t>
-      </w:r>
-    </w:p>
-    <w:p/>
-    <w:p>
-      <w:pPr>
-        <w:shd w:fill="F5F5F5" w:val="clear"/>
-        <w:spacing w:line="240"/>
-        <w:ind w:left="360"/>
-      </w:pPr>
-      <w:r>
-        <w:rPr>
-          <w:rFonts w:ascii="Consolas" w:cs="Consolas" w:eastAsia="Consolas" w:hAnsi="Consolas"/>
-          <w:color w:val="2D2D2D"/>
-          <w:sz w:val="19"/>
-          <w:szCs w:val="19"/>
-        </w:rPr>
-        <w:t xml:space="preserve">#define ADC_FILTER_WINDOW  16</w:t>
-      </w:r>
-    </w:p>
-    <w:p>
-      <w:pPr>
-        <w:shd w:fill="F5F5F5" w:val="clear"/>
-        <w:spacing w:line="240"/>
-        <w:ind w:left="360"/>
-      </w:pPr>
-      <w:r>
-        <w:rPr>
-          <w:rFonts w:ascii="Consolas" w:cs="Consolas" w:eastAsia="Consolas" w:hAnsi="Consolas"/>
-          <w:color w:val="2D2D2D"/>
-          <w:sz w:val="19"/>
-          <w:szCs w:val="19"/>
-        </w:rPr>
-        <w:t xml:space="preserve"/>
-      </w:r>
-    </w:p>
-    <w:p>
-      <w:pPr>
-        <w:shd w:fill="F5F5F5" w:val="clear"/>
-        <w:spacing w:line="240"/>
-        <w:ind w:left="360"/>
-      </w:pPr>
-      <w:r>
-        <w:rPr>
-          <w:rFonts w:ascii="Consolas" w:cs="Consolas" w:eastAsia="Consolas" w:hAnsi="Consolas"/>
-          <w:color w:val="2D2D2D"/>
-          <w:sz w:val="19"/>
-          <w:szCs w:val="19"/>
-        </w:rPr>
-        <w:t xml:space="preserve">// 电压通道:</w:t>
-      </w:r>
-    </w:p>
-    <w:p>
-      <w:pPr>
-        <w:shd w:fill="F5F5F5" w:val="clear"/>
-        <w:spacing w:line="240"/>
-        <w:ind w:left="360"/>
-      </w:pPr>
-      <w:r>
-        <w:rPr>
-          <w:rFonts w:ascii="Consolas" w:cs="Consolas" w:eastAsia="Consolas" w:hAnsi="Consolas"/>
-          <w:color w:val="2D2D2D"/>
-          <w:sz w:val="19"/>
-          <w:szCs w:val="19"/>
-        </w:rPr>
-        <w:t xml:space="preserve">uint16_t old_v = s_vbuf[s_vidx];        // 保存最旧值</w:t>
-      </w:r>
-    </w:p>
-    <w:p>
-      <w:pPr>
-        <w:shd w:fill="F5F5F5" w:val="clear"/>
-        <w:spacing w:line="240"/>
-        <w:ind w:left="360"/>
-      </w:pPr>
-      <w:r>
-        <w:rPr>
-          <w:rFonts w:ascii="Consolas" w:cs="Consolas" w:eastAsia="Consolas" w:hAnsi="Consolas"/>
-          <w:color w:val="2D2D2D"/>
-          <w:sz w:val="19"/>
-          <w:szCs w:val="19"/>
-        </w:rPr>
-        <w:t xml:space="preserve">s_vbuf[s_vidx] = ADC_ConvertedValue[1]; // 覆盖新值</w:t>
-      </w:r>
-    </w:p>
-    <w:p>
-      <w:pPr>
-        <w:shd w:fill="F5F5F5" w:val="clear"/>
-        <w:spacing w:line="240"/>
-        <w:ind w:left="360"/>
-      </w:pPr>
-      <w:r>
-        <w:rPr>
-          <w:rFonts w:ascii="Consolas" w:cs="Consolas" w:eastAsia="Consolas" w:hAnsi="Consolas"/>
-          <w:color w:val="2D2D2D"/>
-          <w:sz w:val="19"/>
-          <w:szCs w:val="19"/>
-        </w:rPr>
-        <w:t xml:space="preserve">s_vaccum += s_vbuf[s_vidx];             // 累加新值</w:t>
-      </w:r>
-    </w:p>
-    <w:p>
-      <w:pPr>
-        <w:shd w:fill="F5F5F5" w:val="clear"/>
-        <w:spacing w:line="240"/>
-        <w:ind w:left="360"/>
-      </w:pPr>
-      <w:r>
-        <w:rPr>
-          <w:rFonts w:ascii="Consolas" w:cs="Consolas" w:eastAsia="Consolas" w:hAnsi="Consolas"/>
-          <w:color w:val="2D2D2D"/>
-          <w:sz w:val="19"/>
-          <w:szCs w:val="19"/>
-        </w:rPr>
-        <w:t xml:space="preserve">if (s_vfilled &gt;= ADC_FILTER_WINDOW)</w:t>
-      </w:r>
-    </w:p>
-    <w:p>
-      <w:pPr>
-        <w:shd w:fill="F5F5F5" w:val="clear"/>
-        <w:spacing w:line="240"/>
-        <w:ind w:left="360"/>
-      </w:pPr>
-      <w:r>
-        <w:rPr>
-          <w:rFonts w:ascii="Consolas" w:cs="Consolas" w:eastAsia="Consolas" w:hAnsi="Consolas"/>
-          <w:color w:val="2D2D2D"/>
-          <w:sz w:val="19"/>
-          <w:szCs w:val="19"/>
-        </w:rPr>
-        <w:t xml:space="preserve">    s_vaccum -= old_v;                  // 减去真正的最旧值 (O(1) 替代 O(N) 求和)</w:t>
-      </w:r>
-    </w:p>
-    <w:p>
-      <w:pPr>
-        <w:shd w:fill="F5F5F5" w:val="clear"/>
-        <w:spacing w:line="240"/>
-        <w:ind w:left="360"/>
-      </w:pPr>
-      <w:r>
-        <w:rPr>
-          <w:rFonts w:ascii="Consolas" w:cs="Consolas" w:eastAsia="Consolas" w:hAnsi="Consolas"/>
-          <w:color w:val="2D2D2D"/>
-          <w:sz w:val="19"/>
-          <w:szCs w:val="19"/>
-        </w:rPr>
-        <w:t xml:space="preserve">s_vidx = (s_vidx + 1) % ADC_FILTER_WINDOW;</w:t>
+        <w:t xml:space="preserve">100kHz 强磁场下 DMA 瞬时值噪声严重。使用 O(1) 运行累加器避免每帧重复求和:
+</w:t>
+      </w:r>
+    </w:p>
+    <w:p/>
+    <w:p>
+      <w:pPr>
+        <w:shd w:fill="F5F5F5" w:val="clear"/>
+        <w:spacing w:line="240"/>
+        <w:ind w:left="360"/>
+      </w:pPr>
+      <w:r>
+        <w:rPr>
+          <w:rFonts w:ascii="Consolas" w:cs="Consolas" w:eastAsia="Consolas" w:hAnsi="Consolas"/>
+          <w:color w:val="2D2D2D"/>
+          <w:sz w:val="19"/>
+          <w:szCs w:val="19"/>
+        </w:rPr>
+        <w:t xml:space="preserve">#define ADC_FILTER_WINDOW  16
+</w:t>
+      </w:r>
+    </w:p>
+    <w:p>
+      <w:pPr>
+        <w:shd w:fill="F5F5F5" w:val="clear"/>
+        <w:spacing w:line="240"/>
+        <w:ind w:left="360"/>
+      </w:pPr>
+      <w:r>
+        <w:rPr>
+          <w:rFonts w:ascii="Consolas" w:cs="Consolas" w:eastAsia="Consolas" w:hAnsi="Consolas"/>
+          <w:color w:val="2D2D2D"/>
+          <w:sz w:val="19"/>
+          <w:szCs w:val="19"/>
+        </w:rPr>
+        <w:t xml:space="preserve">
+</w:t>
+      </w:r>
+    </w:p>
+    <w:p>
+      <w:pPr>
+        <w:shd w:fill="F5F5F5" w:val="clear"/>
+        <w:spacing w:line="240"/>
+        <w:ind w:left="360"/>
+      </w:pPr>
+      <w:r>
+        <w:rPr>
+          <w:rFonts w:ascii="Consolas" w:cs="Consolas" w:eastAsia="Consolas" w:hAnsi="Consolas"/>
+          <w:color w:val="2D2D2D"/>
+          <w:sz w:val="19"/>
+          <w:szCs w:val="19"/>
+        </w:rPr>
+        <w:t xml:space="preserve">// 电压通道:
+</w:t>
+      </w:r>
+    </w:p>
+    <w:p>
+      <w:pPr>
+        <w:shd w:fill="F5F5F5" w:val="clear"/>
+        <w:spacing w:line="240"/>
+        <w:ind w:left="360"/>
+      </w:pPr>
+      <w:r>
+        <w:rPr>
+          <w:rFonts w:ascii="Consolas" w:cs="Consolas" w:eastAsia="Consolas" w:hAnsi="Consolas"/>
+          <w:color w:val="2D2D2D"/>
+          <w:sz w:val="19"/>
+          <w:szCs w:val="19"/>
+        </w:rPr>
+        <w:t xml:space="preserve">uint16_t old_v = s_vbuf[s_vidx];        // 保存最旧值
+</w:t>
+      </w:r>
+    </w:p>
+    <w:p>
+      <w:pPr>
+        <w:shd w:fill="F5F5F5" w:val="clear"/>
+        <w:spacing w:line="240"/>
+        <w:ind w:left="360"/>
+      </w:pPr>
+      <w:r>
+        <w:rPr>
+          <w:rFonts w:ascii="Consolas" w:cs="Consolas" w:eastAsia="Consolas" w:hAnsi="Consolas"/>
+          <w:color w:val="2D2D2D"/>
+          <w:sz w:val="19"/>
+          <w:szCs w:val="19"/>
+        </w:rPr>
+        <w:t xml:space="preserve">s_vbuf[s_vidx] = ADC_ConvertedValue[1]; // 覆盖新值
+</w:t>
+      </w:r>
+    </w:p>
+    <w:p>
+      <w:pPr>
+        <w:shd w:fill="F5F5F5" w:val="clear"/>
+        <w:spacing w:line="240"/>
+        <w:ind w:left="360"/>
+      </w:pPr>
+      <w:r>
+        <w:rPr>
+          <w:rFonts w:ascii="Consolas" w:cs="Consolas" w:eastAsia="Consolas" w:hAnsi="Consolas"/>
+          <w:color w:val="2D2D2D"/>
+          <w:sz w:val="19"/>
+          <w:szCs w:val="19"/>
+        </w:rPr>
+        <w:t xml:space="preserve">s_vaccum += s_vbuf[s_vidx];             // 累加新值
+</w:t>
+      </w:r>
+    </w:p>
+    <w:p>
+      <w:pPr>
+        <w:shd w:fill="F5F5F5" w:val="clear"/>
+        <w:spacing w:line="240"/>
+        <w:ind w:left="360"/>
+      </w:pPr>
+      <w:r>
+        <w:rPr>
+          <w:rFonts w:ascii="Consolas" w:cs="Consolas" w:eastAsia="Consolas" w:hAnsi="Consolas"/>
+          <w:color w:val="2D2D2D"/>
+          <w:sz w:val="19"/>
+          <w:szCs w:val="19"/>
+        </w:rPr>
+        <w:t xml:space="preserve">if (s_vfilled &gt;= ADC_FILTER_WINDOW)
+</w:t>
+      </w:r>
+    </w:p>
+    <w:p>
+      <w:pPr>
+        <w:shd w:fill="F5F5F5" w:val="clear"/>
+        <w:spacing w:line="240"/>
+        <w:ind w:left="360"/>
+      </w:pPr>
+      <w:r>
+        <w:rPr>
+          <w:rFonts w:ascii="Consolas" w:cs="Consolas" w:eastAsia="Consolas" w:hAnsi="Consolas"/>
+          <w:color w:val="2D2D2D"/>
+          <w:sz w:val="19"/>
+          <w:szCs w:val="19"/>
+        </w:rPr>
+        <w:t xml:space="preserve">    s_vaccum -= old_v;                  // 减去真正的最旧值 (O(1) 替代 O(N) 求和)
+</w:t>
+      </w:r>
+    </w:p>
+    <w:p>
+      <w:pPr>
+        <w:shd w:fill="F5F5F5" w:val="clear"/>
+        <w:spacing w:line="240"/>
+        <w:ind w:left="360"/>
+      </w:pPr>
+      <w:r>
+        <w:rPr>
+          <w:rFonts w:ascii="Consolas" w:cs="Consolas" w:eastAsia="Consolas" w:hAnsi="Consolas"/>
+          <w:color w:val="2D2D2D"/>
+          <w:sz w:val="19"/>
+          <w:szCs w:val="19"/>
+        </w:rPr>
+        <w:t xml:space="preserve">s_vidx = (s_vidx + 1) % ADC_FILTER_WINDOW;
+</w:t>
       </w:r>
     </w:p>
     <w:p/>
@@ -5903,120 +6140,128 @@
           <w:sz w:val="22"/>
           <w:szCs w:val="22"/>
         </w:rPr>
-        <w:t xml:space="preserve">#### 2.3.3 ADC_Filter_Task — 独立滤波任务</w:t>
-      </w:r>
-    </w:p>
-    <w:p/>
-    <w:p>
-      <w:pPr>
-        <w:shd w:fill="F5F5F5" w:val="clear"/>
-        <w:spacing w:line="240"/>
-        <w:ind w:left="360"/>
-      </w:pPr>
-      <w:r>
-        <w:rPr>
-          <w:rFonts w:ascii="Consolas" w:cs="Consolas" w:eastAsia="Consolas" w:hAnsi="Consolas"/>
-          <w:color w:val="2D2D2D"/>
-          <w:sz w:val="19"/>
-          <w:szCs w:val="19"/>
-        </w:rPr>
-        <w:t xml:space="preserve">void ADC_Filter_Task(void) {</w:t>
-      </w:r>
-    </w:p>
-    <w:p>
-      <w:pPr>
-        <w:shd w:fill="F5F5F5" w:val="clear"/>
-        <w:spacing w:line="240"/>
-        <w:ind w:left="360"/>
-      </w:pPr>
-      <w:r>
-        <w:rPr>
-          <w:rFonts w:ascii="Consolas" w:cs="Consolas" w:eastAsia="Consolas" w:hAnsi="Consolas"/>
-          <w:color w:val="2D2D2D"/>
-          <w:sz w:val="19"/>
-          <w:szCs w:val="19"/>
-        </w:rPr>
-        <w:t xml:space="preserve">    static uint32_t last = 0;</w:t>
-      </w:r>
-    </w:p>
-    <w:p>
-      <w:pPr>
-        <w:shd w:fill="F5F5F5" w:val="clear"/>
-        <w:spacing w:line="240"/>
-        <w:ind w:left="360"/>
-      </w:pPr>
-      <w:r>
-        <w:rPr>
-          <w:rFonts w:ascii="Consolas" w:cs="Consolas" w:eastAsia="Consolas" w:hAnsi="Consolas"/>
-          <w:color w:val="2D2D2D"/>
-          <w:sz w:val="19"/>
-          <w:szCs w:val="19"/>
-        </w:rPr>
-        <w:t xml:space="preserve">    if (SysTimer_GetTick() - last &lt; 2) return;  // 2ms 节拍</w:t>
-      </w:r>
-    </w:p>
-    <w:p>
-      <w:pPr>
-        <w:shd w:fill="F5F5F5" w:val="clear"/>
-        <w:spacing w:line="240"/>
-        <w:ind w:left="360"/>
-      </w:pPr>
-      <w:r>
-        <w:rPr>
-          <w:rFonts w:ascii="Consolas" w:cs="Consolas" w:eastAsia="Consolas" w:hAnsi="Consolas"/>
-          <w:color w:val="2D2D2D"/>
-          <w:sz w:val="19"/>
-          <w:szCs w:val="19"/>
-        </w:rPr>
-        <w:t xml:space="preserve">    last = SysTimer_GetTick();</w:t>
-      </w:r>
-    </w:p>
-    <w:p>
-      <w:pPr>
-        <w:shd w:fill="F5F5F5" w:val="clear"/>
-        <w:spacing w:line="240"/>
-        <w:ind w:left="360"/>
-      </w:pPr>
-      <w:r>
-        <w:rPr>
-          <w:rFonts w:ascii="Consolas" w:cs="Consolas" w:eastAsia="Consolas" w:hAnsi="Consolas"/>
-          <w:color w:val="2D2D2D"/>
-          <w:sz w:val="19"/>
-          <w:szCs w:val="19"/>
-        </w:rPr>
-        <w:t xml:space="preserve">    // 推入样本 → 更新滑动平均 → 存入 s_voltage / s_current</w:t>
-      </w:r>
-    </w:p>
-    <w:p>
-      <w:pPr>
-        <w:shd w:fill="F5F5F5" w:val="clear"/>
-        <w:spacing w:line="240"/>
-        <w:ind w:left="360"/>
-      </w:pPr>
-      <w:r>
-        <w:rPr>
-          <w:rFonts w:ascii="Consolas" w:cs="Consolas" w:eastAsia="Consolas" w:hAnsi="Consolas"/>
-          <w:color w:val="2D2D2D"/>
-          <w:sz w:val="19"/>
-          <w:szCs w:val="19"/>
-        </w:rPr>
-        <w:t xml:space="preserve">}</w:t>
-      </w:r>
-    </w:p>
-    <w:p>
-      <w:pPr>
-        <w:shd w:fill="F5F5F5" w:val="clear"/>
-        <w:spacing w:line="240"/>
-        <w:ind w:left="360"/>
-      </w:pPr>
-      <w:r>
-        <w:rPr>
-          <w:rFonts w:ascii="Consolas" w:cs="Consolas" w:eastAsia="Consolas" w:hAnsi="Consolas"/>
-          <w:color w:val="2D2D2D"/>
-          <w:sz w:val="19"/>
-          <w:szCs w:val="19"/>
-        </w:rPr>
-        <w:t xml:space="preserve">float Get_Real_Voltage(void) { return s_voltage; }  // O(1) 直接返回</w:t>
+        <w:t xml:space="preserve">#### 2.3.3 ADC_Filter_Task — 独立滤波任务
+</w:t>
+      </w:r>
+    </w:p>
+    <w:p/>
+    <w:p>
+      <w:pPr>
+        <w:shd w:fill="F5F5F5" w:val="clear"/>
+        <w:spacing w:line="240"/>
+        <w:ind w:left="360"/>
+      </w:pPr>
+      <w:r>
+        <w:rPr>
+          <w:rFonts w:ascii="Consolas" w:cs="Consolas" w:eastAsia="Consolas" w:hAnsi="Consolas"/>
+          <w:color w:val="2D2D2D"/>
+          <w:sz w:val="19"/>
+          <w:szCs w:val="19"/>
+        </w:rPr>
+        <w:t xml:space="preserve">void ADC_Filter_Task(void) {
+</w:t>
+      </w:r>
+    </w:p>
+    <w:p>
+      <w:pPr>
+        <w:shd w:fill="F5F5F5" w:val="clear"/>
+        <w:spacing w:line="240"/>
+        <w:ind w:left="360"/>
+      </w:pPr>
+      <w:r>
+        <w:rPr>
+          <w:rFonts w:ascii="Consolas" w:cs="Consolas" w:eastAsia="Consolas" w:hAnsi="Consolas"/>
+          <w:color w:val="2D2D2D"/>
+          <w:sz w:val="19"/>
+          <w:szCs w:val="19"/>
+        </w:rPr>
+        <w:t xml:space="preserve">    static uint32_t last = 0;
+</w:t>
+      </w:r>
+    </w:p>
+    <w:p>
+      <w:pPr>
+        <w:shd w:fill="F5F5F5" w:val="clear"/>
+        <w:spacing w:line="240"/>
+        <w:ind w:left="360"/>
+      </w:pPr>
+      <w:r>
+        <w:rPr>
+          <w:rFonts w:ascii="Consolas" w:cs="Consolas" w:eastAsia="Consolas" w:hAnsi="Consolas"/>
+          <w:color w:val="2D2D2D"/>
+          <w:sz w:val="19"/>
+          <w:szCs w:val="19"/>
+        </w:rPr>
+        <w:t xml:space="preserve">    if (SysTimer_GetTick() - last &lt; 2) return;  // 2ms 节拍
+</w:t>
+      </w:r>
+    </w:p>
+    <w:p>
+      <w:pPr>
+        <w:shd w:fill="F5F5F5" w:val="clear"/>
+        <w:spacing w:line="240"/>
+        <w:ind w:left="360"/>
+      </w:pPr>
+      <w:r>
+        <w:rPr>
+          <w:rFonts w:ascii="Consolas" w:cs="Consolas" w:eastAsia="Consolas" w:hAnsi="Consolas"/>
+          <w:color w:val="2D2D2D"/>
+          <w:sz w:val="19"/>
+          <w:szCs w:val="19"/>
+        </w:rPr>
+        <w:t xml:space="preserve">    last = SysTimer_GetTick();
+</w:t>
+      </w:r>
+    </w:p>
+    <w:p>
+      <w:pPr>
+        <w:shd w:fill="F5F5F5" w:val="clear"/>
+        <w:spacing w:line="240"/>
+        <w:ind w:left="360"/>
+      </w:pPr>
+      <w:r>
+        <w:rPr>
+          <w:rFonts w:ascii="Consolas" w:cs="Consolas" w:eastAsia="Consolas" w:hAnsi="Consolas"/>
+          <w:color w:val="2D2D2D"/>
+          <w:sz w:val="19"/>
+          <w:szCs w:val="19"/>
+        </w:rPr>
+        <w:t xml:space="preserve">    // 推入样本 → 更新滑动平均 → 存入 s_voltage / s_current
+</w:t>
+      </w:r>
+    </w:p>
+    <w:p>
+      <w:pPr>
+        <w:shd w:fill="F5F5F5" w:val="clear"/>
+        <w:spacing w:line="240"/>
+        <w:ind w:left="360"/>
+      </w:pPr>
+      <w:r>
+        <w:rPr>
+          <w:rFonts w:ascii="Consolas" w:cs="Consolas" w:eastAsia="Consolas" w:hAnsi="Consolas"/>
+          <w:color w:val="2D2D2D"/>
+          <w:sz w:val="19"/>
+          <w:szCs w:val="19"/>
+        </w:rPr>
+        <w:t xml:space="preserve">}
+</w:t>
+      </w:r>
+    </w:p>
+    <w:p>
+      <w:pPr>
+        <w:shd w:fill="F5F5F5" w:val="clear"/>
+        <w:spacing w:line="240"/>
+        <w:ind w:left="360"/>
+      </w:pPr>
+      <w:r>
+        <w:rPr>
+          <w:rFonts w:ascii="Consolas" w:cs="Consolas" w:eastAsia="Consolas" w:hAnsi="Consolas"/>
+          <w:color w:val="2D2D2D"/>
+          <w:sz w:val="19"/>
+          <w:szCs w:val="19"/>
+        </w:rPr>
+        <w:t xml:space="preserve">float Get_Real_Voltage(void) { return s_voltage; }  // O(1) 直接返回
+</w:t>
       </w:r>
     </w:p>
     <w:p/>
@@ -6031,7 +6276,8 @@
           <w:sz w:val="22"/>
           <w:szCs w:val="22"/>
         </w:rPr>
-        <w:t xml:space="preserve">响应延迟 32ms (16×2ms), vs 旧方案 3.2s (16×200ms)。</w:t>
+        <w:t xml:space="preserve">响应延迟 32ms (16×2ms), vs 旧方案 3.2s (16×200ms)。
+</w:t>
       </w:r>
     </w:p>
     <w:p/>
@@ -6046,7 +6292,8 @@
           <w:sz w:val="22"/>
           <w:szCs w:val="22"/>
         </w:rPr>
-        <w:t xml:space="preserve">#### 2.3.4 ADC 校准时序</w:t>
+        <w:t xml:space="preserve">#### 2.3.4 ADC 校准时序
+</w:t>
       </w:r>
     </w:p>
     <w:p/>
@@ -6061,7 +6308,8 @@
           <w:sz w:val="22"/>
           <w:szCs w:val="22"/>
         </w:rPr>
-        <w:t xml:space="preserve">`ADC_Cmd(ENABLE)` 后须等待 t_STAB ≥ 2 ADC 周期才能校准, 否则基准漂移。12MHz ADC 时钟下 2 周期 = 167ns, 代码中等 ~2μs 足够。</w:t>
+        <w:t xml:space="preserve">`ADC_Cmd(ENABLE)` 后须等待 t_STAB ≥ 2 ADC 周期才能校准, 否则基准漂移。12MHz ADC 时钟下 2 周期 = 167ns, 代码中等 ~2μs 足够。
+</w:t>
       </w:r>
     </w:p>
     <w:p/>
@@ -6102,88 +6350,94 @@
           <w:sz w:val="22"/>
           <w:szCs w:val="22"/>
         </w:rPr>
-        <w:t xml:space="preserve">#### 2.4.1 七态状态机</w:t>
-      </w:r>
-    </w:p>
-    <w:p/>
-    <w:p>
-      <w:pPr>
-        <w:shd w:fill="F5F5F5" w:val="clear"/>
-        <w:spacing w:line="240"/>
-        <w:ind w:left="360"/>
-      </w:pPr>
-      <w:r>
-        <w:rPr>
-          <w:rFonts w:ascii="Consolas" w:cs="Consolas" w:eastAsia="Consolas" w:hAnsi="Consolas"/>
-          <w:color w:val="2D2D2D"/>
-          <w:sz w:val="19"/>
-          <w:szCs w:val="19"/>
-        </w:rPr>
-        <w:t xml:space="preserve">IDLE ──电平=低──→ DEBOUNCE ──仍低──→ PRESSED</w:t>
-      </w:r>
-    </w:p>
-    <w:p>
-      <w:pPr>
-        <w:shd w:fill="F5F5F5" w:val="clear"/>
-        <w:spacing w:line="240"/>
-        <w:ind w:left="360"/>
-      </w:pPr>
-      <w:r>
-        <w:rPr>
-          <w:rFonts w:ascii="Consolas" w:cs="Consolas" w:eastAsia="Consolas" w:hAnsi="Consolas"/>
-          <w:color w:val="2D2D2D"/>
-          <w:sz w:val="19"/>
-          <w:szCs w:val="19"/>
-        </w:rPr>
-        <w:t xml:space="preserve">                                          │</w:t>
-      </w:r>
-    </w:p>
-    <w:p>
-      <w:pPr>
-        <w:shd w:fill="F5F5F5" w:val="clear"/>
-        <w:spacing w:line="240"/>
-        <w:ind w:left="360"/>
-      </w:pPr>
-      <w:r>
-        <w:rPr>
-          <w:rFonts w:ascii="Consolas" w:cs="Consolas" w:eastAsia="Consolas" w:hAnsi="Consolas"/>
-          <w:color w:val="2D2D2D"/>
-          <w:sz w:val="19"/>
-          <w:szCs w:val="19"/>
-        </w:rPr>
-        <w:t xml:space="preserve">  ←── 投递单击=1 ← IDLE ← 超时200ms ← WAIT_DOUBLE ← 电平变高 ← WAIT_RELEASE</w:t>
-      </w:r>
-    </w:p>
-    <w:p>
-      <w:pPr>
-        <w:shd w:fill="F5F5F5" w:val="clear"/>
-        <w:spacing w:line="240"/>
-        <w:ind w:left="360"/>
-      </w:pPr>
-      <w:r>
-        <w:rPr>
-          <w:rFonts w:ascii="Consolas" w:cs="Consolas" w:eastAsia="Consolas" w:hAnsi="Consolas"/>
-          <w:color w:val="2D2D2D"/>
-          <w:sz w:val="19"/>
-          <w:szCs w:val="19"/>
-        </w:rPr>
-        <w:t xml:space="preserve">                                          │ ↑</w:t>
-      </w:r>
-    </w:p>
-    <w:p>
-      <w:pPr>
-        <w:shd w:fill="F5F5F5" w:val="clear"/>
-        <w:spacing w:line="240"/>
-        <w:ind w:left="360"/>
-      </w:pPr>
-      <w:r>
-        <w:rPr>
-          <w:rFonts w:ascii="Consolas" w:cs="Consolas" w:eastAsia="Consolas" w:hAnsi="Consolas"/>
-          <w:color w:val="2D2D2D"/>
-          <w:sz w:val="19"/>
-          <w:szCs w:val="19"/>
-        </w:rPr>
-        <w:t xml:space="preserve">  ←── 投递双击=2 ← IDLE ← WAIT_DOUBLE_REL ←┘ 再次按下又释放</w:t>
+        <w:t xml:space="preserve">#### 2.4.1 七态状态机
+</w:t>
+      </w:r>
+    </w:p>
+    <w:p/>
+    <w:p>
+      <w:pPr>
+        <w:shd w:fill="F5F5F5" w:val="clear"/>
+        <w:spacing w:line="240"/>
+        <w:ind w:left="360"/>
+      </w:pPr>
+      <w:r>
+        <w:rPr>
+          <w:rFonts w:ascii="Consolas" w:cs="Consolas" w:eastAsia="Consolas" w:hAnsi="Consolas"/>
+          <w:color w:val="2D2D2D"/>
+          <w:sz w:val="19"/>
+          <w:szCs w:val="19"/>
+        </w:rPr>
+        <w:t xml:space="preserve">IDLE ──电平=低──→ DEBOUNCE ──仍低──→ PRESSED
+</w:t>
+      </w:r>
+    </w:p>
+    <w:p>
+      <w:pPr>
+        <w:shd w:fill="F5F5F5" w:val="clear"/>
+        <w:spacing w:line="240"/>
+        <w:ind w:left="360"/>
+      </w:pPr>
+      <w:r>
+        <w:rPr>
+          <w:rFonts w:ascii="Consolas" w:cs="Consolas" w:eastAsia="Consolas" w:hAnsi="Consolas"/>
+          <w:color w:val="2D2D2D"/>
+          <w:sz w:val="19"/>
+          <w:szCs w:val="19"/>
+        </w:rPr>
+        <w:t xml:space="preserve">                                          │
+</w:t>
+      </w:r>
+    </w:p>
+    <w:p>
+      <w:pPr>
+        <w:shd w:fill="F5F5F5" w:val="clear"/>
+        <w:spacing w:line="240"/>
+        <w:ind w:left="360"/>
+      </w:pPr>
+      <w:r>
+        <w:rPr>
+          <w:rFonts w:ascii="Consolas" w:cs="Consolas" w:eastAsia="Consolas" w:hAnsi="Consolas"/>
+          <w:color w:val="2D2D2D"/>
+          <w:sz w:val="19"/>
+          <w:szCs w:val="19"/>
+        </w:rPr>
+        <w:t xml:space="preserve">  ←── 投递单击=1 ← IDLE ← 超时200ms ← WAIT_DOUBLE ← 电平变高 ← WAIT_RELEASE
+</w:t>
+      </w:r>
+    </w:p>
+    <w:p>
+      <w:pPr>
+        <w:shd w:fill="F5F5F5" w:val="clear"/>
+        <w:spacing w:line="240"/>
+        <w:ind w:left="360"/>
+      </w:pPr>
+      <w:r>
+        <w:rPr>
+          <w:rFonts w:ascii="Consolas" w:cs="Consolas" w:eastAsia="Consolas" w:hAnsi="Consolas"/>
+          <w:color w:val="2D2D2D"/>
+          <w:sz w:val="19"/>
+          <w:szCs w:val="19"/>
+        </w:rPr>
+        <w:t xml:space="preserve">                                          │ ↑
+</w:t>
+      </w:r>
+    </w:p>
+    <w:p>
+      <w:pPr>
+        <w:shd w:fill="F5F5F5" w:val="clear"/>
+        <w:spacing w:line="240"/>
+        <w:ind w:left="360"/>
+      </w:pPr>
+      <w:r>
+        <w:rPr>
+          <w:rFonts w:ascii="Consolas" w:cs="Consolas" w:eastAsia="Consolas" w:hAnsi="Consolas"/>
+          <w:color w:val="2D2D2D"/>
+          <w:sz w:val="19"/>
+          <w:szCs w:val="19"/>
+        </w:rPr>
+        <w:t xml:space="preserve">  ←── 投递双击=2 ← IDLE ← WAIT_DOUBLE_REL ←┘ 再次按下又释放
+</w:t>
       </w:r>
     </w:p>
     <w:p/>
@@ -6198,7 +6452,8 @@
           <w:sz w:val="22"/>
           <w:szCs w:val="22"/>
         </w:rPr>
-        <w:t xml:space="preserve">#### 2.4.2 按键功能</w:t>
+        <w:t xml:space="preserve">#### 2.4.2 按键功能
+</w:t>
       </w:r>
     </w:p>
     <w:p/>
@@ -6613,7 +6868,8 @@
           <w:sz w:val="22"/>
           <w:szCs w:val="22"/>
         </w:rPr>
-        <w:t xml:space="preserve">`KEY_Task()`: 10ms 时间戳差值调度。`KEY_Get_Event()`: 阅后即焚 (0=无, 1=单击, 2=双击)。</w:t>
+        <w:t xml:space="preserve">`KEY_Task()`: 10ms 时间戳差值调度。`KEY_Get_Event()`: 阅后即焚 (0=无, 1=单击, 2=双击)。
+</w:t>
       </w:r>
     </w:p>
     <w:p/>
@@ -6654,7 +6910,8 @@
           <w:sz w:val="22"/>
           <w:szCs w:val="22"/>
         </w:rPr>
-        <w:t xml:space="preserve">SSD1306 128×64, 软件模拟 I2C (PA11=SCL, PA12=SDA, 开漏输出), 从机地址 0x78。</w:t>
+        <w:t xml:space="preserve">SSD1306 128×64, 软件模拟 I2C (PA11=SCL, PA12=SDA, 开漏输出), 从机地址 0x78。
+</w:t>
       </w:r>
     </w:p>
     <w:p/>
@@ -6669,7 +6926,8 @@
           <w:sz w:val="22"/>
           <w:szCs w:val="22"/>
         </w:rPr>
-        <w:t xml:space="preserve">- 字体: 8×16 ASCII (`OLED_Font.h`), 4 行 × 16 字符</w:t>
+        <w:t xml:space="preserve">- 字体: 8×16 ASCII (`OLED_Font.h`), 4 行 × 16 字符
+</w:t>
       </w:r>
     </w:p>
     <w:p>
@@ -6683,7 +6941,8 @@
           <w:sz w:val="22"/>
           <w:szCs w:val="22"/>
         </w:rPr>
-        <w:t xml:space="preserve">- `OLED_Clear()` 耗时 ~100ms (1024 字节 I2C), 仅在状态迁移/切页时调用</w:t>
+        <w:t xml:space="preserve">- `OLED_Clear()` 耗时 ~100ms (1024 字节 I2C), 仅在状态迁移/切页时调用
+</w:t>
       </w:r>
     </w:p>
     <w:p>
@@ -6697,7 +6956,8 @@
           <w:sz w:val="22"/>
           <w:szCs w:val="22"/>
         </w:rPr>
-        <w:t xml:space="preserve">- 日常 200ms 刷新: 16 字符全宽行覆盖, 不调用清屏</w:t>
+        <w:t xml:space="preserve">- 日常 200ms 刷新: 16 字符全宽行覆盖, 不调用清屏
+</w:t>
       </w:r>
     </w:p>
     <w:p>
@@ -6711,7 +6971,8 @@
           <w:sz w:val="22"/>
           <w:szCs w:val="22"/>
         </w:rPr>
-        <w:t xml:space="preserve">- `OLED_ShowFloatNum`: 带四舍五入补偿, 正数留空格防重影</w:t>
+        <w:t xml:space="preserve">- `OLED_ShowFloatNum`: 带四舍五入补偿, 正数留空格防重影
+</w:t>
       </w:r>
     </w:p>
     <w:p/>
@@ -6726,7 +6987,8 @@
           <w:sz w:val="22"/>
           <w:szCs w:val="22"/>
         </w:rPr>
-        <w:t xml:space="preserve">支持: ShowChar, ShowString, ShowNum, ShowSignedNum, ShowHexNum, ShowBinNum, ShowFloatNum。</w:t>
+        <w:t xml:space="preserve">支持: ShowChar, ShowString, ShowNum, ShowSignedNum, ShowHexNum, ShowBinNum, ShowFloatNum。
+</w:t>
       </w:r>
     </w:p>
     <w:p/>
@@ -6767,7 +7029,8 @@
           <w:sz w:val="22"/>
           <w:szCs w:val="22"/>
         </w:rPr>
-        <w:t xml:space="preserve">双页设计, 200ms 刷新周期。</w:t>
+        <w:t xml:space="preserve">双页设计, 200ms 刷新周期。
+</w:t>
       </w:r>
     </w:p>
     <w:p/>
@@ -6802,7 +7065,8 @@
           <w:sz w:val="22"/>
           <w:szCs w:val="22"/>
         </w:rPr>
-        <w:t xml:space="preserve"> (可操作):</w:t>
+        <w:t xml:space="preserve"> (可操作):
+</w:t>
       </w:r>
     </w:p>
     <w:p>
@@ -6816,7 +7080,8 @@
           <w:sz w:val="22"/>
           <w:szCs w:val="22"/>
         </w:rPr>
-        <w:t xml:space="preserve">- SS_IDLE: "Press KEY0 start"</w:t>
+        <w:t xml:space="preserve">- SS_IDLE: "Press KEY0 start"
+</w:t>
       </w:r>
     </w:p>
     <w:p>
@@ -6830,7 +7095,8 @@
           <w:sz w:val="22"/>
           <w:szCs w:val="22"/>
         </w:rPr>
-        <w:t xml:space="preserve">- SS_SWEEP: 实时频率 + 进度条 `[####      ]`</w:t>
+        <w:t xml:space="preserve">- SS_SWEEP: 实时频率 + 进度条 `[####      ]`
+</w:t>
       </w:r>
     </w:p>
     <w:p>
@@ -6844,7 +7110,8 @@
           <w:sz w:val="22"/>
           <w:szCs w:val="22"/>
         </w:rPr>
-        <w:t xml:space="preserve">- SS_DONE: 频率/电压/电流 + "K0:Stop K1:+1k"</w:t>
+        <w:t xml:space="preserve">- SS_DONE: 频率/电压/电流 + "K0:Stop K1:+1k"
+</w:t>
       </w:r>
     </w:p>
     <w:p>
@@ -6858,7 +7125,8 @@
           <w:sz w:val="22"/>
           <w:szCs w:val="22"/>
         </w:rPr>
-        <w:t xml:space="preserve">- SS_FAULT: "!!! FAULT !!! Over Current / K0/K1: Reset"</w:t>
+        <w:t xml:space="preserve">- SS_FAULT: "!!! FAULT !!! Over Current / K0/K1: Reset"
+</w:t>
       </w:r>
     </w:p>
     <w:p/>
@@ -6893,7 +7161,8 @@
           <w:sz w:val="22"/>
           <w:szCs w:val="22"/>
         </w:rPr>
-        <w:t xml:space="preserve"> (只读):</w:t>
+        <w:t xml:space="preserve"> (只读):
+</w:t>
       </w:r>
     </w:p>
     <w:p>
@@ -6907,7 +7176,8 @@
           <w:sz w:val="22"/>
           <w:szCs w:val="22"/>
         </w:rPr>
-        <w:t xml:space="preserve">- 频率/电压/电流显示, 按键操作被屏蔽</w:t>
+        <w:t xml:space="preserve">- 频率/电压/电流显示, 按键操作被屏蔽
+</w:t>
       </w:r>
     </w:p>
     <w:p>
@@ -6921,7 +7191,8 @@
           <w:sz w:val="22"/>
           <w:szCs w:val="22"/>
         </w:rPr>
-        <w:t xml:space="preserve">- 仅 KEY0 双击可切回 Page 0</w:t>
+        <w:t xml:space="preserve">- 仅 KEY0 双击可切回 Page 0
+</w:t>
       </w:r>
     </w:p>
     <w:p/>
@@ -6936,7 +7207,8 @@
           <w:sz w:val="22"/>
           <w:szCs w:val="22"/>
         </w:rPr>
-        <w:t xml:space="preserve">KEY0 双击切页。KEY0 单击直接触发软启动 (无需联网步骤)。</w:t>
+        <w:t xml:space="preserve">KEY0 双击切页。KEY0 单击直接触发软启动 (无需联网步骤)。
+</w:t>
       </w:r>
     </w:p>
     <w:p/>
@@ -6977,7 +7249,8 @@
           <w:sz w:val="22"/>
           <w:szCs w:val="22"/>
         </w:rPr>
-        <w:t xml:space="preserve">JTAG 禁用, SWD (PA13/PA14) 保留, 释放 PB3/PB4 为 GPIO。</w:t>
+        <w:t xml:space="preserve">JTAG 禁用, SWD (PA13/PA14) 保留, 释放 PB3/PB4 为 GPIO。
+</w:t>
       </w:r>
     </w:p>
     <w:p/>
@@ -7644,7 +7917,8 @@
           <w:sz w:val="22"/>
           <w:szCs w:val="22"/>
         </w:rPr>
-        <w:t xml:space="preserve">上电自检: PB3/PB4/PB5 全亮 ~1s 后全灭。`LED_Status_Task()` 驱动 PB3/PB4 闪烁, 由 `UI_Task()` 内调用。</w:t>
+        <w:t xml:space="preserve">上电自检: PB3/PB4/PB5 全亮 ~1s 后全灭。`LED_Status_Task()` 驱动 PB3/PB4 闪烁, 由 `UI_Task()` 内调用。
+</w:t>
       </w:r>
     </w:p>
     <w:p/>
@@ -7705,311 +7979,331 @@
           <w:sz w:val="19"/>
           <w:szCs w:val="19"/>
         </w:rPr>
-        <w:t xml:space="preserve">     ┌──────────────────────────────────────────────────────┐</w:t>
-      </w:r>
-    </w:p>
-    <w:p>
-      <w:pPr>
-        <w:shd w:fill="F5F5F5" w:val="clear"/>
-        <w:spacing w:line="240"/>
-        <w:ind w:left="360"/>
-      </w:pPr>
-      <w:r>
-        <w:rPr>
-          <w:rFonts w:ascii="Consolas" w:cs="Consolas" w:eastAsia="Consolas" w:hAnsi="Consolas"/>
-          <w:color w:val="2D2D2D"/>
-          <w:sz w:val="19"/>
-          <w:szCs w:val="19"/>
-        </w:rPr>
-        <w:t xml:space="preserve">     │                  main.c while(1)                     │</w:t>
-      </w:r>
-    </w:p>
-    <w:p>
-      <w:pPr>
-        <w:shd w:fill="F5F5F5" w:val="clear"/>
-        <w:spacing w:line="240"/>
-        <w:ind w:left="360"/>
-      </w:pPr>
-      <w:r>
-        <w:rPr>
-          <w:rFonts w:ascii="Consolas" w:cs="Consolas" w:eastAsia="Consolas" w:hAnsi="Consolas"/>
-          <w:color w:val="2D2D2D"/>
-          <w:sz w:val="19"/>
-          <w:szCs w:val="19"/>
-        </w:rPr>
-        <w:t xml:space="preserve">     └──────────────────────────────────────────────────────┘</w:t>
-      </w:r>
-    </w:p>
-    <w:p>
-      <w:pPr>
-        <w:shd w:fill="F5F5F5" w:val="clear"/>
-        <w:spacing w:line="240"/>
-        <w:ind w:left="360"/>
-      </w:pPr>
-      <w:r>
-        <w:rPr>
-          <w:rFonts w:ascii="Consolas" w:cs="Consolas" w:eastAsia="Consolas" w:hAnsi="Consolas"/>
-          <w:color w:val="2D2D2D"/>
-          <w:sz w:val="19"/>
-          <w:szCs w:val="19"/>
-        </w:rPr>
-        <w:t xml:space="preserve">                          │</w:t>
-      </w:r>
-    </w:p>
-    <w:p>
-      <w:pPr>
-        <w:shd w:fill="F5F5F5" w:val="clear"/>
-        <w:spacing w:line="240"/>
-        <w:ind w:left="360"/>
-      </w:pPr>
-      <w:r>
-        <w:rPr>
-          <w:rFonts w:ascii="Consolas" w:cs="Consolas" w:eastAsia="Consolas" w:hAnsi="Consolas"/>
-          <w:color w:val="2D2D2D"/>
-          <w:sz w:val="19"/>
-          <w:szCs w:val="19"/>
-        </w:rPr>
-        <w:t xml:space="preserve">      ┌──────┬──────┬──────┼──────┬──────┐</w:t>
-      </w:r>
-    </w:p>
-    <w:p>
-      <w:pPr>
-        <w:shd w:fill="F5F5F5" w:val="clear"/>
-        <w:spacing w:line="240"/>
-        <w:ind w:left="360"/>
-      </w:pPr>
-      <w:r>
-        <w:rPr>
-          <w:rFonts w:ascii="Consolas" w:cs="Consolas" w:eastAsia="Consolas" w:hAnsi="Consolas"/>
-          <w:color w:val="2D2D2D"/>
-          <w:sz w:val="19"/>
-          <w:szCs w:val="19"/>
-        </w:rPr>
-        <w:t xml:space="preserve">      ▼      ▼      ▼      ▼      ▼      ▼</w:t>
-      </w:r>
-    </w:p>
-    <w:p>
-      <w:pPr>
-        <w:shd w:fill="F5F5F5" w:val="clear"/>
-        <w:spacing w:line="240"/>
-        <w:ind w:left="360"/>
-      </w:pPr>
-      <w:r>
-        <w:rPr>
-          <w:rFonts w:ascii="Consolas" w:cs="Consolas" w:eastAsia="Consolas" w:hAnsi="Consolas"/>
-          <w:color w:val="2D2D2D"/>
-          <w:sz w:val="19"/>
-          <w:szCs w:val="19"/>
-        </w:rPr>
-        <w:t xml:space="preserve">   ┌──────┐┌──────┐┌──────┐┌──────┐┌──────┐</w:t>
-      </w:r>
-    </w:p>
-    <w:p>
-      <w:pPr>
-        <w:shd w:fill="F5F5F5" w:val="clear"/>
-        <w:spacing w:line="240"/>
-        <w:ind w:left="360"/>
-      </w:pPr>
-      <w:r>
-        <w:rPr>
-          <w:rFonts w:ascii="Consolas" w:cs="Consolas" w:eastAsia="Consolas" w:hAnsi="Consolas"/>
-          <w:color w:val="2D2D2D"/>
-          <w:sz w:val="19"/>
-          <w:szCs w:val="19"/>
-        </w:rPr>
-        <w:t xml:space="preserve">   │KEY   ││ADC   ││UI    ││Soft  ││LED   │</w:t>
-      </w:r>
-    </w:p>
-    <w:p>
-      <w:pPr>
-        <w:shd w:fill="F5F5F5" w:val="clear"/>
-        <w:spacing w:line="240"/>
-        <w:ind w:left="360"/>
-      </w:pPr>
-      <w:r>
-        <w:rPr>
-          <w:rFonts w:ascii="Consolas" w:cs="Consolas" w:eastAsia="Consolas" w:hAnsi="Consolas"/>
-          <w:color w:val="2D2D2D"/>
-          <w:sz w:val="19"/>
-          <w:szCs w:val="19"/>
-        </w:rPr>
-        <w:t xml:space="preserve">   │Task  ││Filter││Task  ││Start ││Task  │</w:t>
-      </w:r>
-    </w:p>
-    <w:p>
-      <w:pPr>
-        <w:shd w:fill="F5F5F5" w:val="clear"/>
-        <w:spacing w:line="240"/>
-        <w:ind w:left="360"/>
-      </w:pPr>
-      <w:r>
-        <w:rPr>
-          <w:rFonts w:ascii="Consolas" w:cs="Consolas" w:eastAsia="Consolas" w:hAnsi="Consolas"/>
-          <w:color w:val="2D2D2D"/>
-          <w:sz w:val="19"/>
-          <w:szCs w:val="19"/>
-        </w:rPr>
-        <w:t xml:space="preserve">   │10ms  ││Task  ││200ms ││Task  ││500ms │</w:t>
-      </w:r>
-    </w:p>
-    <w:p>
-      <w:pPr>
-        <w:shd w:fill="F5F5F5" w:val="clear"/>
-        <w:spacing w:line="240"/>
-        <w:ind w:left="360"/>
-      </w:pPr>
-      <w:r>
-        <w:rPr>
-          <w:rFonts w:ascii="Consolas" w:cs="Consolas" w:eastAsia="Consolas" w:hAnsi="Consolas"/>
-          <w:color w:val="2D2D2D"/>
-          <w:sz w:val="19"/>
-          <w:szCs w:val="19"/>
-        </w:rPr>
-        <w:t xml:space="preserve">   │      ││2ms   ││      ││10ms  ││      │</w:t>
-      </w:r>
-    </w:p>
-    <w:p>
-      <w:pPr>
-        <w:shd w:fill="F5F5F5" w:val="clear"/>
-        <w:spacing w:line="240"/>
-        <w:ind w:left="360"/>
-      </w:pPr>
-      <w:r>
-        <w:rPr>
-          <w:rFonts w:ascii="Consolas" w:cs="Consolas" w:eastAsia="Consolas" w:hAnsi="Consolas"/>
-          <w:color w:val="2D2D2D"/>
-          <w:sz w:val="19"/>
-          <w:szCs w:val="19"/>
-        </w:rPr>
-        <w:t xml:space="preserve">   └──┬───┘└──┬───┘└──┬───┘└──┬───┘└──┬───┘</w:t>
-      </w:r>
-    </w:p>
-    <w:p>
-      <w:pPr>
-        <w:shd w:fill="F5F5F5" w:val="clear"/>
-        <w:spacing w:line="240"/>
-        <w:ind w:left="360"/>
-      </w:pPr>
-      <w:r>
-        <w:rPr>
-          <w:rFonts w:ascii="Consolas" w:cs="Consolas" w:eastAsia="Consolas" w:hAnsi="Consolas"/>
-          <w:color w:val="2D2D2D"/>
-          <w:sz w:val="19"/>
-          <w:szCs w:val="19"/>
-        </w:rPr>
-        <w:t xml:space="preserve">      │       │       │       │       │</w:t>
-      </w:r>
-    </w:p>
-    <w:p>
-      <w:pPr>
-        <w:shd w:fill="F5F5F5" w:val="clear"/>
-        <w:spacing w:line="240"/>
-        <w:ind w:left="360"/>
-      </w:pPr>
-      <w:r>
-        <w:rPr>
-          <w:rFonts w:ascii="Consolas" w:cs="Consolas" w:eastAsia="Consolas" w:hAnsi="Consolas"/>
-          <w:color w:val="2D2D2D"/>
-          <w:sz w:val="19"/>
-          <w:szCs w:val="19"/>
-        </w:rPr>
-        <w:t xml:space="preserve">      ▼       ▼       ▼       ▼       ▼</w:t>
-      </w:r>
-    </w:p>
-    <w:p>
-      <w:pPr>
-        <w:shd w:fill="F5F5F5" w:val="clear"/>
-        <w:spacing w:line="240"/>
-        <w:ind w:left="360"/>
-      </w:pPr>
-      <w:r>
-        <w:rPr>
-          <w:rFonts w:ascii="Consolas" w:cs="Consolas" w:eastAsia="Consolas" w:hAnsi="Consolas"/>
-          <w:color w:val="2D2D2D"/>
-          <w:sz w:val="19"/>
-          <w:szCs w:val="19"/>
-        </w:rPr>
-        <w:t xml:space="preserve">   七态FSM  样本推入  OLED刷新 扫频步进 PC13翻转</w:t>
-      </w:r>
-    </w:p>
-    <w:p>
-      <w:pPr>
-        <w:shd w:fill="F5F5F5" w:val="clear"/>
-        <w:spacing w:line="240"/>
-        <w:ind w:left="360"/>
-      </w:pPr>
-      <w:r>
-        <w:rPr>
-          <w:rFonts w:ascii="Consolas" w:cs="Consolas" w:eastAsia="Consolas" w:hAnsi="Consolas"/>
-          <w:color w:val="2D2D2D"/>
-          <w:sz w:val="19"/>
-          <w:szCs w:val="19"/>
-        </w:rPr>
-        <w:t xml:space="preserve">   单击/   滑动平均  +按键分发 200Hz/步 心跳指示</w:t>
-      </w:r>
-    </w:p>
-    <w:p>
-      <w:pPr>
-        <w:shd w:fill="F5F5F5" w:val="clear"/>
-        <w:spacing w:line="240"/>
-        <w:ind w:left="360"/>
-      </w:pPr>
-      <w:r>
-        <w:rPr>
-          <w:rFonts w:ascii="Consolas" w:cs="Consolas" w:eastAsia="Consolas" w:hAnsi="Consolas"/>
-          <w:color w:val="2D2D2D"/>
-          <w:sz w:val="19"/>
-          <w:szCs w:val="19"/>
-        </w:rPr>
-        <w:t xml:space="preserve">   双击    O(1)更新  +LED状态  150k→100k</w:t>
-      </w:r>
-    </w:p>
-    <w:p>
-      <w:pPr>
-        <w:shd w:fill="F5F5F5" w:val="clear"/>
-        <w:spacing w:line="240"/>
-        <w:ind w:left="360"/>
-      </w:pPr>
-      <w:r>
-        <w:rPr>
-          <w:rFonts w:ascii="Consolas" w:cs="Consolas" w:eastAsia="Consolas" w:hAnsi="Consolas"/>
-          <w:color w:val="2D2D2D"/>
-          <w:sz w:val="19"/>
-          <w:szCs w:val="19"/>
-        </w:rPr>
-        <w:t xml:space="preserve">      │               │</w:t>
-      </w:r>
-    </w:p>
-    <w:p>
-      <w:pPr>
-        <w:shd w:fill="F5F5F5" w:val="clear"/>
-        <w:spacing w:line="240"/>
-        <w:ind w:left="360"/>
-      </w:pPr>
-      <w:r>
-        <w:rPr>
-          <w:rFonts w:ascii="Consolas" w:cs="Consolas" w:eastAsia="Consolas" w:hAnsi="Consolas"/>
-          <w:color w:val="2D2D2D"/>
-          <w:sz w:val="19"/>
-          <w:szCs w:val="19"/>
-        </w:rPr>
-        <w:t xml:space="preserve">      └───Trigger─────┘  (KEY0单击触发软启动)</w:t>
-      </w:r>
-    </w:p>
-    <w:p>
-      <w:pPr>
-        <w:shd w:fill="F5F5F5" w:val="clear"/>
-        <w:spacing w:line="240"/>
-        <w:ind w:left="360"/>
-      </w:pPr>
-      <w:r>
-        <w:rPr>
-          <w:rFonts w:ascii="Consolas" w:cs="Consolas" w:eastAsia="Consolas" w:hAnsi="Consolas"/>
-          <w:color w:val="2D2D2D"/>
-          <w:sz w:val="19"/>
-          <w:szCs w:val="19"/>
-        </w:rPr>
-        <w:t xml:space="preserve">      └───Stop────────── (KEY0/KEY1关断)</w:t>
+        <w:t xml:space="preserve">     ┌──────────────────────────────────────────────────────┐
+</w:t>
+      </w:r>
+    </w:p>
+    <w:p>
+      <w:pPr>
+        <w:shd w:fill="F5F5F5" w:val="clear"/>
+        <w:spacing w:line="240"/>
+        <w:ind w:left="360"/>
+      </w:pPr>
+      <w:r>
+        <w:rPr>
+          <w:rFonts w:ascii="Consolas" w:cs="Consolas" w:eastAsia="Consolas" w:hAnsi="Consolas"/>
+          <w:color w:val="2D2D2D"/>
+          <w:sz w:val="19"/>
+          <w:szCs w:val="19"/>
+        </w:rPr>
+        <w:t xml:space="preserve">     │                  main.c while(1)                     │
+</w:t>
+      </w:r>
+    </w:p>
+    <w:p>
+      <w:pPr>
+        <w:shd w:fill="F5F5F5" w:val="clear"/>
+        <w:spacing w:line="240"/>
+        <w:ind w:left="360"/>
+      </w:pPr>
+      <w:r>
+        <w:rPr>
+          <w:rFonts w:ascii="Consolas" w:cs="Consolas" w:eastAsia="Consolas" w:hAnsi="Consolas"/>
+          <w:color w:val="2D2D2D"/>
+          <w:sz w:val="19"/>
+          <w:szCs w:val="19"/>
+        </w:rPr>
+        <w:t xml:space="preserve">     └──────────────────────────────────────────────────────┘
+</w:t>
+      </w:r>
+    </w:p>
+    <w:p>
+      <w:pPr>
+        <w:shd w:fill="F5F5F5" w:val="clear"/>
+        <w:spacing w:line="240"/>
+        <w:ind w:left="360"/>
+      </w:pPr>
+      <w:r>
+        <w:rPr>
+          <w:rFonts w:ascii="Consolas" w:cs="Consolas" w:eastAsia="Consolas" w:hAnsi="Consolas"/>
+          <w:color w:val="2D2D2D"/>
+          <w:sz w:val="19"/>
+          <w:szCs w:val="19"/>
+        </w:rPr>
+        <w:t xml:space="preserve">                          │
+</w:t>
+      </w:r>
+    </w:p>
+    <w:p>
+      <w:pPr>
+        <w:shd w:fill="F5F5F5" w:val="clear"/>
+        <w:spacing w:line="240"/>
+        <w:ind w:left="360"/>
+      </w:pPr>
+      <w:r>
+        <w:rPr>
+          <w:rFonts w:ascii="Consolas" w:cs="Consolas" w:eastAsia="Consolas" w:hAnsi="Consolas"/>
+          <w:color w:val="2D2D2D"/>
+          <w:sz w:val="19"/>
+          <w:szCs w:val="19"/>
+        </w:rPr>
+        <w:t xml:space="preserve">      ┌──────┬──────┬──────┼──────┬──────┐
+</w:t>
+      </w:r>
+    </w:p>
+    <w:p>
+      <w:pPr>
+        <w:shd w:fill="F5F5F5" w:val="clear"/>
+        <w:spacing w:line="240"/>
+        <w:ind w:left="360"/>
+      </w:pPr>
+      <w:r>
+        <w:rPr>
+          <w:rFonts w:ascii="Consolas" w:cs="Consolas" w:eastAsia="Consolas" w:hAnsi="Consolas"/>
+          <w:color w:val="2D2D2D"/>
+          <w:sz w:val="19"/>
+          <w:szCs w:val="19"/>
+        </w:rPr>
+        <w:t xml:space="preserve">      ▼      ▼      ▼      ▼      ▼      ▼
+</w:t>
+      </w:r>
+    </w:p>
+    <w:p>
+      <w:pPr>
+        <w:shd w:fill="F5F5F5" w:val="clear"/>
+        <w:spacing w:line="240"/>
+        <w:ind w:left="360"/>
+      </w:pPr>
+      <w:r>
+        <w:rPr>
+          <w:rFonts w:ascii="Consolas" w:cs="Consolas" w:eastAsia="Consolas" w:hAnsi="Consolas"/>
+          <w:color w:val="2D2D2D"/>
+          <w:sz w:val="19"/>
+          <w:szCs w:val="19"/>
+        </w:rPr>
+        <w:t xml:space="preserve">   ┌──────┐┌──────┐┌──────┐┌──────┐┌──────┐
+</w:t>
+      </w:r>
+    </w:p>
+    <w:p>
+      <w:pPr>
+        <w:shd w:fill="F5F5F5" w:val="clear"/>
+        <w:spacing w:line="240"/>
+        <w:ind w:left="360"/>
+      </w:pPr>
+      <w:r>
+        <w:rPr>
+          <w:rFonts w:ascii="Consolas" w:cs="Consolas" w:eastAsia="Consolas" w:hAnsi="Consolas"/>
+          <w:color w:val="2D2D2D"/>
+          <w:sz w:val="19"/>
+          <w:szCs w:val="19"/>
+        </w:rPr>
+        <w:t xml:space="preserve">   │KEY   ││ADC   ││UI    ││Soft  ││LED   │
+</w:t>
+      </w:r>
+    </w:p>
+    <w:p>
+      <w:pPr>
+        <w:shd w:fill="F5F5F5" w:val="clear"/>
+        <w:spacing w:line="240"/>
+        <w:ind w:left="360"/>
+      </w:pPr>
+      <w:r>
+        <w:rPr>
+          <w:rFonts w:ascii="Consolas" w:cs="Consolas" w:eastAsia="Consolas" w:hAnsi="Consolas"/>
+          <w:color w:val="2D2D2D"/>
+          <w:sz w:val="19"/>
+          <w:szCs w:val="19"/>
+        </w:rPr>
+        <w:t xml:space="preserve">   │Task  ││Filter││Task  ││Start ││Task  │
+</w:t>
+      </w:r>
+    </w:p>
+    <w:p>
+      <w:pPr>
+        <w:shd w:fill="F5F5F5" w:val="clear"/>
+        <w:spacing w:line="240"/>
+        <w:ind w:left="360"/>
+      </w:pPr>
+      <w:r>
+        <w:rPr>
+          <w:rFonts w:ascii="Consolas" w:cs="Consolas" w:eastAsia="Consolas" w:hAnsi="Consolas"/>
+          <w:color w:val="2D2D2D"/>
+          <w:sz w:val="19"/>
+          <w:szCs w:val="19"/>
+        </w:rPr>
+        <w:t xml:space="preserve">   │10ms  ││Task  ││200ms ││Task  ││500ms │
+</w:t>
+      </w:r>
+    </w:p>
+    <w:p>
+      <w:pPr>
+        <w:shd w:fill="F5F5F5" w:val="clear"/>
+        <w:spacing w:line="240"/>
+        <w:ind w:left="360"/>
+      </w:pPr>
+      <w:r>
+        <w:rPr>
+          <w:rFonts w:ascii="Consolas" w:cs="Consolas" w:eastAsia="Consolas" w:hAnsi="Consolas"/>
+          <w:color w:val="2D2D2D"/>
+          <w:sz w:val="19"/>
+          <w:szCs w:val="19"/>
+        </w:rPr>
+        <w:t xml:space="preserve">   │      ││2ms   ││      ││10ms  ││      │
+</w:t>
+      </w:r>
+    </w:p>
+    <w:p>
+      <w:pPr>
+        <w:shd w:fill="F5F5F5" w:val="clear"/>
+        <w:spacing w:line="240"/>
+        <w:ind w:left="360"/>
+      </w:pPr>
+      <w:r>
+        <w:rPr>
+          <w:rFonts w:ascii="Consolas" w:cs="Consolas" w:eastAsia="Consolas" w:hAnsi="Consolas"/>
+          <w:color w:val="2D2D2D"/>
+          <w:sz w:val="19"/>
+          <w:szCs w:val="19"/>
+        </w:rPr>
+        <w:t xml:space="preserve">   └──┬───┘└──┬───┘└──┬───┘└──┬───┘└──┬───┘
+</w:t>
+      </w:r>
+    </w:p>
+    <w:p>
+      <w:pPr>
+        <w:shd w:fill="F5F5F5" w:val="clear"/>
+        <w:spacing w:line="240"/>
+        <w:ind w:left="360"/>
+      </w:pPr>
+      <w:r>
+        <w:rPr>
+          <w:rFonts w:ascii="Consolas" w:cs="Consolas" w:eastAsia="Consolas" w:hAnsi="Consolas"/>
+          <w:color w:val="2D2D2D"/>
+          <w:sz w:val="19"/>
+          <w:szCs w:val="19"/>
+        </w:rPr>
+        <w:t xml:space="preserve">      │       │       │       │       │
+</w:t>
+      </w:r>
+    </w:p>
+    <w:p>
+      <w:pPr>
+        <w:shd w:fill="F5F5F5" w:val="clear"/>
+        <w:spacing w:line="240"/>
+        <w:ind w:left="360"/>
+      </w:pPr>
+      <w:r>
+        <w:rPr>
+          <w:rFonts w:ascii="Consolas" w:cs="Consolas" w:eastAsia="Consolas" w:hAnsi="Consolas"/>
+          <w:color w:val="2D2D2D"/>
+          <w:sz w:val="19"/>
+          <w:szCs w:val="19"/>
+        </w:rPr>
+        <w:t xml:space="preserve">      ▼       ▼       ▼       ▼       ▼
+</w:t>
+      </w:r>
+    </w:p>
+    <w:p>
+      <w:pPr>
+        <w:shd w:fill="F5F5F5" w:val="clear"/>
+        <w:spacing w:line="240"/>
+        <w:ind w:left="360"/>
+      </w:pPr>
+      <w:r>
+        <w:rPr>
+          <w:rFonts w:ascii="Consolas" w:cs="Consolas" w:eastAsia="Consolas" w:hAnsi="Consolas"/>
+          <w:color w:val="2D2D2D"/>
+          <w:sz w:val="19"/>
+          <w:szCs w:val="19"/>
+        </w:rPr>
+        <w:t xml:space="preserve">   七态FSM  样本推入  OLED刷新 扫频步进 PC13翻转
+</w:t>
+      </w:r>
+    </w:p>
+    <w:p>
+      <w:pPr>
+        <w:shd w:fill="F5F5F5" w:val="clear"/>
+        <w:spacing w:line="240"/>
+        <w:ind w:left="360"/>
+      </w:pPr>
+      <w:r>
+        <w:rPr>
+          <w:rFonts w:ascii="Consolas" w:cs="Consolas" w:eastAsia="Consolas" w:hAnsi="Consolas"/>
+          <w:color w:val="2D2D2D"/>
+          <w:sz w:val="19"/>
+          <w:szCs w:val="19"/>
+        </w:rPr>
+        <w:t xml:space="preserve">   单击/   滑动平均  +按键分发 200Hz/步 心跳指示
+</w:t>
+      </w:r>
+    </w:p>
+    <w:p>
+      <w:pPr>
+        <w:shd w:fill="F5F5F5" w:val="clear"/>
+        <w:spacing w:line="240"/>
+        <w:ind w:left="360"/>
+      </w:pPr>
+      <w:r>
+        <w:rPr>
+          <w:rFonts w:ascii="Consolas" w:cs="Consolas" w:eastAsia="Consolas" w:hAnsi="Consolas"/>
+          <w:color w:val="2D2D2D"/>
+          <w:sz w:val="19"/>
+          <w:szCs w:val="19"/>
+        </w:rPr>
+        <w:t xml:space="preserve">   双击    O(1)更新  +LED状态  150k→100k
+</w:t>
+      </w:r>
+    </w:p>
+    <w:p>
+      <w:pPr>
+        <w:shd w:fill="F5F5F5" w:val="clear"/>
+        <w:spacing w:line="240"/>
+        <w:ind w:left="360"/>
+      </w:pPr>
+      <w:r>
+        <w:rPr>
+          <w:rFonts w:ascii="Consolas" w:cs="Consolas" w:eastAsia="Consolas" w:hAnsi="Consolas"/>
+          <w:color w:val="2D2D2D"/>
+          <w:sz w:val="19"/>
+          <w:szCs w:val="19"/>
+        </w:rPr>
+        <w:t xml:space="preserve">      │               │
+</w:t>
+      </w:r>
+    </w:p>
+    <w:p>
+      <w:pPr>
+        <w:shd w:fill="F5F5F5" w:val="clear"/>
+        <w:spacing w:line="240"/>
+        <w:ind w:left="360"/>
+      </w:pPr>
+      <w:r>
+        <w:rPr>
+          <w:rFonts w:ascii="Consolas" w:cs="Consolas" w:eastAsia="Consolas" w:hAnsi="Consolas"/>
+          <w:color w:val="2D2D2D"/>
+          <w:sz w:val="19"/>
+          <w:szCs w:val="19"/>
+        </w:rPr>
+        <w:t xml:space="preserve">      └───Trigger─────┘  (KEY0单击触发软启动)
+</w:t>
+      </w:r>
+    </w:p>
+    <w:p>
+      <w:pPr>
+        <w:shd w:fill="F5F5F5" w:val="clear"/>
+        <w:spacing w:line="240"/>
+        <w:ind w:left="360"/>
+      </w:pPr>
+      <w:r>
+        <w:rPr>
+          <w:rFonts w:ascii="Consolas" w:cs="Consolas" w:eastAsia="Consolas" w:hAnsi="Consolas"/>
+          <w:color w:val="2D2D2D"/>
+          <w:sz w:val="19"/>
+          <w:szCs w:val="19"/>
+        </w:rPr>
+        <w:t xml:space="preserve">      └───Stop────────── (KEY0/KEY1关断)
+</w:t>
       </w:r>
     </w:p>
     <w:p/>
@@ -8024,7 +8318,8 @@
           <w:sz w:val="22"/>
           <w:szCs w:val="22"/>
         </w:rPr>
-        <w:t xml:space="preserve">五个 Task 各自有 `static uint32_t last` 时间戳。主循环高频轮转 (单次 &lt; 1ms), 未到周期直接 return。</w:t>
+        <w:t xml:space="preserve">五个 Task 各自有 `static uint32_t last` 时间戳。主循环高频轮转 (单次 &lt; 1ms), 未到周期直接 return。
+</w:t>
       </w:r>
     </w:p>
     <w:p/>
@@ -8059,103 +8354,110 @@
           <w:sz w:val="19"/>
           <w:szCs w:val="19"/>
         </w:rPr>
-        <w:t xml:space="preserve">KEY0单击 → KEY_Task(10ms) → KEY_Get_Event(0)=1</w:t>
-      </w:r>
-    </w:p>
-    <w:p>
-      <w:pPr>
-        <w:shd w:fill="F5F5F5" w:val="clear"/>
-        <w:spacing w:line="240"/>
-        <w:ind w:left="360"/>
-      </w:pPr>
-      <w:r>
-        <w:rPr>
-          <w:rFonts w:ascii="Consolas" w:cs="Consolas" w:eastAsia="Consolas" w:hAnsi="Consolas"/>
-          <w:color w:val="2D2D2D"/>
-          <w:sz w:val="19"/>
-          <w:szCs w:val="19"/>
-        </w:rPr>
-        <w:t xml:space="preserve">  → UI_HandleKeys → Inverter_SoftStart_Trigger</w:t>
-      </w:r>
-    </w:p>
-    <w:p>
-      <w:pPr>
-        <w:shd w:fill="F5F5F5" w:val="clear"/>
-        <w:spacing w:line="240"/>
-        <w:ind w:left="360"/>
-      </w:pPr>
-      <w:r>
-        <w:rPr>
-          <w:rFonts w:ascii="Consolas" w:cs="Consolas" w:eastAsia="Consolas" w:hAnsi="Consolas"/>
-          <w:color w:val="2D2D2D"/>
-          <w:sz w:val="19"/>
-          <w:szCs w:val="19"/>
-        </w:rPr>
-        <w:t xml:space="preserve">    → PWM_Enable (开MOE) → PWM_SetFrequency(150k)</w:t>
-      </w:r>
-    </w:p>
-    <w:p>
-      <w:pPr>
-        <w:shd w:fill="F5F5F5" w:val="clear"/>
-        <w:spacing w:line="240"/>
-        <w:ind w:left="360"/>
-      </w:pPr>
-      <w:r>
-        <w:rPr>
-          <w:rFonts w:ascii="Consolas" w:cs="Consolas" w:eastAsia="Consolas" w:hAnsi="Consolas"/>
-          <w:color w:val="2D2D2D"/>
-          <w:sz w:val="19"/>
-          <w:szCs w:val="19"/>
-        </w:rPr>
-        <w:t xml:space="preserve">      → Inverter_SoftStart_Task 每10ms降频200Hz → 100kHz → SS_DONE</w:t>
-      </w:r>
-    </w:p>
-    <w:p>
-      <w:pPr>
-        <w:shd w:fill="F5F5F5" w:val="clear"/>
-        <w:spacing w:line="240"/>
-        <w:ind w:left="360"/>
-      </w:pPr>
-      <w:r>
-        <w:rPr>
-          <w:rFonts w:ascii="Consolas" w:cs="Consolas" w:eastAsia="Consolas" w:hAnsi="Consolas"/>
-          <w:color w:val="2D2D2D"/>
-          <w:sz w:val="19"/>
-          <w:szCs w:val="19"/>
-        </w:rPr>
-        <w:t xml:space="preserve"/>
-      </w:r>
-    </w:p>
-    <w:p>
-      <w:pPr>
-        <w:shd w:fill="F5F5F5" w:val="clear"/>
-        <w:spacing w:line="240"/>
-        <w:ind w:left="360"/>
-      </w:pPr>
-      <w:r>
-        <w:rPr>
-          <w:rFonts w:ascii="Consolas" w:cs="Consolas" w:eastAsia="Consolas" w:hAnsi="Consolas"/>
-          <w:color w:val="2D2D2D"/>
-          <w:sz w:val="19"/>
-          <w:szCs w:val="19"/>
-        </w:rPr>
-        <w:t xml:space="preserve">KEY1单击(SS_DONE) → PWM_GetFrequency → +1000</w:t>
-      </w:r>
-    </w:p>
-    <w:p>
-      <w:pPr>
-        <w:shd w:fill="F5F5F5" w:val="clear"/>
-        <w:spacing w:line="240"/>
-        <w:ind w:left="360"/>
-      </w:pPr>
-      <w:r>
-        <w:rPr>
-          <w:rFonts w:ascii="Consolas" w:cs="Consolas" w:eastAsia="Consolas" w:hAnsi="Consolas"/>
-          <w:color w:val="2D2D2D"/>
-          <w:sz w:val="19"/>
-          <w:szCs w:val="19"/>
-        </w:rPr>
-        <w:t xml:space="preserve">  → PWM_SetFrequency (100k~150k封顶不绕回)</w:t>
+        <w:t xml:space="preserve">KEY0单击 → KEY_Task(10ms) → KEY_Get_Event(0)=1
+</w:t>
+      </w:r>
+    </w:p>
+    <w:p>
+      <w:pPr>
+        <w:shd w:fill="F5F5F5" w:val="clear"/>
+        <w:spacing w:line="240"/>
+        <w:ind w:left="360"/>
+      </w:pPr>
+      <w:r>
+        <w:rPr>
+          <w:rFonts w:ascii="Consolas" w:cs="Consolas" w:eastAsia="Consolas" w:hAnsi="Consolas"/>
+          <w:color w:val="2D2D2D"/>
+          <w:sz w:val="19"/>
+          <w:szCs w:val="19"/>
+        </w:rPr>
+        <w:t xml:space="preserve">  → UI_HandleKeys → Inverter_SoftStart_Trigger
+</w:t>
+      </w:r>
+    </w:p>
+    <w:p>
+      <w:pPr>
+        <w:shd w:fill="F5F5F5" w:val="clear"/>
+        <w:spacing w:line="240"/>
+        <w:ind w:left="360"/>
+      </w:pPr>
+      <w:r>
+        <w:rPr>
+          <w:rFonts w:ascii="Consolas" w:cs="Consolas" w:eastAsia="Consolas" w:hAnsi="Consolas"/>
+          <w:color w:val="2D2D2D"/>
+          <w:sz w:val="19"/>
+          <w:szCs w:val="19"/>
+        </w:rPr>
+        <w:t xml:space="preserve">    → PWM_Enable (开MOE) → PWM_SetFrequency(150k)
+</w:t>
+      </w:r>
+    </w:p>
+    <w:p>
+      <w:pPr>
+        <w:shd w:fill="F5F5F5" w:val="clear"/>
+        <w:spacing w:line="240"/>
+        <w:ind w:left="360"/>
+      </w:pPr>
+      <w:r>
+        <w:rPr>
+          <w:rFonts w:ascii="Consolas" w:cs="Consolas" w:eastAsia="Consolas" w:hAnsi="Consolas"/>
+          <w:color w:val="2D2D2D"/>
+          <w:sz w:val="19"/>
+          <w:szCs w:val="19"/>
+        </w:rPr>
+        <w:t xml:space="preserve">      → Inverter_SoftStart_Task 每10ms降频200Hz → 100kHz → SS_DONE
+</w:t>
+      </w:r>
+    </w:p>
+    <w:p>
+      <w:pPr>
+        <w:shd w:fill="F5F5F5" w:val="clear"/>
+        <w:spacing w:line="240"/>
+        <w:ind w:left="360"/>
+      </w:pPr>
+      <w:r>
+        <w:rPr>
+          <w:rFonts w:ascii="Consolas" w:cs="Consolas" w:eastAsia="Consolas" w:hAnsi="Consolas"/>
+          <w:color w:val="2D2D2D"/>
+          <w:sz w:val="19"/>
+          <w:szCs w:val="19"/>
+        </w:rPr>
+        <w:t xml:space="preserve">
+</w:t>
+      </w:r>
+    </w:p>
+    <w:p>
+      <w:pPr>
+        <w:shd w:fill="F5F5F5" w:val="clear"/>
+        <w:spacing w:line="240"/>
+        <w:ind w:left="360"/>
+      </w:pPr>
+      <w:r>
+        <w:rPr>
+          <w:rFonts w:ascii="Consolas" w:cs="Consolas" w:eastAsia="Consolas" w:hAnsi="Consolas"/>
+          <w:color w:val="2D2D2D"/>
+          <w:sz w:val="19"/>
+          <w:szCs w:val="19"/>
+        </w:rPr>
+        <w:t xml:space="preserve">KEY1单击(SS_DONE) → PWM_GetFrequency → +1000
+</w:t>
+      </w:r>
+    </w:p>
+    <w:p>
+      <w:pPr>
+        <w:shd w:fill="F5F5F5" w:val="clear"/>
+        <w:spacing w:line="240"/>
+        <w:ind w:left="360"/>
+      </w:pPr>
+      <w:r>
+        <w:rPr>
+          <w:rFonts w:ascii="Consolas" w:cs="Consolas" w:eastAsia="Consolas" w:hAnsi="Consolas"/>
+          <w:color w:val="2D2D2D"/>
+          <w:sz w:val="19"/>
+          <w:szCs w:val="19"/>
+        </w:rPr>
+        <w:t xml:space="preserve">  → PWM_SetFrequency (100k~150k封顶不绕回)
+</w:t>
       </w:r>
     </w:p>
     <w:p/>
@@ -8190,87 +8492,93 @@
           <w:sz w:val="19"/>
           <w:szCs w:val="19"/>
         </w:rPr>
-        <w:t xml:space="preserve">PA0(电流)/PA1(电压) → ADC1 双通道扫描 → DMA1_Channel1 循环</w:t>
-      </w:r>
-    </w:p>
-    <w:p>
-      <w:pPr>
-        <w:shd w:fill="F5F5F5" w:val="clear"/>
-        <w:spacing w:line="240"/>
-        <w:ind w:left="360"/>
-      </w:pPr>
-      <w:r>
-        <w:rPr>
-          <w:rFonts w:ascii="Consolas" w:cs="Consolas" w:eastAsia="Consolas" w:hAnsi="Consolas"/>
-          <w:color w:val="2D2D2D"/>
-          <w:sz w:val="19"/>
-          <w:szCs w:val="19"/>
-        </w:rPr>
-        <w:t xml:space="preserve">  → ADC_ConvertedValue[2] (ISR级别自动刷新)</w:t>
-      </w:r>
-    </w:p>
-    <w:p>
-      <w:pPr>
-        <w:shd w:fill="F5F5F5" w:val="clear"/>
-        <w:spacing w:line="240"/>
-        <w:ind w:left="360"/>
-      </w:pPr>
-      <w:r>
-        <w:rPr>
-          <w:rFonts w:ascii="Consolas" w:cs="Consolas" w:eastAsia="Consolas" w:hAnsi="Consolas"/>
-          <w:color w:val="2D2D2D"/>
-          <w:sz w:val="19"/>
-          <w:szCs w:val="19"/>
-        </w:rPr>
-        <w:t xml:space="preserve">    → ADC_Filter_Task (2ms) 推入环形缓冲</w:t>
-      </w:r>
-    </w:p>
-    <w:p>
-      <w:pPr>
-        <w:shd w:fill="F5F5F5" w:val="clear"/>
-        <w:spacing w:line="240"/>
-        <w:ind w:left="360"/>
-      </w:pPr>
-      <w:r>
-        <w:rPr>
-          <w:rFonts w:ascii="Consolas" w:cs="Consolas" w:eastAsia="Consolas" w:hAnsi="Consolas"/>
-          <w:color w:val="2D2D2D"/>
-          <w:sz w:val="19"/>
-          <w:szCs w:val="19"/>
-        </w:rPr>
-        <w:t xml:space="preserve">      → O(1)运行累加器 → s_voltage / s_current</w:t>
-      </w:r>
-    </w:p>
-    <w:p>
-      <w:pPr>
-        <w:shd w:fill="F5F5F5" w:val="clear"/>
-        <w:spacing w:line="240"/>
-        <w:ind w:left="360"/>
-      </w:pPr>
-      <w:r>
-        <w:rPr>
-          <w:rFonts w:ascii="Consolas" w:cs="Consolas" w:eastAsia="Consolas" w:hAnsi="Consolas"/>
-          <w:color w:val="2D2D2D"/>
-          <w:sz w:val="19"/>
-          <w:szCs w:val="19"/>
-        </w:rPr>
-        <w:t xml:space="preserve">        → Get_Real_Voltage/Current (O(1)返回)</w:t>
-      </w:r>
-    </w:p>
-    <w:p>
-      <w:pPr>
-        <w:shd w:fill="F5F5F5" w:val="clear"/>
-        <w:spacing w:line="240"/>
-        <w:ind w:left="360"/>
-      </w:pPr>
-      <w:r>
-        <w:rPr>
-          <w:rFonts w:ascii="Consolas" w:cs="Consolas" w:eastAsia="Consolas" w:hAnsi="Consolas"/>
-          <w:color w:val="2D2D2D"/>
-          <w:sz w:val="19"/>
-          <w:szCs w:val="19"/>
-        </w:rPr>
-        <w:t xml:space="preserve">          → UI_Task (200ms) OLED 显示</w:t>
+        <w:t xml:space="preserve">PA0(电流)/PA1(电压) → ADC1 双通道扫描 → DMA1_Channel1 循环
+</w:t>
+      </w:r>
+    </w:p>
+    <w:p>
+      <w:pPr>
+        <w:shd w:fill="F5F5F5" w:val="clear"/>
+        <w:spacing w:line="240"/>
+        <w:ind w:left="360"/>
+      </w:pPr>
+      <w:r>
+        <w:rPr>
+          <w:rFonts w:ascii="Consolas" w:cs="Consolas" w:eastAsia="Consolas" w:hAnsi="Consolas"/>
+          <w:color w:val="2D2D2D"/>
+          <w:sz w:val="19"/>
+          <w:szCs w:val="19"/>
+        </w:rPr>
+        <w:t xml:space="preserve">  → ADC_ConvertedValue[2] (ISR级别自动刷新)
+</w:t>
+      </w:r>
+    </w:p>
+    <w:p>
+      <w:pPr>
+        <w:shd w:fill="F5F5F5" w:val="clear"/>
+        <w:spacing w:line="240"/>
+        <w:ind w:left="360"/>
+      </w:pPr>
+      <w:r>
+        <w:rPr>
+          <w:rFonts w:ascii="Consolas" w:cs="Consolas" w:eastAsia="Consolas" w:hAnsi="Consolas"/>
+          <w:color w:val="2D2D2D"/>
+          <w:sz w:val="19"/>
+          <w:szCs w:val="19"/>
+        </w:rPr>
+        <w:t xml:space="preserve">    → ADC_Filter_Task (2ms) 推入环形缓冲
+</w:t>
+      </w:r>
+    </w:p>
+    <w:p>
+      <w:pPr>
+        <w:shd w:fill="F5F5F5" w:val="clear"/>
+        <w:spacing w:line="240"/>
+        <w:ind w:left="360"/>
+      </w:pPr>
+      <w:r>
+        <w:rPr>
+          <w:rFonts w:ascii="Consolas" w:cs="Consolas" w:eastAsia="Consolas" w:hAnsi="Consolas"/>
+          <w:color w:val="2D2D2D"/>
+          <w:sz w:val="19"/>
+          <w:szCs w:val="19"/>
+        </w:rPr>
+        <w:t xml:space="preserve">      → O(1)运行累加器 → s_voltage / s_current
+</w:t>
+      </w:r>
+    </w:p>
+    <w:p>
+      <w:pPr>
+        <w:shd w:fill="F5F5F5" w:val="clear"/>
+        <w:spacing w:line="240"/>
+        <w:ind w:left="360"/>
+      </w:pPr>
+      <w:r>
+        <w:rPr>
+          <w:rFonts w:ascii="Consolas" w:cs="Consolas" w:eastAsia="Consolas" w:hAnsi="Consolas"/>
+          <w:color w:val="2D2D2D"/>
+          <w:sz w:val="19"/>
+          <w:szCs w:val="19"/>
+        </w:rPr>
+        <w:t xml:space="preserve">        → Get_Real_Voltage/Current (O(1)返回)
+</w:t>
+      </w:r>
+    </w:p>
+    <w:p>
+      <w:pPr>
+        <w:shd w:fill="F5F5F5" w:val="clear"/>
+        <w:spacing w:line="240"/>
+        <w:ind w:left="360"/>
+      </w:pPr>
+      <w:r>
+        <w:rPr>
+          <w:rFonts w:ascii="Consolas" w:cs="Consolas" w:eastAsia="Consolas" w:hAnsi="Consolas"/>
+          <w:color w:val="2D2D2D"/>
+          <w:sz w:val="19"/>
+          <w:szCs w:val="19"/>
+        </w:rPr>
+        <w:t xml:space="preserve">          → UI_Task (200ms) OLED 显示
+</w:t>
       </w:r>
     </w:p>
     <w:p/>

--- a/Claude_Files/docs/软件架构与开发者指南.docx
+++ b/Claude_Files/docs/软件架构与开发者指南.docx
@@ -288,7 +288,7 @@
                 <w:sz w:val="20"/>
                 <w:szCs w:val="20"/>
               </w:rPr>
-              <w:t xml:space="preserve">V3.3</w:t>
+              <w:t xml:space="preserve">V3.4</w:t>
             </w:r>
           </w:p>
         </w:tc>
@@ -352,7 +352,7 @@
                 <w:sz w:val="20"/>
                 <w:szCs w:val="20"/>
               </w:rPr>
-              <w:t xml:space="preserve">2026-05-20</w:t>
+              <w:t xml:space="preserve">2026-05-22</w:t>
             </w:r>
           </w:p>
         </w:tc>
@@ -416,7 +416,7 @@
                 <w:sz w:val="20"/>
                 <w:szCs w:val="20"/>
               </w:rPr>
-              <w:t xml:space="preserve">V3.3</w:t>
+              <w:t xml:space="preserve">V3.4</w:t>
             </w:r>
           </w:p>
         </w:tc>
@@ -647,7 +647,7 @@
                 <w:sz w:val="20"/>
                 <w:szCs w:val="20"/>
               </w:rPr>
-              <w:t xml:space="preserve">V3.3</w:t>
+              <w:t xml:space="preserve">V3.4</w:t>
             </w:r>
           </w:p>
         </w:tc>
@@ -678,7 +678,7 @@
                 <w:sz w:val="20"/>
                 <w:szCs w:val="20"/>
               </w:rPr>
-              <w:t xml:space="preserve">2026-05-20</w:t>
+              <w:t xml:space="preserve">2026-05-22</w:t>
             </w:r>
           </w:p>
         </w:tc>
@@ -709,7 +709,7 @@
                 <w:sz w:val="20"/>
                 <w:szCs w:val="20"/>
               </w:rPr>
-              <w:t xml:space="preserve">ESP8266 静默看门狗: RxChar记录s_LastRxTick, App_Net_Task 15s超时自动关PWM+复位WiFi状态; 覆盖ESP8266掉电/卡死不发CLOSED的场景; Cortex-M3 uint32_t原子读写无需临界区</w:t>
+              <w:t xml:space="preserve">致命Bug修复: 断线/静默超时后 s_net_state 未复位为 NET_IDLE 导致永久死锁; 静默看门狗15s→30s防误触发 + ESP8266_RefreshLastRxTime 联网成功新窗口; CopyRxFrame \r\n 成对消费消除空帧; OLED ShowNum四函数 O(n²)→O(n) + double→float; WiFi灯常亮; PWM注释修正; OLED_Init volatile防优化消除</w:t>
             </w:r>
           </w:p>
         </w:tc>
@@ -742,7 +742,7 @@
                 <w:sz w:val="20"/>
                 <w:szCs w:val="20"/>
               </w:rPr>
-              <w:t xml:space="preserve">V3.2</w:t>
+              <w:t xml:space="preserve">V3.3</w:t>
             </w:r>
           </w:p>
         </w:tc>
@@ -804,7 +804,7 @@
                 <w:sz w:val="20"/>
                 <w:szCs w:val="20"/>
               </w:rPr>
-              <w:t xml:space="preserve">异步联网: 非阻塞AT状态机+KEY1取消+失败3次自动重试; ESP8266双重复位(CH_PD 1000ms+AT+RST); UDIS原子影子寄存器更新防偏磁; SS_FAULT故障锁存+按键复位; TCP粘包CopyRxFrame保尾字节; ESP8266_BufferContains封装USART; simplify: 去重failure块+删s_NetReady+SendString const+PRIMASK保存恢复</w:t>
+              <w:t xml:space="preserve">ESP8266 静默看门狗: RxChar记录s_LastRxTick, App_Net_Task 15s超时自动关PWM+复位WiFi状态; 覆盖ESP8266掉电/卡死不发CLOSED的场景; Cortex-M3 uint32_t原子读写无需临界区</w:t>
             </w:r>
           </w:p>
         </w:tc>
@@ -837,6 +837,101 @@
                 <w:sz w:val="20"/>
                 <w:szCs w:val="20"/>
               </w:rPr>
+              <w:t xml:space="preserve">V3.2</w:t>
+            </w:r>
+          </w:p>
+        </w:tc>
+        <w:tc>
+          <w:tcPr>
+            <w:tcW w:type="dxa" w:w="3024"/>
+            <w:tcBorders>
+              <w:top w:val="single" w:color="CCCCCC" w:sz="1"/>
+              <w:left w:val="single" w:color="CCCCCC" w:sz="1"/>
+              <w:bottom w:val="single" w:color="CCCCCC" w:sz="1"/>
+              <w:right w:val="single" w:color="CCCCCC" w:sz="1"/>
+            </w:tcBorders>
+            <w:tcMar>
+              <w:top w:type="dxa" w:w="60"/>
+              <w:left w:type="dxa" w:w="100"/>
+              <w:bottom w:type="dxa" w:w="60"/>
+              <w:right w:type="dxa" w:w="100"/>
+            </w:tcMar>
+          </w:tcPr>
+          <w:p>
+            <w:pPr>
+              <w:spacing w:line="288"/>
+            </w:pPr>
+            <w:r>
+              <w:rPr>
+                <w:rFonts w:ascii="SimSun" w:cs="SimSun" w:eastAsia="SimSun" w:hAnsi="SimSun"/>
+                <w:color w:val="333333"/>
+                <w:sz w:val="20"/>
+                <w:szCs w:val="20"/>
+              </w:rPr>
+              <w:t xml:space="preserve">2026-05-20</w:t>
+            </w:r>
+          </w:p>
+        </w:tc>
+        <w:tc>
+          <w:tcPr>
+            <w:tcW w:type="dxa" w:w="3024"/>
+            <w:tcBorders>
+              <w:top w:val="single" w:color="CCCCCC" w:sz="1"/>
+              <w:left w:val="single" w:color="CCCCCC" w:sz="1"/>
+              <w:bottom w:val="single" w:color="CCCCCC" w:sz="1"/>
+              <w:right w:val="single" w:color="CCCCCC" w:sz="1"/>
+            </w:tcBorders>
+            <w:tcMar>
+              <w:top w:type="dxa" w:w="60"/>
+              <w:left w:type="dxa" w:w="100"/>
+              <w:bottom w:type="dxa" w:w="60"/>
+              <w:right w:type="dxa" w:w="100"/>
+            </w:tcMar>
+          </w:tcPr>
+          <w:p>
+            <w:pPr>
+              <w:spacing w:line="288"/>
+            </w:pPr>
+            <w:r>
+              <w:rPr>
+                <w:rFonts w:ascii="SimSun" w:cs="SimSun" w:eastAsia="SimSun" w:hAnsi="SimSun"/>
+                <w:color w:val="333333"/>
+                <w:sz w:val="20"/>
+                <w:szCs w:val="20"/>
+              </w:rPr>
+              <w:t xml:space="preserve">异步联网: 非阻塞AT状态机+KEY1取消+失败3次自动重试; ESP8266双重复位(CH_PD 1000ms+AT+RST); UDIS原子影子寄存器更新防偏磁; SS_FAULT故障锁存+按键复位; TCP粘包CopyRxFrame保尾字节; ESP8266_BufferContains封装USART; simplify: 去重failure块+删s_NetReady+SendString const+PRIMASK保存恢复</w:t>
+            </w:r>
+          </w:p>
+        </w:tc>
+      </w:tr>
+      <w:tr>
+        <w:tc>
+          <w:tcPr>
+            <w:tcW w:type="dxa" w:w="3024"/>
+            <w:tcBorders>
+              <w:top w:val="single" w:color="CCCCCC" w:sz="1"/>
+              <w:left w:val="single" w:color="CCCCCC" w:sz="1"/>
+              <w:bottom w:val="single" w:color="CCCCCC" w:sz="1"/>
+              <w:right w:val="single" w:color="CCCCCC" w:sz="1"/>
+            </w:tcBorders>
+            <w:tcMar>
+              <w:top w:type="dxa" w:w="60"/>
+              <w:left w:type="dxa" w:w="100"/>
+              <w:bottom w:type="dxa" w:w="60"/>
+              <w:right w:type="dxa" w:w="100"/>
+            </w:tcMar>
+          </w:tcPr>
+          <w:p>
+            <w:pPr>
+              <w:spacing w:line="288"/>
+            </w:pPr>
+            <w:r>
+              <w:rPr>
+                <w:rFonts w:ascii="SimSun" w:cs="SimSun" w:eastAsia="SimSun" w:hAnsi="SimSun"/>
+                <w:color w:val="333333"/>
+                <w:sz w:val="20"/>
+                <w:szCs w:val="20"/>
+              </w:rPr>
               <w:t xml:space="preserve">V3.1</w:t>
             </w:r>
           </w:p>
@@ -899,7 +994,7 @@
                 <w:sz w:val="20"/>
                 <w:szCs w:val="20"/>
               </w:rPr>
-              <w:t xml:space="preserve">联网重试+安全加固+LED状态+OLED优化: App_Net_Init返回错误码可重试; ADC_Filter_Task 2ms独立滤波(32ms响应); CMD:ON/OFF防误触发; CLOSED非阻塞关逆变器; AT_DotAnim回调点动画; OLED行覆盖替代全屏清屏; snprintf防栈溢出; ESP8266 500ms深度复位+USART_DeInit; 五灯状态系统(PB3/PB4/PB5); ADC校准时序t_STAB; 扫频10ms/步≈2.5s</w:t>
+              <w:t xml:space="preserve">联网重试+安全加固+LED状态+OLED优化: App_Net_Init返回错误码可重试; ADC_Filter_Task 2ms独立滤波(32ms响应); CMD:ON/OFF防误触发; CLOSED非阻塞关逆变器; AT_DotAnim回调点动画; OLED行覆盖替代全屏清屏; snprintf防栈溢出; ESP8266 500ms深度复位+USART_DeInit; 四灯状态系统(PC13+PB3+PB4+PB5); ADC校准时序t_STAB; 扫频10ms/步≈2.5s</w:t>
             </w:r>
           </w:p>
         </w:tc>
@@ -4743,7 +4838,7 @@
           <w:sz w:val="19"/>
           <w:szCs w:val="19"/>
         </w:rPr>
-        <w:t xml:space="preserve">│     CH_PD ── 3.3V (使能引脚, 必须拉高)                  │</w:t>
+        <w:t xml:space="preserve">│     CH_PD ── PB1 (MCU 控制, 用于双重复位)                │</w:t>
       </w:r>
     </w:p>
     <w:p>
@@ -6810,7 +6905,7 @@
           <w:sz w:val="19"/>
           <w:szCs w:val="19"/>
         </w:rPr>
-        <w:t xml:space="preserve">│                 │                │  CH_PD ─── 3.3V   │</w:t>
+        <w:t xml:space="preserve">│                 │                │  CH_PD ─── PB1 (MCU控制) │</w:t>
       </w:r>
     </w:p>
     <w:p>
@@ -10928,7 +11023,7 @@
                 <w:sz w:val="20"/>
                 <w:szCs w:val="20"/>
               </w:rPr>
-              <w:t xml:space="preserve">RX 静默 15s → 看门狗超时</w:t>
+              <w:t xml:space="preserve">RX 静默 30s → 看门狗超时</w:t>
             </w:r>
           </w:p>
         </w:tc>
@@ -11054,7 +11149,7 @@
                 <w:sz w:val="20"/>
                 <w:szCs w:val="20"/>
               </w:rPr>
-              <w:t xml:space="preserve">RX 静默 15s → 看门狗超时</w:t>
+              <w:t xml:space="preserve">RX 静默 30s → 看门狗超时</w:t>
             </w:r>
           </w:p>
         </w:tc>
@@ -11306,7 +11401,7 @@
                 <w:sz w:val="20"/>
                 <w:szCs w:val="20"/>
               </w:rPr>
-              <w:t xml:space="preserve">TCP keepalive 刷新时间戳</w:t>
+              <w:t xml:space="preserve">PC 须发应用数据喂狗 (TCP keepalive 不转发到 STM32)</w:t>
             </w:r>
           </w:p>
         </w:tc>

--- a/Claude_Files/docs/软件架构与开发者指南.docx
+++ b/Claude_Files/docs/软件架构与开发者指南.docx
@@ -288,7 +288,7 @@
                 <w:sz w:val="20"/>
                 <w:szCs w:val="20"/>
               </w:rPr>
-              <w:t xml:space="preserve">V3.4</w:t>
+              <w:t xml:space="preserve">V3.5</w:t>
             </w:r>
           </w:p>
         </w:tc>
@@ -352,7 +352,7 @@
                 <w:sz w:val="20"/>
                 <w:szCs w:val="20"/>
               </w:rPr>
-              <w:t xml:space="preserve">2026-05-21</w:t>
+              <w:t xml:space="preserve">2026-05-22</w:t>
             </w:r>
           </w:p>
         </w:tc>
@@ -416,7 +416,7 @@
                 <w:sz w:val="20"/>
                 <w:szCs w:val="20"/>
               </w:rPr>
-              <w:t xml:space="preserve">V3.4</w:t>
+              <w:t xml:space="preserve">V3.5</w:t>
             </w:r>
           </w:p>
         </w:tc>
@@ -647,69 +647,69 @@
                 <w:sz w:val="20"/>
                 <w:szCs w:val="20"/>
               </w:rPr>
-              <w:t xml:space="preserve">V3.4</w:t>
-            </w:r>
-          </w:p>
-        </w:tc>
-        <w:tc>
-          <w:tcPr>
-            <w:tcW w:type="dxa" w:w="3024"/>
-            <w:tcBorders>
-              <w:top w:val="single" w:color="CCCCCC" w:sz="1"/>
-              <w:left w:val="single" w:color="CCCCCC" w:sz="1"/>
-              <w:bottom w:val="single" w:color="CCCCCC" w:sz="1"/>
-              <w:right w:val="single" w:color="CCCCCC" w:sz="1"/>
-            </w:tcBorders>
-            <w:tcMar>
-              <w:top w:type="dxa" w:w="60"/>
-              <w:left w:type="dxa" w:w="100"/>
-              <w:bottom w:type="dxa" w:w="60"/>
-              <w:right w:type="dxa" w:w="100"/>
-            </w:tcMar>
-          </w:tcPr>
-          <w:p>
-            <w:pPr>
-              <w:spacing w:line="288"/>
-            </w:pPr>
-            <w:r>
-              <w:rPr>
-                <w:rFonts w:ascii="SimSun" w:cs="SimSun" w:eastAsia="SimSun" w:hAnsi="SimSun"/>
-                <w:color w:val="333333"/>
-                <w:sz w:val="20"/>
-                <w:szCs w:val="20"/>
-              </w:rPr>
-              <w:t xml:space="preserve">2026-05-21</w:t>
-            </w:r>
-          </w:p>
-        </w:tc>
-        <w:tc>
-          <w:tcPr>
-            <w:tcW w:type="dxa" w:w="3024"/>
-            <w:tcBorders>
-              <w:top w:val="single" w:color="CCCCCC" w:sz="1"/>
-              <w:left w:val="single" w:color="CCCCCC" w:sz="1"/>
-              <w:bottom w:val="single" w:color="CCCCCC" w:sz="1"/>
-              <w:right w:val="single" w:color="CCCCCC" w:sz="1"/>
-            </w:tcBorders>
-            <w:tcMar>
-              <w:top w:type="dxa" w:w="60"/>
-              <w:left w:type="dxa" w:w="100"/>
-              <w:bottom w:type="dxa" w:w="60"/>
-              <w:right w:type="dxa" w:w="100"/>
-            </w:tcMar>
-          </w:tcPr>
-          <w:p>
-            <w:pPr>
-              <w:spacing w:line="288"/>
-            </w:pPr>
-            <w:r>
-              <w:rPr>
-                <w:rFonts w:ascii="SimSun" w:cs="SimSun" w:eastAsia="SimSun" w:hAnsi="SimSun"/>
-                <w:color w:val="333333"/>
-                <w:sz w:val="20"/>
-                <w:szCs w:val="20"/>
-              </w:rPr>
-              <w:t xml:space="preserve">巴法云 TCP 创客云 WAN 接入: 配置宏从.c移至.h实现分支差异化; Bemfa_Subscribe()双路径注入(阻塞+非阻塞); cmd=2遥测信封每2000ms上报(1Hz限流); 移除静默看门狗(巴法云默认静默,仅靠CLOSED帧); simplify: 清理ESP8266_GetLastRxTime+s_LastRxTick+ESP8266_SILENT_TIMEOUT死代码; 修复s_WiFiConnected三重双重赋值</w:t>
+              <w:t xml:space="preserve">V3.5</w:t>
+            </w:r>
+          </w:p>
+        </w:tc>
+        <w:tc>
+          <w:tcPr>
+            <w:tcW w:type="dxa" w:w="3024"/>
+            <w:tcBorders>
+              <w:top w:val="single" w:color="CCCCCC" w:sz="1"/>
+              <w:left w:val="single" w:color="CCCCCC" w:sz="1"/>
+              <w:bottom w:val="single" w:color="CCCCCC" w:sz="1"/>
+              <w:right w:val="single" w:color="CCCCCC" w:sz="1"/>
+            </w:tcBorders>
+            <w:tcMar>
+              <w:top w:type="dxa" w:w="60"/>
+              <w:left w:type="dxa" w:w="100"/>
+              <w:bottom w:type="dxa" w:w="60"/>
+              <w:right w:type="dxa" w:w="100"/>
+            </w:tcMar>
+          </w:tcPr>
+          <w:p>
+            <w:pPr>
+              <w:spacing w:line="288"/>
+            </w:pPr>
+            <w:r>
+              <w:rPr>
+                <w:rFonts w:ascii="SimSun" w:cs="SimSun" w:eastAsia="SimSun" w:hAnsi="SimSun"/>
+                <w:color w:val="333333"/>
+                <w:sz w:val="20"/>
+                <w:szCs w:val="20"/>
+              </w:rPr>
+              <w:t xml:space="preserve">2026-05-22</w:t>
+            </w:r>
+          </w:p>
+        </w:tc>
+        <w:tc>
+          <w:tcPr>
+            <w:tcW w:type="dxa" w:w="3024"/>
+            <w:tcBorders>
+              <w:top w:val="single" w:color="CCCCCC" w:sz="1"/>
+              <w:left w:val="single" w:color="CCCCCC" w:sz="1"/>
+              <w:bottom w:val="single" w:color="CCCCCC" w:sz="1"/>
+              <w:right w:val="single" w:color="CCCCCC" w:sz="1"/>
+            </w:tcBorders>
+            <w:tcMar>
+              <w:top w:type="dxa" w:w="60"/>
+              <w:left w:type="dxa" w:w="100"/>
+              <w:bottom w:type="dxa" w:w="60"/>
+              <w:right w:type="dxa" w:w="100"/>
+            </w:tcMar>
+          </w:tcPr>
+          <w:p>
+            <w:pPr>
+              <w:spacing w:line="288"/>
+            </w:pPr>
+            <w:r>
+              <w:rPr>
+                <w:rFonts w:ascii="SimSun" w:cs="SimSun" w:eastAsia="SimSun" w:hAnsi="SimSun"/>
+                <w:color w:val="333333"/>
+                <w:sz w:val="20"/>
+                <w:szCs w:val="20"/>
+              </w:rPr>
+              <w:t xml:space="preserve">ADC浮点精度修复(整数除法→浮点除法); OLED double→float + pow10_lut查表优化; WiFi LED连接成功后常亮(LED_SOLID)</w:t>
             </w:r>
           </w:p>
         </w:tc>
@@ -742,69 +742,69 @@
                 <w:sz w:val="20"/>
                 <w:szCs w:val="20"/>
               </w:rPr>
-              <w:t xml:space="preserve">V3.3</w:t>
-            </w:r>
-          </w:p>
-        </w:tc>
-        <w:tc>
-          <w:tcPr>
-            <w:tcW w:type="dxa" w:w="3024"/>
-            <w:tcBorders>
-              <w:top w:val="single" w:color="CCCCCC" w:sz="1"/>
-              <w:left w:val="single" w:color="CCCCCC" w:sz="1"/>
-              <w:bottom w:val="single" w:color="CCCCCC" w:sz="1"/>
-              <w:right w:val="single" w:color="CCCCCC" w:sz="1"/>
-            </w:tcBorders>
-            <w:tcMar>
-              <w:top w:type="dxa" w:w="60"/>
-              <w:left w:type="dxa" w:w="100"/>
-              <w:bottom w:type="dxa" w:w="60"/>
-              <w:right w:type="dxa" w:w="100"/>
-            </w:tcMar>
-          </w:tcPr>
-          <w:p>
-            <w:pPr>
-              <w:spacing w:line="288"/>
-            </w:pPr>
-            <w:r>
-              <w:rPr>
-                <w:rFonts w:ascii="SimSun" w:cs="SimSun" w:eastAsia="SimSun" w:hAnsi="SimSun"/>
-                <w:color w:val="333333"/>
-                <w:sz w:val="20"/>
-                <w:szCs w:val="20"/>
-              </w:rPr>
-              <w:t xml:space="preserve">2026-05-20</w:t>
-            </w:r>
-          </w:p>
-        </w:tc>
-        <w:tc>
-          <w:tcPr>
-            <w:tcW w:type="dxa" w:w="3024"/>
-            <w:tcBorders>
-              <w:top w:val="single" w:color="CCCCCC" w:sz="1"/>
-              <w:left w:val="single" w:color="CCCCCC" w:sz="1"/>
-              <w:bottom w:val="single" w:color="CCCCCC" w:sz="1"/>
-              <w:right w:val="single" w:color="CCCCCC" w:sz="1"/>
-            </w:tcBorders>
-            <w:tcMar>
-              <w:top w:type="dxa" w:w="60"/>
-              <w:left w:type="dxa" w:w="100"/>
-              <w:bottom w:type="dxa" w:w="60"/>
-              <w:right w:type="dxa" w:w="100"/>
-            </w:tcMar>
-          </w:tcPr>
-          <w:p>
-            <w:pPr>
-              <w:spacing w:line="288"/>
-            </w:pPr>
-            <w:r>
-              <w:rPr>
-                <w:rFonts w:ascii="SimSun" w:cs="SimSun" w:eastAsia="SimSun" w:hAnsi="SimSun"/>
-                <w:color w:val="333333"/>
-                <w:sz w:val="20"/>
-                <w:szCs w:val="20"/>
-              </w:rPr>
-              <w:t xml:space="preserve">ESP8266 静默看门狗 (LAN master分支保留): RxChar记录s_LastRxTick, App_Net_Task 15s超时自动关PWM+复位WiFi状态</w:t>
+              <w:t xml:space="preserve">V3.4</w:t>
+            </w:r>
+          </w:p>
+        </w:tc>
+        <w:tc>
+          <w:tcPr>
+            <w:tcW w:type="dxa" w:w="3024"/>
+            <w:tcBorders>
+              <w:top w:val="single" w:color="CCCCCC" w:sz="1"/>
+              <w:left w:val="single" w:color="CCCCCC" w:sz="1"/>
+              <w:bottom w:val="single" w:color="CCCCCC" w:sz="1"/>
+              <w:right w:val="single" w:color="CCCCCC" w:sz="1"/>
+            </w:tcBorders>
+            <w:tcMar>
+              <w:top w:type="dxa" w:w="60"/>
+              <w:left w:type="dxa" w:w="100"/>
+              <w:bottom w:type="dxa" w:w="60"/>
+              <w:right w:type="dxa" w:w="100"/>
+            </w:tcMar>
+          </w:tcPr>
+          <w:p>
+            <w:pPr>
+              <w:spacing w:line="288"/>
+            </w:pPr>
+            <w:r>
+              <w:rPr>
+                <w:rFonts w:ascii="SimSun" w:cs="SimSun" w:eastAsia="SimSun" w:hAnsi="SimSun"/>
+                <w:color w:val="333333"/>
+                <w:sz w:val="20"/>
+                <w:szCs w:val="20"/>
+              </w:rPr>
+              <w:t xml:space="preserve">2026-05-21</w:t>
+            </w:r>
+          </w:p>
+        </w:tc>
+        <w:tc>
+          <w:tcPr>
+            <w:tcW w:type="dxa" w:w="3024"/>
+            <w:tcBorders>
+              <w:top w:val="single" w:color="CCCCCC" w:sz="1"/>
+              <w:left w:val="single" w:color="CCCCCC" w:sz="1"/>
+              <w:bottom w:val="single" w:color="CCCCCC" w:sz="1"/>
+              <w:right w:val="single" w:color="CCCCCC" w:sz="1"/>
+            </w:tcBorders>
+            <w:tcMar>
+              <w:top w:type="dxa" w:w="60"/>
+              <w:left w:type="dxa" w:w="100"/>
+              <w:bottom w:type="dxa" w:w="60"/>
+              <w:right w:type="dxa" w:w="100"/>
+            </w:tcMar>
+          </w:tcPr>
+          <w:p>
+            <w:pPr>
+              <w:spacing w:line="288"/>
+            </w:pPr>
+            <w:r>
+              <w:rPr>
+                <w:rFonts w:ascii="SimSun" w:cs="SimSun" w:eastAsia="SimSun" w:hAnsi="SimSun"/>
+                <w:color w:val="333333"/>
+                <w:sz w:val="20"/>
+                <w:szCs w:val="20"/>
+              </w:rPr>
+              <w:t xml:space="preserve">巴法云 TCP 创客云 WAN 接入: 配置宏从.c移至.h实现分支差异化; Bemfa_Subscribe()双路径注入(阻塞+非阻塞); cmd=2遥测信封每2000ms上报(1Hz限流); 移除静默看门狗(巴法云默认静默,仅靠CLOSED帧); simplify: 清理ESP8266_GetLastRxTime+s_LastRxTick+ESP8266_SILENT_TIMEOUT死代码; 修复s_WiFiConnected三重双重赋值</w:t>
             </w:r>
           </w:p>
         </w:tc>
@@ -837,7 +837,7 @@
                 <w:sz w:val="20"/>
                 <w:szCs w:val="20"/>
               </w:rPr>
-              <w:t xml:space="preserve">V3.2</w:t>
+              <w:t xml:space="preserve">V3.3</w:t>
             </w:r>
           </w:p>
         </w:tc>
@@ -899,7 +899,7 @@
                 <w:sz w:val="20"/>
                 <w:szCs w:val="20"/>
               </w:rPr>
-              <w:t xml:space="preserve">异步联网: 非阻塞AT状态机+KEY1取消+失败3次自动重试; ESP8266双重复位(CH_PD 1000ms+AT+RST); UDIS原子影子寄存器更新防偏磁; SS_FAULT故障锁存+按键复位; TCP粘包CopyRxFrame保尾字节; ESP8266_BufferContains封装USART; simplify: 去重failure块+删s_NetReady+SendString const+PRIMASK保存恢复</w:t>
+              <w:t xml:space="preserve">ESP8266 静默看门狗 (LAN master分支保留): RxChar记录s_LastRxTick, App_Net_Task 15s超时自动关PWM+复位WiFi状态</w:t>
             </w:r>
           </w:p>
         </w:tc>
@@ -932,6 +932,101 @@
                 <w:sz w:val="20"/>
                 <w:szCs w:val="20"/>
               </w:rPr>
+              <w:t xml:space="preserve">V3.2</w:t>
+            </w:r>
+          </w:p>
+        </w:tc>
+        <w:tc>
+          <w:tcPr>
+            <w:tcW w:type="dxa" w:w="3024"/>
+            <w:tcBorders>
+              <w:top w:val="single" w:color="CCCCCC" w:sz="1"/>
+              <w:left w:val="single" w:color="CCCCCC" w:sz="1"/>
+              <w:bottom w:val="single" w:color="CCCCCC" w:sz="1"/>
+              <w:right w:val="single" w:color="CCCCCC" w:sz="1"/>
+            </w:tcBorders>
+            <w:tcMar>
+              <w:top w:type="dxa" w:w="60"/>
+              <w:left w:type="dxa" w:w="100"/>
+              <w:bottom w:type="dxa" w:w="60"/>
+              <w:right w:type="dxa" w:w="100"/>
+            </w:tcMar>
+          </w:tcPr>
+          <w:p>
+            <w:pPr>
+              <w:spacing w:line="288"/>
+            </w:pPr>
+            <w:r>
+              <w:rPr>
+                <w:rFonts w:ascii="SimSun" w:cs="SimSun" w:eastAsia="SimSun" w:hAnsi="SimSun"/>
+                <w:color w:val="333333"/>
+                <w:sz w:val="20"/>
+                <w:szCs w:val="20"/>
+              </w:rPr>
+              <w:t xml:space="preserve">2026-05-20</w:t>
+            </w:r>
+          </w:p>
+        </w:tc>
+        <w:tc>
+          <w:tcPr>
+            <w:tcW w:type="dxa" w:w="3024"/>
+            <w:tcBorders>
+              <w:top w:val="single" w:color="CCCCCC" w:sz="1"/>
+              <w:left w:val="single" w:color="CCCCCC" w:sz="1"/>
+              <w:bottom w:val="single" w:color="CCCCCC" w:sz="1"/>
+              <w:right w:val="single" w:color="CCCCCC" w:sz="1"/>
+            </w:tcBorders>
+            <w:tcMar>
+              <w:top w:type="dxa" w:w="60"/>
+              <w:left w:type="dxa" w:w="100"/>
+              <w:bottom w:type="dxa" w:w="60"/>
+              <w:right w:type="dxa" w:w="100"/>
+            </w:tcMar>
+          </w:tcPr>
+          <w:p>
+            <w:pPr>
+              <w:spacing w:line="288"/>
+            </w:pPr>
+            <w:r>
+              <w:rPr>
+                <w:rFonts w:ascii="SimSun" w:cs="SimSun" w:eastAsia="SimSun" w:hAnsi="SimSun"/>
+                <w:color w:val="333333"/>
+                <w:sz w:val="20"/>
+                <w:szCs w:val="20"/>
+              </w:rPr>
+              <w:t xml:space="preserve">异步联网: 非阻塞AT状态机+KEY1取消+失败3次自动重试; ESP8266双重复位(CH_PD 1000ms+AT+RST); UDIS原子影子寄存器更新防偏磁; SS_FAULT故障锁存+按键复位; TCP粘包CopyRxFrame保尾字节; ESP8266_BufferContains封装USART; simplify: 去重failure块+删s_NetReady+SendString const+PRIMASK保存恢复</w:t>
+            </w:r>
+          </w:p>
+        </w:tc>
+      </w:tr>
+      <w:tr>
+        <w:tc>
+          <w:tcPr>
+            <w:tcW w:type="dxa" w:w="3024"/>
+            <w:tcBorders>
+              <w:top w:val="single" w:color="CCCCCC" w:sz="1"/>
+              <w:left w:val="single" w:color="CCCCCC" w:sz="1"/>
+              <w:bottom w:val="single" w:color="CCCCCC" w:sz="1"/>
+              <w:right w:val="single" w:color="CCCCCC" w:sz="1"/>
+            </w:tcBorders>
+            <w:tcMar>
+              <w:top w:type="dxa" w:w="60"/>
+              <w:left w:type="dxa" w:w="100"/>
+              <w:bottom w:type="dxa" w:w="60"/>
+              <w:right w:type="dxa" w:w="100"/>
+            </w:tcMar>
+          </w:tcPr>
+          <w:p>
+            <w:pPr>
+              <w:spacing w:line="288"/>
+            </w:pPr>
+            <w:r>
+              <w:rPr>
+                <w:rFonts w:ascii="SimSun" w:cs="SimSun" w:eastAsia="SimSun" w:hAnsi="SimSun"/>
+                <w:color w:val="333333"/>
+                <w:sz w:val="20"/>
+                <w:szCs w:val="20"/>
+              </w:rPr>
               <w:t xml:space="preserve">V3.1</w:t>
             </w:r>
           </w:p>
@@ -994,7 +1089,7 @@
                 <w:sz w:val="20"/>
                 <w:szCs w:val="20"/>
               </w:rPr>
-              <w:t xml:space="preserve">联网重试+安全加固+LED状态+OLED优化: App_Net_Init返回错误码可重试; ADC_Filter_Task 2ms独立滤波(32ms响应); CMD:ON/OFF防误触发; CLOSED非阻塞关逆变器; AT_DotAnim回调点动画; OLED行覆盖替代全屏清屏; snprintf防栈溢出; ESP8266 500ms深度复位+USART_DeInit; 五灯状态系统(PB3/PB4/PB5); ADC校准时序t_STAB; 扫频10ms/步≈2.5s</w:t>
+              <w:t xml:space="preserve">联网重试+安全加固+LED状态+OLED优化: App_Net_Init返回错误码可重试; ADC_Filter_Task 2ms独立滤波(32ms响应); CMD:ON/OFF防误触发; CLOSED非阻塞关逆变器; AT_DotAnim回调点动画; OLED行覆盖替代全屏清屏; snprintf防栈溢出; ESP8266 500ms深度复位+USART_DeInit; 四灯状态系统(PC13+PB3+PB4+PB5); ADC校准时序t_STAB; 扫频10ms/步≈2.5s</w:t>
             </w:r>
           </w:p>
         </w:tc>
@@ -1615,7 +1710,7 @@
           <w:sz w:val="20"/>
           <w:szCs w:val="20"/>
         </w:rPr>
-        <w:t xml:space="preserve">**文档版本**: V3.4</w:t>
+        <w:t xml:space="preserve">**文档版本**: V3.5</w:t>
       </w:r>
     </w:p>
     <w:p>

--- a/Claude_Files/docs/软件架构与开发者指南.docx
+++ b/Claude_Files/docs/软件架构与开发者指南.docx
@@ -288,7 +288,7 @@
                 <w:sz w:val="20"/>
                 <w:szCs w:val="20"/>
               </w:rPr>
-              <w:t xml:space="preserve">V1.0</w:t>
+              <w:t xml:space="preserve">V4.1</w:t>
             </w:r>
           </w:p>
         </w:tc>
@@ -352,7 +352,7 @@
                 <w:sz w:val="20"/>
                 <w:szCs w:val="20"/>
               </w:rPr>
-              <w:t xml:space="preserve">2026-05-21</w:t>
+              <w:t xml:space="preserve">2026-05-22</w:t>
             </w:r>
           </w:p>
         </w:tc>
@@ -416,7 +416,7 @@
                 <w:sz w:val="20"/>
                 <w:szCs w:val="20"/>
               </w:rPr>
-              <w:t xml:space="preserve">V1.0</w:t>
+              <w:t xml:space="preserve">V4.1</w:t>
             </w:r>
           </w:p>
         </w:tc>
@@ -647,6 +647,101 @@
                 <w:sz w:val="20"/>
                 <w:szCs w:val="20"/>
               </w:rPr>
+              <w:t xml:space="preserve">V4.1</w:t>
+            </w:r>
+          </w:p>
+        </w:tc>
+        <w:tc>
+          <w:tcPr>
+            <w:tcW w:type="dxa" w:w="3024"/>
+            <w:tcBorders>
+              <w:top w:val="single" w:color="CCCCCC" w:sz="1"/>
+              <w:left w:val="single" w:color="CCCCCC" w:sz="1"/>
+              <w:bottom w:val="single" w:color="CCCCCC" w:sz="1"/>
+              <w:right w:val="single" w:color="CCCCCC" w:sz="1"/>
+            </w:tcBorders>
+            <w:tcMar>
+              <w:top w:type="dxa" w:w="60"/>
+              <w:left w:type="dxa" w:w="100"/>
+              <w:bottom w:type="dxa" w:w="60"/>
+              <w:right w:type="dxa" w:w="100"/>
+            </w:tcMar>
+          </w:tcPr>
+          <w:p>
+            <w:pPr>
+              <w:spacing w:line="288"/>
+            </w:pPr>
+            <w:r>
+              <w:rPr>
+                <w:rFonts w:ascii="SimSun" w:cs="SimSun" w:eastAsia="SimSun" w:hAnsi="SimSun"/>
+                <w:color w:val="333333"/>
+                <w:sz w:val="20"/>
+                <w:szCs w:val="20"/>
+              </w:rPr>
+              <w:t xml:space="preserve">2026-05-22</w:t>
+            </w:r>
+          </w:p>
+        </w:tc>
+        <w:tc>
+          <w:tcPr>
+            <w:tcW w:type="dxa" w:w="3024"/>
+            <w:tcBorders>
+              <w:top w:val="single" w:color="CCCCCC" w:sz="1"/>
+              <w:left w:val="single" w:color="CCCCCC" w:sz="1"/>
+              <w:bottom w:val="single" w:color="CCCCCC" w:sz="1"/>
+              <w:right w:val="single" w:color="CCCCCC" w:sz="1"/>
+            </w:tcBorders>
+            <w:tcMar>
+              <w:top w:type="dxa" w:w="60"/>
+              <w:left w:type="dxa" w:w="100"/>
+              <w:bottom w:type="dxa" w:w="60"/>
+              <w:right w:type="dxa" w:w="100"/>
+            </w:tcMar>
+          </w:tcPr>
+          <w:p>
+            <w:pPr>
+              <w:spacing w:line="288"/>
+            </w:pPr>
+            <w:r>
+              <w:rPr>
+                <w:rFonts w:ascii="SimSun" w:cs="SimSun" w:eastAsia="SimSun" w:hAnsi="SimSun"/>
+                <w:color w:val="333333"/>
+                <w:sz w:val="20"/>
+                <w:szCs w:val="20"/>
+              </w:rPr>
+              <w:t xml:space="preserve">代码审查修复: ADC.c 包含自身头文件, ADC_ConvertedValue static化, 循环依赖解除(ESP8266_IsReady), OLED/ESP8266边界检查; ESP8266固件新增FreqAdd/FreqSub虚拟按键调频+set_reply回复+点动复位; WiFiManager v2.x适配</w:t>
+            </w:r>
+          </w:p>
+        </w:tc>
+      </w:tr>
+      <w:tr>
+        <w:tc>
+          <w:tcPr>
+            <w:tcW w:type="dxa" w:w="3024"/>
+            <w:tcBorders>
+              <w:top w:val="single" w:color="CCCCCC" w:sz="1"/>
+              <w:left w:val="single" w:color="CCCCCC" w:sz="1"/>
+              <w:bottom w:val="single" w:color="CCCCCC" w:sz="1"/>
+              <w:right w:val="single" w:color="CCCCCC" w:sz="1"/>
+            </w:tcBorders>
+            <w:tcMar>
+              <w:top w:type="dxa" w:w="60"/>
+              <w:left w:type="dxa" w:w="100"/>
+              <w:bottom w:type="dxa" w:w="60"/>
+              <w:right w:type="dxa" w:w="100"/>
+            </w:tcMar>
+          </w:tcPr>
+          <w:p>
+            <w:pPr>
+              <w:spacing w:line="288"/>
+            </w:pPr>
+            <w:r>
+              <w:rPr>
+                <w:rFonts w:ascii="SimSun" w:cs="SimSun" w:eastAsia="SimSun" w:hAnsi="SimSun"/>
+                <w:color w:val="333333"/>
+                <w:sz w:val="20"/>
+                <w:szCs w:val="20"/>
+              </w:rPr>
               <w:t xml:space="preserve">V1.0</w:t>
             </w:r>
           </w:p>
@@ -760,7 +855,7 @@
           <w:sz w:val="20"/>
           <w:szCs w:val="20"/>
         </w:rPr>
-        <w:t xml:space="preserve">**文档版本**: V1.0</w:t>
+        <w:t xml:space="preserve">**文档版本**: V4.1</w:t>
       </w:r>
     </w:p>
     <w:p>
@@ -780,7 +875,7 @@
           <w:sz w:val="20"/>
           <w:szCs w:val="20"/>
         </w:rPr>
-        <w:t xml:space="preserve">**适用硬件**: STM32F103C8T6 + SSD1306 OLED</w:t>
+        <w:t xml:space="preserve">**适用硬件**: STM32F103C8T6 + ESP8266-01 + SSD1306 OLED</w:t>
       </w:r>
     </w:p>
     <w:p>
@@ -820,7 +915,7 @@
           <w:sz w:val="20"/>
           <w:szCs w:val="20"/>
         </w:rPr>
-        <w:t xml:space="preserve">**编译工具链**: Keil MDK-ARM (uVision V5)</w:t>
+        <w:t xml:space="preserve">**编译工具链**: Keil MDK-ARM (uVision V5) + Arduino IDE</w:t>
       </w:r>
     </w:p>
     <w:p>
@@ -840,7 +935,7 @@
           <w:sz w:val="20"/>
           <w:szCs w:val="20"/>
         </w:rPr>
-        <w:t xml:space="preserve">**协议**: 纯本地控制 (无 WiFi)</w:t>
+        <w:t xml:space="preserve">**协议**: OneNET MQTT 物模型 (Dual-MCU V4.1)</w:t>
       </w:r>
     </w:p>
     <w:p/>
@@ -899,7 +994,8 @@
           <w:sz w:val="22"/>
           <w:szCs w:val="22"/>
         </w:rPr>
-        <w:t xml:space="preserve">本系统是一套基于 STM32F103C8T6 的无线充电全桥谐振电源控制方案。核心目标是将功率级全桥 PWM 控制、人机交互和系统监控整合为一个高内聚、低耦合的嵌入式软件系统。纯本地按键控制，无需网络连接。</w:t>
+        <w:t xml:space="preserve">本系统是一套基于 STM32F103C8T6 的无线充电全桥谐振电源控制方案。核心目标是将功率级全桥 PWM 控制、人机交互和系统监控整合为一个高内聚、低耦合的嵌入式软件系统。纯本地按键控制，无需网络连接。
+</w:t>
       </w:r>
     </w:p>
     <w:p/>
@@ -1923,519 +2019,552 @@
           <w:sz w:val="19"/>
           <w:szCs w:val="19"/>
         </w:rPr>
-        <w:t xml:space="preserve">                         ┌──────────────┐</w:t>
-      </w:r>
-    </w:p>
-    <w:p>
-      <w:pPr>
-        <w:shd w:fill="F5F5F5" w:val="clear"/>
-        <w:spacing w:line="240"/>
-        <w:ind w:left="360"/>
-      </w:pPr>
-      <w:r>
-        <w:rPr>
-          <w:rFonts w:ascii="Consolas" w:cs="Consolas" w:eastAsia="Consolas" w:hAnsi="Consolas"/>
-          <w:color w:val="2D2D2D"/>
-          <w:sz w:val="19"/>
-          <w:szCs w:val="19"/>
-        </w:rPr>
-        <w:t xml:space="preserve">                         │   上电复位    │</w:t>
-      </w:r>
-    </w:p>
-    <w:p>
-      <w:pPr>
-        <w:shd w:fill="F5F5F5" w:val="clear"/>
-        <w:spacing w:line="240"/>
-        <w:ind w:left="360"/>
-      </w:pPr>
-      <w:r>
-        <w:rPr>
-          <w:rFonts w:ascii="Consolas" w:cs="Consolas" w:eastAsia="Consolas" w:hAnsi="Consolas"/>
-          <w:color w:val="2D2D2D"/>
-          <w:sz w:val="19"/>
-          <w:szCs w:val="19"/>
-        </w:rPr>
-        <w:t xml:space="preserve">                         └──────┬───────┘</w:t>
-      </w:r>
-    </w:p>
-    <w:p>
-      <w:pPr>
-        <w:shd w:fill="F5F5F5" w:val="clear"/>
-        <w:spacing w:line="240"/>
-        <w:ind w:left="360"/>
-      </w:pPr>
-      <w:r>
-        <w:rPr>
-          <w:rFonts w:ascii="Consolas" w:cs="Consolas" w:eastAsia="Consolas" w:hAnsi="Consolas"/>
-          <w:color w:val="2D2D2D"/>
-          <w:sz w:val="19"/>
-          <w:szCs w:val="19"/>
-        </w:rPr>
-        <w:t xml:space="preserve">                                │</w:t>
-      </w:r>
-    </w:p>
-    <w:p>
-      <w:pPr>
-        <w:shd w:fill="F5F5F5" w:val="clear"/>
-        <w:spacing w:line="240"/>
-        <w:ind w:left="360"/>
-      </w:pPr>
-      <w:r>
-        <w:rPr>
-          <w:rFonts w:ascii="Consolas" w:cs="Consolas" w:eastAsia="Consolas" w:hAnsi="Consolas"/>
-          <w:color w:val="2D2D2D"/>
-          <w:sz w:val="19"/>
-          <w:szCs w:val="19"/>
-        </w:rPr>
-        <w:t xml:space="preserve">           ┌────────────────────┼────────────────────┐</w:t>
-      </w:r>
-    </w:p>
-    <w:p>
-      <w:pPr>
-        <w:shd w:fill="F5F5F5" w:val="clear"/>
-        <w:spacing w:line="240"/>
-        <w:ind w:left="360"/>
-      </w:pPr>
-      <w:r>
-        <w:rPr>
-          <w:rFonts w:ascii="Consolas" w:cs="Consolas" w:eastAsia="Consolas" w:hAnsi="Consolas"/>
-          <w:color w:val="2D2D2D"/>
-          <w:sz w:val="19"/>
-          <w:szCs w:val="19"/>
-        </w:rPr>
-        <w:t xml:space="preserve">           ▼                    ▼                    ▼</w:t>
-      </w:r>
-    </w:p>
-    <w:p>
-      <w:pPr>
-        <w:shd w:fill="F5F5F5" w:val="clear"/>
-        <w:spacing w:line="240"/>
-        <w:ind w:left="360"/>
-      </w:pPr>
-      <w:r>
-        <w:rPr>
-          <w:rFonts w:ascii="Consolas" w:cs="Consolas" w:eastAsia="Consolas" w:hAnsi="Consolas"/>
-          <w:color w:val="2D2D2D"/>
-          <w:sz w:val="19"/>
-          <w:szCs w:val="19"/>
-        </w:rPr>
-        <w:t xml:space="preserve">     ┌──────────┐        ┌──────────┐        ┌──────────┐</w:t>
-      </w:r>
-    </w:p>
-    <w:p>
-      <w:pPr>
-        <w:shd w:fill="F5F5F5" w:val="clear"/>
-        <w:spacing w:line="240"/>
-        <w:ind w:left="360"/>
-      </w:pPr>
-      <w:r>
-        <w:rPr>
-          <w:rFonts w:ascii="Consolas" w:cs="Consolas" w:eastAsia="Consolas" w:hAnsi="Consolas"/>
-          <w:color w:val="2D2D2D"/>
-          <w:sz w:val="19"/>
-          <w:szCs w:val="19"/>
-        </w:rPr>
-        <w:t xml:space="preserve">     │ PWM_Init │        │OLED_Init │        │ADC_DMA   │</w:t>
-      </w:r>
-    </w:p>
-    <w:p>
-      <w:pPr>
-        <w:shd w:fill="F5F5F5" w:val="clear"/>
-        <w:spacing w:line="240"/>
-        <w:ind w:left="360"/>
-      </w:pPr>
-      <w:r>
-        <w:rPr>
-          <w:rFonts w:ascii="Consolas" w:cs="Consolas" w:eastAsia="Consolas" w:hAnsi="Consolas"/>
-          <w:color w:val="2D2D2D"/>
-          <w:sz w:val="19"/>
-          <w:szCs w:val="19"/>
-        </w:rPr>
-        <w:t xml:space="preserve">     │ TIM1全桥 │        │ SSD1306  │        │  双通道  │</w:t>
-      </w:r>
-    </w:p>
-    <w:p>
-      <w:pPr>
-        <w:shd w:fill="F5F5F5" w:val="clear"/>
-        <w:spacing w:line="240"/>
-        <w:ind w:left="360"/>
-      </w:pPr>
-      <w:r>
-        <w:rPr>
-          <w:rFonts w:ascii="Consolas" w:cs="Consolas" w:eastAsia="Consolas" w:hAnsi="Consolas"/>
-          <w:color w:val="2D2D2D"/>
-          <w:sz w:val="19"/>
-          <w:szCs w:val="19"/>
-        </w:rPr>
-        <w:t xml:space="preserve">     │MOE=关断  │        └──────────┘        └──────────┘</w:t>
-      </w:r>
-    </w:p>
-    <w:p>
-      <w:pPr>
-        <w:shd w:fill="F5F5F5" w:val="clear"/>
-        <w:spacing w:line="240"/>
-        <w:ind w:left="360"/>
-      </w:pPr>
-      <w:r>
-        <w:rPr>
-          <w:rFonts w:ascii="Consolas" w:cs="Consolas" w:eastAsia="Consolas" w:hAnsi="Consolas"/>
-          <w:color w:val="2D2D2D"/>
-          <w:sz w:val="19"/>
-          <w:szCs w:val="19"/>
-        </w:rPr>
-        <w:t xml:space="preserve">     └──────────┘</w:t>
-      </w:r>
-    </w:p>
-    <w:p>
-      <w:pPr>
-        <w:shd w:fill="F5F5F5" w:val="clear"/>
-        <w:spacing w:line="240"/>
-        <w:ind w:left="360"/>
-      </w:pPr>
-      <w:r>
-        <w:rPr>
-          <w:rFonts w:ascii="Consolas" w:cs="Consolas" w:eastAsia="Consolas" w:hAnsi="Consolas"/>
-          <w:color w:val="2D2D2D"/>
-          <w:sz w:val="19"/>
-          <w:szCs w:val="19"/>
-        </w:rPr>
-        <w:t xml:space="preserve">           │                    │                    │</w:t>
-      </w:r>
-    </w:p>
-    <w:p>
-      <w:pPr>
-        <w:shd w:fill="F5F5F5" w:val="clear"/>
-        <w:spacing w:line="240"/>
-        <w:ind w:left="360"/>
-      </w:pPr>
-      <w:r>
-        <w:rPr>
-          <w:rFonts w:ascii="Consolas" w:cs="Consolas" w:eastAsia="Consolas" w:hAnsi="Consolas"/>
-          <w:color w:val="2D2D2D"/>
-          <w:sz w:val="19"/>
-          <w:szCs w:val="19"/>
-        </w:rPr>
-        <w:t xml:space="preserve">           └────────────────────┼────────────────────┘</w:t>
-      </w:r>
-    </w:p>
-    <w:p>
-      <w:pPr>
-        <w:shd w:fill="F5F5F5" w:val="clear"/>
-        <w:spacing w:line="240"/>
-        <w:ind w:left="360"/>
-      </w:pPr>
-      <w:r>
-        <w:rPr>
-          <w:rFonts w:ascii="Consolas" w:cs="Consolas" w:eastAsia="Consolas" w:hAnsi="Consolas"/>
-          <w:color w:val="2D2D2D"/>
-          <w:sz w:val="19"/>
-          <w:szCs w:val="19"/>
-        </w:rPr>
-        <w:t xml:space="preserve">                                │</w:t>
-      </w:r>
-    </w:p>
-    <w:p>
-      <w:pPr>
-        <w:shd w:fill="F5F5F5" w:val="clear"/>
-        <w:spacing w:line="240"/>
-        <w:ind w:left="360"/>
-      </w:pPr>
-      <w:r>
-        <w:rPr>
-          <w:rFonts w:ascii="Consolas" w:cs="Consolas" w:eastAsia="Consolas" w:hAnsi="Consolas"/>
-          <w:color w:val="2D2D2D"/>
-          <w:sz w:val="19"/>
-          <w:szCs w:val="19"/>
-        </w:rPr>
-        <w:t xml:space="preserve">                     ┌──────────┴──────────┐</w:t>
-      </w:r>
-    </w:p>
-    <w:p>
-      <w:pPr>
-        <w:shd w:fill="F5F5F5" w:val="clear"/>
-        <w:spacing w:line="240"/>
-        <w:ind w:left="360"/>
-      </w:pPr>
-      <w:r>
-        <w:rPr>
-          <w:rFonts w:ascii="Consolas" w:cs="Consolas" w:eastAsia="Consolas" w:hAnsi="Consolas"/>
-          <w:color w:val="2D2D2D"/>
-          <w:sz w:val="19"/>
-          <w:szCs w:val="19"/>
-        </w:rPr>
-        <w:t xml:space="preserve">                     │   LED_Init()        │</w:t>
-      </w:r>
-    </w:p>
-    <w:p>
-      <w:pPr>
-        <w:shd w:fill="F5F5F5" w:val="clear"/>
-        <w:spacing w:line="240"/>
-        <w:ind w:left="360"/>
-      </w:pPr>
-      <w:r>
-        <w:rPr>
-          <w:rFonts w:ascii="Consolas" w:cs="Consolas" w:eastAsia="Consolas" w:hAnsi="Consolas"/>
-          <w:color w:val="2D2D2D"/>
-          <w:sz w:val="19"/>
-          <w:szCs w:val="19"/>
-        </w:rPr>
-        <w:t xml:space="preserve">                     │   KEY_Init()        │</w:t>
-      </w:r>
-    </w:p>
-    <w:p>
-      <w:pPr>
-        <w:shd w:fill="F5F5F5" w:val="clear"/>
-        <w:spacing w:line="240"/>
-        <w:ind w:left="360"/>
-      </w:pPr>
-      <w:r>
-        <w:rPr>
-          <w:rFonts w:ascii="Consolas" w:cs="Consolas" w:eastAsia="Consolas" w:hAnsi="Consolas"/>
-          <w:color w:val="2D2D2D"/>
-          <w:sz w:val="19"/>
-          <w:szCs w:val="19"/>
-        </w:rPr>
-        <w:t xml:space="preserve">                     └──────────┬──────────┘</w:t>
-      </w:r>
-    </w:p>
-    <w:p>
-      <w:pPr>
-        <w:shd w:fill="F5F5F5" w:val="clear"/>
-        <w:spacing w:line="240"/>
-        <w:ind w:left="360"/>
-      </w:pPr>
-      <w:r>
-        <w:rPr>
-          <w:rFonts w:ascii="Consolas" w:cs="Consolas" w:eastAsia="Consolas" w:hAnsi="Consolas"/>
-          <w:color w:val="2D2D2D"/>
-          <w:sz w:val="19"/>
-          <w:szCs w:val="19"/>
-        </w:rPr>
-        <w:t xml:space="preserve">                                │</w:t>
-      </w:r>
-    </w:p>
-    <w:p>
-      <w:pPr>
-        <w:shd w:fill="F5F5F5" w:val="clear"/>
-        <w:spacing w:line="240"/>
-        <w:ind w:left="360"/>
-      </w:pPr>
-      <w:r>
-        <w:rPr>
-          <w:rFonts w:ascii="Consolas" w:cs="Consolas" w:eastAsia="Consolas" w:hAnsi="Consolas"/>
-          <w:color w:val="2D2D2D"/>
-          <w:sz w:val="19"/>
-          <w:szCs w:val="19"/>
-        </w:rPr>
-        <w:t xml:space="preserve">                     ┌──────────┴──────────┐</w:t>
-      </w:r>
-    </w:p>
-    <w:p>
-      <w:pPr>
-        <w:shd w:fill="F5F5F5" w:val="clear"/>
-        <w:spacing w:line="240"/>
-        <w:ind w:left="360"/>
-      </w:pPr>
-      <w:r>
-        <w:rPr>
-          <w:rFonts w:ascii="Consolas" w:cs="Consolas" w:eastAsia="Consolas" w:hAnsi="Consolas"/>
-          <w:color w:val="2D2D2D"/>
-          <w:sz w:val="19"/>
-          <w:szCs w:val="19"/>
-        </w:rPr>
-        <w:t xml:space="preserve">                     │  SysTimer_Init()    │</w:t>
-      </w:r>
-    </w:p>
-    <w:p>
-      <w:pPr>
-        <w:shd w:fill="F5F5F5" w:val="clear"/>
-        <w:spacing w:line="240"/>
-        <w:ind w:left="360"/>
-      </w:pPr>
-      <w:r>
-        <w:rPr>
-          <w:rFonts w:ascii="Consolas" w:cs="Consolas" w:eastAsia="Consolas" w:hAnsi="Consolas"/>
-          <w:color w:val="2D2D2D"/>
-          <w:sz w:val="19"/>
-          <w:szCs w:val="19"/>
-        </w:rPr>
-        <w:t xml:space="preserve">                     │  SysTick 1ms 中断    │</w:t>
-      </w:r>
-    </w:p>
-    <w:p>
-      <w:pPr>
-        <w:shd w:fill="F5F5F5" w:val="clear"/>
-        <w:spacing w:line="240"/>
-        <w:ind w:left="360"/>
-      </w:pPr>
-      <w:r>
-        <w:rPr>
-          <w:rFonts w:ascii="Consolas" w:cs="Consolas" w:eastAsia="Consolas" w:hAnsi="Consolas"/>
-          <w:color w:val="2D2D2D"/>
-          <w:sz w:val="19"/>
-          <w:szCs w:val="19"/>
-        </w:rPr>
-        <w:t xml:space="preserve">                     └──────────┬──────────┘</w:t>
-      </w:r>
-    </w:p>
-    <w:p>
-      <w:pPr>
-        <w:shd w:fill="F5F5F5" w:val="clear"/>
-        <w:spacing w:line="240"/>
-        <w:ind w:left="360"/>
-      </w:pPr>
-      <w:r>
-        <w:rPr>
-          <w:rFonts w:ascii="Consolas" w:cs="Consolas" w:eastAsia="Consolas" w:hAnsi="Consolas"/>
-          <w:color w:val="2D2D2D"/>
-          <w:sz w:val="19"/>
-          <w:szCs w:val="19"/>
-        </w:rPr>
-        <w:t xml:space="preserve">                                │</w:t>
-      </w:r>
-    </w:p>
-    <w:p>
-      <w:pPr>
-        <w:shd w:fill="F5F5F5" w:val="clear"/>
-        <w:spacing w:line="240"/>
-        <w:ind w:left="360"/>
-      </w:pPr>
-      <w:r>
-        <w:rPr>
-          <w:rFonts w:ascii="Consolas" w:cs="Consolas" w:eastAsia="Consolas" w:hAnsi="Consolas"/>
-          <w:color w:val="2D2D2D"/>
-          <w:sz w:val="19"/>
-          <w:szCs w:val="19"/>
-        </w:rPr>
-        <w:t xml:space="preserve">                     ┌──────────┴──────────┐</w:t>
-      </w:r>
-    </w:p>
-    <w:p>
-      <w:pPr>
-        <w:shd w:fill="F5F5F5" w:val="clear"/>
-        <w:spacing w:line="240"/>
-        <w:ind w:left="360"/>
-      </w:pPr>
-      <w:r>
-        <w:rPr>
-          <w:rFonts w:ascii="Consolas" w:cs="Consolas" w:eastAsia="Consolas" w:hAnsi="Consolas"/>
-          <w:color w:val="2D2D2D"/>
-          <w:sz w:val="19"/>
-          <w:szCs w:val="19"/>
-        </w:rPr>
-        <w:t xml:space="preserve">                     │  OLED "Wireless     │</w:t>
-      </w:r>
-    </w:p>
-    <w:p>
-      <w:pPr>
-        <w:shd w:fill="F5F5F5" w:val="clear"/>
-        <w:spacing w:line="240"/>
-        <w:ind w:left="360"/>
-      </w:pPr>
-      <w:r>
-        <w:rPr>
-          <w:rFonts w:ascii="Consolas" w:cs="Consolas" w:eastAsia="Consolas" w:hAnsi="Consolas"/>
-          <w:color w:val="2D2D2D"/>
-          <w:sz w:val="19"/>
-          <w:szCs w:val="19"/>
-        </w:rPr>
-        <w:t xml:space="preserve">                     │   Charge"           │</w:t>
-      </w:r>
-    </w:p>
-    <w:p>
-      <w:pPr>
-        <w:shd w:fill="F5F5F5" w:val="clear"/>
-        <w:spacing w:line="240"/>
-        <w:ind w:left="360"/>
-      </w:pPr>
-      <w:r>
-        <w:rPr>
-          <w:rFonts w:ascii="Consolas" w:cs="Consolas" w:eastAsia="Consolas" w:hAnsi="Consolas"/>
-          <w:color w:val="2D2D2D"/>
-          <w:sz w:val="19"/>
-          <w:szCs w:val="19"/>
-        </w:rPr>
-        <w:t xml:space="preserve">                     └──────────┬──────────┘</w:t>
-      </w:r>
-    </w:p>
-    <w:p>
-      <w:pPr>
-        <w:shd w:fill="F5F5F5" w:val="clear"/>
-        <w:spacing w:line="240"/>
-        <w:ind w:left="360"/>
-      </w:pPr>
-      <w:r>
-        <w:rPr>
-          <w:rFonts w:ascii="Consolas" w:cs="Consolas" w:eastAsia="Consolas" w:hAnsi="Consolas"/>
-          <w:color w:val="2D2D2D"/>
-          <w:sz w:val="19"/>
-          <w:szCs w:val="19"/>
-        </w:rPr>
-        <w:t xml:space="preserve">                                │</w:t>
-      </w:r>
-    </w:p>
-    <w:p>
-      <w:pPr>
-        <w:shd w:fill="F5F5F5" w:val="clear"/>
-        <w:spacing w:line="240"/>
-        <w:ind w:left="360"/>
-      </w:pPr>
-      <w:r>
-        <w:rPr>
-          <w:rFonts w:ascii="Consolas" w:cs="Consolas" w:eastAsia="Consolas" w:hAnsi="Consolas"/>
-          <w:color w:val="2D2D2D"/>
-          <w:sz w:val="19"/>
-          <w:szCs w:val="19"/>
-        </w:rPr>
-        <w:t xml:space="preserve">                     ┌──────────┴──────────┐</w:t>
-      </w:r>
-    </w:p>
-    <w:p>
-      <w:pPr>
-        <w:shd w:fill="F5F5F5" w:val="clear"/>
-        <w:spacing w:line="240"/>
-        <w:ind w:left="360"/>
-      </w:pPr>
-      <w:r>
-        <w:rPr>
-          <w:rFonts w:ascii="Consolas" w:cs="Consolas" w:eastAsia="Consolas" w:hAnsi="Consolas"/>
-          <w:color w:val="2D2D2D"/>
-          <w:sz w:val="19"/>
-          <w:szCs w:val="19"/>
-        </w:rPr>
-        <w:t xml:space="preserve">                     │  while(1) 主循环     │</w:t>
-      </w:r>
-    </w:p>
-    <w:p>
-      <w:pPr>
-        <w:shd w:fill="F5F5F5" w:val="clear"/>
-        <w:spacing w:line="240"/>
-        <w:ind w:left="360"/>
-      </w:pPr>
-      <w:r>
-        <w:rPr>
-          <w:rFonts w:ascii="Consolas" w:cs="Consolas" w:eastAsia="Consolas" w:hAnsi="Consolas"/>
-          <w:color w:val="2D2D2D"/>
-          <w:sz w:val="19"/>
-          <w:szCs w:val="19"/>
-        </w:rPr>
-        <w:t xml:space="preserve">                     │  5 个非阻塞 Task     │</w:t>
-      </w:r>
-    </w:p>
-    <w:p>
-      <w:pPr>
-        <w:shd w:fill="F5F5F5" w:val="clear"/>
-        <w:spacing w:line="240"/>
-        <w:ind w:left="360"/>
-      </w:pPr>
-      <w:r>
-        <w:rPr>
-          <w:rFonts w:ascii="Consolas" w:cs="Consolas" w:eastAsia="Consolas" w:hAnsi="Consolas"/>
-          <w:color w:val="2D2D2D"/>
-          <w:sz w:val="19"/>
-          <w:szCs w:val="19"/>
-        </w:rPr>
-        <w:t xml:space="preserve">                     └─────────────────────┘</w:t>
+        <w:t xml:space="preserve">                         ┌──────────────┐
+</w:t>
+      </w:r>
+    </w:p>
+    <w:p>
+      <w:pPr>
+        <w:shd w:fill="F5F5F5" w:val="clear"/>
+        <w:spacing w:line="240"/>
+        <w:ind w:left="360"/>
+      </w:pPr>
+      <w:r>
+        <w:rPr>
+          <w:rFonts w:ascii="Consolas" w:cs="Consolas" w:eastAsia="Consolas" w:hAnsi="Consolas"/>
+          <w:color w:val="2D2D2D"/>
+          <w:sz w:val="19"/>
+          <w:szCs w:val="19"/>
+        </w:rPr>
+        <w:t xml:space="preserve">                         │   上电复位    │
+</w:t>
+      </w:r>
+    </w:p>
+    <w:p>
+      <w:pPr>
+        <w:shd w:fill="F5F5F5" w:val="clear"/>
+        <w:spacing w:line="240"/>
+        <w:ind w:left="360"/>
+      </w:pPr>
+      <w:r>
+        <w:rPr>
+          <w:rFonts w:ascii="Consolas" w:cs="Consolas" w:eastAsia="Consolas" w:hAnsi="Consolas"/>
+          <w:color w:val="2D2D2D"/>
+          <w:sz w:val="19"/>
+          <w:szCs w:val="19"/>
+        </w:rPr>
+        <w:t xml:space="preserve">                         └──────┬───────┘
+</w:t>
+      </w:r>
+    </w:p>
+    <w:p>
+      <w:pPr>
+        <w:shd w:fill="F5F5F5" w:val="clear"/>
+        <w:spacing w:line="240"/>
+        <w:ind w:left="360"/>
+      </w:pPr>
+      <w:r>
+        <w:rPr>
+          <w:rFonts w:ascii="Consolas" w:cs="Consolas" w:eastAsia="Consolas" w:hAnsi="Consolas"/>
+          <w:color w:val="2D2D2D"/>
+          <w:sz w:val="19"/>
+          <w:szCs w:val="19"/>
+        </w:rPr>
+        <w:t xml:space="preserve">                                │
+</w:t>
+      </w:r>
+    </w:p>
+    <w:p>
+      <w:pPr>
+        <w:shd w:fill="F5F5F5" w:val="clear"/>
+        <w:spacing w:line="240"/>
+        <w:ind w:left="360"/>
+      </w:pPr>
+      <w:r>
+        <w:rPr>
+          <w:rFonts w:ascii="Consolas" w:cs="Consolas" w:eastAsia="Consolas" w:hAnsi="Consolas"/>
+          <w:color w:val="2D2D2D"/>
+          <w:sz w:val="19"/>
+          <w:szCs w:val="19"/>
+        </w:rPr>
+        <w:t xml:space="preserve">           ┌────────────────────┼────────────────────┐
+</w:t>
+      </w:r>
+    </w:p>
+    <w:p>
+      <w:pPr>
+        <w:shd w:fill="F5F5F5" w:val="clear"/>
+        <w:spacing w:line="240"/>
+        <w:ind w:left="360"/>
+      </w:pPr>
+      <w:r>
+        <w:rPr>
+          <w:rFonts w:ascii="Consolas" w:cs="Consolas" w:eastAsia="Consolas" w:hAnsi="Consolas"/>
+          <w:color w:val="2D2D2D"/>
+          <w:sz w:val="19"/>
+          <w:szCs w:val="19"/>
+        </w:rPr>
+        <w:t xml:space="preserve">           ▼                    ▼                    ▼
+</w:t>
+      </w:r>
+    </w:p>
+    <w:p>
+      <w:pPr>
+        <w:shd w:fill="F5F5F5" w:val="clear"/>
+        <w:spacing w:line="240"/>
+        <w:ind w:left="360"/>
+      </w:pPr>
+      <w:r>
+        <w:rPr>
+          <w:rFonts w:ascii="Consolas" w:cs="Consolas" w:eastAsia="Consolas" w:hAnsi="Consolas"/>
+          <w:color w:val="2D2D2D"/>
+          <w:sz w:val="19"/>
+          <w:szCs w:val="19"/>
+        </w:rPr>
+        <w:t xml:space="preserve">     ┌──────────┐        ┌──────────┐        ┌──────────┐
+</w:t>
+      </w:r>
+    </w:p>
+    <w:p>
+      <w:pPr>
+        <w:shd w:fill="F5F5F5" w:val="clear"/>
+        <w:spacing w:line="240"/>
+        <w:ind w:left="360"/>
+      </w:pPr>
+      <w:r>
+        <w:rPr>
+          <w:rFonts w:ascii="Consolas" w:cs="Consolas" w:eastAsia="Consolas" w:hAnsi="Consolas"/>
+          <w:color w:val="2D2D2D"/>
+          <w:sz w:val="19"/>
+          <w:szCs w:val="19"/>
+        </w:rPr>
+        <w:t xml:space="preserve">     │ PWM_Init │        │OLED_Init │        │ADC_DMA   │
+</w:t>
+      </w:r>
+    </w:p>
+    <w:p>
+      <w:pPr>
+        <w:shd w:fill="F5F5F5" w:val="clear"/>
+        <w:spacing w:line="240"/>
+        <w:ind w:left="360"/>
+      </w:pPr>
+      <w:r>
+        <w:rPr>
+          <w:rFonts w:ascii="Consolas" w:cs="Consolas" w:eastAsia="Consolas" w:hAnsi="Consolas"/>
+          <w:color w:val="2D2D2D"/>
+          <w:sz w:val="19"/>
+          <w:szCs w:val="19"/>
+        </w:rPr>
+        <w:t xml:space="preserve">     │ TIM1全桥 │        │ SSD1306  │        │  双通道  │
+</w:t>
+      </w:r>
+    </w:p>
+    <w:p>
+      <w:pPr>
+        <w:shd w:fill="F5F5F5" w:val="clear"/>
+        <w:spacing w:line="240"/>
+        <w:ind w:left="360"/>
+      </w:pPr>
+      <w:r>
+        <w:rPr>
+          <w:rFonts w:ascii="Consolas" w:cs="Consolas" w:eastAsia="Consolas" w:hAnsi="Consolas"/>
+          <w:color w:val="2D2D2D"/>
+          <w:sz w:val="19"/>
+          <w:szCs w:val="19"/>
+        </w:rPr>
+        <w:t xml:space="preserve">     │MOE=关断  │        └──────────┘        └──────────┘
+</w:t>
+      </w:r>
+    </w:p>
+    <w:p>
+      <w:pPr>
+        <w:shd w:fill="F5F5F5" w:val="clear"/>
+        <w:spacing w:line="240"/>
+        <w:ind w:left="360"/>
+      </w:pPr>
+      <w:r>
+        <w:rPr>
+          <w:rFonts w:ascii="Consolas" w:cs="Consolas" w:eastAsia="Consolas" w:hAnsi="Consolas"/>
+          <w:color w:val="2D2D2D"/>
+          <w:sz w:val="19"/>
+          <w:szCs w:val="19"/>
+        </w:rPr>
+        <w:t xml:space="preserve">     └──────────┘
+</w:t>
+      </w:r>
+    </w:p>
+    <w:p>
+      <w:pPr>
+        <w:shd w:fill="F5F5F5" w:val="clear"/>
+        <w:spacing w:line="240"/>
+        <w:ind w:left="360"/>
+      </w:pPr>
+      <w:r>
+        <w:rPr>
+          <w:rFonts w:ascii="Consolas" w:cs="Consolas" w:eastAsia="Consolas" w:hAnsi="Consolas"/>
+          <w:color w:val="2D2D2D"/>
+          <w:sz w:val="19"/>
+          <w:szCs w:val="19"/>
+        </w:rPr>
+        <w:t xml:space="preserve">           │                    │                    │
+</w:t>
+      </w:r>
+    </w:p>
+    <w:p>
+      <w:pPr>
+        <w:shd w:fill="F5F5F5" w:val="clear"/>
+        <w:spacing w:line="240"/>
+        <w:ind w:left="360"/>
+      </w:pPr>
+      <w:r>
+        <w:rPr>
+          <w:rFonts w:ascii="Consolas" w:cs="Consolas" w:eastAsia="Consolas" w:hAnsi="Consolas"/>
+          <w:color w:val="2D2D2D"/>
+          <w:sz w:val="19"/>
+          <w:szCs w:val="19"/>
+        </w:rPr>
+        <w:t xml:space="preserve">           └────────────────────┼────────────────────┘
+</w:t>
+      </w:r>
+    </w:p>
+    <w:p>
+      <w:pPr>
+        <w:shd w:fill="F5F5F5" w:val="clear"/>
+        <w:spacing w:line="240"/>
+        <w:ind w:left="360"/>
+      </w:pPr>
+      <w:r>
+        <w:rPr>
+          <w:rFonts w:ascii="Consolas" w:cs="Consolas" w:eastAsia="Consolas" w:hAnsi="Consolas"/>
+          <w:color w:val="2D2D2D"/>
+          <w:sz w:val="19"/>
+          <w:szCs w:val="19"/>
+        </w:rPr>
+        <w:t xml:space="preserve">                                │
+</w:t>
+      </w:r>
+    </w:p>
+    <w:p>
+      <w:pPr>
+        <w:shd w:fill="F5F5F5" w:val="clear"/>
+        <w:spacing w:line="240"/>
+        <w:ind w:left="360"/>
+      </w:pPr>
+      <w:r>
+        <w:rPr>
+          <w:rFonts w:ascii="Consolas" w:cs="Consolas" w:eastAsia="Consolas" w:hAnsi="Consolas"/>
+          <w:color w:val="2D2D2D"/>
+          <w:sz w:val="19"/>
+          <w:szCs w:val="19"/>
+        </w:rPr>
+        <w:t xml:space="preserve">                     ┌──────────┴──────────┐
+</w:t>
+      </w:r>
+    </w:p>
+    <w:p>
+      <w:pPr>
+        <w:shd w:fill="F5F5F5" w:val="clear"/>
+        <w:spacing w:line="240"/>
+        <w:ind w:left="360"/>
+      </w:pPr>
+      <w:r>
+        <w:rPr>
+          <w:rFonts w:ascii="Consolas" w:cs="Consolas" w:eastAsia="Consolas" w:hAnsi="Consolas"/>
+          <w:color w:val="2D2D2D"/>
+          <w:sz w:val="19"/>
+          <w:szCs w:val="19"/>
+        </w:rPr>
+        <w:t xml:space="preserve">                     │   LED_Init()        │
+</w:t>
+      </w:r>
+    </w:p>
+    <w:p>
+      <w:pPr>
+        <w:shd w:fill="F5F5F5" w:val="clear"/>
+        <w:spacing w:line="240"/>
+        <w:ind w:left="360"/>
+      </w:pPr>
+      <w:r>
+        <w:rPr>
+          <w:rFonts w:ascii="Consolas" w:cs="Consolas" w:eastAsia="Consolas" w:hAnsi="Consolas"/>
+          <w:color w:val="2D2D2D"/>
+          <w:sz w:val="19"/>
+          <w:szCs w:val="19"/>
+        </w:rPr>
+        <w:t xml:space="preserve">                     │   KEY_Init()        │
+</w:t>
+      </w:r>
+    </w:p>
+    <w:p>
+      <w:pPr>
+        <w:shd w:fill="F5F5F5" w:val="clear"/>
+        <w:spacing w:line="240"/>
+        <w:ind w:left="360"/>
+      </w:pPr>
+      <w:r>
+        <w:rPr>
+          <w:rFonts w:ascii="Consolas" w:cs="Consolas" w:eastAsia="Consolas" w:hAnsi="Consolas"/>
+          <w:color w:val="2D2D2D"/>
+          <w:sz w:val="19"/>
+          <w:szCs w:val="19"/>
+        </w:rPr>
+        <w:t xml:space="preserve">                     └──────────┬──────────┘
+</w:t>
+      </w:r>
+    </w:p>
+    <w:p>
+      <w:pPr>
+        <w:shd w:fill="F5F5F5" w:val="clear"/>
+        <w:spacing w:line="240"/>
+        <w:ind w:left="360"/>
+      </w:pPr>
+      <w:r>
+        <w:rPr>
+          <w:rFonts w:ascii="Consolas" w:cs="Consolas" w:eastAsia="Consolas" w:hAnsi="Consolas"/>
+          <w:color w:val="2D2D2D"/>
+          <w:sz w:val="19"/>
+          <w:szCs w:val="19"/>
+        </w:rPr>
+        <w:t xml:space="preserve">                                │
+</w:t>
+      </w:r>
+    </w:p>
+    <w:p>
+      <w:pPr>
+        <w:shd w:fill="F5F5F5" w:val="clear"/>
+        <w:spacing w:line="240"/>
+        <w:ind w:left="360"/>
+      </w:pPr>
+      <w:r>
+        <w:rPr>
+          <w:rFonts w:ascii="Consolas" w:cs="Consolas" w:eastAsia="Consolas" w:hAnsi="Consolas"/>
+          <w:color w:val="2D2D2D"/>
+          <w:sz w:val="19"/>
+          <w:szCs w:val="19"/>
+        </w:rPr>
+        <w:t xml:space="preserve">                     ┌──────────┴──────────┐
+</w:t>
+      </w:r>
+    </w:p>
+    <w:p>
+      <w:pPr>
+        <w:shd w:fill="F5F5F5" w:val="clear"/>
+        <w:spacing w:line="240"/>
+        <w:ind w:left="360"/>
+      </w:pPr>
+      <w:r>
+        <w:rPr>
+          <w:rFonts w:ascii="Consolas" w:cs="Consolas" w:eastAsia="Consolas" w:hAnsi="Consolas"/>
+          <w:color w:val="2D2D2D"/>
+          <w:sz w:val="19"/>
+          <w:szCs w:val="19"/>
+        </w:rPr>
+        <w:t xml:space="preserve">                     │  SysTimer_Init()    │
+</w:t>
+      </w:r>
+    </w:p>
+    <w:p>
+      <w:pPr>
+        <w:shd w:fill="F5F5F5" w:val="clear"/>
+        <w:spacing w:line="240"/>
+        <w:ind w:left="360"/>
+      </w:pPr>
+      <w:r>
+        <w:rPr>
+          <w:rFonts w:ascii="Consolas" w:cs="Consolas" w:eastAsia="Consolas" w:hAnsi="Consolas"/>
+          <w:color w:val="2D2D2D"/>
+          <w:sz w:val="19"/>
+          <w:szCs w:val="19"/>
+        </w:rPr>
+        <w:t xml:space="preserve">                     │  SysTick 1ms 中断    │
+</w:t>
+      </w:r>
+    </w:p>
+    <w:p>
+      <w:pPr>
+        <w:shd w:fill="F5F5F5" w:val="clear"/>
+        <w:spacing w:line="240"/>
+        <w:ind w:left="360"/>
+      </w:pPr>
+      <w:r>
+        <w:rPr>
+          <w:rFonts w:ascii="Consolas" w:cs="Consolas" w:eastAsia="Consolas" w:hAnsi="Consolas"/>
+          <w:color w:val="2D2D2D"/>
+          <w:sz w:val="19"/>
+          <w:szCs w:val="19"/>
+        </w:rPr>
+        <w:t xml:space="preserve">                     └──────────┬──────────┘
+</w:t>
+      </w:r>
+    </w:p>
+    <w:p>
+      <w:pPr>
+        <w:shd w:fill="F5F5F5" w:val="clear"/>
+        <w:spacing w:line="240"/>
+        <w:ind w:left="360"/>
+      </w:pPr>
+      <w:r>
+        <w:rPr>
+          <w:rFonts w:ascii="Consolas" w:cs="Consolas" w:eastAsia="Consolas" w:hAnsi="Consolas"/>
+          <w:color w:val="2D2D2D"/>
+          <w:sz w:val="19"/>
+          <w:szCs w:val="19"/>
+        </w:rPr>
+        <w:t xml:space="preserve">                                │
+</w:t>
+      </w:r>
+    </w:p>
+    <w:p>
+      <w:pPr>
+        <w:shd w:fill="F5F5F5" w:val="clear"/>
+        <w:spacing w:line="240"/>
+        <w:ind w:left="360"/>
+      </w:pPr>
+      <w:r>
+        <w:rPr>
+          <w:rFonts w:ascii="Consolas" w:cs="Consolas" w:eastAsia="Consolas" w:hAnsi="Consolas"/>
+          <w:color w:val="2D2D2D"/>
+          <w:sz w:val="19"/>
+          <w:szCs w:val="19"/>
+        </w:rPr>
+        <w:t xml:space="preserve">                     ┌──────────┴──────────┐
+</w:t>
+      </w:r>
+    </w:p>
+    <w:p>
+      <w:pPr>
+        <w:shd w:fill="F5F5F5" w:val="clear"/>
+        <w:spacing w:line="240"/>
+        <w:ind w:left="360"/>
+      </w:pPr>
+      <w:r>
+        <w:rPr>
+          <w:rFonts w:ascii="Consolas" w:cs="Consolas" w:eastAsia="Consolas" w:hAnsi="Consolas"/>
+          <w:color w:val="2D2D2D"/>
+          <w:sz w:val="19"/>
+          <w:szCs w:val="19"/>
+        </w:rPr>
+        <w:t xml:space="preserve">                     │  OLED "Wireless     │
+</w:t>
+      </w:r>
+    </w:p>
+    <w:p>
+      <w:pPr>
+        <w:shd w:fill="F5F5F5" w:val="clear"/>
+        <w:spacing w:line="240"/>
+        <w:ind w:left="360"/>
+      </w:pPr>
+      <w:r>
+        <w:rPr>
+          <w:rFonts w:ascii="Consolas" w:cs="Consolas" w:eastAsia="Consolas" w:hAnsi="Consolas"/>
+          <w:color w:val="2D2D2D"/>
+          <w:sz w:val="19"/>
+          <w:szCs w:val="19"/>
+        </w:rPr>
+        <w:t xml:space="preserve">                     │   Charge"           │
+</w:t>
+      </w:r>
+    </w:p>
+    <w:p>
+      <w:pPr>
+        <w:shd w:fill="F5F5F5" w:val="clear"/>
+        <w:spacing w:line="240"/>
+        <w:ind w:left="360"/>
+      </w:pPr>
+      <w:r>
+        <w:rPr>
+          <w:rFonts w:ascii="Consolas" w:cs="Consolas" w:eastAsia="Consolas" w:hAnsi="Consolas"/>
+          <w:color w:val="2D2D2D"/>
+          <w:sz w:val="19"/>
+          <w:szCs w:val="19"/>
+        </w:rPr>
+        <w:t xml:space="preserve">                     └──────────┬──────────┘
+</w:t>
+      </w:r>
+    </w:p>
+    <w:p>
+      <w:pPr>
+        <w:shd w:fill="F5F5F5" w:val="clear"/>
+        <w:spacing w:line="240"/>
+        <w:ind w:left="360"/>
+      </w:pPr>
+      <w:r>
+        <w:rPr>
+          <w:rFonts w:ascii="Consolas" w:cs="Consolas" w:eastAsia="Consolas" w:hAnsi="Consolas"/>
+          <w:color w:val="2D2D2D"/>
+          <w:sz w:val="19"/>
+          <w:szCs w:val="19"/>
+        </w:rPr>
+        <w:t xml:space="preserve">                                │
+</w:t>
+      </w:r>
+    </w:p>
+    <w:p>
+      <w:pPr>
+        <w:shd w:fill="F5F5F5" w:val="clear"/>
+        <w:spacing w:line="240"/>
+        <w:ind w:left="360"/>
+      </w:pPr>
+      <w:r>
+        <w:rPr>
+          <w:rFonts w:ascii="Consolas" w:cs="Consolas" w:eastAsia="Consolas" w:hAnsi="Consolas"/>
+          <w:color w:val="2D2D2D"/>
+          <w:sz w:val="19"/>
+          <w:szCs w:val="19"/>
+        </w:rPr>
+        <w:t xml:space="preserve">                     ┌──────────┴──────────┐
+</w:t>
+      </w:r>
+    </w:p>
+    <w:p>
+      <w:pPr>
+        <w:shd w:fill="F5F5F5" w:val="clear"/>
+        <w:spacing w:line="240"/>
+        <w:ind w:left="360"/>
+      </w:pPr>
+      <w:r>
+        <w:rPr>
+          <w:rFonts w:ascii="Consolas" w:cs="Consolas" w:eastAsia="Consolas" w:hAnsi="Consolas"/>
+          <w:color w:val="2D2D2D"/>
+          <w:sz w:val="19"/>
+          <w:szCs w:val="19"/>
+        </w:rPr>
+        <w:t xml:space="preserve">                     │  while(1) 主循环     │
+</w:t>
+      </w:r>
+    </w:p>
+    <w:p>
+      <w:pPr>
+        <w:shd w:fill="F5F5F5" w:val="clear"/>
+        <w:spacing w:line="240"/>
+        <w:ind w:left="360"/>
+      </w:pPr>
+      <w:r>
+        <w:rPr>
+          <w:rFonts w:ascii="Consolas" w:cs="Consolas" w:eastAsia="Consolas" w:hAnsi="Consolas"/>
+          <w:color w:val="2D2D2D"/>
+          <w:sz w:val="19"/>
+          <w:szCs w:val="19"/>
+        </w:rPr>
+        <w:t xml:space="preserve">                     │  5 个非阻塞 Task     │
+</w:t>
+      </w:r>
+    </w:p>
+    <w:p>
+      <w:pPr>
+        <w:shd w:fill="F5F5F5" w:val="clear"/>
+        <w:spacing w:line="240"/>
+        <w:ind w:left="360"/>
+      </w:pPr>
+      <w:r>
+        <w:rPr>
+          <w:rFonts w:ascii="Consolas" w:cs="Consolas" w:eastAsia="Consolas" w:hAnsi="Consolas"/>
+          <w:color w:val="2D2D2D"/>
+          <w:sz w:val="19"/>
+          <w:szCs w:val="19"/>
+        </w:rPr>
+        <w:t xml:space="preserve">                     └─────────────────────┘
+</w:t>
       </w:r>
     </w:p>
     <w:p/>
@@ -2470,199 +2599,212 @@
           <w:sz w:val="19"/>
           <w:szCs w:val="19"/>
         </w:rPr>
-        <w:t xml:space="preserve">┌─────────────────────────────────────────────────────────────┐</w:t>
-      </w:r>
-    </w:p>
-    <w:p>
-      <w:pPr>
-        <w:shd w:fill="F5F5F5" w:val="clear"/>
-        <w:spacing w:line="240"/>
-        <w:ind w:left="360"/>
-      </w:pPr>
-      <w:r>
-        <w:rPr>
-          <w:rFonts w:ascii="Consolas" w:cs="Consolas" w:eastAsia="Consolas" w:hAnsi="Consolas"/>
-          <w:color w:val="2D2D2D"/>
-          <w:sz w:val="19"/>
-          <w:szCs w:val="19"/>
-        </w:rPr>
-        <w:t xml:space="preserve">│                    应用层 (Application)                     │</w:t>
-      </w:r>
-    </w:p>
-    <w:p>
-      <w:pPr>
-        <w:shd w:fill="F5F5F5" w:val="clear"/>
-        <w:spacing w:line="240"/>
-        <w:ind w:left="360"/>
-      </w:pPr>
-      <w:r>
-        <w:rPr>
-          <w:rFonts w:ascii="Consolas" w:cs="Consolas" w:eastAsia="Consolas" w:hAnsi="Consolas"/>
-          <w:color w:val="2D2D2D"/>
-          <w:sz w:val="19"/>
-          <w:szCs w:val="19"/>
-        </w:rPr>
-        <w:t xml:space="preserve">│           main.c (初始化 + 主循环任务调度)                  │</w:t>
-      </w:r>
-    </w:p>
-    <w:p>
-      <w:pPr>
-        <w:shd w:fill="F5F5F5" w:val="clear"/>
-        <w:spacing w:line="240"/>
-        <w:ind w:left="360"/>
-      </w:pPr>
-      <w:r>
-        <w:rPr>
-          <w:rFonts w:ascii="Consolas" w:cs="Consolas" w:eastAsia="Consolas" w:hAnsi="Consolas"/>
-          <w:color w:val="2D2D2D"/>
-          <w:sz w:val="19"/>
-          <w:szCs w:val="19"/>
-        </w:rPr>
-        <w:t xml:space="preserve">├─────────────────────────────────────────────────────────────┤</w:t>
-      </w:r>
-    </w:p>
-    <w:p>
-      <w:pPr>
-        <w:shd w:fill="F5F5F5" w:val="clear"/>
-        <w:spacing w:line="240"/>
-        <w:ind w:left="360"/>
-      </w:pPr>
-      <w:r>
-        <w:rPr>
-          <w:rFonts w:ascii="Consolas" w:cs="Consolas" w:eastAsia="Consolas" w:hAnsi="Consolas"/>
-          <w:color w:val="2D2D2D"/>
-          <w:sz w:val="19"/>
-          <w:szCs w:val="19"/>
-        </w:rPr>
-        <w:t xml:space="preserve">│                    系统服务层 (System Service)               │</w:t>
-      </w:r>
-    </w:p>
-    <w:p>
-      <w:pPr>
-        <w:shd w:fill="F5F5F5" w:val="clear"/>
-        <w:spacing w:line="240"/>
-        <w:ind w:left="360"/>
-      </w:pPr>
-      <w:r>
-        <w:rPr>
-          <w:rFonts w:ascii="Consolas" w:cs="Consolas" w:eastAsia="Consolas" w:hAnsi="Consolas"/>
-          <w:color w:val="2D2D2D"/>
-          <w:sz w:val="19"/>
-          <w:szCs w:val="19"/>
-        </w:rPr>
-        <w:t xml:space="preserve">│              SysTimer (全局时基/时间戳差值法)               │</w:t>
-      </w:r>
-    </w:p>
-    <w:p>
-      <w:pPr>
-        <w:shd w:fill="F5F5F5" w:val="clear"/>
-        <w:spacing w:line="240"/>
-        <w:ind w:left="360"/>
-      </w:pPr>
-      <w:r>
-        <w:rPr>
-          <w:rFonts w:ascii="Consolas" w:cs="Consolas" w:eastAsia="Consolas" w:hAnsi="Consolas"/>
-          <w:color w:val="2D2D2D"/>
-          <w:sz w:val="19"/>
-          <w:szCs w:val="19"/>
-        </w:rPr>
-        <w:t xml:space="preserve">├─────────────────────────────────────────────────────────────┤</w:t>
-      </w:r>
-    </w:p>
-    <w:p>
-      <w:pPr>
-        <w:shd w:fill="F5F5F5" w:val="clear"/>
-        <w:spacing w:line="240"/>
-        <w:ind w:left="360"/>
-      </w:pPr>
-      <w:r>
-        <w:rPr>
-          <w:rFonts w:ascii="Consolas" w:cs="Consolas" w:eastAsia="Consolas" w:hAnsi="Consolas"/>
-          <w:color w:val="2D2D2D"/>
-          <w:sz w:val="19"/>
-          <w:szCs w:val="19"/>
-        </w:rPr>
-        <w:t xml:space="preserve">│                    硬件驱动层 (Hardware)                     │</w:t>
-      </w:r>
-    </w:p>
-    <w:p>
-      <w:pPr>
-        <w:shd w:fill="F5F5F5" w:val="clear"/>
-        <w:spacing w:line="240"/>
-        <w:ind w:left="360"/>
-      </w:pPr>
-      <w:r>
-        <w:rPr>
-          <w:rFonts w:ascii="Consolas" w:cs="Consolas" w:eastAsia="Consolas" w:hAnsi="Consolas"/>
-          <w:color w:val="2D2D2D"/>
-          <w:sz w:val="19"/>
-          <w:szCs w:val="19"/>
-        </w:rPr>
-        <w:t xml:space="preserve">│   PWM (TIM1) │ ADC (ADC1+DMA) │ KEY (GPIO) │ OLED │ LED │ UI │</w:t>
-      </w:r>
-    </w:p>
-    <w:p>
-      <w:pPr>
-        <w:shd w:fill="F5F5F5" w:val="clear"/>
-        <w:spacing w:line="240"/>
-        <w:ind w:left="360"/>
-      </w:pPr>
-      <w:r>
-        <w:rPr>
-          <w:rFonts w:ascii="Consolas" w:cs="Consolas" w:eastAsia="Consolas" w:hAnsi="Consolas"/>
-          <w:color w:val="2D2D2D"/>
-          <w:sz w:val="19"/>
-          <w:szCs w:val="19"/>
-        </w:rPr>
-        <w:t xml:space="preserve">├─────────────────────────────────────────────────────────────┤</w:t>
-      </w:r>
-    </w:p>
-    <w:p>
-      <w:pPr>
-        <w:shd w:fill="F5F5F5" w:val="clear"/>
-        <w:spacing w:line="240"/>
-        <w:ind w:left="360"/>
-      </w:pPr>
-      <w:r>
-        <w:rPr>
-          <w:rFonts w:ascii="Consolas" w:cs="Consolas" w:eastAsia="Consolas" w:hAnsi="Consolas"/>
-          <w:color w:val="2D2D2D"/>
-          <w:sz w:val="19"/>
-          <w:szCs w:val="19"/>
-        </w:rPr>
-        <w:t xml:space="preserve">│                    芯片外设                                  │</w:t>
-      </w:r>
-    </w:p>
-    <w:p>
-      <w:pPr>
-        <w:shd w:fill="F5F5F5" w:val="clear"/>
-        <w:spacing w:line="240"/>
-        <w:ind w:left="360"/>
-      </w:pPr>
-      <w:r>
-        <w:rPr>
-          <w:rFonts w:ascii="Consolas" w:cs="Consolas" w:eastAsia="Consolas" w:hAnsi="Consolas"/>
-          <w:color w:val="2D2D2D"/>
-          <w:sz w:val="19"/>
-          <w:szCs w:val="19"/>
-        </w:rPr>
-        <w:t xml:space="preserve">│   STM32F103C8: TIM1, ADC1, DMA1, GPIO, SysTick             │</w:t>
-      </w:r>
-    </w:p>
-    <w:p>
-      <w:pPr>
-        <w:shd w:fill="F5F5F5" w:val="clear"/>
-        <w:spacing w:line="240"/>
-        <w:ind w:left="360"/>
-      </w:pPr>
-      <w:r>
-        <w:rPr>
-          <w:rFonts w:ascii="Consolas" w:cs="Consolas" w:eastAsia="Consolas" w:hAnsi="Consolas"/>
-          <w:color w:val="2D2D2D"/>
-          <w:sz w:val="19"/>
-          <w:szCs w:val="19"/>
-        </w:rPr>
-        <w:t xml:space="preserve">└─────────────────────────────────────────────────────────────┘</w:t>
+        <w:t xml:space="preserve">┌─────────────────────────────────────────────────────────────┐
+</w:t>
+      </w:r>
+    </w:p>
+    <w:p>
+      <w:pPr>
+        <w:shd w:fill="F5F5F5" w:val="clear"/>
+        <w:spacing w:line="240"/>
+        <w:ind w:left="360"/>
+      </w:pPr>
+      <w:r>
+        <w:rPr>
+          <w:rFonts w:ascii="Consolas" w:cs="Consolas" w:eastAsia="Consolas" w:hAnsi="Consolas"/>
+          <w:color w:val="2D2D2D"/>
+          <w:sz w:val="19"/>
+          <w:szCs w:val="19"/>
+        </w:rPr>
+        <w:t xml:space="preserve">│                    应用层 (Application)                     │
+</w:t>
+      </w:r>
+    </w:p>
+    <w:p>
+      <w:pPr>
+        <w:shd w:fill="F5F5F5" w:val="clear"/>
+        <w:spacing w:line="240"/>
+        <w:ind w:left="360"/>
+      </w:pPr>
+      <w:r>
+        <w:rPr>
+          <w:rFonts w:ascii="Consolas" w:cs="Consolas" w:eastAsia="Consolas" w:hAnsi="Consolas"/>
+          <w:color w:val="2D2D2D"/>
+          <w:sz w:val="19"/>
+          <w:szCs w:val="19"/>
+        </w:rPr>
+        <w:t xml:space="preserve">│           main.c (初始化 + 主循环任务调度)                  │
+</w:t>
+      </w:r>
+    </w:p>
+    <w:p>
+      <w:pPr>
+        <w:shd w:fill="F5F5F5" w:val="clear"/>
+        <w:spacing w:line="240"/>
+        <w:ind w:left="360"/>
+      </w:pPr>
+      <w:r>
+        <w:rPr>
+          <w:rFonts w:ascii="Consolas" w:cs="Consolas" w:eastAsia="Consolas" w:hAnsi="Consolas"/>
+          <w:color w:val="2D2D2D"/>
+          <w:sz w:val="19"/>
+          <w:szCs w:val="19"/>
+        </w:rPr>
+        <w:t xml:space="preserve">├─────────────────────────────────────────────────────────────┤
+</w:t>
+      </w:r>
+    </w:p>
+    <w:p>
+      <w:pPr>
+        <w:shd w:fill="F5F5F5" w:val="clear"/>
+        <w:spacing w:line="240"/>
+        <w:ind w:left="360"/>
+      </w:pPr>
+      <w:r>
+        <w:rPr>
+          <w:rFonts w:ascii="Consolas" w:cs="Consolas" w:eastAsia="Consolas" w:hAnsi="Consolas"/>
+          <w:color w:val="2D2D2D"/>
+          <w:sz w:val="19"/>
+          <w:szCs w:val="19"/>
+        </w:rPr>
+        <w:t xml:space="preserve">│                    系统服务层 (System Service)               │
+</w:t>
+      </w:r>
+    </w:p>
+    <w:p>
+      <w:pPr>
+        <w:shd w:fill="F5F5F5" w:val="clear"/>
+        <w:spacing w:line="240"/>
+        <w:ind w:left="360"/>
+      </w:pPr>
+      <w:r>
+        <w:rPr>
+          <w:rFonts w:ascii="Consolas" w:cs="Consolas" w:eastAsia="Consolas" w:hAnsi="Consolas"/>
+          <w:color w:val="2D2D2D"/>
+          <w:sz w:val="19"/>
+          <w:szCs w:val="19"/>
+        </w:rPr>
+        <w:t xml:space="preserve">│              SysTimer (全局时基/时间戳差值法)               │
+</w:t>
+      </w:r>
+    </w:p>
+    <w:p>
+      <w:pPr>
+        <w:shd w:fill="F5F5F5" w:val="clear"/>
+        <w:spacing w:line="240"/>
+        <w:ind w:left="360"/>
+      </w:pPr>
+      <w:r>
+        <w:rPr>
+          <w:rFonts w:ascii="Consolas" w:cs="Consolas" w:eastAsia="Consolas" w:hAnsi="Consolas"/>
+          <w:color w:val="2D2D2D"/>
+          <w:sz w:val="19"/>
+          <w:szCs w:val="19"/>
+        </w:rPr>
+        <w:t xml:space="preserve">├─────────────────────────────────────────────────────────────┤
+</w:t>
+      </w:r>
+    </w:p>
+    <w:p>
+      <w:pPr>
+        <w:shd w:fill="F5F5F5" w:val="clear"/>
+        <w:spacing w:line="240"/>
+        <w:ind w:left="360"/>
+      </w:pPr>
+      <w:r>
+        <w:rPr>
+          <w:rFonts w:ascii="Consolas" w:cs="Consolas" w:eastAsia="Consolas" w:hAnsi="Consolas"/>
+          <w:color w:val="2D2D2D"/>
+          <w:sz w:val="19"/>
+          <w:szCs w:val="19"/>
+        </w:rPr>
+        <w:t xml:space="preserve">│                    硬件驱动层 (Hardware)                     │
+</w:t>
+      </w:r>
+    </w:p>
+    <w:p>
+      <w:pPr>
+        <w:shd w:fill="F5F5F5" w:val="clear"/>
+        <w:spacing w:line="240"/>
+        <w:ind w:left="360"/>
+      </w:pPr>
+      <w:r>
+        <w:rPr>
+          <w:rFonts w:ascii="Consolas" w:cs="Consolas" w:eastAsia="Consolas" w:hAnsi="Consolas"/>
+          <w:color w:val="2D2D2D"/>
+          <w:sz w:val="19"/>
+          <w:szCs w:val="19"/>
+        </w:rPr>
+        <w:t xml:space="preserve">│   PWM (TIM1) │ ADC (ADC1+DMA) │ KEY (GPIO) │ OLED │ LED │ UI │
+</w:t>
+      </w:r>
+    </w:p>
+    <w:p>
+      <w:pPr>
+        <w:shd w:fill="F5F5F5" w:val="clear"/>
+        <w:spacing w:line="240"/>
+        <w:ind w:left="360"/>
+      </w:pPr>
+      <w:r>
+        <w:rPr>
+          <w:rFonts w:ascii="Consolas" w:cs="Consolas" w:eastAsia="Consolas" w:hAnsi="Consolas"/>
+          <w:color w:val="2D2D2D"/>
+          <w:sz w:val="19"/>
+          <w:szCs w:val="19"/>
+        </w:rPr>
+        <w:t xml:space="preserve">├─────────────────────────────────────────────────────────────┤
+</w:t>
+      </w:r>
+    </w:p>
+    <w:p>
+      <w:pPr>
+        <w:shd w:fill="F5F5F5" w:val="clear"/>
+        <w:spacing w:line="240"/>
+        <w:ind w:left="360"/>
+      </w:pPr>
+      <w:r>
+        <w:rPr>
+          <w:rFonts w:ascii="Consolas" w:cs="Consolas" w:eastAsia="Consolas" w:hAnsi="Consolas"/>
+          <w:color w:val="2D2D2D"/>
+          <w:sz w:val="19"/>
+          <w:szCs w:val="19"/>
+        </w:rPr>
+        <w:t xml:space="preserve">│                    芯片外设                                  │
+</w:t>
+      </w:r>
+    </w:p>
+    <w:p>
+      <w:pPr>
+        <w:shd w:fill="F5F5F5" w:val="clear"/>
+        <w:spacing w:line="240"/>
+        <w:ind w:left="360"/>
+      </w:pPr>
+      <w:r>
+        <w:rPr>
+          <w:rFonts w:ascii="Consolas" w:cs="Consolas" w:eastAsia="Consolas" w:hAnsi="Consolas"/>
+          <w:color w:val="2D2D2D"/>
+          <w:sz w:val="19"/>
+          <w:szCs w:val="19"/>
+        </w:rPr>
+        <w:t xml:space="preserve">│   STM32F103C8: TIM1, ADC1, DMA1, GPIO, SysTick             │
+</w:t>
+      </w:r>
+    </w:p>
+    <w:p>
+      <w:pPr>
+        <w:shd w:fill="F5F5F5" w:val="clear"/>
+        <w:spacing w:line="240"/>
+        <w:ind w:left="360"/>
+      </w:pPr>
+      <w:r>
+        <w:rPr>
+          <w:rFonts w:ascii="Consolas" w:cs="Consolas" w:eastAsia="Consolas" w:hAnsi="Consolas"/>
+          <w:color w:val="2D2D2D"/>
+          <w:sz w:val="19"/>
+          <w:szCs w:val="19"/>
+        </w:rPr>
+        <w:t xml:space="preserve">└─────────────────────────────────────────────────────────────┘
+</w:t>
       </w:r>
     </w:p>
     <w:p/>
@@ -2697,7 +2839,8 @@
           <w:sz w:val="22"/>
           <w:szCs w:val="22"/>
         </w:rPr>
-        <w:t xml:space="preserve">: 硬件层仅依赖 SPL 头文件; 系统层依赖硬件层; 应用层依赖硬件层和系统层。绝不反向依赖。</w:t>
+        <w:t xml:space="preserve">: 硬件层仅依赖 SPL 头文件; 系统层依赖硬件层; 应用层依赖硬件层和系统层。绝不反向依赖。
+</w:t>
       </w:r>
     </w:p>
     <w:p/>
@@ -2732,311 +2875,331 @@
           <w:sz w:val="19"/>
           <w:szCs w:val="19"/>
         </w:rPr>
-        <w:t xml:space="preserve">┌──────────────────────────────────────────────────────────┐</w:t>
-      </w:r>
-    </w:p>
-    <w:p>
-      <w:pPr>
-        <w:shd w:fill="F5F5F5" w:val="clear"/>
-        <w:spacing w:line="240"/>
-        <w:ind w:left="360"/>
-      </w:pPr>
-      <w:r>
-        <w:rPr>
-          <w:rFonts w:ascii="Consolas" w:cs="Consolas" w:eastAsia="Consolas" w:hAnsi="Consolas"/>
-          <w:color w:val="2D2D2D"/>
-          <w:sz w:val="19"/>
-          <w:szCs w:val="19"/>
-        </w:rPr>
-        <w:t xml:space="preserve">│               STM32F103C8 (LQFP-48)                      │</w:t>
-      </w:r>
-    </w:p>
-    <w:p>
-      <w:pPr>
-        <w:shd w:fill="F5F5F5" w:val="clear"/>
-        <w:spacing w:line="240"/>
-        <w:ind w:left="360"/>
-      </w:pPr>
-      <w:r>
-        <w:rPr>
-          <w:rFonts w:ascii="Consolas" w:cs="Consolas" w:eastAsia="Consolas" w:hAnsi="Consolas"/>
-          <w:color w:val="2D2D2D"/>
-          <w:sz w:val="19"/>
-          <w:szCs w:val="19"/>
-        </w:rPr>
-        <w:t xml:space="preserve">│                                                          │</w:t>
-      </w:r>
-    </w:p>
-    <w:p>
-      <w:pPr>
-        <w:shd w:fill="F5F5F5" w:val="clear"/>
-        <w:spacing w:line="240"/>
-        <w:ind w:left="360"/>
-      </w:pPr>
-      <w:r>
-        <w:rPr>
-          <w:rFonts w:ascii="Consolas" w:cs="Consolas" w:eastAsia="Consolas" w:hAnsi="Consolas"/>
-          <w:color w:val="2D2D2D"/>
-          <w:sz w:val="19"/>
-          <w:szCs w:val="19"/>
-        </w:rPr>
-        <w:t xml:space="preserve">│   PA0  ─── ADC_CH0 ─── 电流传感器 (CC6920-10A)           │</w:t>
-      </w:r>
-    </w:p>
-    <w:p>
-      <w:pPr>
-        <w:shd w:fill="F5F5F5" w:val="clear"/>
-        <w:spacing w:line="240"/>
-        <w:ind w:left="360"/>
-      </w:pPr>
-      <w:r>
-        <w:rPr>
-          <w:rFonts w:ascii="Consolas" w:cs="Consolas" w:eastAsia="Consolas" w:hAnsi="Consolas"/>
-          <w:color w:val="2D2D2D"/>
-          <w:sz w:val="19"/>
-          <w:szCs w:val="19"/>
-        </w:rPr>
-        <w:t xml:space="preserve">│   PA1  ─── ADC_CH1 ─── 电压分压网络 (20:1)               │</w:t>
-      </w:r>
-    </w:p>
-    <w:p>
-      <w:pPr>
-        <w:shd w:fill="F5F5F5" w:val="clear"/>
-        <w:spacing w:line="240"/>
-        <w:ind w:left="360"/>
-      </w:pPr>
-      <w:r>
-        <w:rPr>
-          <w:rFonts w:ascii="Consolas" w:cs="Consolas" w:eastAsia="Consolas" w:hAnsi="Consolas"/>
-          <w:color w:val="2D2D2D"/>
-          <w:sz w:val="19"/>
-          <w:szCs w:val="19"/>
-        </w:rPr>
-        <w:t xml:space="preserve">│   PA7  ─── TIM1_CH1N ── 下半桥左臂 (下管)               │</w:t>
-      </w:r>
-    </w:p>
-    <w:p>
-      <w:pPr>
-        <w:shd w:fill="F5F5F5" w:val="clear"/>
-        <w:spacing w:line="240"/>
-        <w:ind w:left="360"/>
-      </w:pPr>
-      <w:r>
-        <w:rPr>
-          <w:rFonts w:ascii="Consolas" w:cs="Consolas" w:eastAsia="Consolas" w:hAnsi="Consolas"/>
-          <w:color w:val="2D2D2D"/>
-          <w:sz w:val="19"/>
-          <w:szCs w:val="19"/>
-        </w:rPr>
-        <w:t xml:space="preserve">│   PA8  ─── TIM1_CH1 ─── 上半桥左臂 (上管)               │</w:t>
-      </w:r>
-    </w:p>
-    <w:p>
-      <w:pPr>
-        <w:shd w:fill="F5F5F5" w:val="clear"/>
-        <w:spacing w:line="240"/>
-        <w:ind w:left="360"/>
-      </w:pPr>
-      <w:r>
-        <w:rPr>
-          <w:rFonts w:ascii="Consolas" w:cs="Consolas" w:eastAsia="Consolas" w:hAnsi="Consolas"/>
-          <w:color w:val="2D2D2D"/>
-          <w:sz w:val="19"/>
-          <w:szCs w:val="19"/>
-        </w:rPr>
-        <w:t xml:space="preserve">│   PA9  ─── TIM1_CH2 ─── 上半桥右臂 (上管)               │</w:t>
-      </w:r>
-    </w:p>
-    <w:p>
-      <w:pPr>
-        <w:shd w:fill="F5F5F5" w:val="clear"/>
-        <w:spacing w:line="240"/>
-        <w:ind w:left="360"/>
-      </w:pPr>
-      <w:r>
-        <w:rPr>
-          <w:rFonts w:ascii="Consolas" w:cs="Consolas" w:eastAsia="Consolas" w:hAnsi="Consolas"/>
-          <w:color w:val="2D2D2D"/>
-          <w:sz w:val="19"/>
-          <w:szCs w:val="19"/>
-        </w:rPr>
-        <w:t xml:space="preserve">│   PA11 ─── OLED_SCL ─── SSD1306 SCL (模拟 I2C, 开漏)    │</w:t>
-      </w:r>
-    </w:p>
-    <w:p>
-      <w:pPr>
-        <w:shd w:fill="F5F5F5" w:val="clear"/>
-        <w:spacing w:line="240"/>
-        <w:ind w:left="360"/>
-      </w:pPr>
-      <w:r>
-        <w:rPr>
-          <w:rFonts w:ascii="Consolas" w:cs="Consolas" w:eastAsia="Consolas" w:hAnsi="Consolas"/>
-          <w:color w:val="2D2D2D"/>
-          <w:sz w:val="19"/>
-          <w:szCs w:val="19"/>
-        </w:rPr>
-        <w:t xml:space="preserve">│   PA12 ─── OLED_SDA ─── SSD1306 SDA (模拟 I2C, 开漏)    │</w:t>
-      </w:r>
-    </w:p>
-    <w:p>
-      <w:pPr>
-        <w:shd w:fill="F5F5F5" w:val="clear"/>
-        <w:spacing w:line="240"/>
-        <w:ind w:left="360"/>
-      </w:pPr>
-      <w:r>
-        <w:rPr>
-          <w:rFonts w:ascii="Consolas" w:cs="Consolas" w:eastAsia="Consolas" w:hAnsi="Consolas"/>
-          <w:color w:val="2D2D2D"/>
-          <w:sz w:val="19"/>
-          <w:szCs w:val="19"/>
-        </w:rPr>
-        <w:t xml:space="preserve">│   PA13 ─── SWDIO ────── Debug (保留)                     │</w:t>
-      </w:r>
-    </w:p>
-    <w:p>
-      <w:pPr>
-        <w:shd w:fill="F5F5F5" w:val="clear"/>
-        <w:spacing w:line="240"/>
-        <w:ind w:left="360"/>
-      </w:pPr>
-      <w:r>
-        <w:rPr>
-          <w:rFonts w:ascii="Consolas" w:cs="Consolas" w:eastAsia="Consolas" w:hAnsi="Consolas"/>
-          <w:color w:val="2D2D2D"/>
-          <w:sz w:val="19"/>
-          <w:szCs w:val="19"/>
-        </w:rPr>
-        <w:t xml:space="preserve">│   PA14 ─── SWCLK ────── Debug (保留)                     │</w:t>
-      </w:r>
-    </w:p>
-    <w:p>
-      <w:pPr>
-        <w:shd w:fill="F5F5F5" w:val="clear"/>
-        <w:spacing w:line="240"/>
-        <w:ind w:left="360"/>
-      </w:pPr>
-      <w:r>
-        <w:rPr>
-          <w:rFonts w:ascii="Consolas" w:cs="Consolas" w:eastAsia="Consolas" w:hAnsi="Consolas"/>
-          <w:color w:val="2D2D2D"/>
-          <w:sz w:val="19"/>
-          <w:szCs w:val="19"/>
-        </w:rPr>
-        <w:t xml:space="preserve">│   PB0  ─── TIM1_CH2N ── 下半桥右臂 (下管)               │</w:t>
-      </w:r>
-    </w:p>
-    <w:p>
-      <w:pPr>
-        <w:shd w:fill="F5F5F5" w:val="clear"/>
-        <w:spacing w:line="240"/>
-        <w:ind w:left="360"/>
-      </w:pPr>
-      <w:r>
-        <w:rPr>
-          <w:rFonts w:ascii="Consolas" w:cs="Consolas" w:eastAsia="Consolas" w:hAnsi="Consolas"/>
-          <w:color w:val="2D2D2D"/>
-          <w:sz w:val="19"/>
-          <w:szCs w:val="19"/>
-        </w:rPr>
-        <w:t xml:space="preserve">│   PB3  ─── Status LED ── 状态指示灯 (ex-JTDO, 高有效)    │</w:t>
-      </w:r>
-    </w:p>
-    <w:p>
-      <w:pPr>
-        <w:shd w:fill="F5F5F5" w:val="clear"/>
-        <w:spacing w:line="240"/>
-        <w:ind w:left="360"/>
-      </w:pPr>
-      <w:r>
-        <w:rPr>
-          <w:rFonts w:ascii="Consolas" w:cs="Consolas" w:eastAsia="Consolas" w:hAnsi="Consolas"/>
-          <w:color w:val="2D2D2D"/>
-          <w:sz w:val="19"/>
-          <w:szCs w:val="19"/>
-        </w:rPr>
-        <w:t xml:space="preserve">│   PB4  ─── PWM LED ──── PWM 状态灯 (ex-JNTRST, 高有效)   │</w:t>
-      </w:r>
-    </w:p>
-    <w:p>
-      <w:pPr>
-        <w:shd w:fill="F5F5F5" w:val="clear"/>
-        <w:spacing w:line="240"/>
-        <w:ind w:left="360"/>
-      </w:pPr>
-      <w:r>
-        <w:rPr>
-          <w:rFonts w:ascii="Consolas" w:cs="Consolas" w:eastAsia="Consolas" w:hAnsi="Consolas"/>
-          <w:color w:val="2D2D2D"/>
-          <w:sz w:val="19"/>
-          <w:szCs w:val="19"/>
-        </w:rPr>
-        <w:t xml:space="preserve">│   PB5  ─── Ready LED ── 就绪指示灯 (高有效)              │</w:t>
-      </w:r>
-    </w:p>
-    <w:p>
-      <w:pPr>
-        <w:shd w:fill="F5F5F5" w:val="clear"/>
-        <w:spacing w:line="240"/>
-        <w:ind w:left="360"/>
-      </w:pPr>
-      <w:r>
-        <w:rPr>
-          <w:rFonts w:ascii="Consolas" w:cs="Consolas" w:eastAsia="Consolas" w:hAnsi="Consolas"/>
-          <w:color w:val="2D2D2D"/>
-          <w:sz w:val="19"/>
-          <w:szCs w:val="19"/>
-        </w:rPr>
-        <w:t xml:space="preserve">│   PB12 ─── KEY0 ─────── 按键 (IPU, 按下=GND)             │</w:t>
-      </w:r>
-    </w:p>
-    <w:p>
-      <w:pPr>
-        <w:shd w:fill="F5F5F5" w:val="clear"/>
-        <w:spacing w:line="240"/>
-        <w:ind w:left="360"/>
-      </w:pPr>
-      <w:r>
-        <w:rPr>
-          <w:rFonts w:ascii="Consolas" w:cs="Consolas" w:eastAsia="Consolas" w:hAnsi="Consolas"/>
-          <w:color w:val="2D2D2D"/>
-          <w:sz w:val="19"/>
-          <w:szCs w:val="19"/>
-        </w:rPr>
-        <w:t xml:space="preserve">│   PB13 ─── KEY1 ─────── 按键 (IPU, 按下=GND)             │</w:t>
-      </w:r>
-    </w:p>
-    <w:p>
-      <w:pPr>
-        <w:shd w:fill="F5F5F5" w:val="clear"/>
-        <w:spacing w:line="240"/>
-        <w:ind w:left="360"/>
-      </w:pPr>
-      <w:r>
-        <w:rPr>
-          <w:rFonts w:ascii="Consolas" w:cs="Consolas" w:eastAsia="Consolas" w:hAnsi="Consolas"/>
-          <w:color w:val="2D2D2D"/>
-          <w:sz w:val="19"/>
-          <w:szCs w:val="19"/>
-        </w:rPr>
-        <w:t xml:space="preserve">│   PC13 ─── Heartbeat ─── 心跳灯 (低有效)                 │</w:t>
-      </w:r>
-    </w:p>
-    <w:p>
-      <w:pPr>
-        <w:shd w:fill="F5F5F5" w:val="clear"/>
-        <w:spacing w:line="240"/>
-        <w:ind w:left="360"/>
-      </w:pPr>
-      <w:r>
-        <w:rPr>
-          <w:rFonts w:ascii="Consolas" w:cs="Consolas" w:eastAsia="Consolas" w:hAnsi="Consolas"/>
-          <w:color w:val="2D2D2D"/>
-          <w:sz w:val="19"/>
-          <w:szCs w:val="19"/>
-        </w:rPr>
-        <w:t xml:space="preserve">└──────────────────────────────────────────────────────────┘</w:t>
+        <w:t xml:space="preserve">┌──────────────────────────────────────────────────────────┐
+</w:t>
+      </w:r>
+    </w:p>
+    <w:p>
+      <w:pPr>
+        <w:shd w:fill="F5F5F5" w:val="clear"/>
+        <w:spacing w:line="240"/>
+        <w:ind w:left="360"/>
+      </w:pPr>
+      <w:r>
+        <w:rPr>
+          <w:rFonts w:ascii="Consolas" w:cs="Consolas" w:eastAsia="Consolas" w:hAnsi="Consolas"/>
+          <w:color w:val="2D2D2D"/>
+          <w:sz w:val="19"/>
+          <w:szCs w:val="19"/>
+        </w:rPr>
+        <w:t xml:space="preserve">│               STM32F103C8 (LQFP-48)                      │
+</w:t>
+      </w:r>
+    </w:p>
+    <w:p>
+      <w:pPr>
+        <w:shd w:fill="F5F5F5" w:val="clear"/>
+        <w:spacing w:line="240"/>
+        <w:ind w:left="360"/>
+      </w:pPr>
+      <w:r>
+        <w:rPr>
+          <w:rFonts w:ascii="Consolas" w:cs="Consolas" w:eastAsia="Consolas" w:hAnsi="Consolas"/>
+          <w:color w:val="2D2D2D"/>
+          <w:sz w:val="19"/>
+          <w:szCs w:val="19"/>
+        </w:rPr>
+        <w:t xml:space="preserve">│                                                          │
+</w:t>
+      </w:r>
+    </w:p>
+    <w:p>
+      <w:pPr>
+        <w:shd w:fill="F5F5F5" w:val="clear"/>
+        <w:spacing w:line="240"/>
+        <w:ind w:left="360"/>
+      </w:pPr>
+      <w:r>
+        <w:rPr>
+          <w:rFonts w:ascii="Consolas" w:cs="Consolas" w:eastAsia="Consolas" w:hAnsi="Consolas"/>
+          <w:color w:val="2D2D2D"/>
+          <w:sz w:val="19"/>
+          <w:szCs w:val="19"/>
+        </w:rPr>
+        <w:t xml:space="preserve">│   PA0  ─── ADC_CH0 ─── 电流传感器 (CC6920-10A)           │
+</w:t>
+      </w:r>
+    </w:p>
+    <w:p>
+      <w:pPr>
+        <w:shd w:fill="F5F5F5" w:val="clear"/>
+        <w:spacing w:line="240"/>
+        <w:ind w:left="360"/>
+      </w:pPr>
+      <w:r>
+        <w:rPr>
+          <w:rFonts w:ascii="Consolas" w:cs="Consolas" w:eastAsia="Consolas" w:hAnsi="Consolas"/>
+          <w:color w:val="2D2D2D"/>
+          <w:sz w:val="19"/>
+          <w:szCs w:val="19"/>
+        </w:rPr>
+        <w:t xml:space="preserve">│   PA1  ─── ADC_CH1 ─── 电压分压网络 (20:1)               │
+</w:t>
+      </w:r>
+    </w:p>
+    <w:p>
+      <w:pPr>
+        <w:shd w:fill="F5F5F5" w:val="clear"/>
+        <w:spacing w:line="240"/>
+        <w:ind w:left="360"/>
+      </w:pPr>
+      <w:r>
+        <w:rPr>
+          <w:rFonts w:ascii="Consolas" w:cs="Consolas" w:eastAsia="Consolas" w:hAnsi="Consolas"/>
+          <w:color w:val="2D2D2D"/>
+          <w:sz w:val="19"/>
+          <w:szCs w:val="19"/>
+        </w:rPr>
+        <w:t xml:space="preserve">│   PA7  ─── TIM1_CH1N ── 下半桥左臂 (下管)               │
+</w:t>
+      </w:r>
+    </w:p>
+    <w:p>
+      <w:pPr>
+        <w:shd w:fill="F5F5F5" w:val="clear"/>
+        <w:spacing w:line="240"/>
+        <w:ind w:left="360"/>
+      </w:pPr>
+      <w:r>
+        <w:rPr>
+          <w:rFonts w:ascii="Consolas" w:cs="Consolas" w:eastAsia="Consolas" w:hAnsi="Consolas"/>
+          <w:color w:val="2D2D2D"/>
+          <w:sz w:val="19"/>
+          <w:szCs w:val="19"/>
+        </w:rPr>
+        <w:t xml:space="preserve">│   PA8  ─── TIM1_CH1 ─── 上半桥左臂 (上管)               │
+</w:t>
+      </w:r>
+    </w:p>
+    <w:p>
+      <w:pPr>
+        <w:shd w:fill="F5F5F5" w:val="clear"/>
+        <w:spacing w:line="240"/>
+        <w:ind w:left="360"/>
+      </w:pPr>
+      <w:r>
+        <w:rPr>
+          <w:rFonts w:ascii="Consolas" w:cs="Consolas" w:eastAsia="Consolas" w:hAnsi="Consolas"/>
+          <w:color w:val="2D2D2D"/>
+          <w:sz w:val="19"/>
+          <w:szCs w:val="19"/>
+        </w:rPr>
+        <w:t xml:space="preserve">│   PA9  ─── TIM1_CH2 ─── 上半桥右臂 (上管)               │
+</w:t>
+      </w:r>
+    </w:p>
+    <w:p>
+      <w:pPr>
+        <w:shd w:fill="F5F5F5" w:val="clear"/>
+        <w:spacing w:line="240"/>
+        <w:ind w:left="360"/>
+      </w:pPr>
+      <w:r>
+        <w:rPr>
+          <w:rFonts w:ascii="Consolas" w:cs="Consolas" w:eastAsia="Consolas" w:hAnsi="Consolas"/>
+          <w:color w:val="2D2D2D"/>
+          <w:sz w:val="19"/>
+          <w:szCs w:val="19"/>
+        </w:rPr>
+        <w:t xml:space="preserve">│   PA11 ─── OLED_SCL ─── SSD1306 SCL (模拟 I2C, 开漏)    │
+</w:t>
+      </w:r>
+    </w:p>
+    <w:p>
+      <w:pPr>
+        <w:shd w:fill="F5F5F5" w:val="clear"/>
+        <w:spacing w:line="240"/>
+        <w:ind w:left="360"/>
+      </w:pPr>
+      <w:r>
+        <w:rPr>
+          <w:rFonts w:ascii="Consolas" w:cs="Consolas" w:eastAsia="Consolas" w:hAnsi="Consolas"/>
+          <w:color w:val="2D2D2D"/>
+          <w:sz w:val="19"/>
+          <w:szCs w:val="19"/>
+        </w:rPr>
+        <w:t xml:space="preserve">│   PA12 ─── OLED_SDA ─── SSD1306 SDA (模拟 I2C, 开漏)    │
+</w:t>
+      </w:r>
+    </w:p>
+    <w:p>
+      <w:pPr>
+        <w:shd w:fill="F5F5F5" w:val="clear"/>
+        <w:spacing w:line="240"/>
+        <w:ind w:left="360"/>
+      </w:pPr>
+      <w:r>
+        <w:rPr>
+          <w:rFonts w:ascii="Consolas" w:cs="Consolas" w:eastAsia="Consolas" w:hAnsi="Consolas"/>
+          <w:color w:val="2D2D2D"/>
+          <w:sz w:val="19"/>
+          <w:szCs w:val="19"/>
+        </w:rPr>
+        <w:t xml:space="preserve">│   PA13 ─── SWDIO ────── Debug (保留)                     │
+</w:t>
+      </w:r>
+    </w:p>
+    <w:p>
+      <w:pPr>
+        <w:shd w:fill="F5F5F5" w:val="clear"/>
+        <w:spacing w:line="240"/>
+        <w:ind w:left="360"/>
+      </w:pPr>
+      <w:r>
+        <w:rPr>
+          <w:rFonts w:ascii="Consolas" w:cs="Consolas" w:eastAsia="Consolas" w:hAnsi="Consolas"/>
+          <w:color w:val="2D2D2D"/>
+          <w:sz w:val="19"/>
+          <w:szCs w:val="19"/>
+        </w:rPr>
+        <w:t xml:space="preserve">│   PA14 ─── SWCLK ────── Debug (保留)                     │
+</w:t>
+      </w:r>
+    </w:p>
+    <w:p>
+      <w:pPr>
+        <w:shd w:fill="F5F5F5" w:val="clear"/>
+        <w:spacing w:line="240"/>
+        <w:ind w:left="360"/>
+      </w:pPr>
+      <w:r>
+        <w:rPr>
+          <w:rFonts w:ascii="Consolas" w:cs="Consolas" w:eastAsia="Consolas" w:hAnsi="Consolas"/>
+          <w:color w:val="2D2D2D"/>
+          <w:sz w:val="19"/>
+          <w:szCs w:val="19"/>
+        </w:rPr>
+        <w:t xml:space="preserve">│   PB0  ─── TIM1_CH2N ── 下半桥右臂 (下管)               │
+</w:t>
+      </w:r>
+    </w:p>
+    <w:p>
+      <w:pPr>
+        <w:shd w:fill="F5F5F5" w:val="clear"/>
+        <w:spacing w:line="240"/>
+        <w:ind w:left="360"/>
+      </w:pPr>
+      <w:r>
+        <w:rPr>
+          <w:rFonts w:ascii="Consolas" w:cs="Consolas" w:eastAsia="Consolas" w:hAnsi="Consolas"/>
+          <w:color w:val="2D2D2D"/>
+          <w:sz w:val="19"/>
+          <w:szCs w:val="19"/>
+        </w:rPr>
+        <w:t xml:space="preserve">│   PB3  ─── Status LED ── 状态指示灯 (ex-JTDO, 高有效)    │
+</w:t>
+      </w:r>
+    </w:p>
+    <w:p>
+      <w:pPr>
+        <w:shd w:fill="F5F5F5" w:val="clear"/>
+        <w:spacing w:line="240"/>
+        <w:ind w:left="360"/>
+      </w:pPr>
+      <w:r>
+        <w:rPr>
+          <w:rFonts w:ascii="Consolas" w:cs="Consolas" w:eastAsia="Consolas" w:hAnsi="Consolas"/>
+          <w:color w:val="2D2D2D"/>
+          <w:sz w:val="19"/>
+          <w:szCs w:val="19"/>
+        </w:rPr>
+        <w:t xml:space="preserve">│   PB4  ─── PWM LED ──── PWM 状态灯 (ex-JNTRST, 高有效)   │
+</w:t>
+      </w:r>
+    </w:p>
+    <w:p>
+      <w:pPr>
+        <w:shd w:fill="F5F5F5" w:val="clear"/>
+        <w:spacing w:line="240"/>
+        <w:ind w:left="360"/>
+      </w:pPr>
+      <w:r>
+        <w:rPr>
+          <w:rFonts w:ascii="Consolas" w:cs="Consolas" w:eastAsia="Consolas" w:hAnsi="Consolas"/>
+          <w:color w:val="2D2D2D"/>
+          <w:sz w:val="19"/>
+          <w:szCs w:val="19"/>
+        </w:rPr>
+        <w:t xml:space="preserve">│   PB5  ─── Ready LED ── 就绪指示灯 (高有效)              │
+</w:t>
+      </w:r>
+    </w:p>
+    <w:p>
+      <w:pPr>
+        <w:shd w:fill="F5F5F5" w:val="clear"/>
+        <w:spacing w:line="240"/>
+        <w:ind w:left="360"/>
+      </w:pPr>
+      <w:r>
+        <w:rPr>
+          <w:rFonts w:ascii="Consolas" w:cs="Consolas" w:eastAsia="Consolas" w:hAnsi="Consolas"/>
+          <w:color w:val="2D2D2D"/>
+          <w:sz w:val="19"/>
+          <w:szCs w:val="19"/>
+        </w:rPr>
+        <w:t xml:space="preserve">│   PB12 ─── KEY0 ─────── 按键 (IPU, 按下=GND)             │
+</w:t>
+      </w:r>
+    </w:p>
+    <w:p>
+      <w:pPr>
+        <w:shd w:fill="F5F5F5" w:val="clear"/>
+        <w:spacing w:line="240"/>
+        <w:ind w:left="360"/>
+      </w:pPr>
+      <w:r>
+        <w:rPr>
+          <w:rFonts w:ascii="Consolas" w:cs="Consolas" w:eastAsia="Consolas" w:hAnsi="Consolas"/>
+          <w:color w:val="2D2D2D"/>
+          <w:sz w:val="19"/>
+          <w:szCs w:val="19"/>
+        </w:rPr>
+        <w:t xml:space="preserve">│   PB13 ─── KEY1 ─────── 按键 (IPU, 按下=GND)             │
+</w:t>
+      </w:r>
+    </w:p>
+    <w:p>
+      <w:pPr>
+        <w:shd w:fill="F5F5F5" w:val="clear"/>
+        <w:spacing w:line="240"/>
+        <w:ind w:left="360"/>
+      </w:pPr>
+      <w:r>
+        <w:rPr>
+          <w:rFonts w:ascii="Consolas" w:cs="Consolas" w:eastAsia="Consolas" w:hAnsi="Consolas"/>
+          <w:color w:val="2D2D2D"/>
+          <w:sz w:val="19"/>
+          <w:szCs w:val="19"/>
+        </w:rPr>
+        <w:t xml:space="preserve">│   PC13 ─── Heartbeat ─── 心跳灯 (低有效)                 │
+</w:t>
+      </w:r>
+    </w:p>
+    <w:p>
+      <w:pPr>
+        <w:shd w:fill="F5F5F5" w:val="clear"/>
+        <w:spacing w:line="240"/>
+        <w:ind w:left="360"/>
+      </w:pPr>
+      <w:r>
+        <w:rPr>
+          <w:rFonts w:ascii="Consolas" w:cs="Consolas" w:eastAsia="Consolas" w:hAnsi="Consolas"/>
+          <w:color w:val="2D2D2D"/>
+          <w:sz w:val="19"/>
+          <w:szCs w:val="19"/>
+        </w:rPr>
+        <w:t xml:space="preserve">└──────────────────────────────────────────────────────────┘
+</w:t>
       </w:r>
     </w:p>
     <w:p/>
@@ -3095,7 +3258,8 @@
           <w:sz w:val="22"/>
           <w:szCs w:val="22"/>
         </w:rPr>
-        <w:t xml:space="preserve">#### 2.1.1 设计动机</w:t>
+        <w:t xml:space="preserve">#### 2.1.1 设计动机
+</w:t>
       </w:r>
     </w:p>
     <w:p/>
@@ -3110,7 +3274,8 @@
           <w:sz w:val="22"/>
           <w:szCs w:val="22"/>
         </w:rPr>
-        <w:t xml:space="preserve">传统裸机开发采用 `delay_ms()` 阻塞延时或 `Flag_Task_xxx` 中断标志位。前者阻塞 CPU, 后者导致逻辑分散、模块耦合。SysTimer 通过全局毫秒时间戳和"时间戳差值法"同时解决这两个问题。</w:t>
+        <w:t xml:space="preserve">传统裸机开发采用 `delay_ms()` 阻塞延时或 `Flag_Task_xxx` 中断标志位。前者阻塞 CPU, 后者导致逻辑分散、模块耦合。SysTimer 通过全局毫秒时间戳和"时间戳差值法"同时解决这两个问题。
+</w:t>
       </w:r>
     </w:p>
     <w:p/>
@@ -3125,104 +3290,111 @@
           <w:sz w:val="22"/>
           <w:szCs w:val="22"/>
         </w:rPr>
-        <w:t xml:space="preserve">#### 2.1.2 核心实现</w:t>
-      </w:r>
-    </w:p>
-    <w:p/>
-    <w:p>
-      <w:pPr>
-        <w:shd w:fill="F5F5F5" w:val="clear"/>
-        <w:spacing w:line="240"/>
-        <w:ind w:left="360"/>
-      </w:pPr>
-      <w:r>
-        <w:rPr>
-          <w:rFonts w:ascii="Consolas" w:cs="Consolas" w:eastAsia="Consolas" w:hAnsi="Consolas"/>
-          <w:color w:val="2D2D2D"/>
-          <w:sz w:val="19"/>
-          <w:szCs w:val="19"/>
-        </w:rPr>
-        <w:t xml:space="preserve">/* System/SysTimer.c */</w:t>
-      </w:r>
-    </w:p>
-    <w:p>
-      <w:pPr>
-        <w:shd w:fill="F5F5F5" w:val="clear"/>
-        <w:spacing w:line="240"/>
-        <w:ind w:left="360"/>
-      </w:pPr>
-      <w:r>
-        <w:rPr>
-          <w:rFonts w:ascii="Consolas" w:cs="Consolas" w:eastAsia="Consolas" w:hAnsi="Consolas"/>
-          <w:color w:val="2D2D2D"/>
-          <w:sz w:val="19"/>
-          <w:szCs w:val="19"/>
-        </w:rPr>
-        <w:t xml:space="preserve">static volatile uint32_t s_SysTick = 0;  // ISR写入, 主循环读取, 必须volatile</w:t>
-      </w:r>
-    </w:p>
-    <w:p>
-      <w:pPr>
-        <w:shd w:fill="F5F5F5" w:val="clear"/>
-        <w:spacing w:line="240"/>
-        <w:ind w:left="360"/>
-      </w:pPr>
-      <w:r>
-        <w:rPr>
-          <w:rFonts w:ascii="Consolas" w:cs="Consolas" w:eastAsia="Consolas" w:hAnsi="Consolas"/>
-          <w:color w:val="2D2D2D"/>
-          <w:sz w:val="19"/>
-          <w:szCs w:val="19"/>
-        </w:rPr>
-        <w:t xml:space="preserve"/>
-      </w:r>
-    </w:p>
-    <w:p>
-      <w:pPr>
-        <w:shd w:fill="F5F5F5" w:val="clear"/>
-        <w:spacing w:line="240"/>
-        <w:ind w:left="360"/>
-      </w:pPr>
-      <w:r>
-        <w:rPr>
-          <w:rFonts w:ascii="Consolas" w:cs="Consolas" w:eastAsia="Consolas" w:hAnsi="Consolas"/>
-          <w:color w:val="2D2D2D"/>
-          <w:sz w:val="19"/>
-          <w:szCs w:val="19"/>
-        </w:rPr>
-        <w:t xml:space="preserve">void SysTimer_Init(void)    { SysTick_Config(SystemCoreClock / 1000); }</w:t>
-      </w:r>
-    </w:p>
-    <w:p>
-      <w:pPr>
-        <w:shd w:fill="F5F5F5" w:val="clear"/>
-        <w:spacing w:line="240"/>
-        <w:ind w:left="360"/>
-      </w:pPr>
-      <w:r>
-        <w:rPr>
-          <w:rFonts w:ascii="Consolas" w:cs="Consolas" w:eastAsia="Consolas" w:hAnsi="Consolas"/>
-          <w:color w:val="2D2D2D"/>
-          <w:sz w:val="19"/>
-          <w:szCs w:val="19"/>
-        </w:rPr>
-        <w:t xml:space="preserve">void SysTimer_IncTick(void) { s_SysTick++; }</w:t>
-      </w:r>
-    </w:p>
-    <w:p>
-      <w:pPr>
-        <w:shd w:fill="F5F5F5" w:val="clear"/>
-        <w:spacing w:line="240"/>
-        <w:ind w:left="360"/>
-      </w:pPr>
-      <w:r>
-        <w:rPr>
-          <w:rFonts w:ascii="Consolas" w:cs="Consolas" w:eastAsia="Consolas" w:hAnsi="Consolas"/>
-          <w:color w:val="2D2D2D"/>
-          <w:sz w:val="19"/>
-          <w:szCs w:val="19"/>
-        </w:rPr>
-        <w:t xml:space="preserve">uint32_t SysTimer_GetTick(void) { return s_SysTick; }</w:t>
+        <w:t xml:space="preserve">#### 2.1.2 核心实现
+</w:t>
+      </w:r>
+    </w:p>
+    <w:p/>
+    <w:p>
+      <w:pPr>
+        <w:shd w:fill="F5F5F5" w:val="clear"/>
+        <w:spacing w:line="240"/>
+        <w:ind w:left="360"/>
+      </w:pPr>
+      <w:r>
+        <w:rPr>
+          <w:rFonts w:ascii="Consolas" w:cs="Consolas" w:eastAsia="Consolas" w:hAnsi="Consolas"/>
+          <w:color w:val="2D2D2D"/>
+          <w:sz w:val="19"/>
+          <w:szCs w:val="19"/>
+        </w:rPr>
+        <w:t xml:space="preserve">/* System/SysTimer.c */
+</w:t>
+      </w:r>
+    </w:p>
+    <w:p>
+      <w:pPr>
+        <w:shd w:fill="F5F5F5" w:val="clear"/>
+        <w:spacing w:line="240"/>
+        <w:ind w:left="360"/>
+      </w:pPr>
+      <w:r>
+        <w:rPr>
+          <w:rFonts w:ascii="Consolas" w:cs="Consolas" w:eastAsia="Consolas" w:hAnsi="Consolas"/>
+          <w:color w:val="2D2D2D"/>
+          <w:sz w:val="19"/>
+          <w:szCs w:val="19"/>
+        </w:rPr>
+        <w:t xml:space="preserve">static volatile uint32_t s_SysTick = 0;  // ISR写入, 主循环读取, 必须volatile
+</w:t>
+      </w:r>
+    </w:p>
+    <w:p>
+      <w:pPr>
+        <w:shd w:fill="F5F5F5" w:val="clear"/>
+        <w:spacing w:line="240"/>
+        <w:ind w:left="360"/>
+      </w:pPr>
+      <w:r>
+        <w:rPr>
+          <w:rFonts w:ascii="Consolas" w:cs="Consolas" w:eastAsia="Consolas" w:hAnsi="Consolas"/>
+          <w:color w:val="2D2D2D"/>
+          <w:sz w:val="19"/>
+          <w:szCs w:val="19"/>
+        </w:rPr>
+        <w:t xml:space="preserve">
+</w:t>
+      </w:r>
+    </w:p>
+    <w:p>
+      <w:pPr>
+        <w:shd w:fill="F5F5F5" w:val="clear"/>
+        <w:spacing w:line="240"/>
+        <w:ind w:left="360"/>
+      </w:pPr>
+      <w:r>
+        <w:rPr>
+          <w:rFonts w:ascii="Consolas" w:cs="Consolas" w:eastAsia="Consolas" w:hAnsi="Consolas"/>
+          <w:color w:val="2D2D2D"/>
+          <w:sz w:val="19"/>
+          <w:szCs w:val="19"/>
+        </w:rPr>
+        <w:t xml:space="preserve">void SysTimer_Init(void)    { SysTick_Config(SystemCoreClock / 1000); }
+</w:t>
+      </w:r>
+    </w:p>
+    <w:p>
+      <w:pPr>
+        <w:shd w:fill="F5F5F5" w:val="clear"/>
+        <w:spacing w:line="240"/>
+        <w:ind w:left="360"/>
+      </w:pPr>
+      <w:r>
+        <w:rPr>
+          <w:rFonts w:ascii="Consolas" w:cs="Consolas" w:eastAsia="Consolas" w:hAnsi="Consolas"/>
+          <w:color w:val="2D2D2D"/>
+          <w:sz w:val="19"/>
+          <w:szCs w:val="19"/>
+        </w:rPr>
+        <w:t xml:space="preserve">void SysTimer_IncTick(void) { s_SysTick++; }
+</w:t>
+      </w:r>
+    </w:p>
+    <w:p>
+      <w:pPr>
+        <w:shd w:fill="F5F5F5" w:val="clear"/>
+        <w:spacing w:line="240"/>
+        <w:ind w:left="360"/>
+      </w:pPr>
+      <w:r>
+        <w:rPr>
+          <w:rFonts w:ascii="Consolas" w:cs="Consolas" w:eastAsia="Consolas" w:hAnsi="Consolas"/>
+          <w:color w:val="2D2D2D"/>
+          <w:sz w:val="19"/>
+          <w:szCs w:val="19"/>
+        </w:rPr>
+        <w:t xml:space="preserve">uint32_t SysTimer_GetTick(void) { return s_SysTick; }
+</w:t>
       </w:r>
     </w:p>
     <w:p/>
@@ -3237,120 +3409,128 @@
           <w:sz w:val="22"/>
           <w:szCs w:val="22"/>
         </w:rPr>
-        <w:t xml:space="preserve">#### 2.1.3 时间戳差值法</w:t>
-      </w:r>
-    </w:p>
-    <w:p/>
-    <w:p>
-      <w:pPr>
-        <w:shd w:fill="F5F5F5" w:val="clear"/>
-        <w:spacing w:line="240"/>
-        <w:ind w:left="360"/>
-      </w:pPr>
-      <w:r>
-        <w:rPr>
-          <w:rFonts w:ascii="Consolas" w:cs="Consolas" w:eastAsia="Consolas" w:hAnsi="Consolas"/>
-          <w:color w:val="2D2D2D"/>
-          <w:sz w:val="19"/>
-          <w:szCs w:val="19"/>
-        </w:rPr>
-        <w:t xml:space="preserve">void Some_Task(void) {</w:t>
-      </w:r>
-    </w:p>
-    <w:p>
-      <w:pPr>
-        <w:shd w:fill="F5F5F5" w:val="clear"/>
-        <w:spacing w:line="240"/>
-        <w:ind w:left="360"/>
-      </w:pPr>
-      <w:r>
-        <w:rPr>
-          <w:rFonts w:ascii="Consolas" w:cs="Consolas" w:eastAsia="Consolas" w:hAnsi="Consolas"/>
-          <w:color w:val="2D2D2D"/>
-          <w:sz w:val="19"/>
-          <w:szCs w:val="19"/>
-        </w:rPr>
-        <w:t xml:space="preserve">    static uint32_t last = 0;</w:t>
-      </w:r>
-    </w:p>
-    <w:p>
-      <w:pPr>
-        <w:shd w:fill="F5F5F5" w:val="clear"/>
-        <w:spacing w:line="240"/>
-        <w:ind w:left="360"/>
-      </w:pPr>
-      <w:r>
-        <w:rPr>
-          <w:rFonts w:ascii="Consolas" w:cs="Consolas" w:eastAsia="Consolas" w:hAnsi="Consolas"/>
-          <w:color w:val="2D2D2D"/>
-          <w:sz w:val="19"/>
-          <w:szCs w:val="19"/>
-        </w:rPr>
-        <w:t xml:space="preserve">    if (SysTimer_GetTick() - last &gt;= PERIOD_MS) {</w:t>
-      </w:r>
-    </w:p>
-    <w:p>
-      <w:pPr>
-        <w:shd w:fill="F5F5F5" w:val="clear"/>
-        <w:spacing w:line="240"/>
-        <w:ind w:left="360"/>
-      </w:pPr>
-      <w:r>
-        <w:rPr>
-          <w:rFonts w:ascii="Consolas" w:cs="Consolas" w:eastAsia="Consolas" w:hAnsi="Consolas"/>
-          <w:color w:val="2D2D2D"/>
-          <w:sz w:val="19"/>
-          <w:szCs w:val="19"/>
-        </w:rPr>
-        <w:t xml:space="preserve">        last = SysTimer_GetTick();</w:t>
-      </w:r>
-    </w:p>
-    <w:p>
-      <w:pPr>
-        <w:shd w:fill="F5F5F5" w:val="clear"/>
-        <w:spacing w:line="240"/>
-        <w:ind w:left="360"/>
-      </w:pPr>
-      <w:r>
-        <w:rPr>
-          <w:rFonts w:ascii="Consolas" w:cs="Consolas" w:eastAsia="Consolas" w:hAnsi="Consolas"/>
-          <w:color w:val="2D2D2D"/>
-          <w:sz w:val="19"/>
-          <w:szCs w:val="19"/>
-        </w:rPr>
-        <w:t xml:space="preserve">        // 周期业务</w:t>
-      </w:r>
-    </w:p>
-    <w:p>
-      <w:pPr>
-        <w:shd w:fill="F5F5F5" w:val="clear"/>
-        <w:spacing w:line="240"/>
-        <w:ind w:left="360"/>
-      </w:pPr>
-      <w:r>
-        <w:rPr>
-          <w:rFonts w:ascii="Consolas" w:cs="Consolas" w:eastAsia="Consolas" w:hAnsi="Consolas"/>
-          <w:color w:val="2D2D2D"/>
-          <w:sz w:val="19"/>
-          <w:szCs w:val="19"/>
-        </w:rPr>
-        <w:t xml:space="preserve">    }</w:t>
-      </w:r>
-    </w:p>
-    <w:p>
-      <w:pPr>
-        <w:shd w:fill="F5F5F5" w:val="clear"/>
-        <w:spacing w:line="240"/>
-        <w:ind w:left="360"/>
-      </w:pPr>
-      <w:r>
-        <w:rPr>
-          <w:rFonts w:ascii="Consolas" w:cs="Consolas" w:eastAsia="Consolas" w:hAnsi="Consolas"/>
-          <w:color w:val="2D2D2D"/>
-          <w:sz w:val="19"/>
-          <w:szCs w:val="19"/>
-        </w:rPr>
-        <w:t xml:space="preserve">}</w:t>
+        <w:t xml:space="preserve">#### 2.1.3 时间戳差值法
+</w:t>
+      </w:r>
+    </w:p>
+    <w:p/>
+    <w:p>
+      <w:pPr>
+        <w:shd w:fill="F5F5F5" w:val="clear"/>
+        <w:spacing w:line="240"/>
+        <w:ind w:left="360"/>
+      </w:pPr>
+      <w:r>
+        <w:rPr>
+          <w:rFonts w:ascii="Consolas" w:cs="Consolas" w:eastAsia="Consolas" w:hAnsi="Consolas"/>
+          <w:color w:val="2D2D2D"/>
+          <w:sz w:val="19"/>
+          <w:szCs w:val="19"/>
+        </w:rPr>
+        <w:t xml:space="preserve">void Some_Task(void) {
+</w:t>
+      </w:r>
+    </w:p>
+    <w:p>
+      <w:pPr>
+        <w:shd w:fill="F5F5F5" w:val="clear"/>
+        <w:spacing w:line="240"/>
+        <w:ind w:left="360"/>
+      </w:pPr>
+      <w:r>
+        <w:rPr>
+          <w:rFonts w:ascii="Consolas" w:cs="Consolas" w:eastAsia="Consolas" w:hAnsi="Consolas"/>
+          <w:color w:val="2D2D2D"/>
+          <w:sz w:val="19"/>
+          <w:szCs w:val="19"/>
+        </w:rPr>
+        <w:t xml:space="preserve">    static uint32_t last = 0;
+</w:t>
+      </w:r>
+    </w:p>
+    <w:p>
+      <w:pPr>
+        <w:shd w:fill="F5F5F5" w:val="clear"/>
+        <w:spacing w:line="240"/>
+        <w:ind w:left="360"/>
+      </w:pPr>
+      <w:r>
+        <w:rPr>
+          <w:rFonts w:ascii="Consolas" w:cs="Consolas" w:eastAsia="Consolas" w:hAnsi="Consolas"/>
+          <w:color w:val="2D2D2D"/>
+          <w:sz w:val="19"/>
+          <w:szCs w:val="19"/>
+        </w:rPr>
+        <w:t xml:space="preserve">    if (SysTimer_GetTick() - last &gt;= PERIOD_MS) {
+</w:t>
+      </w:r>
+    </w:p>
+    <w:p>
+      <w:pPr>
+        <w:shd w:fill="F5F5F5" w:val="clear"/>
+        <w:spacing w:line="240"/>
+        <w:ind w:left="360"/>
+      </w:pPr>
+      <w:r>
+        <w:rPr>
+          <w:rFonts w:ascii="Consolas" w:cs="Consolas" w:eastAsia="Consolas" w:hAnsi="Consolas"/>
+          <w:color w:val="2D2D2D"/>
+          <w:sz w:val="19"/>
+          <w:szCs w:val="19"/>
+        </w:rPr>
+        <w:t xml:space="preserve">        last = SysTimer_GetTick();
+</w:t>
+      </w:r>
+    </w:p>
+    <w:p>
+      <w:pPr>
+        <w:shd w:fill="F5F5F5" w:val="clear"/>
+        <w:spacing w:line="240"/>
+        <w:ind w:left="360"/>
+      </w:pPr>
+      <w:r>
+        <w:rPr>
+          <w:rFonts w:ascii="Consolas" w:cs="Consolas" w:eastAsia="Consolas" w:hAnsi="Consolas"/>
+          <w:color w:val="2D2D2D"/>
+          <w:sz w:val="19"/>
+          <w:szCs w:val="19"/>
+        </w:rPr>
+        <w:t xml:space="preserve">        // 周期业务
+</w:t>
+      </w:r>
+    </w:p>
+    <w:p>
+      <w:pPr>
+        <w:shd w:fill="F5F5F5" w:val="clear"/>
+        <w:spacing w:line="240"/>
+        <w:ind w:left="360"/>
+      </w:pPr>
+      <w:r>
+        <w:rPr>
+          <w:rFonts w:ascii="Consolas" w:cs="Consolas" w:eastAsia="Consolas" w:hAnsi="Consolas"/>
+          <w:color w:val="2D2D2D"/>
+          <w:sz w:val="19"/>
+          <w:szCs w:val="19"/>
+        </w:rPr>
+        <w:t xml:space="preserve">    }
+</w:t>
+      </w:r>
+    </w:p>
+    <w:p>
+      <w:pPr>
+        <w:shd w:fill="F5F5F5" w:val="clear"/>
+        <w:spacing w:line="240"/>
+        <w:ind w:left="360"/>
+      </w:pPr>
+      <w:r>
+        <w:rPr>
+          <w:rFonts w:ascii="Consolas" w:cs="Consolas" w:eastAsia="Consolas" w:hAnsi="Consolas"/>
+          <w:color w:val="2D2D2D"/>
+          <w:sz w:val="19"/>
+          <w:szCs w:val="19"/>
+        </w:rPr>
+        <w:t xml:space="preserve">}
+</w:t>
       </w:r>
     </w:p>
     <w:p/>
@@ -3365,7 +3545,8 @@
           <w:sz w:val="22"/>
           <w:szCs w:val="22"/>
         </w:rPr>
-        <w:t xml:space="preserve">利用 uint32_t 无符号减法自动处理 49.7 天溢出回绕。</w:t>
+        <w:t xml:space="preserve">利用 uint32_t 无符号减法自动处理 49.7 天溢出回绕。
+</w:t>
       </w:r>
     </w:p>
     <w:p/>
@@ -3380,7 +3561,8 @@
           <w:sz w:val="22"/>
           <w:szCs w:val="22"/>
         </w:rPr>
-        <w:t xml:space="preserve">#### 2.1.4 重构前后对比</w:t>
+        <w:t xml:space="preserve">#### 2.1.4 重构前后对比
+</w:t>
       </w:r>
     </w:p>
     <w:p/>
@@ -3917,7 +4099,8 @@
           <w:sz w:val="22"/>
           <w:szCs w:val="22"/>
         </w:rPr>
-        <w:t xml:space="preserve">#### 2.2.1 全桥拓扑与引脚映射</w:t>
+        <w:t xml:space="preserve">#### 2.2.1 全桥拓扑与引脚映射
+</w:t>
       </w:r>
     </w:p>
     <w:p/>
@@ -3932,7 +4115,8 @@
           <w:sz w:val="22"/>
           <w:szCs w:val="22"/>
         </w:rPr>
-        <w:t xml:space="preserve">TIM1 高级定时器, `GPIO_PartialRemap_TIM1` 部分重映射, 四通道互补输出:</w:t>
+        <w:t xml:space="preserve">TIM1 高级定时器, `GPIO_PartialRemap_TIM1` 部分重映射, 四通道互补输出:
+</w:t>
       </w:r>
     </w:p>
     <w:p/>
@@ -4599,7 +4783,8 @@
           <w:sz w:val="22"/>
           <w:szCs w:val="22"/>
         </w:rPr>
-        <w:t xml:space="preserve">CH1=PWM1 模式, CH2=PWM2 模式, 相位差 180° 对角线导通。Q1+Q4 通 → 电流正向; Q2+Q3 通 → 电流反向。</w:t>
+        <w:t xml:space="preserve">CH1=PWM1 模式, CH2=PWM2 模式, 相位差 180° 对角线导通。Q1+Q4 通 → 电流正向; Q2+Q3 通 → 电流反向。
+</w:t>
       </w:r>
     </w:p>
     <w:p/>
@@ -4614,72 +4799,77 @@
           <w:sz w:val="22"/>
           <w:szCs w:val="22"/>
         </w:rPr>
-        <w:t xml:space="preserve">#### 2.2.2 死区配置</w:t>
-      </w:r>
-    </w:p>
-    <w:p/>
-    <w:p>
-      <w:pPr>
-        <w:shd w:fill="F5F5F5" w:val="clear"/>
-        <w:spacing w:line="240"/>
-        <w:ind w:left="360"/>
-      </w:pPr>
-      <w:r>
-        <w:rPr>
-          <w:rFonts w:ascii="Consolas" w:cs="Consolas" w:eastAsia="Consolas" w:hAnsi="Consolas"/>
-          <w:color w:val="2D2D2D"/>
-          <w:sz w:val="19"/>
-          <w:szCs w:val="19"/>
-        </w:rPr>
-        <w:t xml:space="preserve">#define DEADTIME_NS  1000   // PWM.h — 修改此值调整死区</w:t>
-      </w:r>
-    </w:p>
-    <w:p>
-      <w:pPr>
-        <w:shd w:fill="F5F5F5" w:val="clear"/>
-        <w:spacing w:line="240"/>
-        <w:ind w:left="360"/>
-      </w:pPr>
-      <w:r>
-        <w:rPr>
-          <w:rFonts w:ascii="Consolas" w:cs="Consolas" w:eastAsia="Consolas" w:hAnsi="Consolas"/>
-          <w:color w:val="2D2D2D"/>
-          <w:sz w:val="19"/>
-          <w:szCs w:val="19"/>
-        </w:rPr>
-        <w:t xml:space="preserve">// TDTS = 13.889ns @ 72MHz CKD_DIV1</w:t>
-      </w:r>
-    </w:p>
-    <w:p>
-      <w:pPr>
-        <w:shd w:fill="F5F5F5" w:val="clear"/>
-        <w:spacing w:line="240"/>
-        <w:ind w:left="360"/>
-      </w:pPr>
-      <w:r>
-        <w:rPr>
-          <w:rFonts w:ascii="Consolas" w:cs="Consolas" w:eastAsia="Consolas" w:hAnsi="Consolas"/>
-          <w:color w:val="2D2D2D"/>
-          <w:sz w:val="19"/>
-          <w:szCs w:val="19"/>
-        </w:rPr>
-        <w:t xml:space="preserve">// DEADTIME_REG_VAL = ((DEADTIME_NS) * 72 + 500) / 1000</w:t>
-      </w:r>
-    </w:p>
-    <w:p>
-      <w:pPr>
-        <w:shd w:fill="F5F5F5" w:val="clear"/>
-        <w:spacing w:line="240"/>
-        <w:ind w:left="360"/>
-      </w:pPr>
-      <w:r>
-        <w:rPr>
-          <w:rFonts w:ascii="Consolas" w:cs="Consolas" w:eastAsia="Consolas" w:hAnsi="Consolas"/>
-          <w:color w:val="2D2D2D"/>
-          <w:sz w:val="19"/>
-          <w:szCs w:val="19"/>
-        </w:rPr>
-        <w:t xml:space="preserve">// 编译期断言: typedef char __deadtime_linear_check[(DEADTIME_REG_VAL &lt;= 127) ? 1 : -1];</w:t>
+        <w:t xml:space="preserve">#### 2.2.2 死区配置
+</w:t>
+      </w:r>
+    </w:p>
+    <w:p/>
+    <w:p>
+      <w:pPr>
+        <w:shd w:fill="F5F5F5" w:val="clear"/>
+        <w:spacing w:line="240"/>
+        <w:ind w:left="360"/>
+      </w:pPr>
+      <w:r>
+        <w:rPr>
+          <w:rFonts w:ascii="Consolas" w:cs="Consolas" w:eastAsia="Consolas" w:hAnsi="Consolas"/>
+          <w:color w:val="2D2D2D"/>
+          <w:sz w:val="19"/>
+          <w:szCs w:val="19"/>
+        </w:rPr>
+        <w:t xml:space="preserve">#define DEADTIME_NS  1000   // PWM.h — 修改此值调整死区
+</w:t>
+      </w:r>
+    </w:p>
+    <w:p>
+      <w:pPr>
+        <w:shd w:fill="F5F5F5" w:val="clear"/>
+        <w:spacing w:line="240"/>
+        <w:ind w:left="360"/>
+      </w:pPr>
+      <w:r>
+        <w:rPr>
+          <w:rFonts w:ascii="Consolas" w:cs="Consolas" w:eastAsia="Consolas" w:hAnsi="Consolas"/>
+          <w:color w:val="2D2D2D"/>
+          <w:sz w:val="19"/>
+          <w:szCs w:val="19"/>
+        </w:rPr>
+        <w:t xml:space="preserve">// TDTS = 13.889ns @ 72MHz CKD_DIV1
+</w:t>
+      </w:r>
+    </w:p>
+    <w:p>
+      <w:pPr>
+        <w:shd w:fill="F5F5F5" w:val="clear"/>
+        <w:spacing w:line="240"/>
+        <w:ind w:left="360"/>
+      </w:pPr>
+      <w:r>
+        <w:rPr>
+          <w:rFonts w:ascii="Consolas" w:cs="Consolas" w:eastAsia="Consolas" w:hAnsi="Consolas"/>
+          <w:color w:val="2D2D2D"/>
+          <w:sz w:val="19"/>
+          <w:szCs w:val="19"/>
+        </w:rPr>
+        <w:t xml:space="preserve">// DEADTIME_REG_VAL = ((DEADTIME_NS) * 72 + 500) / 1000
+</w:t>
+      </w:r>
+    </w:p>
+    <w:p>
+      <w:pPr>
+        <w:shd w:fill="F5F5F5" w:val="clear"/>
+        <w:spacing w:line="240"/>
+        <w:ind w:left="360"/>
+      </w:pPr>
+      <w:r>
+        <w:rPr>
+          <w:rFonts w:ascii="Consolas" w:cs="Consolas" w:eastAsia="Consolas" w:hAnsi="Consolas"/>
+          <w:color w:val="2D2D2D"/>
+          <w:sz w:val="19"/>
+          <w:szCs w:val="19"/>
+        </w:rPr>
+        <w:t xml:space="preserve">// 编译期断言: typedef char __deadtime_linear_check[(DEADTIME_REG_VAL &lt;= 127) ? 1 : -1];
+</w:t>
       </w:r>
     </w:p>
     <w:p/>
@@ -4694,7 +4884,8 @@
           <w:sz w:val="22"/>
           <w:szCs w:val="22"/>
         </w:rPr>
-        <w:t xml:space="preserve">代入 DEADTIME_NS=1000 → DTG=72, 死区 ≈ 1000ns。BDTR 线性段断言 DTG ≤ 127, 超过则编译报错。</w:t>
+        <w:t xml:space="preserve">代入 DEADTIME_NS=1000 → DTG=72, 死区 ≈ 1000ns。BDTR 线性段断言 DTG ≤ 127, 超过则编译报错。
+</w:t>
       </w:r>
     </w:p>
     <w:p/>
@@ -4729,7 +4920,8 @@
           <w:sz w:val="22"/>
           <w:szCs w:val="22"/>
         </w:rPr>
-        <w:t xml:space="preserve">: MOE=0 时 CH1/CH2→低(上管关), CH1N/CH2N→高(下管关), 4 个 MOSFET 全部可靠关断。</w:t>
+        <w:t xml:space="preserve">: MOE=0 时 CH1/CH2→低(上管关), CH1N/CH2N→高(下管关), 4 个 MOSFET 全部可靠关断。
+</w:t>
       </w:r>
     </w:p>
     <w:p/>
@@ -4744,72 +4936,77 @@
           <w:sz w:val="22"/>
           <w:szCs w:val="22"/>
         </w:rPr>
-        <w:t xml:space="preserve">#### 2.2.3 防偏磁 — 周期强制偶数</w:t>
-      </w:r>
-    </w:p>
-    <w:p/>
-    <w:p>
-      <w:pPr>
-        <w:shd w:fill="F5F5F5" w:val="clear"/>
-        <w:spacing w:line="240"/>
-        <w:ind w:left="360"/>
-      </w:pPr>
-      <w:r>
-        <w:rPr>
-          <w:rFonts w:ascii="Consolas" w:cs="Consolas" w:eastAsia="Consolas" w:hAnsi="Consolas"/>
-          <w:color w:val="2D2D2D"/>
-          <w:sz w:val="19"/>
-          <w:szCs w:val="19"/>
-        </w:rPr>
-        <w:t xml:space="preserve">ticks = 72000000 / freq_Hz;</w:t>
-      </w:r>
-    </w:p>
-    <w:p>
-      <w:pPr>
-        <w:shd w:fill="F5F5F5" w:val="clear"/>
-        <w:spacing w:line="240"/>
-        <w:ind w:left="360"/>
-      </w:pPr>
-      <w:r>
-        <w:rPr>
-          <w:rFonts w:ascii="Consolas" w:cs="Consolas" w:eastAsia="Consolas" w:hAnsi="Consolas"/>
-          <w:color w:val="2D2D2D"/>
-          <w:sz w:val="19"/>
-          <w:szCs w:val="19"/>
-        </w:rPr>
-        <w:t xml:space="preserve">if (ticks % 2 != 0) ticks += 1;   // 强制偶数 — 正负半周对称</w:t>
-      </w:r>
-    </w:p>
-    <w:p>
-      <w:pPr>
-        <w:shd w:fill="F5F5F5" w:val="clear"/>
-        <w:spacing w:line="240"/>
-        <w:ind w:left="360"/>
-      </w:pPr>
-      <w:r>
-        <w:rPr>
-          <w:rFonts w:ascii="Consolas" w:cs="Consolas" w:eastAsia="Consolas" w:hAnsi="Consolas"/>
-          <w:color w:val="2D2D2D"/>
-          <w:sz w:val="19"/>
-          <w:szCs w:val="19"/>
-        </w:rPr>
-        <w:t xml:space="preserve">arr = ticks - 1;</w:t>
-      </w:r>
-    </w:p>
-    <w:p>
-      <w:pPr>
-        <w:shd w:fill="F5F5F5" w:val="clear"/>
-        <w:spacing w:line="240"/>
-        <w:ind w:left="360"/>
-      </w:pPr>
-      <w:r>
-        <w:rPr>
-          <w:rFonts w:ascii="Consolas" w:cs="Consolas" w:eastAsia="Consolas" w:hAnsi="Consolas"/>
-          <w:color w:val="2D2D2D"/>
-          <w:sz w:val="19"/>
-          <w:szCs w:val="19"/>
-        </w:rPr>
-        <w:t xml:space="preserve">ccr = ticks / 2;                   // 50% 整除无余数</w:t>
+        <w:t xml:space="preserve">#### 2.2.3 防偏磁 — 周期强制偶数
+</w:t>
+      </w:r>
+    </w:p>
+    <w:p/>
+    <w:p>
+      <w:pPr>
+        <w:shd w:fill="F5F5F5" w:val="clear"/>
+        <w:spacing w:line="240"/>
+        <w:ind w:left="360"/>
+      </w:pPr>
+      <w:r>
+        <w:rPr>
+          <w:rFonts w:ascii="Consolas" w:cs="Consolas" w:eastAsia="Consolas" w:hAnsi="Consolas"/>
+          <w:color w:val="2D2D2D"/>
+          <w:sz w:val="19"/>
+          <w:szCs w:val="19"/>
+        </w:rPr>
+        <w:t xml:space="preserve">ticks = 72000000 / freq_Hz;
+</w:t>
+      </w:r>
+    </w:p>
+    <w:p>
+      <w:pPr>
+        <w:shd w:fill="F5F5F5" w:val="clear"/>
+        <w:spacing w:line="240"/>
+        <w:ind w:left="360"/>
+      </w:pPr>
+      <w:r>
+        <w:rPr>
+          <w:rFonts w:ascii="Consolas" w:cs="Consolas" w:eastAsia="Consolas" w:hAnsi="Consolas"/>
+          <w:color w:val="2D2D2D"/>
+          <w:sz w:val="19"/>
+          <w:szCs w:val="19"/>
+        </w:rPr>
+        <w:t xml:space="preserve">if (ticks % 2 != 0) ticks += 1;   // 强制偶数 — 正负半周对称
+</w:t>
+      </w:r>
+    </w:p>
+    <w:p>
+      <w:pPr>
+        <w:shd w:fill="F5F5F5" w:val="clear"/>
+        <w:spacing w:line="240"/>
+        <w:ind w:left="360"/>
+      </w:pPr>
+      <w:r>
+        <w:rPr>
+          <w:rFonts w:ascii="Consolas" w:cs="Consolas" w:eastAsia="Consolas" w:hAnsi="Consolas"/>
+          <w:color w:val="2D2D2D"/>
+          <w:sz w:val="19"/>
+          <w:szCs w:val="19"/>
+        </w:rPr>
+        <w:t xml:space="preserve">arr = ticks - 1;
+</w:t>
+      </w:r>
+    </w:p>
+    <w:p>
+      <w:pPr>
+        <w:shd w:fill="F5F5F5" w:val="clear"/>
+        <w:spacing w:line="240"/>
+        <w:ind w:left="360"/>
+      </w:pPr>
+      <w:r>
+        <w:rPr>
+          <w:rFonts w:ascii="Consolas" w:cs="Consolas" w:eastAsia="Consolas" w:hAnsi="Consolas"/>
+          <w:color w:val="2D2D2D"/>
+          <w:sz w:val="19"/>
+          <w:szCs w:val="19"/>
+        </w:rPr>
+        <w:t xml:space="preserve">ccr = ticks / 2;                   // 50% 整除无余数
+</w:t>
       </w:r>
     </w:p>
     <w:p/>
@@ -4824,104 +5021,111 @@
           <w:sz w:val="22"/>
           <w:szCs w:val="22"/>
         </w:rPr>
-        <w:t xml:space="preserve">#### 2.2.4 影子寄存器原子更新 (UDIS/UG)</w:t>
-      </w:r>
-    </w:p>
-    <w:p/>
-    <w:p>
-      <w:pPr>
-        <w:shd w:fill="F5F5F5" w:val="clear"/>
-        <w:spacing w:line="240"/>
-        <w:ind w:left="360"/>
-      </w:pPr>
-      <w:r>
-        <w:rPr>
-          <w:rFonts w:ascii="Consolas" w:cs="Consolas" w:eastAsia="Consolas" w:hAnsi="Consolas"/>
-          <w:color w:val="2D2D2D"/>
-          <w:sz w:val="19"/>
-          <w:szCs w:val="19"/>
-        </w:rPr>
-        <w:t xml:space="preserve">TIM1-&gt;CR1 |= TIM_CR1_UDIS;           // 暂停影子寄存器传输</w:t>
-      </w:r>
-    </w:p>
-    <w:p>
-      <w:pPr>
-        <w:shd w:fill="F5F5F5" w:val="clear"/>
-        <w:spacing w:line="240"/>
-        <w:ind w:left="360"/>
-      </w:pPr>
-      <w:r>
-        <w:rPr>
-          <w:rFonts w:ascii="Consolas" w:cs="Consolas" w:eastAsia="Consolas" w:hAnsi="Consolas"/>
-          <w:color w:val="2D2D2D"/>
-          <w:sz w:val="19"/>
-          <w:szCs w:val="19"/>
-        </w:rPr>
-        <w:t xml:space="preserve">TIM_SetAutoreload(TIM1, arr);</w:t>
-      </w:r>
-    </w:p>
-    <w:p>
-      <w:pPr>
-        <w:shd w:fill="F5F5F5" w:val="clear"/>
-        <w:spacing w:line="240"/>
-        <w:ind w:left="360"/>
-      </w:pPr>
-      <w:r>
-        <w:rPr>
-          <w:rFonts w:ascii="Consolas" w:cs="Consolas" w:eastAsia="Consolas" w:hAnsi="Consolas"/>
-          <w:color w:val="2D2D2D"/>
-          <w:sz w:val="19"/>
-          <w:szCs w:val="19"/>
-        </w:rPr>
-        <w:t xml:space="preserve">TIM_SetCompare1(TIM1, ccr);</w:t>
-      </w:r>
-    </w:p>
-    <w:p>
-      <w:pPr>
-        <w:shd w:fill="F5F5F5" w:val="clear"/>
-        <w:spacing w:line="240"/>
-        <w:ind w:left="360"/>
-      </w:pPr>
-      <w:r>
-        <w:rPr>
-          <w:rFonts w:ascii="Consolas" w:cs="Consolas" w:eastAsia="Consolas" w:hAnsi="Consolas"/>
-          <w:color w:val="2D2D2D"/>
-          <w:sz w:val="19"/>
-          <w:szCs w:val="19"/>
-        </w:rPr>
-        <w:t xml:space="preserve">TIM_SetCompare2(TIM1, ccr);</w:t>
-      </w:r>
-    </w:p>
-    <w:p>
-      <w:pPr>
-        <w:shd w:fill="F5F5F5" w:val="clear"/>
-        <w:spacing w:line="240"/>
-        <w:ind w:left="360"/>
-      </w:pPr>
-      <w:r>
-        <w:rPr>
-          <w:rFonts w:ascii="Consolas" w:cs="Consolas" w:eastAsia="Consolas" w:hAnsi="Consolas"/>
-          <w:color w:val="2D2D2D"/>
-          <w:sz w:val="19"/>
-          <w:szCs w:val="19"/>
-        </w:rPr>
-        <w:t xml:space="preserve">TIM1-&gt;EGR |= TIM_EGR_UG;            // 软件触发, 原子加载全部影子寄存器</w:t>
-      </w:r>
-    </w:p>
-    <w:p>
-      <w:pPr>
-        <w:shd w:fill="F5F5F5" w:val="clear"/>
-        <w:spacing w:line="240"/>
-        <w:ind w:left="360"/>
-      </w:pPr>
-      <w:r>
-        <w:rPr>
-          <w:rFonts w:ascii="Consolas" w:cs="Consolas" w:eastAsia="Consolas" w:hAnsi="Consolas"/>
-          <w:color w:val="2D2D2D"/>
-          <w:sz w:val="19"/>
-          <w:szCs w:val="19"/>
-        </w:rPr>
-        <w:t xml:space="preserve">TIM1-&gt;CR1 &amp;= ~TIM_CR1_UDIS;         // 恢复硬件更新</w:t>
+        <w:t xml:space="preserve">#### 2.2.4 影子寄存器原子更新 (UDIS/UG)
+</w:t>
+      </w:r>
+    </w:p>
+    <w:p/>
+    <w:p>
+      <w:pPr>
+        <w:shd w:fill="F5F5F5" w:val="clear"/>
+        <w:spacing w:line="240"/>
+        <w:ind w:left="360"/>
+      </w:pPr>
+      <w:r>
+        <w:rPr>
+          <w:rFonts w:ascii="Consolas" w:cs="Consolas" w:eastAsia="Consolas" w:hAnsi="Consolas"/>
+          <w:color w:val="2D2D2D"/>
+          <w:sz w:val="19"/>
+          <w:szCs w:val="19"/>
+        </w:rPr>
+        <w:t xml:space="preserve">TIM1-&gt;CR1 |= TIM_CR1_UDIS;           // 暂停影子寄存器传输
+</w:t>
+      </w:r>
+    </w:p>
+    <w:p>
+      <w:pPr>
+        <w:shd w:fill="F5F5F5" w:val="clear"/>
+        <w:spacing w:line="240"/>
+        <w:ind w:left="360"/>
+      </w:pPr>
+      <w:r>
+        <w:rPr>
+          <w:rFonts w:ascii="Consolas" w:cs="Consolas" w:eastAsia="Consolas" w:hAnsi="Consolas"/>
+          <w:color w:val="2D2D2D"/>
+          <w:sz w:val="19"/>
+          <w:szCs w:val="19"/>
+        </w:rPr>
+        <w:t xml:space="preserve">TIM_SetAutoreload(TIM1, arr);
+</w:t>
+      </w:r>
+    </w:p>
+    <w:p>
+      <w:pPr>
+        <w:shd w:fill="F5F5F5" w:val="clear"/>
+        <w:spacing w:line="240"/>
+        <w:ind w:left="360"/>
+      </w:pPr>
+      <w:r>
+        <w:rPr>
+          <w:rFonts w:ascii="Consolas" w:cs="Consolas" w:eastAsia="Consolas" w:hAnsi="Consolas"/>
+          <w:color w:val="2D2D2D"/>
+          <w:sz w:val="19"/>
+          <w:szCs w:val="19"/>
+        </w:rPr>
+        <w:t xml:space="preserve">TIM_SetCompare1(TIM1, ccr);
+</w:t>
+      </w:r>
+    </w:p>
+    <w:p>
+      <w:pPr>
+        <w:shd w:fill="F5F5F5" w:val="clear"/>
+        <w:spacing w:line="240"/>
+        <w:ind w:left="360"/>
+      </w:pPr>
+      <w:r>
+        <w:rPr>
+          <w:rFonts w:ascii="Consolas" w:cs="Consolas" w:eastAsia="Consolas" w:hAnsi="Consolas"/>
+          <w:color w:val="2D2D2D"/>
+          <w:sz w:val="19"/>
+          <w:szCs w:val="19"/>
+        </w:rPr>
+        <w:t xml:space="preserve">TIM_SetCompare2(TIM1, ccr);
+</w:t>
+      </w:r>
+    </w:p>
+    <w:p>
+      <w:pPr>
+        <w:shd w:fill="F5F5F5" w:val="clear"/>
+        <w:spacing w:line="240"/>
+        <w:ind w:left="360"/>
+      </w:pPr>
+      <w:r>
+        <w:rPr>
+          <w:rFonts w:ascii="Consolas" w:cs="Consolas" w:eastAsia="Consolas" w:hAnsi="Consolas"/>
+          <w:color w:val="2D2D2D"/>
+          <w:sz w:val="19"/>
+          <w:szCs w:val="19"/>
+        </w:rPr>
+        <w:t xml:space="preserve">TIM1-&gt;EGR |= TIM_EGR_UG;            // 软件触发, 原子加载全部影子寄存器
+</w:t>
+      </w:r>
+    </w:p>
+    <w:p>
+      <w:pPr>
+        <w:shd w:fill="F5F5F5" w:val="clear"/>
+        <w:spacing w:line="240"/>
+        <w:ind w:left="360"/>
+      </w:pPr>
+      <w:r>
+        <w:rPr>
+          <w:rFonts w:ascii="Consolas" w:cs="Consolas" w:eastAsia="Consolas" w:hAnsi="Consolas"/>
+          <w:color w:val="2D2D2D"/>
+          <w:sz w:val="19"/>
+          <w:szCs w:val="19"/>
+        </w:rPr>
+        <w:t xml:space="preserve">TIM1-&gt;CR1 &amp;= ~TIM_CR1_UDIS;         // 恢复硬件更新
+</w:t>
       </w:r>
     </w:p>
     <w:p/>
@@ -4936,7 +5140,8 @@
           <w:sz w:val="22"/>
           <w:szCs w:val="22"/>
         </w:rPr>
-        <w:t xml:space="preserve">防止 Update Event 在 ARR 和 CCR 写入之间触发, 导致新周期配旧占空比 → 偏磁 → 炸管。</w:t>
+        <w:t xml:space="preserve">防止 Update Event 在 ARR 和 CCR 写入之间触发, 导致新周期配旧占空比 → 偏磁 → 炸管。
+</w:t>
       </w:r>
     </w:p>
     <w:p/>
@@ -4951,136 +5156,145 @@
           <w:sz w:val="22"/>
           <w:szCs w:val="22"/>
         </w:rPr>
-        <w:t xml:space="preserve">#### 2.2.5 非阻塞软启动状态机</w:t>
-      </w:r>
-    </w:p>
-    <w:p/>
-    <w:p>
-      <w:pPr>
-        <w:shd w:fill="F5F5F5" w:val="clear"/>
-        <w:spacing w:line="240"/>
-        <w:ind w:left="360"/>
-      </w:pPr>
-      <w:r>
-        <w:rPr>
-          <w:rFonts w:ascii="Consolas" w:cs="Consolas" w:eastAsia="Consolas" w:hAnsi="Consolas"/>
-          <w:color w:val="2D2D2D"/>
-          <w:sz w:val="19"/>
-          <w:szCs w:val="19"/>
-        </w:rPr>
-        <w:t xml:space="preserve">SS_IDLE ──Trigger──→ SS_SWEEP (150kHz) ──250步→ SS_DONE (100kHz)</w:t>
-      </w:r>
-    </w:p>
-    <w:p>
-      <w:pPr>
-        <w:shd w:fill="F5F5F5" w:val="clear"/>
-        <w:spacing w:line="240"/>
-        <w:ind w:left="360"/>
-      </w:pPr>
-      <w:r>
-        <w:rPr>
-          <w:rFonts w:ascii="Consolas" w:cs="Consolas" w:eastAsia="Consolas" w:hAnsi="Consolas"/>
-          <w:color w:val="2D2D2D"/>
-          <w:sz w:val="19"/>
-          <w:szCs w:val="19"/>
-        </w:rPr>
-        <w:t xml:space="preserve">   ↑                      │                       │</w:t>
-      </w:r>
-    </w:p>
-    <w:p>
-      <w:pPr>
-        <w:shd w:fill="F5F5F5" w:val="clear"/>
-        <w:spacing w:line="240"/>
-        <w:ind w:left="360"/>
-      </w:pPr>
-      <w:r>
-        <w:rPr>
-          <w:rFonts w:ascii="Consolas" w:cs="Consolas" w:eastAsia="Consolas" w:hAnsi="Consolas"/>
-          <w:color w:val="2D2D2D"/>
-          <w:sz w:val="19"/>
-          <w:szCs w:val="19"/>
-        </w:rPr>
-        <w:t xml:space="preserve">   │      ┌───────────────┘                       │</w:t>
-      </w:r>
-    </w:p>
-    <w:p>
-      <w:pPr>
-        <w:shd w:fill="F5F5F5" w:val="clear"/>
-        <w:spacing w:line="240"/>
-        <w:ind w:left="360"/>
-      </w:pPr>
-      <w:r>
-        <w:rPr>
-          <w:rFonts w:ascii="Consolas" w:cs="Consolas" w:eastAsia="Consolas" w:hAnsi="Consolas"/>
-          <w:color w:val="2D2D2D"/>
-          <w:sz w:val="19"/>
-          <w:szCs w:val="19"/>
-        </w:rPr>
-        <w:t xml:space="preserve">   │      ▼                                       │</w:t>
-      </w:r>
-    </w:p>
-    <w:p>
-      <w:pPr>
-        <w:shd w:fill="F5F5F5" w:val="clear"/>
-        <w:spacing w:line="240"/>
-        <w:ind w:left="360"/>
-      </w:pPr>
-      <w:r>
-        <w:rPr>
-          <w:rFonts w:ascii="Consolas" w:cs="Consolas" w:eastAsia="Consolas" w:hAnsi="Consolas"/>
-          <w:color w:val="2D2D2D"/>
-          <w:sz w:val="19"/>
-          <w:szCs w:val="19"/>
-        </w:rPr>
-        <w:t xml:space="preserve">   └──Stop(KEY0/KEY1) ←────────── Stop(KEY0) ─────┘</w:t>
-      </w:r>
-    </w:p>
-    <w:p>
-      <w:pPr>
-        <w:shd w:fill="F5F5F5" w:val="clear"/>
-        <w:spacing w:line="240"/>
-        <w:ind w:left="360"/>
-      </w:pPr>
-      <w:r>
-        <w:rPr>
-          <w:rFonts w:ascii="Consolas" w:cs="Consolas" w:eastAsia="Consolas" w:hAnsi="Consolas"/>
-          <w:color w:val="2D2D2D"/>
-          <w:sz w:val="19"/>
-          <w:szCs w:val="19"/>
-        </w:rPr>
-        <w:t xml:space="preserve">   │</w:t>
-      </w:r>
-    </w:p>
-    <w:p>
-      <w:pPr>
-        <w:shd w:fill="F5F5F5" w:val="clear"/>
-        <w:spacing w:line="240"/>
-        <w:ind w:left="360"/>
-      </w:pPr>
-      <w:r>
-        <w:rPr>
-          <w:rFonts w:ascii="Consolas" w:cs="Consolas" w:eastAsia="Consolas" w:hAnsi="Consolas"/>
-          <w:color w:val="2D2D2D"/>
-          <w:sz w:val="19"/>
-          <w:szCs w:val="19"/>
-        </w:rPr>
-        <w:t xml:space="preserve">   │  Fault(过流) → SS_FAULT (锁存, KEY0/KEY1复位)</w:t>
-      </w:r>
-    </w:p>
-    <w:p>
-      <w:pPr>
-        <w:shd w:fill="F5F5F5" w:val="clear"/>
-        <w:spacing w:line="240"/>
-        <w:ind w:left="360"/>
-      </w:pPr>
-      <w:r>
-        <w:rPr>
-          <w:rFonts w:ascii="Consolas" w:cs="Consolas" w:eastAsia="Consolas" w:hAnsi="Consolas"/>
-          <w:color w:val="2D2D2D"/>
-          <w:sz w:val="19"/>
-          <w:szCs w:val="19"/>
-        </w:rPr>
-        <w:t xml:space="preserve">   └────────────────────────────────────────────┘</w:t>
+        <w:t xml:space="preserve">#### 2.2.5 非阻塞软启动状态机
+</w:t>
+      </w:r>
+    </w:p>
+    <w:p/>
+    <w:p>
+      <w:pPr>
+        <w:shd w:fill="F5F5F5" w:val="clear"/>
+        <w:spacing w:line="240"/>
+        <w:ind w:left="360"/>
+      </w:pPr>
+      <w:r>
+        <w:rPr>
+          <w:rFonts w:ascii="Consolas" w:cs="Consolas" w:eastAsia="Consolas" w:hAnsi="Consolas"/>
+          <w:color w:val="2D2D2D"/>
+          <w:sz w:val="19"/>
+          <w:szCs w:val="19"/>
+        </w:rPr>
+        <w:t xml:space="preserve">SS_IDLE ──Trigger──→ SS_SWEEP (150kHz) ──250步→ SS_DONE (100kHz)
+</w:t>
+      </w:r>
+    </w:p>
+    <w:p>
+      <w:pPr>
+        <w:shd w:fill="F5F5F5" w:val="clear"/>
+        <w:spacing w:line="240"/>
+        <w:ind w:left="360"/>
+      </w:pPr>
+      <w:r>
+        <w:rPr>
+          <w:rFonts w:ascii="Consolas" w:cs="Consolas" w:eastAsia="Consolas" w:hAnsi="Consolas"/>
+          <w:color w:val="2D2D2D"/>
+          <w:sz w:val="19"/>
+          <w:szCs w:val="19"/>
+        </w:rPr>
+        <w:t xml:space="preserve">   ↑                      │                       │
+</w:t>
+      </w:r>
+    </w:p>
+    <w:p>
+      <w:pPr>
+        <w:shd w:fill="F5F5F5" w:val="clear"/>
+        <w:spacing w:line="240"/>
+        <w:ind w:left="360"/>
+      </w:pPr>
+      <w:r>
+        <w:rPr>
+          <w:rFonts w:ascii="Consolas" w:cs="Consolas" w:eastAsia="Consolas" w:hAnsi="Consolas"/>
+          <w:color w:val="2D2D2D"/>
+          <w:sz w:val="19"/>
+          <w:szCs w:val="19"/>
+        </w:rPr>
+        <w:t xml:space="preserve">   │      ┌───────────────┘                       │
+</w:t>
+      </w:r>
+    </w:p>
+    <w:p>
+      <w:pPr>
+        <w:shd w:fill="F5F5F5" w:val="clear"/>
+        <w:spacing w:line="240"/>
+        <w:ind w:left="360"/>
+      </w:pPr>
+      <w:r>
+        <w:rPr>
+          <w:rFonts w:ascii="Consolas" w:cs="Consolas" w:eastAsia="Consolas" w:hAnsi="Consolas"/>
+          <w:color w:val="2D2D2D"/>
+          <w:sz w:val="19"/>
+          <w:szCs w:val="19"/>
+        </w:rPr>
+        <w:t xml:space="preserve">   │      ▼                                       │
+</w:t>
+      </w:r>
+    </w:p>
+    <w:p>
+      <w:pPr>
+        <w:shd w:fill="F5F5F5" w:val="clear"/>
+        <w:spacing w:line="240"/>
+        <w:ind w:left="360"/>
+      </w:pPr>
+      <w:r>
+        <w:rPr>
+          <w:rFonts w:ascii="Consolas" w:cs="Consolas" w:eastAsia="Consolas" w:hAnsi="Consolas"/>
+          <w:color w:val="2D2D2D"/>
+          <w:sz w:val="19"/>
+          <w:szCs w:val="19"/>
+        </w:rPr>
+        <w:t xml:space="preserve">   └──Stop(KEY0/KEY1) ←────────── Stop(KEY0) ─────┘
+</w:t>
+      </w:r>
+    </w:p>
+    <w:p>
+      <w:pPr>
+        <w:shd w:fill="F5F5F5" w:val="clear"/>
+        <w:spacing w:line="240"/>
+        <w:ind w:left="360"/>
+      </w:pPr>
+      <w:r>
+        <w:rPr>
+          <w:rFonts w:ascii="Consolas" w:cs="Consolas" w:eastAsia="Consolas" w:hAnsi="Consolas"/>
+          <w:color w:val="2D2D2D"/>
+          <w:sz w:val="19"/>
+          <w:szCs w:val="19"/>
+        </w:rPr>
+        <w:t xml:space="preserve">   │
+</w:t>
+      </w:r>
+    </w:p>
+    <w:p>
+      <w:pPr>
+        <w:shd w:fill="F5F5F5" w:val="clear"/>
+        <w:spacing w:line="240"/>
+        <w:ind w:left="360"/>
+      </w:pPr>
+      <w:r>
+        <w:rPr>
+          <w:rFonts w:ascii="Consolas" w:cs="Consolas" w:eastAsia="Consolas" w:hAnsi="Consolas"/>
+          <w:color w:val="2D2D2D"/>
+          <w:sz w:val="19"/>
+          <w:szCs w:val="19"/>
+        </w:rPr>
+        <w:t xml:space="preserve">   │  Fault(过流) → SS_FAULT (锁存, KEY0/KEY1复位)
+</w:t>
+      </w:r>
+    </w:p>
+    <w:p>
+      <w:pPr>
+        <w:shd w:fill="F5F5F5" w:val="clear"/>
+        <w:spacing w:line="240"/>
+        <w:ind w:left="360"/>
+      </w:pPr>
+      <w:r>
+        <w:rPr>
+          <w:rFonts w:ascii="Consolas" w:cs="Consolas" w:eastAsia="Consolas" w:hAnsi="Consolas"/>
+          <w:color w:val="2D2D2D"/>
+          <w:sz w:val="19"/>
+          <w:szCs w:val="19"/>
+        </w:rPr>
+        <w:t xml:space="preserve">   └────────────────────────────────────────────┘
+</w:t>
       </w:r>
     </w:p>
     <w:p/>
@@ -5095,72 +5309,77 @@
           <w:sz w:val="22"/>
           <w:szCs w:val="22"/>
         </w:rPr>
-        <w:t xml:space="preserve">参数: 起始 150kHz, 目标 100kHz, 步长 200Hz, 节拍 10ms, 250 步 ≈ 2.5s。</w:t>
-      </w:r>
-    </w:p>
-    <w:p/>
-    <w:p>
-      <w:pPr>
-        <w:shd w:fill="F5F5F5" w:val="clear"/>
-        <w:spacing w:line="240"/>
-        <w:ind w:left="360"/>
-      </w:pPr>
-      <w:r>
-        <w:rPr>
-          <w:rFonts w:ascii="Consolas" w:cs="Consolas" w:eastAsia="Consolas" w:hAnsi="Consolas"/>
-          <w:color w:val="2D2D2D"/>
-          <w:sz w:val="19"/>
-          <w:szCs w:val="19"/>
-        </w:rPr>
-        <w:t xml:space="preserve">void Inverter_SoftStart_Trigger(void);   // SS_IDLE → SS_SWEEP, 开MOE</w:t>
-      </w:r>
-    </w:p>
-    <w:p>
-      <w:pPr>
-        <w:shd w:fill="F5F5F5" w:val="clear"/>
-        <w:spacing w:line="240"/>
-        <w:ind w:left="360"/>
-      </w:pPr>
-      <w:r>
-        <w:rPr>
-          <w:rFonts w:ascii="Consolas" w:cs="Consolas" w:eastAsia="Consolas" w:hAnsi="Consolas"/>
-          <w:color w:val="2D2D2D"/>
-          <w:sz w:val="19"/>
-          <w:szCs w:val="19"/>
-        </w:rPr>
-        <w:t xml:space="preserve">void Inverter_SoftStart_Task(void);      // 主循环调用, 10ms时间戳步进</w:t>
-      </w:r>
-    </w:p>
-    <w:p>
-      <w:pPr>
-        <w:shd w:fill="F5F5F5" w:val="clear"/>
-        <w:spacing w:line="240"/>
-        <w:ind w:left="360"/>
-      </w:pPr>
-      <w:r>
-        <w:rPr>
-          <w:rFonts w:ascii="Consolas" w:cs="Consolas" w:eastAsia="Consolas" w:hAnsi="Consolas"/>
-          <w:color w:val="2D2D2D"/>
-          <w:sz w:val="19"/>
-          <w:szCs w:val="19"/>
-        </w:rPr>
-        <w:t xml:space="preserve">void Inverter_SoftStart_Stop(void);      // 关MOE → SS_IDLE</w:t>
-      </w:r>
-    </w:p>
-    <w:p>
-      <w:pPr>
-        <w:shd w:fill="F5F5F5" w:val="clear"/>
-        <w:spacing w:line="240"/>
-        <w:ind w:left="360"/>
-      </w:pPr>
-      <w:r>
-        <w:rPr>
-          <w:rFonts w:ascii="Consolas" w:cs="Consolas" w:eastAsia="Consolas" w:hAnsi="Consolas"/>
-          <w:color w:val="2D2D2D"/>
-          <w:sz w:val="19"/>
-          <w:szCs w:val="19"/>
-        </w:rPr>
-        <w:t xml:space="preserve">void Inverter_SoftStart_Fault(void);     // 紧急关断 → SS_FAULT锁存</w:t>
+        <w:t xml:space="preserve">参数: 起始 150kHz, 目标 100kHz, 步长 200Hz, 节拍 10ms, 250 步 ≈ 2.5s。
+</w:t>
+      </w:r>
+    </w:p>
+    <w:p/>
+    <w:p>
+      <w:pPr>
+        <w:shd w:fill="F5F5F5" w:val="clear"/>
+        <w:spacing w:line="240"/>
+        <w:ind w:left="360"/>
+      </w:pPr>
+      <w:r>
+        <w:rPr>
+          <w:rFonts w:ascii="Consolas" w:cs="Consolas" w:eastAsia="Consolas" w:hAnsi="Consolas"/>
+          <w:color w:val="2D2D2D"/>
+          <w:sz w:val="19"/>
+          <w:szCs w:val="19"/>
+        </w:rPr>
+        <w:t xml:space="preserve">void Inverter_SoftStart_Trigger(void);   // SS_IDLE → SS_SWEEP, 开MOE
+</w:t>
+      </w:r>
+    </w:p>
+    <w:p>
+      <w:pPr>
+        <w:shd w:fill="F5F5F5" w:val="clear"/>
+        <w:spacing w:line="240"/>
+        <w:ind w:left="360"/>
+      </w:pPr>
+      <w:r>
+        <w:rPr>
+          <w:rFonts w:ascii="Consolas" w:cs="Consolas" w:eastAsia="Consolas" w:hAnsi="Consolas"/>
+          <w:color w:val="2D2D2D"/>
+          <w:sz w:val="19"/>
+          <w:szCs w:val="19"/>
+        </w:rPr>
+        <w:t xml:space="preserve">void Inverter_SoftStart_Task(void);      // 主循环调用, 10ms时间戳步进
+</w:t>
+      </w:r>
+    </w:p>
+    <w:p>
+      <w:pPr>
+        <w:shd w:fill="F5F5F5" w:val="clear"/>
+        <w:spacing w:line="240"/>
+        <w:ind w:left="360"/>
+      </w:pPr>
+      <w:r>
+        <w:rPr>
+          <w:rFonts w:ascii="Consolas" w:cs="Consolas" w:eastAsia="Consolas" w:hAnsi="Consolas"/>
+          <w:color w:val="2D2D2D"/>
+          <w:sz w:val="19"/>
+          <w:szCs w:val="19"/>
+        </w:rPr>
+        <w:t xml:space="preserve">void Inverter_SoftStart_Stop(void);      // 关MOE → SS_IDLE
+</w:t>
+      </w:r>
+    </w:p>
+    <w:p>
+      <w:pPr>
+        <w:shd w:fill="F5F5F5" w:val="clear"/>
+        <w:spacing w:line="240"/>
+        <w:ind w:left="360"/>
+      </w:pPr>
+      <w:r>
+        <w:rPr>
+          <w:rFonts w:ascii="Consolas" w:cs="Consolas" w:eastAsia="Consolas" w:hAnsi="Consolas"/>
+          <w:color w:val="2D2D2D"/>
+          <w:sz w:val="19"/>
+          <w:szCs w:val="19"/>
+        </w:rPr>
+        <w:t xml:space="preserve">void Inverter_SoftStart_Fault(void);     // 紧急关断 → SS_FAULT锁存
+</w:t>
       </w:r>
     </w:p>
     <w:p/>
@@ -5175,7 +5394,8 @@
           <w:sz w:val="22"/>
           <w:szCs w:val="22"/>
         </w:rPr>
-        <w:t xml:space="preserve">#### 2.2.6 公开接口</w:t>
+        <w:t xml:space="preserve">#### 2.2.6 公开接口
+</w:t>
       </w:r>
     </w:p>
     <w:p/>
@@ -5614,7 +5834,8 @@
           <w:sz w:val="22"/>
           <w:szCs w:val="22"/>
         </w:rPr>
-        <w:t xml:space="preserve">: UI 和其他模块禁止直接操作 `TIM_Cmd`/`TIM_CtrlPWMOutputs`/`TIM1-&gt;ARR`, 必须通过以上接口。</w:t>
+        <w:t xml:space="preserve">: UI 和其他模块禁止直接操作 `TIM_Cmd`/`TIM_CtrlPWMOutputs`/`TIM1-&gt;ARR`, 必须通过以上接口。
+</w:t>
       </w:r>
     </w:p>
     <w:p/>
@@ -5655,7 +5876,8 @@
           <w:sz w:val="22"/>
           <w:szCs w:val="22"/>
         </w:rPr>
-        <w:t xml:space="preserve">#### 2.3.1 硬件配置</w:t>
+        <w:t xml:space="preserve">#### 2.3.1 硬件配置
+</w:t>
       </w:r>
     </w:p>
     <w:p/>
@@ -5670,7 +5892,8 @@
           <w:sz w:val="22"/>
           <w:szCs w:val="22"/>
         </w:rPr>
-        <w:t xml:space="preserve">ADC1 + DMA1_Channel1 双通道循环扫描:</w:t>
+        <w:t xml:space="preserve">ADC1 + DMA1_Channel1 双通道循环扫描:
+</w:t>
       </w:r>
     </w:p>
     <w:p>
@@ -5684,7 +5907,8 @@
           <w:sz w:val="22"/>
           <w:szCs w:val="22"/>
         </w:rPr>
-        <w:t xml:space="preserve">- PA0 = 电流 (CC6920-10A 霍尔, VREF=3.30V, I_SENSITIVITY=0.132V/A, I_OFFSET=1.65V)</w:t>
+        <w:t xml:space="preserve">- PA0 = 电流 (CC6920-10A 霍尔, VREF=3.30V, I_SENSITIVITY=0.132V/A, I_OFFSET=1.65V)
+</w:t>
       </w:r>
     </w:p>
     <w:p>
@@ -5698,7 +5922,8 @@
           <w:sz w:val="22"/>
           <w:szCs w:val="22"/>
         </w:rPr>
-        <w:t xml:space="preserve">- PA1 = 电压 (20:1 分压)</w:t>
+        <w:t xml:space="preserve">- PA1 = 电压 (20:1 分压)
+</w:t>
       </w:r>
     </w:p>
     <w:p/>
@@ -5713,7 +5938,8 @@
           <w:sz w:val="22"/>
           <w:szCs w:val="22"/>
         </w:rPr>
-        <w:t xml:space="preserve">ADC 时钟 = 72MHz/6 = 12MHz。DMA 循环模式, 后台持续刷新 `ADC_ConvertedValue[2]`。</w:t>
+        <w:t xml:space="preserve">ADC 时钟 = 72MHz/6 = 12MHz。DMA 循环模式, 后台持续刷新 `ADC_ConvertedValue[2]`。
+</w:t>
       </w:r>
     </w:p>
     <w:p/>
@@ -5728,7 +5954,8 @@
           <w:sz w:val="22"/>
           <w:szCs w:val="22"/>
         </w:rPr>
-        <w:t xml:space="preserve">#### 2.3.2 16 样本 O(1) 滑动平均</w:t>
+        <w:t xml:space="preserve">#### 2.3.2 16 样本 O(1) 滑动平均
+</w:t>
       </w:r>
     </w:p>
     <w:p/>
@@ -5743,152 +5970,162 @@
           <w:sz w:val="22"/>
           <w:szCs w:val="22"/>
         </w:rPr>
-        <w:t xml:space="preserve">100kHz 强磁场下 DMA 瞬时值噪声严重。使用 O(1) 运行累加器避免每帧重复求和:</w:t>
-      </w:r>
-    </w:p>
-    <w:p/>
-    <w:p>
-      <w:pPr>
-        <w:shd w:fill="F5F5F5" w:val="clear"/>
-        <w:spacing w:line="240"/>
-        <w:ind w:left="360"/>
-      </w:pPr>
-      <w:r>
-        <w:rPr>
-          <w:rFonts w:ascii="Consolas" w:cs="Consolas" w:eastAsia="Consolas" w:hAnsi="Consolas"/>
-          <w:color w:val="2D2D2D"/>
-          <w:sz w:val="19"/>
-          <w:szCs w:val="19"/>
-        </w:rPr>
-        <w:t xml:space="preserve">#define ADC_FILTER_WINDOW  16</w:t>
-      </w:r>
-    </w:p>
-    <w:p>
-      <w:pPr>
-        <w:shd w:fill="F5F5F5" w:val="clear"/>
-        <w:spacing w:line="240"/>
-        <w:ind w:left="360"/>
-      </w:pPr>
-      <w:r>
-        <w:rPr>
-          <w:rFonts w:ascii="Consolas" w:cs="Consolas" w:eastAsia="Consolas" w:hAnsi="Consolas"/>
-          <w:color w:val="2D2D2D"/>
-          <w:sz w:val="19"/>
-          <w:szCs w:val="19"/>
-        </w:rPr>
-        <w:t xml:space="preserve"/>
-      </w:r>
-    </w:p>
-    <w:p>
-      <w:pPr>
-        <w:shd w:fill="F5F5F5" w:val="clear"/>
-        <w:spacing w:line="240"/>
-        <w:ind w:left="360"/>
-      </w:pPr>
-      <w:r>
-        <w:rPr>
-          <w:rFonts w:ascii="Consolas" w:cs="Consolas" w:eastAsia="Consolas" w:hAnsi="Consolas"/>
-          <w:color w:val="2D2D2D"/>
-          <w:sz w:val="19"/>
-          <w:szCs w:val="19"/>
-        </w:rPr>
-        <w:t xml:space="preserve">// 电压通道:</w:t>
-      </w:r>
-    </w:p>
-    <w:p>
-      <w:pPr>
-        <w:shd w:fill="F5F5F5" w:val="clear"/>
-        <w:spacing w:line="240"/>
-        <w:ind w:left="360"/>
-      </w:pPr>
-      <w:r>
-        <w:rPr>
-          <w:rFonts w:ascii="Consolas" w:cs="Consolas" w:eastAsia="Consolas" w:hAnsi="Consolas"/>
-          <w:color w:val="2D2D2D"/>
-          <w:sz w:val="19"/>
-          <w:szCs w:val="19"/>
-        </w:rPr>
-        <w:t xml:space="preserve">uint16_t old_v = s_vbuf[s_vidx];        // 保存最旧值</w:t>
-      </w:r>
-    </w:p>
-    <w:p>
-      <w:pPr>
-        <w:shd w:fill="F5F5F5" w:val="clear"/>
-        <w:spacing w:line="240"/>
-        <w:ind w:left="360"/>
-      </w:pPr>
-      <w:r>
-        <w:rPr>
-          <w:rFonts w:ascii="Consolas" w:cs="Consolas" w:eastAsia="Consolas" w:hAnsi="Consolas"/>
-          <w:color w:val="2D2D2D"/>
-          <w:sz w:val="19"/>
-          <w:szCs w:val="19"/>
-        </w:rPr>
-        <w:t xml:space="preserve">s_vbuf[s_vidx] = ADC_ConvertedValue[1]; // 覆盖新值</w:t>
-      </w:r>
-    </w:p>
-    <w:p>
-      <w:pPr>
-        <w:shd w:fill="F5F5F5" w:val="clear"/>
-        <w:spacing w:line="240"/>
-        <w:ind w:left="360"/>
-      </w:pPr>
-      <w:r>
-        <w:rPr>
-          <w:rFonts w:ascii="Consolas" w:cs="Consolas" w:eastAsia="Consolas" w:hAnsi="Consolas"/>
-          <w:color w:val="2D2D2D"/>
-          <w:sz w:val="19"/>
-          <w:szCs w:val="19"/>
-        </w:rPr>
-        <w:t xml:space="preserve">s_vaccum += s_vbuf[s_vidx];             // 累加新值</w:t>
-      </w:r>
-    </w:p>
-    <w:p>
-      <w:pPr>
-        <w:shd w:fill="F5F5F5" w:val="clear"/>
-        <w:spacing w:line="240"/>
-        <w:ind w:left="360"/>
-      </w:pPr>
-      <w:r>
-        <w:rPr>
-          <w:rFonts w:ascii="Consolas" w:cs="Consolas" w:eastAsia="Consolas" w:hAnsi="Consolas"/>
-          <w:color w:val="2D2D2D"/>
-          <w:sz w:val="19"/>
-          <w:szCs w:val="19"/>
-        </w:rPr>
-        <w:t xml:space="preserve">if (s_vfilled &gt;= ADC_FILTER_WINDOW)</w:t>
-      </w:r>
-    </w:p>
-    <w:p>
-      <w:pPr>
-        <w:shd w:fill="F5F5F5" w:val="clear"/>
-        <w:spacing w:line="240"/>
-        <w:ind w:left="360"/>
-      </w:pPr>
-      <w:r>
-        <w:rPr>
-          <w:rFonts w:ascii="Consolas" w:cs="Consolas" w:eastAsia="Consolas" w:hAnsi="Consolas"/>
-          <w:color w:val="2D2D2D"/>
-          <w:sz w:val="19"/>
-          <w:szCs w:val="19"/>
-        </w:rPr>
-        <w:t xml:space="preserve">    s_vaccum -= old_v;                  // 减去真正的最旧值 (O(1) 替代 O(N) 求和)</w:t>
-      </w:r>
-    </w:p>
-    <w:p>
-      <w:pPr>
-        <w:shd w:fill="F5F5F5" w:val="clear"/>
-        <w:spacing w:line="240"/>
-        <w:ind w:left="360"/>
-      </w:pPr>
-      <w:r>
-        <w:rPr>
-          <w:rFonts w:ascii="Consolas" w:cs="Consolas" w:eastAsia="Consolas" w:hAnsi="Consolas"/>
-          <w:color w:val="2D2D2D"/>
-          <w:sz w:val="19"/>
-          <w:szCs w:val="19"/>
-        </w:rPr>
-        <w:t xml:space="preserve">s_vidx = (s_vidx + 1) % ADC_FILTER_WINDOW;</w:t>
+        <w:t xml:space="preserve">100kHz 强磁场下 DMA 瞬时值噪声严重。使用 O(1) 运行累加器避免每帧重复求和:
+</w:t>
+      </w:r>
+    </w:p>
+    <w:p/>
+    <w:p>
+      <w:pPr>
+        <w:shd w:fill="F5F5F5" w:val="clear"/>
+        <w:spacing w:line="240"/>
+        <w:ind w:left="360"/>
+      </w:pPr>
+      <w:r>
+        <w:rPr>
+          <w:rFonts w:ascii="Consolas" w:cs="Consolas" w:eastAsia="Consolas" w:hAnsi="Consolas"/>
+          <w:color w:val="2D2D2D"/>
+          <w:sz w:val="19"/>
+          <w:szCs w:val="19"/>
+        </w:rPr>
+        <w:t xml:space="preserve">#define ADC_FILTER_WINDOW  16
+</w:t>
+      </w:r>
+    </w:p>
+    <w:p>
+      <w:pPr>
+        <w:shd w:fill="F5F5F5" w:val="clear"/>
+        <w:spacing w:line="240"/>
+        <w:ind w:left="360"/>
+      </w:pPr>
+      <w:r>
+        <w:rPr>
+          <w:rFonts w:ascii="Consolas" w:cs="Consolas" w:eastAsia="Consolas" w:hAnsi="Consolas"/>
+          <w:color w:val="2D2D2D"/>
+          <w:sz w:val="19"/>
+          <w:szCs w:val="19"/>
+        </w:rPr>
+        <w:t xml:space="preserve">
+</w:t>
+      </w:r>
+    </w:p>
+    <w:p>
+      <w:pPr>
+        <w:shd w:fill="F5F5F5" w:val="clear"/>
+        <w:spacing w:line="240"/>
+        <w:ind w:left="360"/>
+      </w:pPr>
+      <w:r>
+        <w:rPr>
+          <w:rFonts w:ascii="Consolas" w:cs="Consolas" w:eastAsia="Consolas" w:hAnsi="Consolas"/>
+          <w:color w:val="2D2D2D"/>
+          <w:sz w:val="19"/>
+          <w:szCs w:val="19"/>
+        </w:rPr>
+        <w:t xml:space="preserve">// 电压通道:
+</w:t>
+      </w:r>
+    </w:p>
+    <w:p>
+      <w:pPr>
+        <w:shd w:fill="F5F5F5" w:val="clear"/>
+        <w:spacing w:line="240"/>
+        <w:ind w:left="360"/>
+      </w:pPr>
+      <w:r>
+        <w:rPr>
+          <w:rFonts w:ascii="Consolas" w:cs="Consolas" w:eastAsia="Consolas" w:hAnsi="Consolas"/>
+          <w:color w:val="2D2D2D"/>
+          <w:sz w:val="19"/>
+          <w:szCs w:val="19"/>
+        </w:rPr>
+        <w:t xml:space="preserve">uint16_t old_v = s_vbuf[s_vidx];        // 保存最旧值
+</w:t>
+      </w:r>
+    </w:p>
+    <w:p>
+      <w:pPr>
+        <w:shd w:fill="F5F5F5" w:val="clear"/>
+        <w:spacing w:line="240"/>
+        <w:ind w:left="360"/>
+      </w:pPr>
+      <w:r>
+        <w:rPr>
+          <w:rFonts w:ascii="Consolas" w:cs="Consolas" w:eastAsia="Consolas" w:hAnsi="Consolas"/>
+          <w:color w:val="2D2D2D"/>
+          <w:sz w:val="19"/>
+          <w:szCs w:val="19"/>
+        </w:rPr>
+        <w:t xml:space="preserve">s_vbuf[s_vidx] = ADC_ConvertedValue[1]; // 覆盖新值
+</w:t>
+      </w:r>
+    </w:p>
+    <w:p>
+      <w:pPr>
+        <w:shd w:fill="F5F5F5" w:val="clear"/>
+        <w:spacing w:line="240"/>
+        <w:ind w:left="360"/>
+      </w:pPr>
+      <w:r>
+        <w:rPr>
+          <w:rFonts w:ascii="Consolas" w:cs="Consolas" w:eastAsia="Consolas" w:hAnsi="Consolas"/>
+          <w:color w:val="2D2D2D"/>
+          <w:sz w:val="19"/>
+          <w:szCs w:val="19"/>
+        </w:rPr>
+        <w:t xml:space="preserve">s_vaccum += s_vbuf[s_vidx];             // 累加新值
+</w:t>
+      </w:r>
+    </w:p>
+    <w:p>
+      <w:pPr>
+        <w:shd w:fill="F5F5F5" w:val="clear"/>
+        <w:spacing w:line="240"/>
+        <w:ind w:left="360"/>
+      </w:pPr>
+      <w:r>
+        <w:rPr>
+          <w:rFonts w:ascii="Consolas" w:cs="Consolas" w:eastAsia="Consolas" w:hAnsi="Consolas"/>
+          <w:color w:val="2D2D2D"/>
+          <w:sz w:val="19"/>
+          <w:szCs w:val="19"/>
+        </w:rPr>
+        <w:t xml:space="preserve">if (s_vfilled &gt;= ADC_FILTER_WINDOW)
+</w:t>
+      </w:r>
+    </w:p>
+    <w:p>
+      <w:pPr>
+        <w:shd w:fill="F5F5F5" w:val="clear"/>
+        <w:spacing w:line="240"/>
+        <w:ind w:left="360"/>
+      </w:pPr>
+      <w:r>
+        <w:rPr>
+          <w:rFonts w:ascii="Consolas" w:cs="Consolas" w:eastAsia="Consolas" w:hAnsi="Consolas"/>
+          <w:color w:val="2D2D2D"/>
+          <w:sz w:val="19"/>
+          <w:szCs w:val="19"/>
+        </w:rPr>
+        <w:t xml:space="preserve">    s_vaccum -= old_v;                  // 减去真正的最旧值 (O(1) 替代 O(N) 求和)
+</w:t>
+      </w:r>
+    </w:p>
+    <w:p>
+      <w:pPr>
+        <w:shd w:fill="F5F5F5" w:val="clear"/>
+        <w:spacing w:line="240"/>
+        <w:ind w:left="360"/>
+      </w:pPr>
+      <w:r>
+        <w:rPr>
+          <w:rFonts w:ascii="Consolas" w:cs="Consolas" w:eastAsia="Consolas" w:hAnsi="Consolas"/>
+          <w:color w:val="2D2D2D"/>
+          <w:sz w:val="19"/>
+          <w:szCs w:val="19"/>
+        </w:rPr>
+        <w:t xml:space="preserve">s_vidx = (s_vidx + 1) % ADC_FILTER_WINDOW;
+</w:t>
       </w:r>
     </w:p>
     <w:p/>
@@ -5903,120 +6140,128 @@
           <w:sz w:val="22"/>
           <w:szCs w:val="22"/>
         </w:rPr>
-        <w:t xml:space="preserve">#### 2.3.3 ADC_Filter_Task — 独立滤波任务</w:t>
-      </w:r>
-    </w:p>
-    <w:p/>
-    <w:p>
-      <w:pPr>
-        <w:shd w:fill="F5F5F5" w:val="clear"/>
-        <w:spacing w:line="240"/>
-        <w:ind w:left="360"/>
-      </w:pPr>
-      <w:r>
-        <w:rPr>
-          <w:rFonts w:ascii="Consolas" w:cs="Consolas" w:eastAsia="Consolas" w:hAnsi="Consolas"/>
-          <w:color w:val="2D2D2D"/>
-          <w:sz w:val="19"/>
-          <w:szCs w:val="19"/>
-        </w:rPr>
-        <w:t xml:space="preserve">void ADC_Filter_Task(void) {</w:t>
-      </w:r>
-    </w:p>
-    <w:p>
-      <w:pPr>
-        <w:shd w:fill="F5F5F5" w:val="clear"/>
-        <w:spacing w:line="240"/>
-        <w:ind w:left="360"/>
-      </w:pPr>
-      <w:r>
-        <w:rPr>
-          <w:rFonts w:ascii="Consolas" w:cs="Consolas" w:eastAsia="Consolas" w:hAnsi="Consolas"/>
-          <w:color w:val="2D2D2D"/>
-          <w:sz w:val="19"/>
-          <w:szCs w:val="19"/>
-        </w:rPr>
-        <w:t xml:space="preserve">    static uint32_t last = 0;</w:t>
-      </w:r>
-    </w:p>
-    <w:p>
-      <w:pPr>
-        <w:shd w:fill="F5F5F5" w:val="clear"/>
-        <w:spacing w:line="240"/>
-        <w:ind w:left="360"/>
-      </w:pPr>
-      <w:r>
-        <w:rPr>
-          <w:rFonts w:ascii="Consolas" w:cs="Consolas" w:eastAsia="Consolas" w:hAnsi="Consolas"/>
-          <w:color w:val="2D2D2D"/>
-          <w:sz w:val="19"/>
-          <w:szCs w:val="19"/>
-        </w:rPr>
-        <w:t xml:space="preserve">    if (SysTimer_GetTick() - last &lt; 2) return;  // 2ms 节拍</w:t>
-      </w:r>
-    </w:p>
-    <w:p>
-      <w:pPr>
-        <w:shd w:fill="F5F5F5" w:val="clear"/>
-        <w:spacing w:line="240"/>
-        <w:ind w:left="360"/>
-      </w:pPr>
-      <w:r>
-        <w:rPr>
-          <w:rFonts w:ascii="Consolas" w:cs="Consolas" w:eastAsia="Consolas" w:hAnsi="Consolas"/>
-          <w:color w:val="2D2D2D"/>
-          <w:sz w:val="19"/>
-          <w:szCs w:val="19"/>
-        </w:rPr>
-        <w:t xml:space="preserve">    last = SysTimer_GetTick();</w:t>
-      </w:r>
-    </w:p>
-    <w:p>
-      <w:pPr>
-        <w:shd w:fill="F5F5F5" w:val="clear"/>
-        <w:spacing w:line="240"/>
-        <w:ind w:left="360"/>
-      </w:pPr>
-      <w:r>
-        <w:rPr>
-          <w:rFonts w:ascii="Consolas" w:cs="Consolas" w:eastAsia="Consolas" w:hAnsi="Consolas"/>
-          <w:color w:val="2D2D2D"/>
-          <w:sz w:val="19"/>
-          <w:szCs w:val="19"/>
-        </w:rPr>
-        <w:t xml:space="preserve">    // 推入样本 → 更新滑动平均 → 存入 s_voltage / s_current</w:t>
-      </w:r>
-    </w:p>
-    <w:p>
-      <w:pPr>
-        <w:shd w:fill="F5F5F5" w:val="clear"/>
-        <w:spacing w:line="240"/>
-        <w:ind w:left="360"/>
-      </w:pPr>
-      <w:r>
-        <w:rPr>
-          <w:rFonts w:ascii="Consolas" w:cs="Consolas" w:eastAsia="Consolas" w:hAnsi="Consolas"/>
-          <w:color w:val="2D2D2D"/>
-          <w:sz w:val="19"/>
-          <w:szCs w:val="19"/>
-        </w:rPr>
-        <w:t xml:space="preserve">}</w:t>
-      </w:r>
-    </w:p>
-    <w:p>
-      <w:pPr>
-        <w:shd w:fill="F5F5F5" w:val="clear"/>
-        <w:spacing w:line="240"/>
-        <w:ind w:left="360"/>
-      </w:pPr>
-      <w:r>
-        <w:rPr>
-          <w:rFonts w:ascii="Consolas" w:cs="Consolas" w:eastAsia="Consolas" w:hAnsi="Consolas"/>
-          <w:color w:val="2D2D2D"/>
-          <w:sz w:val="19"/>
-          <w:szCs w:val="19"/>
-        </w:rPr>
-        <w:t xml:space="preserve">float Get_Real_Voltage(void) { return s_voltage; }  // O(1) 直接返回</w:t>
+        <w:t xml:space="preserve">#### 2.3.3 ADC_Filter_Task — 独立滤波任务
+</w:t>
+      </w:r>
+    </w:p>
+    <w:p/>
+    <w:p>
+      <w:pPr>
+        <w:shd w:fill="F5F5F5" w:val="clear"/>
+        <w:spacing w:line="240"/>
+        <w:ind w:left="360"/>
+      </w:pPr>
+      <w:r>
+        <w:rPr>
+          <w:rFonts w:ascii="Consolas" w:cs="Consolas" w:eastAsia="Consolas" w:hAnsi="Consolas"/>
+          <w:color w:val="2D2D2D"/>
+          <w:sz w:val="19"/>
+          <w:szCs w:val="19"/>
+        </w:rPr>
+        <w:t xml:space="preserve">void ADC_Filter_Task(void) {
+</w:t>
+      </w:r>
+    </w:p>
+    <w:p>
+      <w:pPr>
+        <w:shd w:fill="F5F5F5" w:val="clear"/>
+        <w:spacing w:line="240"/>
+        <w:ind w:left="360"/>
+      </w:pPr>
+      <w:r>
+        <w:rPr>
+          <w:rFonts w:ascii="Consolas" w:cs="Consolas" w:eastAsia="Consolas" w:hAnsi="Consolas"/>
+          <w:color w:val="2D2D2D"/>
+          <w:sz w:val="19"/>
+          <w:szCs w:val="19"/>
+        </w:rPr>
+        <w:t xml:space="preserve">    static uint32_t last = 0;
+</w:t>
+      </w:r>
+    </w:p>
+    <w:p>
+      <w:pPr>
+        <w:shd w:fill="F5F5F5" w:val="clear"/>
+        <w:spacing w:line="240"/>
+        <w:ind w:left="360"/>
+      </w:pPr>
+      <w:r>
+        <w:rPr>
+          <w:rFonts w:ascii="Consolas" w:cs="Consolas" w:eastAsia="Consolas" w:hAnsi="Consolas"/>
+          <w:color w:val="2D2D2D"/>
+          <w:sz w:val="19"/>
+          <w:szCs w:val="19"/>
+        </w:rPr>
+        <w:t xml:space="preserve">    if (SysTimer_GetTick() - last &lt; 2) return;  // 2ms 节拍
+</w:t>
+      </w:r>
+    </w:p>
+    <w:p>
+      <w:pPr>
+        <w:shd w:fill="F5F5F5" w:val="clear"/>
+        <w:spacing w:line="240"/>
+        <w:ind w:left="360"/>
+      </w:pPr>
+      <w:r>
+        <w:rPr>
+          <w:rFonts w:ascii="Consolas" w:cs="Consolas" w:eastAsia="Consolas" w:hAnsi="Consolas"/>
+          <w:color w:val="2D2D2D"/>
+          <w:sz w:val="19"/>
+          <w:szCs w:val="19"/>
+        </w:rPr>
+        <w:t xml:space="preserve">    last = SysTimer_GetTick();
+</w:t>
+      </w:r>
+    </w:p>
+    <w:p>
+      <w:pPr>
+        <w:shd w:fill="F5F5F5" w:val="clear"/>
+        <w:spacing w:line="240"/>
+        <w:ind w:left="360"/>
+      </w:pPr>
+      <w:r>
+        <w:rPr>
+          <w:rFonts w:ascii="Consolas" w:cs="Consolas" w:eastAsia="Consolas" w:hAnsi="Consolas"/>
+          <w:color w:val="2D2D2D"/>
+          <w:sz w:val="19"/>
+          <w:szCs w:val="19"/>
+        </w:rPr>
+        <w:t xml:space="preserve">    // 推入样本 → 更新滑动平均 → 存入 s_voltage / s_current
+</w:t>
+      </w:r>
+    </w:p>
+    <w:p>
+      <w:pPr>
+        <w:shd w:fill="F5F5F5" w:val="clear"/>
+        <w:spacing w:line="240"/>
+        <w:ind w:left="360"/>
+      </w:pPr>
+      <w:r>
+        <w:rPr>
+          <w:rFonts w:ascii="Consolas" w:cs="Consolas" w:eastAsia="Consolas" w:hAnsi="Consolas"/>
+          <w:color w:val="2D2D2D"/>
+          <w:sz w:val="19"/>
+          <w:szCs w:val="19"/>
+        </w:rPr>
+        <w:t xml:space="preserve">}
+</w:t>
+      </w:r>
+    </w:p>
+    <w:p>
+      <w:pPr>
+        <w:shd w:fill="F5F5F5" w:val="clear"/>
+        <w:spacing w:line="240"/>
+        <w:ind w:left="360"/>
+      </w:pPr>
+      <w:r>
+        <w:rPr>
+          <w:rFonts w:ascii="Consolas" w:cs="Consolas" w:eastAsia="Consolas" w:hAnsi="Consolas"/>
+          <w:color w:val="2D2D2D"/>
+          <w:sz w:val="19"/>
+          <w:szCs w:val="19"/>
+        </w:rPr>
+        <w:t xml:space="preserve">float Get_Real_Voltage(void) { return s_voltage; }  // O(1) 直接返回
+</w:t>
       </w:r>
     </w:p>
     <w:p/>
@@ -6031,7 +6276,8 @@
           <w:sz w:val="22"/>
           <w:szCs w:val="22"/>
         </w:rPr>
-        <w:t xml:space="preserve">响应延迟 32ms (16×2ms), vs 旧方案 3.2s (16×200ms)。</w:t>
+        <w:t xml:space="preserve">响应延迟 32ms (16×2ms), vs 旧方案 3.2s (16×200ms)。
+</w:t>
       </w:r>
     </w:p>
     <w:p/>
@@ -6046,7 +6292,8 @@
           <w:sz w:val="22"/>
           <w:szCs w:val="22"/>
         </w:rPr>
-        <w:t xml:space="preserve">#### 2.3.4 ADC 校准时序</w:t>
+        <w:t xml:space="preserve">#### 2.3.4 ADC 校准时序
+</w:t>
       </w:r>
     </w:p>
     <w:p/>
@@ -6061,7 +6308,8 @@
           <w:sz w:val="22"/>
           <w:szCs w:val="22"/>
         </w:rPr>
-        <w:t xml:space="preserve">`ADC_Cmd(ENABLE)` 后须等待 t_STAB ≥ 2 ADC 周期才能校准, 否则基准漂移。12MHz ADC 时钟下 2 周期 = 167ns, 代码中等 ~2μs 足够。</w:t>
+        <w:t xml:space="preserve">`ADC_Cmd(ENABLE)` 后须等待 t_STAB ≥ 2 ADC 周期才能校准, 否则基准漂移。12MHz ADC 时钟下 2 周期 = 167ns, 代码中等 ~2μs 足够。
+</w:t>
       </w:r>
     </w:p>
     <w:p/>
@@ -6102,88 +6350,94 @@
           <w:sz w:val="22"/>
           <w:szCs w:val="22"/>
         </w:rPr>
-        <w:t xml:space="preserve">#### 2.4.1 七态状态机</w:t>
-      </w:r>
-    </w:p>
-    <w:p/>
-    <w:p>
-      <w:pPr>
-        <w:shd w:fill="F5F5F5" w:val="clear"/>
-        <w:spacing w:line="240"/>
-        <w:ind w:left="360"/>
-      </w:pPr>
-      <w:r>
-        <w:rPr>
-          <w:rFonts w:ascii="Consolas" w:cs="Consolas" w:eastAsia="Consolas" w:hAnsi="Consolas"/>
-          <w:color w:val="2D2D2D"/>
-          <w:sz w:val="19"/>
-          <w:szCs w:val="19"/>
-        </w:rPr>
-        <w:t xml:space="preserve">IDLE ──电平=低──→ DEBOUNCE ──仍低──→ PRESSED</w:t>
-      </w:r>
-    </w:p>
-    <w:p>
-      <w:pPr>
-        <w:shd w:fill="F5F5F5" w:val="clear"/>
-        <w:spacing w:line="240"/>
-        <w:ind w:left="360"/>
-      </w:pPr>
-      <w:r>
-        <w:rPr>
-          <w:rFonts w:ascii="Consolas" w:cs="Consolas" w:eastAsia="Consolas" w:hAnsi="Consolas"/>
-          <w:color w:val="2D2D2D"/>
-          <w:sz w:val="19"/>
-          <w:szCs w:val="19"/>
-        </w:rPr>
-        <w:t xml:space="preserve">                                          │</w:t>
-      </w:r>
-    </w:p>
-    <w:p>
-      <w:pPr>
-        <w:shd w:fill="F5F5F5" w:val="clear"/>
-        <w:spacing w:line="240"/>
-        <w:ind w:left="360"/>
-      </w:pPr>
-      <w:r>
-        <w:rPr>
-          <w:rFonts w:ascii="Consolas" w:cs="Consolas" w:eastAsia="Consolas" w:hAnsi="Consolas"/>
-          <w:color w:val="2D2D2D"/>
-          <w:sz w:val="19"/>
-          <w:szCs w:val="19"/>
-        </w:rPr>
-        <w:t xml:space="preserve">  ←── 投递单击=1 ← IDLE ← 超时200ms ← WAIT_DOUBLE ← 电平变高 ← WAIT_RELEASE</w:t>
-      </w:r>
-    </w:p>
-    <w:p>
-      <w:pPr>
-        <w:shd w:fill="F5F5F5" w:val="clear"/>
-        <w:spacing w:line="240"/>
-        <w:ind w:left="360"/>
-      </w:pPr>
-      <w:r>
-        <w:rPr>
-          <w:rFonts w:ascii="Consolas" w:cs="Consolas" w:eastAsia="Consolas" w:hAnsi="Consolas"/>
-          <w:color w:val="2D2D2D"/>
-          <w:sz w:val="19"/>
-          <w:szCs w:val="19"/>
-        </w:rPr>
-        <w:t xml:space="preserve">                                          │ ↑</w:t>
-      </w:r>
-    </w:p>
-    <w:p>
-      <w:pPr>
-        <w:shd w:fill="F5F5F5" w:val="clear"/>
-        <w:spacing w:line="240"/>
-        <w:ind w:left="360"/>
-      </w:pPr>
-      <w:r>
-        <w:rPr>
-          <w:rFonts w:ascii="Consolas" w:cs="Consolas" w:eastAsia="Consolas" w:hAnsi="Consolas"/>
-          <w:color w:val="2D2D2D"/>
-          <w:sz w:val="19"/>
-          <w:szCs w:val="19"/>
-        </w:rPr>
-        <w:t xml:space="preserve">  ←── 投递双击=2 ← IDLE ← WAIT_DOUBLE_REL ←┘ 再次按下又释放</w:t>
+        <w:t xml:space="preserve">#### 2.4.1 七态状态机
+</w:t>
+      </w:r>
+    </w:p>
+    <w:p/>
+    <w:p>
+      <w:pPr>
+        <w:shd w:fill="F5F5F5" w:val="clear"/>
+        <w:spacing w:line="240"/>
+        <w:ind w:left="360"/>
+      </w:pPr>
+      <w:r>
+        <w:rPr>
+          <w:rFonts w:ascii="Consolas" w:cs="Consolas" w:eastAsia="Consolas" w:hAnsi="Consolas"/>
+          <w:color w:val="2D2D2D"/>
+          <w:sz w:val="19"/>
+          <w:szCs w:val="19"/>
+        </w:rPr>
+        <w:t xml:space="preserve">IDLE ──电平=低──→ DEBOUNCE ──仍低──→ PRESSED
+</w:t>
+      </w:r>
+    </w:p>
+    <w:p>
+      <w:pPr>
+        <w:shd w:fill="F5F5F5" w:val="clear"/>
+        <w:spacing w:line="240"/>
+        <w:ind w:left="360"/>
+      </w:pPr>
+      <w:r>
+        <w:rPr>
+          <w:rFonts w:ascii="Consolas" w:cs="Consolas" w:eastAsia="Consolas" w:hAnsi="Consolas"/>
+          <w:color w:val="2D2D2D"/>
+          <w:sz w:val="19"/>
+          <w:szCs w:val="19"/>
+        </w:rPr>
+        <w:t xml:space="preserve">                                          │
+</w:t>
+      </w:r>
+    </w:p>
+    <w:p>
+      <w:pPr>
+        <w:shd w:fill="F5F5F5" w:val="clear"/>
+        <w:spacing w:line="240"/>
+        <w:ind w:left="360"/>
+      </w:pPr>
+      <w:r>
+        <w:rPr>
+          <w:rFonts w:ascii="Consolas" w:cs="Consolas" w:eastAsia="Consolas" w:hAnsi="Consolas"/>
+          <w:color w:val="2D2D2D"/>
+          <w:sz w:val="19"/>
+          <w:szCs w:val="19"/>
+        </w:rPr>
+        <w:t xml:space="preserve">  ←── 投递单击=1 ← IDLE ← 超时200ms ← WAIT_DOUBLE ← 电平变高 ← WAIT_RELEASE
+</w:t>
+      </w:r>
+    </w:p>
+    <w:p>
+      <w:pPr>
+        <w:shd w:fill="F5F5F5" w:val="clear"/>
+        <w:spacing w:line="240"/>
+        <w:ind w:left="360"/>
+      </w:pPr>
+      <w:r>
+        <w:rPr>
+          <w:rFonts w:ascii="Consolas" w:cs="Consolas" w:eastAsia="Consolas" w:hAnsi="Consolas"/>
+          <w:color w:val="2D2D2D"/>
+          <w:sz w:val="19"/>
+          <w:szCs w:val="19"/>
+        </w:rPr>
+        <w:t xml:space="preserve">                                          │ ↑
+</w:t>
+      </w:r>
+    </w:p>
+    <w:p>
+      <w:pPr>
+        <w:shd w:fill="F5F5F5" w:val="clear"/>
+        <w:spacing w:line="240"/>
+        <w:ind w:left="360"/>
+      </w:pPr>
+      <w:r>
+        <w:rPr>
+          <w:rFonts w:ascii="Consolas" w:cs="Consolas" w:eastAsia="Consolas" w:hAnsi="Consolas"/>
+          <w:color w:val="2D2D2D"/>
+          <w:sz w:val="19"/>
+          <w:szCs w:val="19"/>
+        </w:rPr>
+        <w:t xml:space="preserve">  ←── 投递双击=2 ← IDLE ← WAIT_DOUBLE_REL ←┘ 再次按下又释放
+</w:t>
       </w:r>
     </w:p>
     <w:p/>
@@ -6198,7 +6452,8 @@
           <w:sz w:val="22"/>
           <w:szCs w:val="22"/>
         </w:rPr>
-        <w:t xml:space="preserve">#### 2.4.2 按键功能</w:t>
+        <w:t xml:space="preserve">#### 2.4.2 按键功能
+</w:t>
       </w:r>
     </w:p>
     <w:p/>
@@ -6613,7 +6868,8 @@
           <w:sz w:val="22"/>
           <w:szCs w:val="22"/>
         </w:rPr>
-        <w:t xml:space="preserve">`KEY_Task()`: 10ms 时间戳差值调度。`KEY_Get_Event()`: 阅后即焚 (0=无, 1=单击, 2=双击)。</w:t>
+        <w:t xml:space="preserve">`KEY_Task()`: 10ms 时间戳差值调度。`KEY_Get_Event()`: 阅后即焚 (0=无, 1=单击, 2=双击)。
+</w:t>
       </w:r>
     </w:p>
     <w:p/>
@@ -6654,7 +6910,8 @@
           <w:sz w:val="22"/>
           <w:szCs w:val="22"/>
         </w:rPr>
-        <w:t xml:space="preserve">SSD1306 128×64, 软件模拟 I2C (PA11=SCL, PA12=SDA, 开漏输出), 从机地址 0x78。</w:t>
+        <w:t xml:space="preserve">SSD1306 128×64, 软件模拟 I2C (PA11=SCL, PA12=SDA, 开漏输出), 从机地址 0x78。
+</w:t>
       </w:r>
     </w:p>
     <w:p/>
@@ -6669,7 +6926,8 @@
           <w:sz w:val="22"/>
           <w:szCs w:val="22"/>
         </w:rPr>
-        <w:t xml:space="preserve">- 字体: 8×16 ASCII (`OLED_Font.h`), 4 行 × 16 字符</w:t>
+        <w:t xml:space="preserve">- 字体: 8×16 ASCII (`OLED_Font.h`), 4 行 × 16 字符
+</w:t>
       </w:r>
     </w:p>
     <w:p>
@@ -6683,7 +6941,8 @@
           <w:sz w:val="22"/>
           <w:szCs w:val="22"/>
         </w:rPr>
-        <w:t xml:space="preserve">- `OLED_Clear()` 耗时 ~100ms (1024 字节 I2C), 仅在状态迁移/切页时调用</w:t>
+        <w:t xml:space="preserve">- `OLED_Clear()` 耗时 ~100ms (1024 字节 I2C), 仅在状态迁移/切页时调用
+</w:t>
       </w:r>
     </w:p>
     <w:p>
@@ -6697,7 +6956,8 @@
           <w:sz w:val="22"/>
           <w:szCs w:val="22"/>
         </w:rPr>
-        <w:t xml:space="preserve">- 日常 200ms 刷新: 16 字符全宽行覆盖, 不调用清屏</w:t>
+        <w:t xml:space="preserve">- 日常 200ms 刷新: 16 字符全宽行覆盖, 不调用清屏
+</w:t>
       </w:r>
     </w:p>
     <w:p>
@@ -6711,7 +6971,8 @@
           <w:sz w:val="22"/>
           <w:szCs w:val="22"/>
         </w:rPr>
-        <w:t xml:space="preserve">- `OLED_ShowFloatNum`: 带四舍五入补偿, 正数留空格防重影</w:t>
+        <w:t xml:space="preserve">- `OLED_ShowFloatNum`: 带四舍五入补偿, 正数留空格防重影
+</w:t>
       </w:r>
     </w:p>
     <w:p/>
@@ -6726,7 +6987,8 @@
           <w:sz w:val="22"/>
           <w:szCs w:val="22"/>
         </w:rPr>
-        <w:t xml:space="preserve">支持: ShowChar, ShowString, ShowNum, ShowSignedNum, ShowHexNum, ShowBinNum, ShowFloatNum。</w:t>
+        <w:t xml:space="preserve">支持: ShowChar, ShowString, ShowNum, ShowSignedNum, ShowHexNum, ShowBinNum, ShowFloatNum。
+</w:t>
       </w:r>
     </w:p>
     <w:p/>
@@ -6767,7 +7029,8 @@
           <w:sz w:val="22"/>
           <w:szCs w:val="22"/>
         </w:rPr>
-        <w:t xml:space="preserve">双页设计, 200ms 刷新周期。</w:t>
+        <w:t xml:space="preserve">双页设计, 200ms 刷新周期。
+</w:t>
       </w:r>
     </w:p>
     <w:p/>
@@ -6802,7 +7065,8 @@
           <w:sz w:val="22"/>
           <w:szCs w:val="22"/>
         </w:rPr>
-        <w:t xml:space="preserve"> (可操作):</w:t>
+        <w:t xml:space="preserve"> (可操作):
+</w:t>
       </w:r>
     </w:p>
     <w:p>
@@ -6816,7 +7080,8 @@
           <w:sz w:val="22"/>
           <w:szCs w:val="22"/>
         </w:rPr>
-        <w:t xml:space="preserve">- SS_IDLE: "Press KEY0 start"</w:t>
+        <w:t xml:space="preserve">- SS_IDLE: "Press KEY0 start"
+</w:t>
       </w:r>
     </w:p>
     <w:p>
@@ -6830,7 +7095,8 @@
           <w:sz w:val="22"/>
           <w:szCs w:val="22"/>
         </w:rPr>
-        <w:t xml:space="preserve">- SS_SWEEP: 实时频率 + 进度条 `[####      ]`</w:t>
+        <w:t xml:space="preserve">- SS_SWEEP: 实时频率 + 进度条 `[####      ]`
+</w:t>
       </w:r>
     </w:p>
     <w:p>
@@ -6844,7 +7110,8 @@
           <w:sz w:val="22"/>
           <w:szCs w:val="22"/>
         </w:rPr>
-        <w:t xml:space="preserve">- SS_DONE: 频率/电压/电流 + "K0:Stop K1:+1k"</w:t>
+        <w:t xml:space="preserve">- SS_DONE: 频率/电压/电流 + "K0:Stop K1:+1k"
+</w:t>
       </w:r>
     </w:p>
     <w:p>
@@ -6858,7 +7125,8 @@
           <w:sz w:val="22"/>
           <w:szCs w:val="22"/>
         </w:rPr>
-        <w:t xml:space="preserve">- SS_FAULT: "!!! FAULT !!! Over Current / K0/K1: Reset"</w:t>
+        <w:t xml:space="preserve">- SS_FAULT: "!!! FAULT !!! Over Current / K0/K1: Reset"
+</w:t>
       </w:r>
     </w:p>
     <w:p/>
@@ -6893,7 +7161,8 @@
           <w:sz w:val="22"/>
           <w:szCs w:val="22"/>
         </w:rPr>
-        <w:t xml:space="preserve"> (只读):</w:t>
+        <w:t xml:space="preserve"> (只读):
+</w:t>
       </w:r>
     </w:p>
     <w:p>
@@ -6907,7 +7176,8 @@
           <w:sz w:val="22"/>
           <w:szCs w:val="22"/>
         </w:rPr>
-        <w:t xml:space="preserve">- 频率/电压/电流显示, 按键操作被屏蔽</w:t>
+        <w:t xml:space="preserve">- 频率/电压/电流显示, 按键操作被屏蔽
+</w:t>
       </w:r>
     </w:p>
     <w:p>
@@ -6921,7 +7191,8 @@
           <w:sz w:val="22"/>
           <w:szCs w:val="22"/>
         </w:rPr>
-        <w:t xml:space="preserve">- 仅 KEY0 双击可切回 Page 0</w:t>
+        <w:t xml:space="preserve">- 仅 KEY0 双击可切回 Page 0
+</w:t>
       </w:r>
     </w:p>
     <w:p/>
@@ -6936,7 +7207,8 @@
           <w:sz w:val="22"/>
           <w:szCs w:val="22"/>
         </w:rPr>
-        <w:t xml:space="preserve">KEY0 双击切页。KEY0 单击直接触发软启动 (无需联网步骤)。</w:t>
+        <w:t xml:space="preserve">KEY0 双击切页。KEY0 单击直接触发软启动 (无需联网步骤)。
+</w:t>
       </w:r>
     </w:p>
     <w:p/>
@@ -6977,7 +7249,8 @@
           <w:sz w:val="22"/>
           <w:szCs w:val="22"/>
         </w:rPr>
-        <w:t xml:space="preserve">JTAG 禁用, SWD (PA13/PA14) 保留, 释放 PB3/PB4 为 GPIO。</w:t>
+        <w:t xml:space="preserve">JTAG 禁用, SWD (PA13/PA14) 保留, 释放 PB3/PB4 为 GPIO。
+</w:t>
       </w:r>
     </w:p>
     <w:p/>
@@ -7644,7 +7917,8 @@
           <w:sz w:val="22"/>
           <w:szCs w:val="22"/>
         </w:rPr>
-        <w:t xml:space="preserve">上电自检: PB3/PB4/PB5 全亮 ~1s 后全灭。`LED_Status_Task()` 驱动 PB3/PB4 闪烁, 由 `UI_Task()` 内调用。</w:t>
+        <w:t xml:space="preserve">上电自检: PB3/PB4/PB5 全亮 ~1s 后全灭。`LED_Status_Task()` 驱动 PB3/PB4 闪烁, 由 `UI_Task()` 内调用。
+</w:t>
       </w:r>
     </w:p>
     <w:p/>
@@ -7705,311 +7979,331 @@
           <w:sz w:val="19"/>
           <w:szCs w:val="19"/>
         </w:rPr>
-        <w:t xml:space="preserve">     ┌──────────────────────────────────────────────────────┐</w:t>
-      </w:r>
-    </w:p>
-    <w:p>
-      <w:pPr>
-        <w:shd w:fill="F5F5F5" w:val="clear"/>
-        <w:spacing w:line="240"/>
-        <w:ind w:left="360"/>
-      </w:pPr>
-      <w:r>
-        <w:rPr>
-          <w:rFonts w:ascii="Consolas" w:cs="Consolas" w:eastAsia="Consolas" w:hAnsi="Consolas"/>
-          <w:color w:val="2D2D2D"/>
-          <w:sz w:val="19"/>
-          <w:szCs w:val="19"/>
-        </w:rPr>
-        <w:t xml:space="preserve">     │                  main.c while(1)                     │</w:t>
-      </w:r>
-    </w:p>
-    <w:p>
-      <w:pPr>
-        <w:shd w:fill="F5F5F5" w:val="clear"/>
-        <w:spacing w:line="240"/>
-        <w:ind w:left="360"/>
-      </w:pPr>
-      <w:r>
-        <w:rPr>
-          <w:rFonts w:ascii="Consolas" w:cs="Consolas" w:eastAsia="Consolas" w:hAnsi="Consolas"/>
-          <w:color w:val="2D2D2D"/>
-          <w:sz w:val="19"/>
-          <w:szCs w:val="19"/>
-        </w:rPr>
-        <w:t xml:space="preserve">     └──────────────────────────────────────────────────────┘</w:t>
-      </w:r>
-    </w:p>
-    <w:p>
-      <w:pPr>
-        <w:shd w:fill="F5F5F5" w:val="clear"/>
-        <w:spacing w:line="240"/>
-        <w:ind w:left="360"/>
-      </w:pPr>
-      <w:r>
-        <w:rPr>
-          <w:rFonts w:ascii="Consolas" w:cs="Consolas" w:eastAsia="Consolas" w:hAnsi="Consolas"/>
-          <w:color w:val="2D2D2D"/>
-          <w:sz w:val="19"/>
-          <w:szCs w:val="19"/>
-        </w:rPr>
-        <w:t xml:space="preserve">                          │</w:t>
-      </w:r>
-    </w:p>
-    <w:p>
-      <w:pPr>
-        <w:shd w:fill="F5F5F5" w:val="clear"/>
-        <w:spacing w:line="240"/>
-        <w:ind w:left="360"/>
-      </w:pPr>
-      <w:r>
-        <w:rPr>
-          <w:rFonts w:ascii="Consolas" w:cs="Consolas" w:eastAsia="Consolas" w:hAnsi="Consolas"/>
-          <w:color w:val="2D2D2D"/>
-          <w:sz w:val="19"/>
-          <w:szCs w:val="19"/>
-        </w:rPr>
-        <w:t xml:space="preserve">      ┌──────┬──────┬──────┼──────┬──────┐</w:t>
-      </w:r>
-    </w:p>
-    <w:p>
-      <w:pPr>
-        <w:shd w:fill="F5F5F5" w:val="clear"/>
-        <w:spacing w:line="240"/>
-        <w:ind w:left="360"/>
-      </w:pPr>
-      <w:r>
-        <w:rPr>
-          <w:rFonts w:ascii="Consolas" w:cs="Consolas" w:eastAsia="Consolas" w:hAnsi="Consolas"/>
-          <w:color w:val="2D2D2D"/>
-          <w:sz w:val="19"/>
-          <w:szCs w:val="19"/>
-        </w:rPr>
-        <w:t xml:space="preserve">      ▼      ▼      ▼      ▼      ▼      ▼</w:t>
-      </w:r>
-    </w:p>
-    <w:p>
-      <w:pPr>
-        <w:shd w:fill="F5F5F5" w:val="clear"/>
-        <w:spacing w:line="240"/>
-        <w:ind w:left="360"/>
-      </w:pPr>
-      <w:r>
-        <w:rPr>
-          <w:rFonts w:ascii="Consolas" w:cs="Consolas" w:eastAsia="Consolas" w:hAnsi="Consolas"/>
-          <w:color w:val="2D2D2D"/>
-          <w:sz w:val="19"/>
-          <w:szCs w:val="19"/>
-        </w:rPr>
-        <w:t xml:space="preserve">   ┌──────┐┌──────┐┌──────┐┌──────┐┌──────┐</w:t>
-      </w:r>
-    </w:p>
-    <w:p>
-      <w:pPr>
-        <w:shd w:fill="F5F5F5" w:val="clear"/>
-        <w:spacing w:line="240"/>
-        <w:ind w:left="360"/>
-      </w:pPr>
-      <w:r>
-        <w:rPr>
-          <w:rFonts w:ascii="Consolas" w:cs="Consolas" w:eastAsia="Consolas" w:hAnsi="Consolas"/>
-          <w:color w:val="2D2D2D"/>
-          <w:sz w:val="19"/>
-          <w:szCs w:val="19"/>
-        </w:rPr>
-        <w:t xml:space="preserve">   │KEY   ││ADC   ││UI    ││Soft  ││LED   │</w:t>
-      </w:r>
-    </w:p>
-    <w:p>
-      <w:pPr>
-        <w:shd w:fill="F5F5F5" w:val="clear"/>
-        <w:spacing w:line="240"/>
-        <w:ind w:left="360"/>
-      </w:pPr>
-      <w:r>
-        <w:rPr>
-          <w:rFonts w:ascii="Consolas" w:cs="Consolas" w:eastAsia="Consolas" w:hAnsi="Consolas"/>
-          <w:color w:val="2D2D2D"/>
-          <w:sz w:val="19"/>
-          <w:szCs w:val="19"/>
-        </w:rPr>
-        <w:t xml:space="preserve">   │Task  ││Filter││Task  ││Start ││Task  │</w:t>
-      </w:r>
-    </w:p>
-    <w:p>
-      <w:pPr>
-        <w:shd w:fill="F5F5F5" w:val="clear"/>
-        <w:spacing w:line="240"/>
-        <w:ind w:left="360"/>
-      </w:pPr>
-      <w:r>
-        <w:rPr>
-          <w:rFonts w:ascii="Consolas" w:cs="Consolas" w:eastAsia="Consolas" w:hAnsi="Consolas"/>
-          <w:color w:val="2D2D2D"/>
-          <w:sz w:val="19"/>
-          <w:szCs w:val="19"/>
-        </w:rPr>
-        <w:t xml:space="preserve">   │10ms  ││Task  ││200ms ││Task  ││500ms │</w:t>
-      </w:r>
-    </w:p>
-    <w:p>
-      <w:pPr>
-        <w:shd w:fill="F5F5F5" w:val="clear"/>
-        <w:spacing w:line="240"/>
-        <w:ind w:left="360"/>
-      </w:pPr>
-      <w:r>
-        <w:rPr>
-          <w:rFonts w:ascii="Consolas" w:cs="Consolas" w:eastAsia="Consolas" w:hAnsi="Consolas"/>
-          <w:color w:val="2D2D2D"/>
-          <w:sz w:val="19"/>
-          <w:szCs w:val="19"/>
-        </w:rPr>
-        <w:t xml:space="preserve">   │      ││2ms   ││      ││10ms  ││      │</w:t>
-      </w:r>
-    </w:p>
-    <w:p>
-      <w:pPr>
-        <w:shd w:fill="F5F5F5" w:val="clear"/>
-        <w:spacing w:line="240"/>
-        <w:ind w:left="360"/>
-      </w:pPr>
-      <w:r>
-        <w:rPr>
-          <w:rFonts w:ascii="Consolas" w:cs="Consolas" w:eastAsia="Consolas" w:hAnsi="Consolas"/>
-          <w:color w:val="2D2D2D"/>
-          <w:sz w:val="19"/>
-          <w:szCs w:val="19"/>
-        </w:rPr>
-        <w:t xml:space="preserve">   └──┬───┘└──┬───┘└──┬───┘└──┬───┘└──┬───┘</w:t>
-      </w:r>
-    </w:p>
-    <w:p>
-      <w:pPr>
-        <w:shd w:fill="F5F5F5" w:val="clear"/>
-        <w:spacing w:line="240"/>
-        <w:ind w:left="360"/>
-      </w:pPr>
-      <w:r>
-        <w:rPr>
-          <w:rFonts w:ascii="Consolas" w:cs="Consolas" w:eastAsia="Consolas" w:hAnsi="Consolas"/>
-          <w:color w:val="2D2D2D"/>
-          <w:sz w:val="19"/>
-          <w:szCs w:val="19"/>
-        </w:rPr>
-        <w:t xml:space="preserve">      │       │       │       │       │</w:t>
-      </w:r>
-    </w:p>
-    <w:p>
-      <w:pPr>
-        <w:shd w:fill="F5F5F5" w:val="clear"/>
-        <w:spacing w:line="240"/>
-        <w:ind w:left="360"/>
-      </w:pPr>
-      <w:r>
-        <w:rPr>
-          <w:rFonts w:ascii="Consolas" w:cs="Consolas" w:eastAsia="Consolas" w:hAnsi="Consolas"/>
-          <w:color w:val="2D2D2D"/>
-          <w:sz w:val="19"/>
-          <w:szCs w:val="19"/>
-        </w:rPr>
-        <w:t xml:space="preserve">      ▼       ▼       ▼       ▼       ▼</w:t>
-      </w:r>
-    </w:p>
-    <w:p>
-      <w:pPr>
-        <w:shd w:fill="F5F5F5" w:val="clear"/>
-        <w:spacing w:line="240"/>
-        <w:ind w:left="360"/>
-      </w:pPr>
-      <w:r>
-        <w:rPr>
-          <w:rFonts w:ascii="Consolas" w:cs="Consolas" w:eastAsia="Consolas" w:hAnsi="Consolas"/>
-          <w:color w:val="2D2D2D"/>
-          <w:sz w:val="19"/>
-          <w:szCs w:val="19"/>
-        </w:rPr>
-        <w:t xml:space="preserve">   七态FSM  样本推入  OLED刷新 扫频步进 PC13翻转</w:t>
-      </w:r>
-    </w:p>
-    <w:p>
-      <w:pPr>
-        <w:shd w:fill="F5F5F5" w:val="clear"/>
-        <w:spacing w:line="240"/>
-        <w:ind w:left="360"/>
-      </w:pPr>
-      <w:r>
-        <w:rPr>
-          <w:rFonts w:ascii="Consolas" w:cs="Consolas" w:eastAsia="Consolas" w:hAnsi="Consolas"/>
-          <w:color w:val="2D2D2D"/>
-          <w:sz w:val="19"/>
-          <w:szCs w:val="19"/>
-        </w:rPr>
-        <w:t xml:space="preserve">   单击/   滑动平均  +按键分发 200Hz/步 心跳指示</w:t>
-      </w:r>
-    </w:p>
-    <w:p>
-      <w:pPr>
-        <w:shd w:fill="F5F5F5" w:val="clear"/>
-        <w:spacing w:line="240"/>
-        <w:ind w:left="360"/>
-      </w:pPr>
-      <w:r>
-        <w:rPr>
-          <w:rFonts w:ascii="Consolas" w:cs="Consolas" w:eastAsia="Consolas" w:hAnsi="Consolas"/>
-          <w:color w:val="2D2D2D"/>
-          <w:sz w:val="19"/>
-          <w:szCs w:val="19"/>
-        </w:rPr>
-        <w:t xml:space="preserve">   双击    O(1)更新  +LED状态  150k→100k</w:t>
-      </w:r>
-    </w:p>
-    <w:p>
-      <w:pPr>
-        <w:shd w:fill="F5F5F5" w:val="clear"/>
-        <w:spacing w:line="240"/>
-        <w:ind w:left="360"/>
-      </w:pPr>
-      <w:r>
-        <w:rPr>
-          <w:rFonts w:ascii="Consolas" w:cs="Consolas" w:eastAsia="Consolas" w:hAnsi="Consolas"/>
-          <w:color w:val="2D2D2D"/>
-          <w:sz w:val="19"/>
-          <w:szCs w:val="19"/>
-        </w:rPr>
-        <w:t xml:space="preserve">      │               │</w:t>
-      </w:r>
-    </w:p>
-    <w:p>
-      <w:pPr>
-        <w:shd w:fill="F5F5F5" w:val="clear"/>
-        <w:spacing w:line="240"/>
-        <w:ind w:left="360"/>
-      </w:pPr>
-      <w:r>
-        <w:rPr>
-          <w:rFonts w:ascii="Consolas" w:cs="Consolas" w:eastAsia="Consolas" w:hAnsi="Consolas"/>
-          <w:color w:val="2D2D2D"/>
-          <w:sz w:val="19"/>
-          <w:szCs w:val="19"/>
-        </w:rPr>
-        <w:t xml:space="preserve">      └───Trigger─────┘  (KEY0单击触发软启动)</w:t>
-      </w:r>
-    </w:p>
-    <w:p>
-      <w:pPr>
-        <w:shd w:fill="F5F5F5" w:val="clear"/>
-        <w:spacing w:line="240"/>
-        <w:ind w:left="360"/>
-      </w:pPr>
-      <w:r>
-        <w:rPr>
-          <w:rFonts w:ascii="Consolas" w:cs="Consolas" w:eastAsia="Consolas" w:hAnsi="Consolas"/>
-          <w:color w:val="2D2D2D"/>
-          <w:sz w:val="19"/>
-          <w:szCs w:val="19"/>
-        </w:rPr>
-        <w:t xml:space="preserve">      └───Stop────────── (KEY0/KEY1关断)</w:t>
+        <w:t xml:space="preserve">     ┌──────────────────────────────────────────────────────┐
+</w:t>
+      </w:r>
+    </w:p>
+    <w:p>
+      <w:pPr>
+        <w:shd w:fill="F5F5F5" w:val="clear"/>
+        <w:spacing w:line="240"/>
+        <w:ind w:left="360"/>
+      </w:pPr>
+      <w:r>
+        <w:rPr>
+          <w:rFonts w:ascii="Consolas" w:cs="Consolas" w:eastAsia="Consolas" w:hAnsi="Consolas"/>
+          <w:color w:val="2D2D2D"/>
+          <w:sz w:val="19"/>
+          <w:szCs w:val="19"/>
+        </w:rPr>
+        <w:t xml:space="preserve">     │                  main.c while(1)                     │
+</w:t>
+      </w:r>
+    </w:p>
+    <w:p>
+      <w:pPr>
+        <w:shd w:fill="F5F5F5" w:val="clear"/>
+        <w:spacing w:line="240"/>
+        <w:ind w:left="360"/>
+      </w:pPr>
+      <w:r>
+        <w:rPr>
+          <w:rFonts w:ascii="Consolas" w:cs="Consolas" w:eastAsia="Consolas" w:hAnsi="Consolas"/>
+          <w:color w:val="2D2D2D"/>
+          <w:sz w:val="19"/>
+          <w:szCs w:val="19"/>
+        </w:rPr>
+        <w:t xml:space="preserve">     └──────────────────────────────────────────────────────┘
+</w:t>
+      </w:r>
+    </w:p>
+    <w:p>
+      <w:pPr>
+        <w:shd w:fill="F5F5F5" w:val="clear"/>
+        <w:spacing w:line="240"/>
+        <w:ind w:left="360"/>
+      </w:pPr>
+      <w:r>
+        <w:rPr>
+          <w:rFonts w:ascii="Consolas" w:cs="Consolas" w:eastAsia="Consolas" w:hAnsi="Consolas"/>
+          <w:color w:val="2D2D2D"/>
+          <w:sz w:val="19"/>
+          <w:szCs w:val="19"/>
+        </w:rPr>
+        <w:t xml:space="preserve">                          │
+</w:t>
+      </w:r>
+    </w:p>
+    <w:p>
+      <w:pPr>
+        <w:shd w:fill="F5F5F5" w:val="clear"/>
+        <w:spacing w:line="240"/>
+        <w:ind w:left="360"/>
+      </w:pPr>
+      <w:r>
+        <w:rPr>
+          <w:rFonts w:ascii="Consolas" w:cs="Consolas" w:eastAsia="Consolas" w:hAnsi="Consolas"/>
+          <w:color w:val="2D2D2D"/>
+          <w:sz w:val="19"/>
+          <w:szCs w:val="19"/>
+        </w:rPr>
+        <w:t xml:space="preserve">      ┌──────┬──────┬──────┼──────┬──────┐
+</w:t>
+      </w:r>
+    </w:p>
+    <w:p>
+      <w:pPr>
+        <w:shd w:fill="F5F5F5" w:val="clear"/>
+        <w:spacing w:line="240"/>
+        <w:ind w:left="360"/>
+      </w:pPr>
+      <w:r>
+        <w:rPr>
+          <w:rFonts w:ascii="Consolas" w:cs="Consolas" w:eastAsia="Consolas" w:hAnsi="Consolas"/>
+          <w:color w:val="2D2D2D"/>
+          <w:sz w:val="19"/>
+          <w:szCs w:val="19"/>
+        </w:rPr>
+        <w:t xml:space="preserve">      ▼      ▼      ▼      ▼      ▼      ▼
+</w:t>
+      </w:r>
+    </w:p>
+    <w:p>
+      <w:pPr>
+        <w:shd w:fill="F5F5F5" w:val="clear"/>
+        <w:spacing w:line="240"/>
+        <w:ind w:left="360"/>
+      </w:pPr>
+      <w:r>
+        <w:rPr>
+          <w:rFonts w:ascii="Consolas" w:cs="Consolas" w:eastAsia="Consolas" w:hAnsi="Consolas"/>
+          <w:color w:val="2D2D2D"/>
+          <w:sz w:val="19"/>
+          <w:szCs w:val="19"/>
+        </w:rPr>
+        <w:t xml:space="preserve">   ┌──────┐┌──────┐┌──────┐┌──────┐┌──────┐
+</w:t>
+      </w:r>
+    </w:p>
+    <w:p>
+      <w:pPr>
+        <w:shd w:fill="F5F5F5" w:val="clear"/>
+        <w:spacing w:line="240"/>
+        <w:ind w:left="360"/>
+      </w:pPr>
+      <w:r>
+        <w:rPr>
+          <w:rFonts w:ascii="Consolas" w:cs="Consolas" w:eastAsia="Consolas" w:hAnsi="Consolas"/>
+          <w:color w:val="2D2D2D"/>
+          <w:sz w:val="19"/>
+          <w:szCs w:val="19"/>
+        </w:rPr>
+        <w:t xml:space="preserve">   │KEY   ││ADC   ││UI    ││Soft  ││LED   │
+</w:t>
+      </w:r>
+    </w:p>
+    <w:p>
+      <w:pPr>
+        <w:shd w:fill="F5F5F5" w:val="clear"/>
+        <w:spacing w:line="240"/>
+        <w:ind w:left="360"/>
+      </w:pPr>
+      <w:r>
+        <w:rPr>
+          <w:rFonts w:ascii="Consolas" w:cs="Consolas" w:eastAsia="Consolas" w:hAnsi="Consolas"/>
+          <w:color w:val="2D2D2D"/>
+          <w:sz w:val="19"/>
+          <w:szCs w:val="19"/>
+        </w:rPr>
+        <w:t xml:space="preserve">   │Task  ││Filter││Task  ││Start ││Task  │
+</w:t>
+      </w:r>
+    </w:p>
+    <w:p>
+      <w:pPr>
+        <w:shd w:fill="F5F5F5" w:val="clear"/>
+        <w:spacing w:line="240"/>
+        <w:ind w:left="360"/>
+      </w:pPr>
+      <w:r>
+        <w:rPr>
+          <w:rFonts w:ascii="Consolas" w:cs="Consolas" w:eastAsia="Consolas" w:hAnsi="Consolas"/>
+          <w:color w:val="2D2D2D"/>
+          <w:sz w:val="19"/>
+          <w:szCs w:val="19"/>
+        </w:rPr>
+        <w:t xml:space="preserve">   │10ms  ││Task  ││200ms ││Task  ││500ms │
+</w:t>
+      </w:r>
+    </w:p>
+    <w:p>
+      <w:pPr>
+        <w:shd w:fill="F5F5F5" w:val="clear"/>
+        <w:spacing w:line="240"/>
+        <w:ind w:left="360"/>
+      </w:pPr>
+      <w:r>
+        <w:rPr>
+          <w:rFonts w:ascii="Consolas" w:cs="Consolas" w:eastAsia="Consolas" w:hAnsi="Consolas"/>
+          <w:color w:val="2D2D2D"/>
+          <w:sz w:val="19"/>
+          <w:szCs w:val="19"/>
+        </w:rPr>
+        <w:t xml:space="preserve">   │      ││2ms   ││      ││10ms  ││      │
+</w:t>
+      </w:r>
+    </w:p>
+    <w:p>
+      <w:pPr>
+        <w:shd w:fill="F5F5F5" w:val="clear"/>
+        <w:spacing w:line="240"/>
+        <w:ind w:left="360"/>
+      </w:pPr>
+      <w:r>
+        <w:rPr>
+          <w:rFonts w:ascii="Consolas" w:cs="Consolas" w:eastAsia="Consolas" w:hAnsi="Consolas"/>
+          <w:color w:val="2D2D2D"/>
+          <w:sz w:val="19"/>
+          <w:szCs w:val="19"/>
+        </w:rPr>
+        <w:t xml:space="preserve">   └──┬───┘└──┬───┘└──┬───┘└──┬───┘└──┬───┘
+</w:t>
+      </w:r>
+    </w:p>
+    <w:p>
+      <w:pPr>
+        <w:shd w:fill="F5F5F5" w:val="clear"/>
+        <w:spacing w:line="240"/>
+        <w:ind w:left="360"/>
+      </w:pPr>
+      <w:r>
+        <w:rPr>
+          <w:rFonts w:ascii="Consolas" w:cs="Consolas" w:eastAsia="Consolas" w:hAnsi="Consolas"/>
+          <w:color w:val="2D2D2D"/>
+          <w:sz w:val="19"/>
+          <w:szCs w:val="19"/>
+        </w:rPr>
+        <w:t xml:space="preserve">      │       │       │       │       │
+</w:t>
+      </w:r>
+    </w:p>
+    <w:p>
+      <w:pPr>
+        <w:shd w:fill="F5F5F5" w:val="clear"/>
+        <w:spacing w:line="240"/>
+        <w:ind w:left="360"/>
+      </w:pPr>
+      <w:r>
+        <w:rPr>
+          <w:rFonts w:ascii="Consolas" w:cs="Consolas" w:eastAsia="Consolas" w:hAnsi="Consolas"/>
+          <w:color w:val="2D2D2D"/>
+          <w:sz w:val="19"/>
+          <w:szCs w:val="19"/>
+        </w:rPr>
+        <w:t xml:space="preserve">      ▼       ▼       ▼       ▼       ▼
+</w:t>
+      </w:r>
+    </w:p>
+    <w:p>
+      <w:pPr>
+        <w:shd w:fill="F5F5F5" w:val="clear"/>
+        <w:spacing w:line="240"/>
+        <w:ind w:left="360"/>
+      </w:pPr>
+      <w:r>
+        <w:rPr>
+          <w:rFonts w:ascii="Consolas" w:cs="Consolas" w:eastAsia="Consolas" w:hAnsi="Consolas"/>
+          <w:color w:val="2D2D2D"/>
+          <w:sz w:val="19"/>
+          <w:szCs w:val="19"/>
+        </w:rPr>
+        <w:t xml:space="preserve">   七态FSM  样本推入  OLED刷新 扫频步进 PC13翻转
+</w:t>
+      </w:r>
+    </w:p>
+    <w:p>
+      <w:pPr>
+        <w:shd w:fill="F5F5F5" w:val="clear"/>
+        <w:spacing w:line="240"/>
+        <w:ind w:left="360"/>
+      </w:pPr>
+      <w:r>
+        <w:rPr>
+          <w:rFonts w:ascii="Consolas" w:cs="Consolas" w:eastAsia="Consolas" w:hAnsi="Consolas"/>
+          <w:color w:val="2D2D2D"/>
+          <w:sz w:val="19"/>
+          <w:szCs w:val="19"/>
+        </w:rPr>
+        <w:t xml:space="preserve">   单击/   滑动平均  +按键分发 200Hz/步 心跳指示
+</w:t>
+      </w:r>
+    </w:p>
+    <w:p>
+      <w:pPr>
+        <w:shd w:fill="F5F5F5" w:val="clear"/>
+        <w:spacing w:line="240"/>
+        <w:ind w:left="360"/>
+      </w:pPr>
+      <w:r>
+        <w:rPr>
+          <w:rFonts w:ascii="Consolas" w:cs="Consolas" w:eastAsia="Consolas" w:hAnsi="Consolas"/>
+          <w:color w:val="2D2D2D"/>
+          <w:sz w:val="19"/>
+          <w:szCs w:val="19"/>
+        </w:rPr>
+        <w:t xml:space="preserve">   双击    O(1)更新  +LED状态  150k→100k
+</w:t>
+      </w:r>
+    </w:p>
+    <w:p>
+      <w:pPr>
+        <w:shd w:fill="F5F5F5" w:val="clear"/>
+        <w:spacing w:line="240"/>
+        <w:ind w:left="360"/>
+      </w:pPr>
+      <w:r>
+        <w:rPr>
+          <w:rFonts w:ascii="Consolas" w:cs="Consolas" w:eastAsia="Consolas" w:hAnsi="Consolas"/>
+          <w:color w:val="2D2D2D"/>
+          <w:sz w:val="19"/>
+          <w:szCs w:val="19"/>
+        </w:rPr>
+        <w:t xml:space="preserve">      │               │
+</w:t>
+      </w:r>
+    </w:p>
+    <w:p>
+      <w:pPr>
+        <w:shd w:fill="F5F5F5" w:val="clear"/>
+        <w:spacing w:line="240"/>
+        <w:ind w:left="360"/>
+      </w:pPr>
+      <w:r>
+        <w:rPr>
+          <w:rFonts w:ascii="Consolas" w:cs="Consolas" w:eastAsia="Consolas" w:hAnsi="Consolas"/>
+          <w:color w:val="2D2D2D"/>
+          <w:sz w:val="19"/>
+          <w:szCs w:val="19"/>
+        </w:rPr>
+        <w:t xml:space="preserve">      └───Trigger─────┘  (KEY0单击触发软启动)
+</w:t>
+      </w:r>
+    </w:p>
+    <w:p>
+      <w:pPr>
+        <w:shd w:fill="F5F5F5" w:val="clear"/>
+        <w:spacing w:line="240"/>
+        <w:ind w:left="360"/>
+      </w:pPr>
+      <w:r>
+        <w:rPr>
+          <w:rFonts w:ascii="Consolas" w:cs="Consolas" w:eastAsia="Consolas" w:hAnsi="Consolas"/>
+          <w:color w:val="2D2D2D"/>
+          <w:sz w:val="19"/>
+          <w:szCs w:val="19"/>
+        </w:rPr>
+        <w:t xml:space="preserve">      └───Stop────────── (KEY0/KEY1关断)
+</w:t>
       </w:r>
     </w:p>
     <w:p/>
@@ -8024,7 +8318,8 @@
           <w:sz w:val="22"/>
           <w:szCs w:val="22"/>
         </w:rPr>
-        <w:t xml:space="preserve">五个 Task 各自有 `static uint32_t last` 时间戳。主循环高频轮转 (单次 &lt; 1ms), 未到周期直接 return。</w:t>
+        <w:t xml:space="preserve">五个 Task 各自有 `static uint32_t last` 时间戳。主循环高频轮转 (单次 &lt; 1ms), 未到周期直接 return。
+</w:t>
       </w:r>
     </w:p>
     <w:p/>
@@ -8059,103 +8354,110 @@
           <w:sz w:val="19"/>
           <w:szCs w:val="19"/>
         </w:rPr>
-        <w:t xml:space="preserve">KEY0单击 → KEY_Task(10ms) → KEY_Get_Event(0)=1</w:t>
-      </w:r>
-    </w:p>
-    <w:p>
-      <w:pPr>
-        <w:shd w:fill="F5F5F5" w:val="clear"/>
-        <w:spacing w:line="240"/>
-        <w:ind w:left="360"/>
-      </w:pPr>
-      <w:r>
-        <w:rPr>
-          <w:rFonts w:ascii="Consolas" w:cs="Consolas" w:eastAsia="Consolas" w:hAnsi="Consolas"/>
-          <w:color w:val="2D2D2D"/>
-          <w:sz w:val="19"/>
-          <w:szCs w:val="19"/>
-        </w:rPr>
-        <w:t xml:space="preserve">  → UI_HandleKeys → Inverter_SoftStart_Trigger</w:t>
-      </w:r>
-    </w:p>
-    <w:p>
-      <w:pPr>
-        <w:shd w:fill="F5F5F5" w:val="clear"/>
-        <w:spacing w:line="240"/>
-        <w:ind w:left="360"/>
-      </w:pPr>
-      <w:r>
-        <w:rPr>
-          <w:rFonts w:ascii="Consolas" w:cs="Consolas" w:eastAsia="Consolas" w:hAnsi="Consolas"/>
-          <w:color w:val="2D2D2D"/>
-          <w:sz w:val="19"/>
-          <w:szCs w:val="19"/>
-        </w:rPr>
-        <w:t xml:space="preserve">    → PWM_Enable (开MOE) → PWM_SetFrequency(150k)</w:t>
-      </w:r>
-    </w:p>
-    <w:p>
-      <w:pPr>
-        <w:shd w:fill="F5F5F5" w:val="clear"/>
-        <w:spacing w:line="240"/>
-        <w:ind w:left="360"/>
-      </w:pPr>
-      <w:r>
-        <w:rPr>
-          <w:rFonts w:ascii="Consolas" w:cs="Consolas" w:eastAsia="Consolas" w:hAnsi="Consolas"/>
-          <w:color w:val="2D2D2D"/>
-          <w:sz w:val="19"/>
-          <w:szCs w:val="19"/>
-        </w:rPr>
-        <w:t xml:space="preserve">      → Inverter_SoftStart_Task 每10ms降频200Hz → 100kHz → SS_DONE</w:t>
-      </w:r>
-    </w:p>
-    <w:p>
-      <w:pPr>
-        <w:shd w:fill="F5F5F5" w:val="clear"/>
-        <w:spacing w:line="240"/>
-        <w:ind w:left="360"/>
-      </w:pPr>
-      <w:r>
-        <w:rPr>
-          <w:rFonts w:ascii="Consolas" w:cs="Consolas" w:eastAsia="Consolas" w:hAnsi="Consolas"/>
-          <w:color w:val="2D2D2D"/>
-          <w:sz w:val="19"/>
-          <w:szCs w:val="19"/>
-        </w:rPr>
-        <w:t xml:space="preserve"/>
-      </w:r>
-    </w:p>
-    <w:p>
-      <w:pPr>
-        <w:shd w:fill="F5F5F5" w:val="clear"/>
-        <w:spacing w:line="240"/>
-        <w:ind w:left="360"/>
-      </w:pPr>
-      <w:r>
-        <w:rPr>
-          <w:rFonts w:ascii="Consolas" w:cs="Consolas" w:eastAsia="Consolas" w:hAnsi="Consolas"/>
-          <w:color w:val="2D2D2D"/>
-          <w:sz w:val="19"/>
-          <w:szCs w:val="19"/>
-        </w:rPr>
-        <w:t xml:space="preserve">KEY1单击(SS_DONE) → PWM_GetFrequency → +1000</w:t>
-      </w:r>
-    </w:p>
-    <w:p>
-      <w:pPr>
-        <w:shd w:fill="F5F5F5" w:val="clear"/>
-        <w:spacing w:line="240"/>
-        <w:ind w:left="360"/>
-      </w:pPr>
-      <w:r>
-        <w:rPr>
-          <w:rFonts w:ascii="Consolas" w:cs="Consolas" w:eastAsia="Consolas" w:hAnsi="Consolas"/>
-          <w:color w:val="2D2D2D"/>
-          <w:sz w:val="19"/>
-          <w:szCs w:val="19"/>
-        </w:rPr>
-        <w:t xml:space="preserve">  → PWM_SetFrequency (100k~150k封顶不绕回)</w:t>
+        <w:t xml:space="preserve">KEY0单击 → KEY_Task(10ms) → KEY_Get_Event(0)=1
+</w:t>
+      </w:r>
+    </w:p>
+    <w:p>
+      <w:pPr>
+        <w:shd w:fill="F5F5F5" w:val="clear"/>
+        <w:spacing w:line="240"/>
+        <w:ind w:left="360"/>
+      </w:pPr>
+      <w:r>
+        <w:rPr>
+          <w:rFonts w:ascii="Consolas" w:cs="Consolas" w:eastAsia="Consolas" w:hAnsi="Consolas"/>
+          <w:color w:val="2D2D2D"/>
+          <w:sz w:val="19"/>
+          <w:szCs w:val="19"/>
+        </w:rPr>
+        <w:t xml:space="preserve">  → UI_HandleKeys → Inverter_SoftStart_Trigger
+</w:t>
+      </w:r>
+    </w:p>
+    <w:p>
+      <w:pPr>
+        <w:shd w:fill="F5F5F5" w:val="clear"/>
+        <w:spacing w:line="240"/>
+        <w:ind w:left="360"/>
+      </w:pPr>
+      <w:r>
+        <w:rPr>
+          <w:rFonts w:ascii="Consolas" w:cs="Consolas" w:eastAsia="Consolas" w:hAnsi="Consolas"/>
+          <w:color w:val="2D2D2D"/>
+          <w:sz w:val="19"/>
+          <w:szCs w:val="19"/>
+        </w:rPr>
+        <w:t xml:space="preserve">    → PWM_Enable (开MOE) → PWM_SetFrequency(150k)
+</w:t>
+      </w:r>
+    </w:p>
+    <w:p>
+      <w:pPr>
+        <w:shd w:fill="F5F5F5" w:val="clear"/>
+        <w:spacing w:line="240"/>
+        <w:ind w:left="360"/>
+      </w:pPr>
+      <w:r>
+        <w:rPr>
+          <w:rFonts w:ascii="Consolas" w:cs="Consolas" w:eastAsia="Consolas" w:hAnsi="Consolas"/>
+          <w:color w:val="2D2D2D"/>
+          <w:sz w:val="19"/>
+          <w:szCs w:val="19"/>
+        </w:rPr>
+        <w:t xml:space="preserve">      → Inverter_SoftStart_Task 每10ms降频200Hz → 100kHz → SS_DONE
+</w:t>
+      </w:r>
+    </w:p>
+    <w:p>
+      <w:pPr>
+        <w:shd w:fill="F5F5F5" w:val="clear"/>
+        <w:spacing w:line="240"/>
+        <w:ind w:left="360"/>
+      </w:pPr>
+      <w:r>
+        <w:rPr>
+          <w:rFonts w:ascii="Consolas" w:cs="Consolas" w:eastAsia="Consolas" w:hAnsi="Consolas"/>
+          <w:color w:val="2D2D2D"/>
+          <w:sz w:val="19"/>
+          <w:szCs w:val="19"/>
+        </w:rPr>
+        <w:t xml:space="preserve">
+</w:t>
+      </w:r>
+    </w:p>
+    <w:p>
+      <w:pPr>
+        <w:shd w:fill="F5F5F5" w:val="clear"/>
+        <w:spacing w:line="240"/>
+        <w:ind w:left="360"/>
+      </w:pPr>
+      <w:r>
+        <w:rPr>
+          <w:rFonts w:ascii="Consolas" w:cs="Consolas" w:eastAsia="Consolas" w:hAnsi="Consolas"/>
+          <w:color w:val="2D2D2D"/>
+          <w:sz w:val="19"/>
+          <w:szCs w:val="19"/>
+        </w:rPr>
+        <w:t xml:space="preserve">KEY1单击(SS_DONE) → PWM_GetFrequency → +1000
+</w:t>
+      </w:r>
+    </w:p>
+    <w:p>
+      <w:pPr>
+        <w:shd w:fill="F5F5F5" w:val="clear"/>
+        <w:spacing w:line="240"/>
+        <w:ind w:left="360"/>
+      </w:pPr>
+      <w:r>
+        <w:rPr>
+          <w:rFonts w:ascii="Consolas" w:cs="Consolas" w:eastAsia="Consolas" w:hAnsi="Consolas"/>
+          <w:color w:val="2D2D2D"/>
+          <w:sz w:val="19"/>
+          <w:szCs w:val="19"/>
+        </w:rPr>
+        <w:t xml:space="preserve">  → PWM_SetFrequency (100k~150k封顶不绕回)
+</w:t>
       </w:r>
     </w:p>
     <w:p/>
@@ -8190,87 +8492,93 @@
           <w:sz w:val="19"/>
           <w:szCs w:val="19"/>
         </w:rPr>
-        <w:t xml:space="preserve">PA0(电流)/PA1(电压) → ADC1 双通道扫描 → DMA1_Channel1 循环</w:t>
-      </w:r>
-    </w:p>
-    <w:p>
-      <w:pPr>
-        <w:shd w:fill="F5F5F5" w:val="clear"/>
-        <w:spacing w:line="240"/>
-        <w:ind w:left="360"/>
-      </w:pPr>
-      <w:r>
-        <w:rPr>
-          <w:rFonts w:ascii="Consolas" w:cs="Consolas" w:eastAsia="Consolas" w:hAnsi="Consolas"/>
-          <w:color w:val="2D2D2D"/>
-          <w:sz w:val="19"/>
-          <w:szCs w:val="19"/>
-        </w:rPr>
-        <w:t xml:space="preserve">  → ADC_ConvertedValue[2] (ISR级别自动刷新)</w:t>
-      </w:r>
-    </w:p>
-    <w:p>
-      <w:pPr>
-        <w:shd w:fill="F5F5F5" w:val="clear"/>
-        <w:spacing w:line="240"/>
-        <w:ind w:left="360"/>
-      </w:pPr>
-      <w:r>
-        <w:rPr>
-          <w:rFonts w:ascii="Consolas" w:cs="Consolas" w:eastAsia="Consolas" w:hAnsi="Consolas"/>
-          <w:color w:val="2D2D2D"/>
-          <w:sz w:val="19"/>
-          <w:szCs w:val="19"/>
-        </w:rPr>
-        <w:t xml:space="preserve">    → ADC_Filter_Task (2ms) 推入环形缓冲</w:t>
-      </w:r>
-    </w:p>
-    <w:p>
-      <w:pPr>
-        <w:shd w:fill="F5F5F5" w:val="clear"/>
-        <w:spacing w:line="240"/>
-        <w:ind w:left="360"/>
-      </w:pPr>
-      <w:r>
-        <w:rPr>
-          <w:rFonts w:ascii="Consolas" w:cs="Consolas" w:eastAsia="Consolas" w:hAnsi="Consolas"/>
-          <w:color w:val="2D2D2D"/>
-          <w:sz w:val="19"/>
-          <w:szCs w:val="19"/>
-        </w:rPr>
-        <w:t xml:space="preserve">      → O(1)运行累加器 → s_voltage / s_current</w:t>
-      </w:r>
-    </w:p>
-    <w:p>
-      <w:pPr>
-        <w:shd w:fill="F5F5F5" w:val="clear"/>
-        <w:spacing w:line="240"/>
-        <w:ind w:left="360"/>
-      </w:pPr>
-      <w:r>
-        <w:rPr>
-          <w:rFonts w:ascii="Consolas" w:cs="Consolas" w:eastAsia="Consolas" w:hAnsi="Consolas"/>
-          <w:color w:val="2D2D2D"/>
-          <w:sz w:val="19"/>
-          <w:szCs w:val="19"/>
-        </w:rPr>
-        <w:t xml:space="preserve">        → Get_Real_Voltage/Current (O(1)返回)</w:t>
-      </w:r>
-    </w:p>
-    <w:p>
-      <w:pPr>
-        <w:shd w:fill="F5F5F5" w:val="clear"/>
-        <w:spacing w:line="240"/>
-        <w:ind w:left="360"/>
-      </w:pPr>
-      <w:r>
-        <w:rPr>
-          <w:rFonts w:ascii="Consolas" w:cs="Consolas" w:eastAsia="Consolas" w:hAnsi="Consolas"/>
-          <w:color w:val="2D2D2D"/>
-          <w:sz w:val="19"/>
-          <w:szCs w:val="19"/>
-        </w:rPr>
-        <w:t xml:space="preserve">          → UI_Task (200ms) OLED 显示</w:t>
+        <w:t xml:space="preserve">PA0(电流)/PA1(电压) → ADC1 双通道扫描 → DMA1_Channel1 循环
+</w:t>
+      </w:r>
+    </w:p>
+    <w:p>
+      <w:pPr>
+        <w:shd w:fill="F5F5F5" w:val="clear"/>
+        <w:spacing w:line="240"/>
+        <w:ind w:left="360"/>
+      </w:pPr>
+      <w:r>
+        <w:rPr>
+          <w:rFonts w:ascii="Consolas" w:cs="Consolas" w:eastAsia="Consolas" w:hAnsi="Consolas"/>
+          <w:color w:val="2D2D2D"/>
+          <w:sz w:val="19"/>
+          <w:szCs w:val="19"/>
+        </w:rPr>
+        <w:t xml:space="preserve">  → ADC_ConvertedValue[2] (ISR级别自动刷新)
+</w:t>
+      </w:r>
+    </w:p>
+    <w:p>
+      <w:pPr>
+        <w:shd w:fill="F5F5F5" w:val="clear"/>
+        <w:spacing w:line="240"/>
+        <w:ind w:left="360"/>
+      </w:pPr>
+      <w:r>
+        <w:rPr>
+          <w:rFonts w:ascii="Consolas" w:cs="Consolas" w:eastAsia="Consolas" w:hAnsi="Consolas"/>
+          <w:color w:val="2D2D2D"/>
+          <w:sz w:val="19"/>
+          <w:szCs w:val="19"/>
+        </w:rPr>
+        <w:t xml:space="preserve">    → ADC_Filter_Task (2ms) 推入环形缓冲
+</w:t>
+      </w:r>
+    </w:p>
+    <w:p>
+      <w:pPr>
+        <w:shd w:fill="F5F5F5" w:val="clear"/>
+        <w:spacing w:line="240"/>
+        <w:ind w:left="360"/>
+      </w:pPr>
+      <w:r>
+        <w:rPr>
+          <w:rFonts w:ascii="Consolas" w:cs="Consolas" w:eastAsia="Consolas" w:hAnsi="Consolas"/>
+          <w:color w:val="2D2D2D"/>
+          <w:sz w:val="19"/>
+          <w:szCs w:val="19"/>
+        </w:rPr>
+        <w:t xml:space="preserve">      → O(1)运行累加器 → s_voltage / s_current
+</w:t>
+      </w:r>
+    </w:p>
+    <w:p>
+      <w:pPr>
+        <w:shd w:fill="F5F5F5" w:val="clear"/>
+        <w:spacing w:line="240"/>
+        <w:ind w:left="360"/>
+      </w:pPr>
+      <w:r>
+        <w:rPr>
+          <w:rFonts w:ascii="Consolas" w:cs="Consolas" w:eastAsia="Consolas" w:hAnsi="Consolas"/>
+          <w:color w:val="2D2D2D"/>
+          <w:sz w:val="19"/>
+          <w:szCs w:val="19"/>
+        </w:rPr>
+        <w:t xml:space="preserve">        → Get_Real_Voltage/Current (O(1)返回)
+</w:t>
+      </w:r>
+    </w:p>
+    <w:p>
+      <w:pPr>
+        <w:shd w:fill="F5F5F5" w:val="clear"/>
+        <w:spacing w:line="240"/>
+        <w:ind w:left="360"/>
+      </w:pPr>
+      <w:r>
+        <w:rPr>
+          <w:rFonts w:ascii="Consolas" w:cs="Consolas" w:eastAsia="Consolas" w:hAnsi="Consolas"/>
+          <w:color w:val="2D2D2D"/>
+          <w:sz w:val="19"/>
+          <w:szCs w:val="19"/>
+        </w:rPr>
+        <w:t xml:space="preserve">          → UI_Task (200ms) OLED 显示
+</w:t>
       </w:r>
     </w:p>
     <w:p/>

--- a/Claude_Files/docs/软件架构与开发者指南.docx
+++ b/Claude_Files/docs/软件架构与开发者指南.docx
@@ -288,7 +288,7 @@
                 <w:sz w:val="20"/>
                 <w:szCs w:val="20"/>
               </w:rPr>
-              <w:t xml:space="preserve">V4.1</w:t>
+              <w:t xml:space="preserve">V4.2</w:t>
             </w:r>
           </w:p>
         </w:tc>
@@ -416,7 +416,7 @@
                 <w:sz w:val="20"/>
                 <w:szCs w:val="20"/>
               </w:rPr>
-              <w:t xml:space="preserve">V4.1</w:t>
+              <w:t xml:space="preserve">V4.2</w:t>
             </w:r>
           </w:p>
         </w:tc>
@@ -615,6 +615,101 @@
                 <w:szCs w:val="20"/>
               </w:rPr>
               <w:t xml:space="preserve">变更说明</w:t>
+            </w:r>
+          </w:p>
+        </w:tc>
+      </w:tr>
+      <w:tr>
+        <w:tc>
+          <w:tcPr>
+            <w:tcW w:type="dxa" w:w="3024"/>
+            <w:tcBorders>
+              <w:top w:val="single" w:color="CCCCCC" w:sz="1"/>
+              <w:left w:val="single" w:color="CCCCCC" w:sz="1"/>
+              <w:bottom w:val="single" w:color="CCCCCC" w:sz="1"/>
+              <w:right w:val="single" w:color="CCCCCC" w:sz="1"/>
+            </w:tcBorders>
+            <w:tcMar>
+              <w:top w:type="dxa" w:w="60"/>
+              <w:left w:type="dxa" w:w="100"/>
+              <w:bottom w:type="dxa" w:w="60"/>
+              <w:right w:type="dxa" w:w="100"/>
+            </w:tcMar>
+          </w:tcPr>
+          <w:p>
+            <w:pPr>
+              <w:spacing w:line="288"/>
+            </w:pPr>
+            <w:r>
+              <w:rPr>
+                <w:rFonts w:ascii="SimSun" w:cs="SimSun" w:eastAsia="SimSun" w:hAnsi="SimSun"/>
+                <w:color w:val="333333"/>
+                <w:sz w:val="20"/>
+                <w:szCs w:val="20"/>
+              </w:rPr>
+              <w:t xml:space="preserve">V4.2</w:t>
+            </w:r>
+          </w:p>
+        </w:tc>
+        <w:tc>
+          <w:tcPr>
+            <w:tcW w:type="dxa" w:w="3024"/>
+            <w:tcBorders>
+              <w:top w:val="single" w:color="CCCCCC" w:sz="1"/>
+              <w:left w:val="single" w:color="CCCCCC" w:sz="1"/>
+              <w:bottom w:val="single" w:color="CCCCCC" w:sz="1"/>
+              <w:right w:val="single" w:color="CCCCCC" w:sz="1"/>
+            </w:tcBorders>
+            <w:tcMar>
+              <w:top w:type="dxa" w:w="60"/>
+              <w:left w:type="dxa" w:w="100"/>
+              <w:bottom w:type="dxa" w:w="60"/>
+              <w:right w:type="dxa" w:w="100"/>
+            </w:tcMar>
+          </w:tcPr>
+          <w:p>
+            <w:pPr>
+              <w:spacing w:line="288"/>
+            </w:pPr>
+            <w:r>
+              <w:rPr>
+                <w:rFonts w:ascii="SimSun" w:cs="SimSun" w:eastAsia="SimSun" w:hAnsi="SimSun"/>
+                <w:color w:val="333333"/>
+                <w:sz w:val="20"/>
+                <w:szCs w:val="20"/>
+              </w:rPr>
+              <w:t xml:space="preserve">2026-05-22</w:t>
+            </w:r>
+          </w:p>
+        </w:tc>
+        <w:tc>
+          <w:tcPr>
+            <w:tcW w:type="dxa" w:w="3024"/>
+            <w:tcBorders>
+              <w:top w:val="single" w:color="CCCCCC" w:sz="1"/>
+              <w:left w:val="single" w:color="CCCCCC" w:sz="1"/>
+              <w:bottom w:val="single" w:color="CCCCCC" w:sz="1"/>
+              <w:right w:val="single" w:color="CCCCCC" w:sz="1"/>
+            </w:tcBorders>
+            <w:tcMar>
+              <w:top w:type="dxa" w:w="60"/>
+              <w:left w:type="dxa" w:w="100"/>
+              <w:bottom w:type="dxa" w:w="60"/>
+              <w:right w:type="dxa" w:w="100"/>
+            </w:tcMar>
+          </w:tcPr>
+          <w:p>
+            <w:pPr>
+              <w:spacing w:line="288"/>
+            </w:pPr>
+            <w:r>
+              <w:rPr>
+                <w:rFonts w:ascii="SimSun" w:cs="SimSun" w:eastAsia="SimSun" w:hAnsi="SimSun"/>
+                <w:color w:val="333333"/>
+                <w:sz w:val="20"/>
+                <w:szCs w:val="20"/>
+              </w:rPr>
+              <w:t xml:space="preserve">PWM_AdjustFreq_Up/Down 干净目标频率消除累积误差; 遥测周期2000ms→500ms; SS_IDLE/FAULT强制V=0; ESP8266双MQTT(OneNET+EMQX); Web监控面板(APP/); 移除React StrictMode</w:t>
             </w:r>
           </w:p>
         </w:tc>

--- a/Claude_Files/docs/软件架构与开发者指南.docx
+++ b/Claude_Files/docs/软件架构与开发者指南.docx
@@ -288,7 +288,7 @@
                 <w:sz w:val="20"/>
                 <w:szCs w:val="20"/>
               </w:rPr>
-              <w:t xml:space="preserve">V1.1</w:t>
+              <w:t xml:space="preserve">V0.0.0</w:t>
             </w:r>
           </w:p>
         </w:tc>
@@ -352,7 +352,7 @@
                 <w:sz w:val="20"/>
                 <w:szCs w:val="20"/>
               </w:rPr>
-              <w:t xml:space="preserve">2026-05-22</w:t>
+              <w:t xml:space="preserve">2026-06-17</w:t>
             </w:r>
           </w:p>
         </w:tc>
@@ -416,7 +416,7 @@
                 <w:sz w:val="20"/>
                 <w:szCs w:val="20"/>
               </w:rPr>
-              <w:t xml:space="preserve">V1.1</w:t>
+              <w:t xml:space="preserve">V0.0.0</w:t>
             </w:r>
           </w:p>
         </w:tc>
@@ -647,6 +647,101 @@
                 <w:sz w:val="20"/>
                 <w:szCs w:val="20"/>
               </w:rPr>
+              <w:t xml:space="preserve">V0.0.0</w:t>
+            </w:r>
+          </w:p>
+        </w:tc>
+        <w:tc>
+          <w:tcPr>
+            <w:tcW w:type="dxa" w:w="3024"/>
+            <w:tcBorders>
+              <w:top w:val="single" w:color="CCCCCC" w:sz="1"/>
+              <w:left w:val="single" w:color="CCCCCC" w:sz="1"/>
+              <w:bottom w:val="single" w:color="CCCCCC" w:sz="1"/>
+              <w:right w:val="single" w:color="CCCCCC" w:sz="1"/>
+            </w:tcBorders>
+            <w:tcMar>
+              <w:top w:type="dxa" w:w="60"/>
+              <w:left w:type="dxa" w:w="100"/>
+              <w:bottom w:type="dxa" w:w="60"/>
+              <w:right w:type="dxa" w:w="100"/>
+            </w:tcMar>
+          </w:tcPr>
+          <w:p>
+            <w:pPr>
+              <w:spacing w:line="288"/>
+            </w:pPr>
+            <w:r>
+              <w:rPr>
+                <w:rFonts w:ascii="SimSun" w:cs="SimSun" w:eastAsia="SimSun" w:hAnsi="SimSun"/>
+                <w:color w:val="333333"/>
+                <w:sz w:val="20"/>
+                <w:szCs w:val="20"/>
+              </w:rPr>
+              <w:t xml:space="preserve">2026-06-17</w:t>
+            </w:r>
+          </w:p>
+        </w:tc>
+        <w:tc>
+          <w:tcPr>
+            <w:tcW w:type="dxa" w:w="3024"/>
+            <w:tcBorders>
+              <w:top w:val="single" w:color="CCCCCC" w:sz="1"/>
+              <w:left w:val="single" w:color="CCCCCC" w:sz="1"/>
+              <w:bottom w:val="single" w:color="CCCCCC" w:sz="1"/>
+              <w:right w:val="single" w:color="CCCCCC" w:sz="1"/>
+            </w:tcBorders>
+            <w:tcMar>
+              <w:top w:type="dxa" w:w="60"/>
+              <w:left w:type="dxa" w:w="100"/>
+              <w:bottom w:type="dxa" w:w="60"/>
+              <w:right w:type="dxa" w:w="100"/>
+            </w:tcMar>
+          </w:tcPr>
+          <w:p>
+            <w:pPr>
+              <w:spacing w:line="288"/>
+            </w:pPr>
+            <w:r>
+              <w:rPr>
+                <w:rFonts w:ascii="SimSun" w:cs="SimSun" w:eastAsia="SimSun" w:hAnsi="SimSun"/>
+                <w:color w:val="333333"/>
+                <w:sz w:val="20"/>
+                <w:szCs w:val="20"/>
+              </w:rPr>
+              <w:t xml:space="preserve">版本号重构: 全项目统一为 Vx.y.z (x=0固定, 对应项目名 WPT_PWM_V0.0), 历史 V1.0→V0.0.0, V1.1→V0.0.1</w:t>
+            </w:r>
+          </w:p>
+        </w:tc>
+      </w:tr>
+      <w:tr>
+        <w:tc>
+          <w:tcPr>
+            <w:tcW w:type="dxa" w:w="3024"/>
+            <w:tcBorders>
+              <w:top w:val="single" w:color="CCCCCC" w:sz="1"/>
+              <w:left w:val="single" w:color="CCCCCC" w:sz="1"/>
+              <w:bottom w:val="single" w:color="CCCCCC" w:sz="1"/>
+              <w:right w:val="single" w:color="CCCCCC" w:sz="1"/>
+            </w:tcBorders>
+            <w:tcMar>
+              <w:top w:type="dxa" w:w="60"/>
+              <w:left w:type="dxa" w:w="100"/>
+              <w:bottom w:type="dxa" w:w="60"/>
+              <w:right w:type="dxa" w:w="100"/>
+            </w:tcMar>
+          </w:tcPr>
+          <w:p>
+            <w:pPr>
+              <w:spacing w:line="288"/>
+            </w:pPr>
+            <w:r>
+              <w:rPr>
+                <w:rFonts w:ascii="SimSun" w:cs="SimSun" w:eastAsia="SimSun" w:hAnsi="SimSun"/>
+                <w:color w:val="333333"/>
+                <w:sz w:val="20"/>
+                <w:szCs w:val="20"/>
+              </w:rPr>
               <w:t xml:space="preserve">V1.0</w:t>
             </w:r>
           </w:p>
@@ -855,7 +950,7 @@
           <w:sz w:val="20"/>
           <w:szCs w:val="20"/>
         </w:rPr>
-        <w:t xml:space="preserve">**文档版本**: V1.1</w:t>
+        <w:t xml:space="preserve">**文档版本**: V0.0.0</w:t>
       </w:r>
     </w:p>
     <w:p>

--- a/Claude_Files/docs/软件架构与开发者指南.docx
+++ b/Claude_Files/docs/软件架构与开发者指南.docx
@@ -288,7 +288,7 @@
                 <w:sz w:val="20"/>
                 <w:szCs w:val="20"/>
               </w:rPr>
-              <w:t xml:space="preserve">V3.4</w:t>
+              <w:t xml:space="preserve">V1.0.0</w:t>
             </w:r>
           </w:p>
         </w:tc>
@@ -352,7 +352,7 @@
                 <w:sz w:val="20"/>
                 <w:szCs w:val="20"/>
               </w:rPr>
-              <w:t xml:space="preserve">2026-05-22</w:t>
+              <w:t xml:space="preserve">2026-06-17</w:t>
             </w:r>
           </w:p>
         </w:tc>
@@ -416,7 +416,7 @@
                 <w:sz w:val="20"/>
                 <w:szCs w:val="20"/>
               </w:rPr>
-              <w:t xml:space="preserve">V3.4</w:t>
+              <w:t xml:space="preserve">V1.0.0</w:t>
             </w:r>
           </w:p>
         </w:tc>
@@ -647,7 +647,7 @@
                 <w:sz w:val="20"/>
                 <w:szCs w:val="20"/>
               </w:rPr>
-              <w:t xml:space="preserve">V3.4</w:t>
+              <w:t xml:space="preserve">V1.0.0</w:t>
             </w:r>
           </w:p>
         </w:tc>
@@ -678,7 +678,7 @@
                 <w:sz w:val="20"/>
                 <w:szCs w:val="20"/>
               </w:rPr>
-              <w:t xml:space="preserve">2026-05-22</w:t>
+              <w:t xml:space="preserve">2026-06-17</w:t>
             </w:r>
           </w:p>
         </w:tc>
@@ -709,7 +709,7 @@
                 <w:sz w:val="20"/>
                 <w:szCs w:val="20"/>
               </w:rPr>
-              <w:t xml:space="preserve">致命Bug修复: 断线/静默超时后 s_net_state 未复位为 NET_IDLE 导致永久死锁; 静默看门狗15s→30s防误触发 + ESP8266_RefreshLastRxTime 联网成功新窗口; CopyRxFrame \r\n 成对消费消除空帧; OLED ShowNum四函数 O(n²)→O(n) + double→float; WiFi灯常亮; PWM注释修正; OLED_Init volatile防优化消除</w:t>
+              <w:t xml:space="preserve">**版本号规范化**: 全项目统一 Vx.y.z 语义化版本 (x=1 对应目录名, y=大功能, z=Bug修复); 旧 V3.4 重映射为 V1.0.0; 版本规则写入 CLAUDE.md + 技能文件; 历史版本全量保留映射</w:t>
             </w:r>
           </w:p>
         </w:tc>
@@ -742,7 +742,7 @@
                 <w:sz w:val="20"/>
                 <w:szCs w:val="20"/>
               </w:rPr>
-              <w:t xml:space="preserve">V3.3</w:t>
+              <w:t xml:space="preserve">V3.4 (旧)</w:t>
             </w:r>
           </w:p>
         </w:tc>
@@ -773,7 +773,7 @@
                 <w:sz w:val="20"/>
                 <w:szCs w:val="20"/>
               </w:rPr>
-              <w:t xml:space="preserve">2026-05-20</w:t>
+              <w:t xml:space="preserve">2026-05-22</w:t>
             </w:r>
           </w:p>
         </w:tc>
@@ -804,7 +804,7 @@
                 <w:sz w:val="20"/>
                 <w:szCs w:val="20"/>
               </w:rPr>
-              <w:t xml:space="preserve">ESP8266 静默看门狗: RxChar记录s_LastRxTick, App_Net_Task 15s超时自动关PWM+复位WiFi状态; 覆盖ESP8266掉电/卡死不发CLOSED的场景; Cortex-M3 uint32_t原子读写无需临界区</w:t>
+              <w:t xml:space="preserve">致命Bug修复: 断线/静默超时后 s_net_state 未复位为 NET_IDLE 导致永久死锁; 静默看门狗15s→30s防误触发 + ESP8266_RefreshLastRxTime 联网成功新窗口; CopyRxFrame \r\n 成对消费消除空帧; OLED ShowNum四函数 O(n²)→O(n) + double→float; WiFi灯常亮; PWM注释修正; OLED_Init volatile防优化消除</w:t>
             </w:r>
           </w:p>
         </w:tc>
@@ -837,7 +837,7 @@
                 <w:sz w:val="20"/>
                 <w:szCs w:val="20"/>
               </w:rPr>
-              <w:t xml:space="preserve">V3.2</w:t>
+              <w:t xml:space="preserve">V3.3 (旧)</w:t>
             </w:r>
           </w:p>
         </w:tc>
@@ -899,7 +899,7 @@
                 <w:sz w:val="20"/>
                 <w:szCs w:val="20"/>
               </w:rPr>
-              <w:t xml:space="preserve">异步联网: 非阻塞AT状态机+KEY1取消+失败3次自动重试; ESP8266双重复位(CH_PD 1000ms+AT+RST); UDIS原子影子寄存器更新防偏磁; SS_FAULT故障锁存+按键复位; TCP粘包CopyRxFrame保尾字节; ESP8266_BufferContains封装USART; simplify: 去重failure块+删s_NetReady+SendString const+PRIMASK保存恢复</w:t>
+              <w:t xml:space="preserve">ESP8266 静默看门狗: RxChar记录s_LastRxTick, App_Net_Task 15s超时自动关PWM+复位WiFi状态; 覆盖ESP8266掉电/卡死不发CLOSED的场景; Cortex-M3 uint32_t原子读写无需临界区</w:t>
             </w:r>
           </w:p>
         </w:tc>
@@ -932,7 +932,7 @@
                 <w:sz w:val="20"/>
                 <w:szCs w:val="20"/>
               </w:rPr>
-              <w:t xml:space="preserve">V3.1</w:t>
+              <w:t xml:space="preserve">V3.2 (旧)</w:t>
             </w:r>
           </w:p>
         </w:tc>
@@ -963,7 +963,7 @@
                 <w:sz w:val="20"/>
                 <w:szCs w:val="20"/>
               </w:rPr>
-              <w:t xml:space="preserve">2026-05-19</w:t>
+              <w:t xml:space="preserve">2026-05-20</w:t>
             </w:r>
           </w:p>
         </w:tc>
@@ -994,7 +994,7 @@
                 <w:sz w:val="20"/>
                 <w:szCs w:val="20"/>
               </w:rPr>
-              <w:t xml:space="preserve">联网重试+安全加固+LED状态+OLED优化: App_Net_Init返回错误码可重试; ADC_Filter_Task 2ms独立滤波(32ms响应); CMD:ON/OFF防误触发; CLOSED非阻塞关逆变器; AT_DotAnim回调点动画; OLED行覆盖替代全屏清屏; snprintf防栈溢出; ESP8266 500ms深度复位+USART_DeInit; 四灯状态系统(PC13+PB3+PB4+PB5); ADC校准时序t_STAB; 扫频10ms/步≈2.5s</w:t>
+              <w:t xml:space="preserve">异步联网: 非阻塞AT状态机+KEY1取消+失败3次自动重试; ESP8266双重复位(CH_PD 1000ms+AT+RST); UDIS原子影子寄存器更新防偏磁; SS_FAULT故障锁存+按键复位; TCP粘包CopyRxFrame保尾字节; ESP8266_BufferContains封装USART; simplify: 去重failure块+删s_NetReady+SendString const+PRIMASK保存恢复</w:t>
             </w:r>
           </w:p>
         </w:tc>
@@ -1027,7 +1027,7 @@
                 <w:sz w:val="20"/>
                 <w:szCs w:val="20"/>
               </w:rPr>
-              <w:t xml:space="preserve">V3.0</w:t>
+              <w:t xml:space="preserve">V3.1 (旧)</w:t>
             </w:r>
           </w:p>
         </w:tc>
@@ -1089,7 +1089,7 @@
                 <w:sz w:val="20"/>
                 <w:szCs w:val="20"/>
               </w:rPr>
-              <w:t xml:space="preserve">软启动重构: 阻塞式改为非阻塞状态机 (SS_IDLE/SWEEP/DONE); Inverter_SoftStart_Trigger/Task/Stop/GetState/GetCurrentFreq 五接口 API; PWM_Init 上电 MOE 关断安全态; 扫频 150kHz→100kHz (200Hz/2ms/250步≈500ms); 频率硬下限 90k→95kHz; DEADTIME_NS 宏可调死区; UI 按键重映射 (KEY0=Trigger, KEY1=Stop); OLED 实时扫频进度显示+切页清屏; App_Net ON指令经SS_IDLE防抖; main.c 消除裸 TIM1 操作; 主循环新增 Inverter_SoftStart_Task</w:t>
+              <w:t xml:space="preserve">联网重试+安全加固+LED状态+OLED优化: App_Net_Init返回错误码可重试; ADC_Filter_Task 2ms独立滤波(32ms响应); CMD:ON/OFF防误触发; CLOSED非阻塞关逆变器; AT_DotAnim回调点动画; OLED行覆盖替代全屏清屏; snprintf防栈溢出; ESP8266 500ms深度复位+USART_DeInit; 四灯状态系统(PC13+PB3+PB4+PB5); ADC校准时序t_STAB; 扫频10ms/步≈2.5s</w:t>
             </w:r>
           </w:p>
         </w:tc>
@@ -1122,7 +1122,7 @@
                 <w:sz w:val="20"/>
                 <w:szCs w:val="20"/>
               </w:rPr>
-              <w:t xml:space="preserve">V2.4</w:t>
+              <w:t xml:space="preserve">V3.0 (旧)</w:t>
             </w:r>
           </w:p>
         </w:tc>
@@ -1153,7 +1153,7 @@
                 <w:sz w:val="20"/>
                 <w:szCs w:val="20"/>
               </w:rPr>
-              <w:t xml:space="preserve">2026-05-18</w:t>
+              <w:t xml:space="preserve">2026-05-19</w:t>
             </w:r>
           </w:p>
         </w:tc>
@@ -1184,7 +1184,7 @@
                 <w:sz w:val="20"/>
                 <w:szCs w:val="20"/>
               </w:rPr>
-              <w:t xml:space="preserve">死区时间翻倍 500ns→1000ns 适配IR2103S栅极驱动; PWM空闲态极性修复 (OCNIdleState=Set, OCNPolarity=Low); PWM预装载使能防运行时更新撕裂; BDTR扩展配置; JSON遥测新增电流字段I; WiFi配置更新</w:t>
+              <w:t xml:space="preserve">软启动重构: 阻塞式改为非阻塞状态机 (SS_IDLE/SWEEP/DONE); Inverter_SoftStart_Trigger/Task/Stop/GetState/GetCurrentFreq 五接口 API; PWM_Init 上电 MOE 关断安全态; 扫频 150kHz→100kHz (200Hz/2ms/250步≈500ms); 频率硬下限 90k→95kHz; DEADTIME_NS 宏可调死区; UI 按键重映射 (KEY0=Trigger, KEY1=Stop); OLED 实时扫频进度显示+切页清屏; App_Net ON指令经SS_IDLE防抖; main.c 消除裸 TIM1 操作; 主循环新增 Inverter_SoftStart_Task</w:t>
             </w:r>
           </w:p>
         </w:tc>
@@ -1217,7 +1217,7 @@
                 <w:sz w:val="20"/>
                 <w:szCs w:val="20"/>
               </w:rPr>
-              <w:t xml:space="preserve">V2.3</w:t>
+              <w:t xml:space="preserve">V2.4 (旧)</w:t>
             </w:r>
           </w:p>
         </w:tc>
@@ -1248,7 +1248,7 @@
                 <w:sz w:val="20"/>
                 <w:szCs w:val="20"/>
               </w:rPr>
-              <w:t xml:space="preserve">2026-05-16</w:t>
+              <w:t xml:space="preserve">2026-05-18</w:t>
             </w:r>
           </w:p>
         </w:tc>
@@ -1279,7 +1279,7 @@
                 <w:sz w:val="20"/>
                 <w:szCs w:val="20"/>
               </w:rPr>
-              <w:t xml:space="preserve">PWM 新增 Enable/Disable/GetFrequency 公开接口消除重复; App_Net 与 UI 统一调用; App_Net_Task 指令解析新增 ISR 临界区保护; ESP8266.h 移除 extern 内部状态泄露; ClearRxBuffer 单字节截断优化; Delay 模块标记废弃</w:t>
+              <w:t xml:space="preserve">死区时间翻倍 500ns→1000ns 适配IR2103S栅极驱动; PWM空闲态极性修复 (OCNIdleState=Set, OCNPolarity=Low); PWM预装载使能防运行时更新撕裂; BDTR扩展配置; JSON遥测新增电流字段I; WiFi配置更新</w:t>
             </w:r>
           </w:p>
         </w:tc>
@@ -1312,7 +1312,7 @@
                 <w:sz w:val="20"/>
                 <w:szCs w:val="20"/>
               </w:rPr>
-              <w:t xml:space="preserve">V2.2</w:t>
+              <w:t xml:space="preserve">V2.3 (旧)</w:t>
             </w:r>
           </w:p>
         </w:tc>
@@ -1374,7 +1374,7 @@
                 <w:sz w:val="20"/>
                 <w:szCs w:val="20"/>
               </w:rPr>
-              <w:t xml:space="preserve">竞态修复: ClearRxBuffer/WaitResponse/CIPSEND 新增 ISR 临界区保护; 删除 ESP8266 本地 NOP 延时改用 SysTimer; SendString 移除冗余 TC 等待; GetRxBuffer 返回 const 指针</w:t>
+              <w:t xml:space="preserve">PWM 新增 Enable/Disable/GetFrequency 公开接口消除重复; App_Net 与 UI 统一调用; App_Net_Task 指令解析新增 ISR 临界区保护; ESP8266.h 移除 extern 内部状态泄露; ClearRxBuffer 单字节截断优化; Delay 模块标记废弃</w:t>
             </w:r>
           </w:p>
         </w:tc>
@@ -1407,7 +1407,7 @@
                 <w:sz w:val="20"/>
                 <w:szCs w:val="20"/>
               </w:rPr>
-              <w:t xml:space="preserve">V2.1</w:t>
+              <w:t xml:space="preserve">V2.2 (旧)</w:t>
             </w:r>
           </w:p>
         </w:tc>
@@ -1469,7 +1469,7 @@
                 <w:sz w:val="20"/>
                 <w:szCs w:val="20"/>
               </w:rPr>
-              <w:t xml:space="preserve">系统概述新增详细功能清单与程序实现流程图; 各模块详解补充源码级实现原理; ESP8266 帧检测兼容 \r 分隔符</w:t>
+              <w:t xml:space="preserve">竞态修复: ClearRxBuffer/WaitResponse/CIPSEND 新增 ISR 临界区保护; 删除 ESP8266 本地 NOP 延时改用 SysTimer; SendString 移除冗余 TC 等待; GetRxBuffer 返回 const 指针</w:t>
             </w:r>
           </w:p>
         </w:tc>
@@ -1502,7 +1502,102 @@
                 <w:sz w:val="20"/>
                 <w:szCs w:val="20"/>
               </w:rPr>
-              <w:t xml:space="preserve">V2.0</w:t>
+              <w:t xml:space="preserve">V2.1 (旧)</w:t>
+            </w:r>
+          </w:p>
+        </w:tc>
+        <w:tc>
+          <w:tcPr>
+            <w:tcW w:type="dxa" w:w="3024"/>
+            <w:tcBorders>
+              <w:top w:val="single" w:color="CCCCCC" w:sz="1"/>
+              <w:left w:val="single" w:color="CCCCCC" w:sz="1"/>
+              <w:bottom w:val="single" w:color="CCCCCC" w:sz="1"/>
+              <w:right w:val="single" w:color="CCCCCC" w:sz="1"/>
+            </w:tcBorders>
+            <w:tcMar>
+              <w:top w:type="dxa" w:w="60"/>
+              <w:left w:type="dxa" w:w="100"/>
+              <w:bottom w:type="dxa" w:w="60"/>
+              <w:right w:type="dxa" w:w="100"/>
+            </w:tcMar>
+          </w:tcPr>
+          <w:p>
+            <w:pPr>
+              <w:spacing w:line="288"/>
+            </w:pPr>
+            <w:r>
+              <w:rPr>
+                <w:rFonts w:ascii="SimSun" w:cs="SimSun" w:eastAsia="SimSun" w:hAnsi="SimSun"/>
+                <w:color w:val="333333"/>
+                <w:sz w:val="20"/>
+                <w:szCs w:val="20"/>
+              </w:rPr>
+              <w:t xml:space="preserve">2026-05-16</w:t>
+            </w:r>
+          </w:p>
+        </w:tc>
+        <w:tc>
+          <w:tcPr>
+            <w:tcW w:type="dxa" w:w="3024"/>
+            <w:tcBorders>
+              <w:top w:val="single" w:color="CCCCCC" w:sz="1"/>
+              <w:left w:val="single" w:color="CCCCCC" w:sz="1"/>
+              <w:bottom w:val="single" w:color="CCCCCC" w:sz="1"/>
+              <w:right w:val="single" w:color="CCCCCC" w:sz="1"/>
+            </w:tcBorders>
+            <w:tcMar>
+              <w:top w:type="dxa" w:w="60"/>
+              <w:left w:type="dxa" w:w="100"/>
+              <w:bottom w:type="dxa" w:w="60"/>
+              <w:right w:type="dxa" w:w="100"/>
+            </w:tcMar>
+          </w:tcPr>
+          <w:p>
+            <w:pPr>
+              <w:spacing w:line="288"/>
+            </w:pPr>
+            <w:r>
+              <w:rPr>
+                <w:rFonts w:ascii="SimSun" w:cs="SimSun" w:eastAsia="SimSun" w:hAnsi="SimSun"/>
+                <w:color w:val="333333"/>
+                <w:sz w:val="20"/>
+                <w:szCs w:val="20"/>
+              </w:rPr>
+              <w:t xml:space="preserve">系统概述新增详细功能清单与程序实现流程图; 各模块详解补充源码级实现原理; ESP8266 帧检测兼容 \r 分隔符</w:t>
+            </w:r>
+          </w:p>
+        </w:tc>
+      </w:tr>
+      <w:tr>
+        <w:tc>
+          <w:tcPr>
+            <w:tcW w:type="dxa" w:w="3024"/>
+            <w:tcBorders>
+              <w:top w:val="single" w:color="CCCCCC" w:sz="1"/>
+              <w:left w:val="single" w:color="CCCCCC" w:sz="1"/>
+              <w:bottom w:val="single" w:color="CCCCCC" w:sz="1"/>
+              <w:right w:val="single" w:color="CCCCCC" w:sz="1"/>
+            </w:tcBorders>
+            <w:tcMar>
+              <w:top w:type="dxa" w:w="60"/>
+              <w:left w:type="dxa" w:w="100"/>
+              <w:bottom w:type="dxa" w:w="60"/>
+              <w:right w:type="dxa" w:w="100"/>
+            </w:tcMar>
+          </w:tcPr>
+          <w:p>
+            <w:pPr>
+              <w:spacing w:line="288"/>
+            </w:pPr>
+            <w:r>
+              <w:rPr>
+                <w:rFonts w:ascii="SimSun" w:cs="SimSun" w:eastAsia="SimSun" w:hAnsi="SimSun"/>
+                <w:color w:val="333333"/>
+                <w:sz w:val="20"/>
+                <w:szCs w:val="20"/>
+              </w:rPr>
+              <w:t xml:space="preserve">V2.0 (旧)</w:t>
             </w:r>
           </w:p>
         </w:tc>
@@ -1615,7 +1710,7 @@
           <w:sz w:val="20"/>
           <w:szCs w:val="20"/>
         </w:rPr>
-        <w:t xml:space="preserve">**文档版本**: V3.3</w:t>
+        <w:t xml:space="preserve">**文档版本**: V1.0.0</w:t>
       </w:r>
     </w:p>
     <w:p>
@@ -10504,7 +10599,7 @@
           <w:sz w:val="22"/>
           <w:szCs w:val="22"/>
         </w:rPr>
-        <w:t xml:space="preserve">#### 2.2.7 静默看门狗: ESP8266 掉电自动关断 (V3.3)</w:t>
+        <w:t xml:space="preserve">#### 2.2.7 静默看门狗: ESP8266 掉电自动关断 (V1.0.0)</w:t>
       </w:r>
     </w:p>
     <w:p/>
@@ -10959,7 +11054,7 @@
                 <w:sz w:val="20"/>
                 <w:szCs w:val="20"/>
               </w:rPr>
-              <w:t xml:space="preserve">V3.1</w:t>
+              <w:t xml:space="preserve">V1.0.0</w:t>
             </w:r>
           </w:p>
         </w:tc>
@@ -11085,7 +11180,7 @@
                 <w:sz w:val="20"/>
                 <w:szCs w:val="20"/>
               </w:rPr>
-              <w:t xml:space="preserve">V3.3</w:t>
+              <w:t xml:space="preserve">V1.0.0</w:t>
             </w:r>
           </w:p>
         </w:tc>
@@ -11211,7 +11306,7 @@
                 <w:sz w:val="20"/>
                 <w:szCs w:val="20"/>
               </w:rPr>
-              <w:t xml:space="preserve">V3.3</w:t>
+              <w:t xml:space="preserve">V1.0.0</w:t>
             </w:r>
           </w:p>
         </w:tc>
@@ -11337,7 +11432,7 @@
                 <w:sz w:val="20"/>
                 <w:szCs w:val="20"/>
               </w:rPr>
-              <w:t xml:space="preserve">V3.0</w:t>
+              <w:t xml:space="preserve">V1.0.0</w:t>
             </w:r>
           </w:p>
         </w:tc>
@@ -12405,7 +12500,7 @@
           <w:sz w:val="19"/>
           <w:szCs w:val="19"/>
         </w:rPr>
-        <w:t xml:space="preserve">    /* 5. V3.0: 计数器运行但 MOE 关 → 上电安全态, 无输出 */</w:t>
+        <w:t xml:space="preserve">    /* 5. V1.0.0: 计数器运行但 MOE 关 → 上电安全态, 无输出 */</w:t>
       </w:r>
     </w:p>
     <w:p>
@@ -15699,7 +15794,7 @@
           <w:sz w:val="22"/>
           <w:szCs w:val="22"/>
         </w:rPr>
-        <w:t xml:space="preserve">V3.1 指令解析加固</w:t>
+        <w:t xml:space="preserve">V1.0.0 指令解析加固</w:t>
       </w:r>
       <w:r>
         <w:rPr>
@@ -16397,7 +16492,7 @@
           <w:sz w:val="22"/>
           <w:szCs w:val="22"/>
         </w:rPr>
-        <w:t xml:space="preserve">#### Step 4: 验证闭环 (V3.1: KEY 触发联网)</w:t>
+        <w:t xml:space="preserve">#### Step 4: 验证闭环 (V1.0.0: KEY 触发联网)</w:t>
       </w:r>
     </w:p>
     <w:p/>

--- a/Claude_Files/docs/软件架构与开发者指南.docx
+++ b/Claude_Files/docs/软件架构与开发者指南.docx
@@ -288,7 +288,7 @@
                 <w:sz w:val="20"/>
                 <w:szCs w:val="20"/>
               </w:rPr>
-              <w:t xml:space="preserve">V3.5</w:t>
+              <w:t xml:space="preserve">V2.0.0</w:t>
             </w:r>
           </w:p>
         </w:tc>
@@ -352,7 +352,7 @@
                 <w:sz w:val="20"/>
                 <w:szCs w:val="20"/>
               </w:rPr>
-              <w:t xml:space="preserve">2026-05-22</w:t>
+              <w:t xml:space="preserve">2026-06-17</w:t>
             </w:r>
           </w:p>
         </w:tc>
@@ -416,7 +416,7 @@
                 <w:sz w:val="20"/>
                 <w:szCs w:val="20"/>
               </w:rPr>
-              <w:t xml:space="preserve">V3.5</w:t>
+              <w:t xml:space="preserve">V2.0.0</w:t>
             </w:r>
           </w:p>
         </w:tc>
@@ -647,69 +647,69 @@
                 <w:sz w:val="20"/>
                 <w:szCs w:val="20"/>
               </w:rPr>
-              <w:t xml:space="preserve">V3.5</w:t>
-            </w:r>
-          </w:p>
-        </w:tc>
-        <w:tc>
-          <w:tcPr>
-            <w:tcW w:type="dxa" w:w="3024"/>
-            <w:tcBorders>
-              <w:top w:val="single" w:color="CCCCCC" w:sz="1"/>
-              <w:left w:val="single" w:color="CCCCCC" w:sz="1"/>
-              <w:bottom w:val="single" w:color="CCCCCC" w:sz="1"/>
-              <w:right w:val="single" w:color="CCCCCC" w:sz="1"/>
-            </w:tcBorders>
-            <w:tcMar>
-              <w:top w:type="dxa" w:w="60"/>
-              <w:left w:type="dxa" w:w="100"/>
-              <w:bottom w:type="dxa" w:w="60"/>
-              <w:right w:type="dxa" w:w="100"/>
-            </w:tcMar>
-          </w:tcPr>
-          <w:p>
-            <w:pPr>
-              <w:spacing w:line="288"/>
-            </w:pPr>
-            <w:r>
-              <w:rPr>
-                <w:rFonts w:ascii="SimSun" w:cs="SimSun" w:eastAsia="SimSun" w:hAnsi="SimSun"/>
-                <w:color w:val="333333"/>
-                <w:sz w:val="20"/>
-                <w:szCs w:val="20"/>
-              </w:rPr>
-              <w:t xml:space="preserve">2026-05-22</w:t>
-            </w:r>
-          </w:p>
-        </w:tc>
-        <w:tc>
-          <w:tcPr>
-            <w:tcW w:type="dxa" w:w="3024"/>
-            <w:tcBorders>
-              <w:top w:val="single" w:color="CCCCCC" w:sz="1"/>
-              <w:left w:val="single" w:color="CCCCCC" w:sz="1"/>
-              <w:bottom w:val="single" w:color="CCCCCC" w:sz="1"/>
-              <w:right w:val="single" w:color="CCCCCC" w:sz="1"/>
-            </w:tcBorders>
-            <w:tcMar>
-              <w:top w:type="dxa" w:w="60"/>
-              <w:left w:type="dxa" w:w="100"/>
-              <w:bottom w:type="dxa" w:w="60"/>
-              <w:right w:type="dxa" w:w="100"/>
-            </w:tcMar>
-          </w:tcPr>
-          <w:p>
-            <w:pPr>
-              <w:spacing w:line="288"/>
-            </w:pPr>
-            <w:r>
-              <w:rPr>
-                <w:rFonts w:ascii="SimSun" w:cs="SimSun" w:eastAsia="SimSun" w:hAnsi="SimSun"/>
-                <w:color w:val="333333"/>
-                <w:sz w:val="20"/>
-                <w:szCs w:val="20"/>
-              </w:rPr>
-              <w:t xml:space="preserve">ADC浮点精度修复(整数除法→浮点除法); OLED double→float + pow10_lut查表优化; WiFi LED连接成功后常亮(LED_SOLID)</w:t>
+              <w:t xml:space="preserve">V2.0.0</w:t>
+            </w:r>
+          </w:p>
+        </w:tc>
+        <w:tc>
+          <w:tcPr>
+            <w:tcW w:type="dxa" w:w="3024"/>
+            <w:tcBorders>
+              <w:top w:val="single" w:color="CCCCCC" w:sz="1"/>
+              <w:left w:val="single" w:color="CCCCCC" w:sz="1"/>
+              <w:bottom w:val="single" w:color="CCCCCC" w:sz="1"/>
+              <w:right w:val="single" w:color="CCCCCC" w:sz="1"/>
+            </w:tcBorders>
+            <w:tcMar>
+              <w:top w:type="dxa" w:w="60"/>
+              <w:left w:type="dxa" w:w="100"/>
+              <w:bottom w:type="dxa" w:w="60"/>
+              <w:right w:type="dxa" w:w="100"/>
+            </w:tcMar>
+          </w:tcPr>
+          <w:p>
+            <w:pPr>
+              <w:spacing w:line="288"/>
+            </w:pPr>
+            <w:r>
+              <w:rPr>
+                <w:rFonts w:ascii="SimSun" w:cs="SimSun" w:eastAsia="SimSun" w:hAnsi="SimSun"/>
+                <w:color w:val="333333"/>
+                <w:sz w:val="20"/>
+                <w:szCs w:val="20"/>
+              </w:rPr>
+              <w:t xml:space="preserve">2026-06-17</w:t>
+            </w:r>
+          </w:p>
+        </w:tc>
+        <w:tc>
+          <w:tcPr>
+            <w:tcW w:type="dxa" w:w="3024"/>
+            <w:tcBorders>
+              <w:top w:val="single" w:color="CCCCCC" w:sz="1"/>
+              <w:left w:val="single" w:color="CCCCCC" w:sz="1"/>
+              <w:bottom w:val="single" w:color="CCCCCC" w:sz="1"/>
+              <w:right w:val="single" w:color="CCCCCC" w:sz="1"/>
+            </w:tcBorders>
+            <w:tcMar>
+              <w:top w:type="dxa" w:w="60"/>
+              <w:left w:type="dxa" w:w="100"/>
+              <w:bottom w:type="dxa" w:w="60"/>
+              <w:right w:type="dxa" w:w="100"/>
+            </w:tcMar>
+          </w:tcPr>
+          <w:p>
+            <w:pPr>
+              <w:spacing w:line="288"/>
+            </w:pPr>
+            <w:r>
+              <w:rPr>
+                <w:rFonts w:ascii="SimSun" w:cs="SimSun" w:eastAsia="SimSun" w:hAnsi="SimSun"/>
+                <w:color w:val="333333"/>
+                <w:sz w:val="20"/>
+                <w:szCs w:val="20"/>
+              </w:rPr>
+              <w:t xml:space="preserve">版本号统一: 全项目按 Vx.y.z 规则重新编号 (x=2 对应目录 V2.0), 旧 V2.x→V2.0.x, V3.x→V2.1+</w:t>
             </w:r>
           </w:p>
         </w:tc>
@@ -742,69 +742,69 @@
                 <w:sz w:val="20"/>
                 <w:szCs w:val="20"/>
               </w:rPr>
-              <w:t xml:space="preserve">V3.4</w:t>
-            </w:r>
-          </w:p>
-        </w:tc>
-        <w:tc>
-          <w:tcPr>
-            <w:tcW w:type="dxa" w:w="3024"/>
-            <w:tcBorders>
-              <w:top w:val="single" w:color="CCCCCC" w:sz="1"/>
-              <w:left w:val="single" w:color="CCCCCC" w:sz="1"/>
-              <w:bottom w:val="single" w:color="CCCCCC" w:sz="1"/>
-              <w:right w:val="single" w:color="CCCCCC" w:sz="1"/>
-            </w:tcBorders>
-            <w:tcMar>
-              <w:top w:type="dxa" w:w="60"/>
-              <w:left w:type="dxa" w:w="100"/>
-              <w:bottom w:type="dxa" w:w="60"/>
-              <w:right w:type="dxa" w:w="100"/>
-            </w:tcMar>
-          </w:tcPr>
-          <w:p>
-            <w:pPr>
-              <w:spacing w:line="288"/>
-            </w:pPr>
-            <w:r>
-              <w:rPr>
-                <w:rFonts w:ascii="SimSun" w:cs="SimSun" w:eastAsia="SimSun" w:hAnsi="SimSun"/>
-                <w:color w:val="333333"/>
-                <w:sz w:val="20"/>
-                <w:szCs w:val="20"/>
-              </w:rPr>
-              <w:t xml:space="preserve">2026-05-21</w:t>
-            </w:r>
-          </w:p>
-        </w:tc>
-        <w:tc>
-          <w:tcPr>
-            <w:tcW w:type="dxa" w:w="3024"/>
-            <w:tcBorders>
-              <w:top w:val="single" w:color="CCCCCC" w:sz="1"/>
-              <w:left w:val="single" w:color="CCCCCC" w:sz="1"/>
-              <w:bottom w:val="single" w:color="CCCCCC" w:sz="1"/>
-              <w:right w:val="single" w:color="CCCCCC" w:sz="1"/>
-            </w:tcBorders>
-            <w:tcMar>
-              <w:top w:type="dxa" w:w="60"/>
-              <w:left w:type="dxa" w:w="100"/>
-              <w:bottom w:type="dxa" w:w="60"/>
-              <w:right w:type="dxa" w:w="100"/>
-            </w:tcMar>
-          </w:tcPr>
-          <w:p>
-            <w:pPr>
-              <w:spacing w:line="288"/>
-            </w:pPr>
-            <w:r>
-              <w:rPr>
-                <w:rFonts w:ascii="SimSun" w:cs="SimSun" w:eastAsia="SimSun" w:hAnsi="SimSun"/>
-                <w:color w:val="333333"/>
-                <w:sz w:val="20"/>
-                <w:szCs w:val="20"/>
-              </w:rPr>
-              <w:t xml:space="preserve">巴法云 TCP 创客云 WAN 接入: 配置宏从.c移至.h实现分支差异化; Bemfa_Subscribe()双路径注入(阻塞+非阻塞); cmd=2遥测信封每2000ms上报(1Hz限流); 移除静默看门狗(巴法云默认静默,仅靠CLOSED帧); simplify: 清理ESP8266_GetLastRxTime+s_LastRxTick+ESP8266_SILENT_TIMEOUT死代码; 修复s_WiFiConnected三重双重赋值</w:t>
+              <w:t xml:space="preserve">V2.3.1</w:t>
+            </w:r>
+          </w:p>
+        </w:tc>
+        <w:tc>
+          <w:tcPr>
+            <w:tcW w:type="dxa" w:w="3024"/>
+            <w:tcBorders>
+              <w:top w:val="single" w:color="CCCCCC" w:sz="1"/>
+              <w:left w:val="single" w:color="CCCCCC" w:sz="1"/>
+              <w:bottom w:val="single" w:color="CCCCCC" w:sz="1"/>
+              <w:right w:val="single" w:color="CCCCCC" w:sz="1"/>
+            </w:tcBorders>
+            <w:tcMar>
+              <w:top w:type="dxa" w:w="60"/>
+              <w:left w:type="dxa" w:w="100"/>
+              <w:bottom w:type="dxa" w:w="60"/>
+              <w:right w:type="dxa" w:w="100"/>
+            </w:tcMar>
+          </w:tcPr>
+          <w:p>
+            <w:pPr>
+              <w:spacing w:line="288"/>
+            </w:pPr>
+            <w:r>
+              <w:rPr>
+                <w:rFonts w:ascii="SimSun" w:cs="SimSun" w:eastAsia="SimSun" w:hAnsi="SimSun"/>
+                <w:color w:val="333333"/>
+                <w:sz w:val="20"/>
+                <w:szCs w:val="20"/>
+              </w:rPr>
+              <w:t xml:space="preserve">2026-05-22</w:t>
+            </w:r>
+          </w:p>
+        </w:tc>
+        <w:tc>
+          <w:tcPr>
+            <w:tcW w:type="dxa" w:w="3024"/>
+            <w:tcBorders>
+              <w:top w:val="single" w:color="CCCCCC" w:sz="1"/>
+              <w:left w:val="single" w:color="CCCCCC" w:sz="1"/>
+              <w:bottom w:val="single" w:color="CCCCCC" w:sz="1"/>
+              <w:right w:val="single" w:color="CCCCCC" w:sz="1"/>
+            </w:tcBorders>
+            <w:tcMar>
+              <w:top w:type="dxa" w:w="60"/>
+              <w:left w:type="dxa" w:w="100"/>
+              <w:bottom w:type="dxa" w:w="60"/>
+              <w:right w:type="dxa" w:w="100"/>
+            </w:tcMar>
+          </w:tcPr>
+          <w:p>
+            <w:pPr>
+              <w:spacing w:line="288"/>
+            </w:pPr>
+            <w:r>
+              <w:rPr>
+                <w:rFonts w:ascii="SimSun" w:cs="SimSun" w:eastAsia="SimSun" w:hAnsi="SimSun"/>
+                <w:color w:val="333333"/>
+                <w:sz w:val="20"/>
+                <w:szCs w:val="20"/>
+              </w:rPr>
+              <w:t xml:space="preserve">ADC浮点精度修复(整数除法→浮点除法); OLED double→float + pow10_lut查表优化; WiFi LED连接成功后常亮(LED_SOLID)</w:t>
             </w:r>
           </w:p>
         </w:tc>
@@ -837,69 +837,69 @@
                 <w:sz w:val="20"/>
                 <w:szCs w:val="20"/>
               </w:rPr>
-              <w:t xml:space="preserve">V3.3</w:t>
-            </w:r>
-          </w:p>
-        </w:tc>
-        <w:tc>
-          <w:tcPr>
-            <w:tcW w:type="dxa" w:w="3024"/>
-            <w:tcBorders>
-              <w:top w:val="single" w:color="CCCCCC" w:sz="1"/>
-              <w:left w:val="single" w:color="CCCCCC" w:sz="1"/>
-              <w:bottom w:val="single" w:color="CCCCCC" w:sz="1"/>
-              <w:right w:val="single" w:color="CCCCCC" w:sz="1"/>
-            </w:tcBorders>
-            <w:tcMar>
-              <w:top w:type="dxa" w:w="60"/>
-              <w:left w:type="dxa" w:w="100"/>
-              <w:bottom w:type="dxa" w:w="60"/>
-              <w:right w:type="dxa" w:w="100"/>
-            </w:tcMar>
-          </w:tcPr>
-          <w:p>
-            <w:pPr>
-              <w:spacing w:line="288"/>
-            </w:pPr>
-            <w:r>
-              <w:rPr>
-                <w:rFonts w:ascii="SimSun" w:cs="SimSun" w:eastAsia="SimSun" w:hAnsi="SimSun"/>
-                <w:color w:val="333333"/>
-                <w:sz w:val="20"/>
-                <w:szCs w:val="20"/>
-              </w:rPr>
-              <w:t xml:space="preserve">2026-05-20</w:t>
-            </w:r>
-          </w:p>
-        </w:tc>
-        <w:tc>
-          <w:tcPr>
-            <w:tcW w:type="dxa" w:w="3024"/>
-            <w:tcBorders>
-              <w:top w:val="single" w:color="CCCCCC" w:sz="1"/>
-              <w:left w:val="single" w:color="CCCCCC" w:sz="1"/>
-              <w:bottom w:val="single" w:color="CCCCCC" w:sz="1"/>
-              <w:right w:val="single" w:color="CCCCCC" w:sz="1"/>
-            </w:tcBorders>
-            <w:tcMar>
-              <w:top w:type="dxa" w:w="60"/>
-              <w:left w:type="dxa" w:w="100"/>
-              <w:bottom w:type="dxa" w:w="60"/>
-              <w:right w:type="dxa" w:w="100"/>
-            </w:tcMar>
-          </w:tcPr>
-          <w:p>
-            <w:pPr>
-              <w:spacing w:line="288"/>
-            </w:pPr>
-            <w:r>
-              <w:rPr>
-                <w:rFonts w:ascii="SimSun" w:cs="SimSun" w:eastAsia="SimSun" w:hAnsi="SimSun"/>
-                <w:color w:val="333333"/>
-                <w:sz w:val="20"/>
-                <w:szCs w:val="20"/>
-              </w:rPr>
-              <w:t xml:space="preserve">ESP8266 静默看门狗 (LAN master分支保留): RxChar记录s_LastRxTick, App_Net_Task 15s超时自动关PWM+复位WiFi状态</w:t>
+              <w:t xml:space="preserve">V2.3.0</w:t>
+            </w:r>
+          </w:p>
+        </w:tc>
+        <w:tc>
+          <w:tcPr>
+            <w:tcW w:type="dxa" w:w="3024"/>
+            <w:tcBorders>
+              <w:top w:val="single" w:color="CCCCCC" w:sz="1"/>
+              <w:left w:val="single" w:color="CCCCCC" w:sz="1"/>
+              <w:bottom w:val="single" w:color="CCCCCC" w:sz="1"/>
+              <w:right w:val="single" w:color="CCCCCC" w:sz="1"/>
+            </w:tcBorders>
+            <w:tcMar>
+              <w:top w:type="dxa" w:w="60"/>
+              <w:left w:type="dxa" w:w="100"/>
+              <w:bottom w:type="dxa" w:w="60"/>
+              <w:right w:type="dxa" w:w="100"/>
+            </w:tcMar>
+          </w:tcPr>
+          <w:p>
+            <w:pPr>
+              <w:spacing w:line="288"/>
+            </w:pPr>
+            <w:r>
+              <w:rPr>
+                <w:rFonts w:ascii="SimSun" w:cs="SimSun" w:eastAsia="SimSun" w:hAnsi="SimSun"/>
+                <w:color w:val="333333"/>
+                <w:sz w:val="20"/>
+                <w:szCs w:val="20"/>
+              </w:rPr>
+              <w:t xml:space="preserve">2026-05-21</w:t>
+            </w:r>
+          </w:p>
+        </w:tc>
+        <w:tc>
+          <w:tcPr>
+            <w:tcW w:type="dxa" w:w="3024"/>
+            <w:tcBorders>
+              <w:top w:val="single" w:color="CCCCCC" w:sz="1"/>
+              <w:left w:val="single" w:color="CCCCCC" w:sz="1"/>
+              <w:bottom w:val="single" w:color="CCCCCC" w:sz="1"/>
+              <w:right w:val="single" w:color="CCCCCC" w:sz="1"/>
+            </w:tcBorders>
+            <w:tcMar>
+              <w:top w:type="dxa" w:w="60"/>
+              <w:left w:type="dxa" w:w="100"/>
+              <w:bottom w:type="dxa" w:w="60"/>
+              <w:right w:type="dxa" w:w="100"/>
+            </w:tcMar>
+          </w:tcPr>
+          <w:p>
+            <w:pPr>
+              <w:spacing w:line="288"/>
+            </w:pPr>
+            <w:r>
+              <w:rPr>
+                <w:rFonts w:ascii="SimSun" w:cs="SimSun" w:eastAsia="SimSun" w:hAnsi="SimSun"/>
+                <w:color w:val="333333"/>
+                <w:sz w:val="20"/>
+                <w:szCs w:val="20"/>
+              </w:rPr>
+              <w:t xml:space="preserve">巴法云 TCP 创客云 WAN 接入: 配置宏从.c移至.h实现分支差异化; Bemfa_Subscribe()双路径注入(阻塞+非阻塞); cmd=2遥测信封每2000ms上报(1Hz限流); 移除静默看门狗(巴法云默认静默,仅靠CLOSED帧); simplify: 清理ESP8266_GetLastRxTime+s_LastRxTick+ESP8266_SILENT_TIMEOUT死代码; 修复s_WiFiConnected三重双重赋值</w:t>
             </w:r>
           </w:p>
         </w:tc>
@@ -932,7 +932,7 @@
                 <w:sz w:val="20"/>
                 <w:szCs w:val="20"/>
               </w:rPr>
-              <w:t xml:space="preserve">V3.2</w:t>
+              <w:t xml:space="preserve">V2.2.1</w:t>
             </w:r>
           </w:p>
         </w:tc>
@@ -994,7 +994,7 @@
                 <w:sz w:val="20"/>
                 <w:szCs w:val="20"/>
               </w:rPr>
-              <w:t xml:space="preserve">异步联网: 非阻塞AT状态机+KEY1取消+失败3次自动重试; ESP8266双重复位(CH_PD 1000ms+AT+RST); UDIS原子影子寄存器更新防偏磁; SS_FAULT故障锁存+按键复位; TCP粘包CopyRxFrame保尾字节; ESP8266_BufferContains封装USART; simplify: 去重failure块+删s_NetReady+SendString const+PRIMASK保存恢复</w:t>
+              <w:t xml:space="preserve">ESP8266 静默看门狗 (LAN master分支保留): RxChar记录s_LastRxTick, App_Net_Task 15s超时自动关PWM+复位WiFi状态</w:t>
             </w:r>
           </w:p>
         </w:tc>
@@ -1027,69 +1027,69 @@
                 <w:sz w:val="20"/>
                 <w:szCs w:val="20"/>
               </w:rPr>
-              <w:t xml:space="preserve">V3.1</w:t>
-            </w:r>
-          </w:p>
-        </w:tc>
-        <w:tc>
-          <w:tcPr>
-            <w:tcW w:type="dxa" w:w="3024"/>
-            <w:tcBorders>
-              <w:top w:val="single" w:color="CCCCCC" w:sz="1"/>
-              <w:left w:val="single" w:color="CCCCCC" w:sz="1"/>
-              <w:bottom w:val="single" w:color="CCCCCC" w:sz="1"/>
-              <w:right w:val="single" w:color="CCCCCC" w:sz="1"/>
-            </w:tcBorders>
-            <w:tcMar>
-              <w:top w:type="dxa" w:w="60"/>
-              <w:left w:type="dxa" w:w="100"/>
-              <w:bottom w:type="dxa" w:w="60"/>
-              <w:right w:type="dxa" w:w="100"/>
-            </w:tcMar>
-          </w:tcPr>
-          <w:p>
-            <w:pPr>
-              <w:spacing w:line="288"/>
-            </w:pPr>
-            <w:r>
-              <w:rPr>
-                <w:rFonts w:ascii="SimSun" w:cs="SimSun" w:eastAsia="SimSun" w:hAnsi="SimSun"/>
-                <w:color w:val="333333"/>
-                <w:sz w:val="20"/>
-                <w:szCs w:val="20"/>
-              </w:rPr>
-              <w:t xml:space="preserve">2026-05-19</w:t>
-            </w:r>
-          </w:p>
-        </w:tc>
-        <w:tc>
-          <w:tcPr>
-            <w:tcW w:type="dxa" w:w="3024"/>
-            <w:tcBorders>
-              <w:top w:val="single" w:color="CCCCCC" w:sz="1"/>
-              <w:left w:val="single" w:color="CCCCCC" w:sz="1"/>
-              <w:bottom w:val="single" w:color="CCCCCC" w:sz="1"/>
-              <w:right w:val="single" w:color="CCCCCC" w:sz="1"/>
-            </w:tcBorders>
-            <w:tcMar>
-              <w:top w:type="dxa" w:w="60"/>
-              <w:left w:type="dxa" w:w="100"/>
-              <w:bottom w:type="dxa" w:w="60"/>
-              <w:right w:type="dxa" w:w="100"/>
-            </w:tcMar>
-          </w:tcPr>
-          <w:p>
-            <w:pPr>
-              <w:spacing w:line="288"/>
-            </w:pPr>
-            <w:r>
-              <w:rPr>
-                <w:rFonts w:ascii="SimSun" w:cs="SimSun" w:eastAsia="SimSun" w:hAnsi="SimSun"/>
-                <w:color w:val="333333"/>
-                <w:sz w:val="20"/>
-                <w:szCs w:val="20"/>
-              </w:rPr>
-              <w:t xml:space="preserve">联网重试+安全加固+LED状态+OLED优化: App_Net_Init返回错误码可重试; ADC_Filter_Task 2ms独立滤波(32ms响应); CMD:ON/OFF防误触发; CLOSED非阻塞关逆变器; AT_DotAnim回调点动画; OLED行覆盖替代全屏清屏; snprintf防栈溢出; ESP8266 500ms深度复位+USART_DeInit; 四灯状态系统(PC13+PB3+PB4+PB5); ADC校准时序t_STAB; 扫频10ms/步≈2.5s</w:t>
+              <w:t xml:space="preserve">V2.2.0</w:t>
+            </w:r>
+          </w:p>
+        </w:tc>
+        <w:tc>
+          <w:tcPr>
+            <w:tcW w:type="dxa" w:w="3024"/>
+            <w:tcBorders>
+              <w:top w:val="single" w:color="CCCCCC" w:sz="1"/>
+              <w:left w:val="single" w:color="CCCCCC" w:sz="1"/>
+              <w:bottom w:val="single" w:color="CCCCCC" w:sz="1"/>
+              <w:right w:val="single" w:color="CCCCCC" w:sz="1"/>
+            </w:tcBorders>
+            <w:tcMar>
+              <w:top w:type="dxa" w:w="60"/>
+              <w:left w:type="dxa" w:w="100"/>
+              <w:bottom w:type="dxa" w:w="60"/>
+              <w:right w:type="dxa" w:w="100"/>
+            </w:tcMar>
+          </w:tcPr>
+          <w:p>
+            <w:pPr>
+              <w:spacing w:line="288"/>
+            </w:pPr>
+            <w:r>
+              <w:rPr>
+                <w:rFonts w:ascii="SimSun" w:cs="SimSun" w:eastAsia="SimSun" w:hAnsi="SimSun"/>
+                <w:color w:val="333333"/>
+                <w:sz w:val="20"/>
+                <w:szCs w:val="20"/>
+              </w:rPr>
+              <w:t xml:space="preserve">2026-05-20</w:t>
+            </w:r>
+          </w:p>
+        </w:tc>
+        <w:tc>
+          <w:tcPr>
+            <w:tcW w:type="dxa" w:w="3024"/>
+            <w:tcBorders>
+              <w:top w:val="single" w:color="CCCCCC" w:sz="1"/>
+              <w:left w:val="single" w:color="CCCCCC" w:sz="1"/>
+              <w:bottom w:val="single" w:color="CCCCCC" w:sz="1"/>
+              <w:right w:val="single" w:color="CCCCCC" w:sz="1"/>
+            </w:tcBorders>
+            <w:tcMar>
+              <w:top w:type="dxa" w:w="60"/>
+              <w:left w:type="dxa" w:w="100"/>
+              <w:bottom w:type="dxa" w:w="60"/>
+              <w:right w:type="dxa" w:w="100"/>
+            </w:tcMar>
+          </w:tcPr>
+          <w:p>
+            <w:pPr>
+              <w:spacing w:line="288"/>
+            </w:pPr>
+            <w:r>
+              <w:rPr>
+                <w:rFonts w:ascii="SimSun" w:cs="SimSun" w:eastAsia="SimSun" w:hAnsi="SimSun"/>
+                <w:color w:val="333333"/>
+                <w:sz w:val="20"/>
+                <w:szCs w:val="20"/>
+              </w:rPr>
+              <w:t xml:space="preserve">异步联网: 非阻塞AT状态机+KEY1取消+失败3次自动重试; ESP8266双重复位(CH_PD 1000ms+AT+RST); UDIS原子影子寄存器更新防偏磁; SS_FAULT故障锁存+按键复位; TCP粘包CopyRxFrame保尾字节; ESP8266_BufferContains封装USART; simplify: 去重failure块+删s_NetReady+SendString const+PRIMASK保存恢复</w:t>
             </w:r>
           </w:p>
         </w:tc>
@@ -1122,7 +1122,7 @@
                 <w:sz w:val="20"/>
                 <w:szCs w:val="20"/>
               </w:rPr>
-              <w:t xml:space="preserve">V3.0</w:t>
+              <w:t xml:space="preserve">V2.1.1</w:t>
             </w:r>
           </w:p>
         </w:tc>
@@ -1184,7 +1184,7 @@
                 <w:sz w:val="20"/>
                 <w:szCs w:val="20"/>
               </w:rPr>
-              <w:t xml:space="preserve">软启动重构: 阻塞式改为非阻塞状态机 (SS_IDLE/SWEEP/DONE); Inverter_SoftStart_Trigger/Task/Stop/GetState/GetCurrentFreq 五接口 API; PWM_Init 上电 MOE 关断安全态; 扫频 150kHz→100kHz (200Hz/2ms/250步≈500ms); 频率硬下限 90k→95kHz; DEADTIME_NS 宏可调死区; UI 按键重映射 (KEY0=Trigger, KEY1=Stop); OLED 实时扫频进度显示+切页清屏; App_Net ON指令经SS_IDLE防抖; main.c 消除裸 TIM1 操作; 主循环新增 Inverter_SoftStart_Task</w:t>
+              <w:t xml:space="preserve">联网重试+安全加固+LED状态+OLED优化: App_Net_Init返回错误码可重试; ADC_Filter_Task 2ms独立滤波(32ms响应); CMD:ON/OFF防误触发; CLOSED非阻塞关逆变器; AT_DotAnim回调点动画; OLED行覆盖替代全屏清屏; snprintf防栈溢出; ESP8266 500ms深度复位+USART_DeInit; 四灯状态系统(PC13+PB3+PB4+PB5); ADC校准时序t_STAB; 扫频10ms/步≈2.5s</w:t>
             </w:r>
           </w:p>
         </w:tc>
@@ -1217,69 +1217,69 @@
                 <w:sz w:val="20"/>
                 <w:szCs w:val="20"/>
               </w:rPr>
-              <w:t xml:space="preserve">V2.4</w:t>
-            </w:r>
-          </w:p>
-        </w:tc>
-        <w:tc>
-          <w:tcPr>
-            <w:tcW w:type="dxa" w:w="3024"/>
-            <w:tcBorders>
-              <w:top w:val="single" w:color="CCCCCC" w:sz="1"/>
-              <w:left w:val="single" w:color="CCCCCC" w:sz="1"/>
-              <w:bottom w:val="single" w:color="CCCCCC" w:sz="1"/>
-              <w:right w:val="single" w:color="CCCCCC" w:sz="1"/>
-            </w:tcBorders>
-            <w:tcMar>
-              <w:top w:type="dxa" w:w="60"/>
-              <w:left w:type="dxa" w:w="100"/>
-              <w:bottom w:type="dxa" w:w="60"/>
-              <w:right w:type="dxa" w:w="100"/>
-            </w:tcMar>
-          </w:tcPr>
-          <w:p>
-            <w:pPr>
-              <w:spacing w:line="288"/>
-            </w:pPr>
-            <w:r>
-              <w:rPr>
-                <w:rFonts w:ascii="SimSun" w:cs="SimSun" w:eastAsia="SimSun" w:hAnsi="SimSun"/>
-                <w:color w:val="333333"/>
-                <w:sz w:val="20"/>
-                <w:szCs w:val="20"/>
-              </w:rPr>
-              <w:t xml:space="preserve">2026-05-18</w:t>
-            </w:r>
-          </w:p>
-        </w:tc>
-        <w:tc>
-          <w:tcPr>
-            <w:tcW w:type="dxa" w:w="3024"/>
-            <w:tcBorders>
-              <w:top w:val="single" w:color="CCCCCC" w:sz="1"/>
-              <w:left w:val="single" w:color="CCCCCC" w:sz="1"/>
-              <w:bottom w:val="single" w:color="CCCCCC" w:sz="1"/>
-              <w:right w:val="single" w:color="CCCCCC" w:sz="1"/>
-            </w:tcBorders>
-            <w:tcMar>
-              <w:top w:type="dxa" w:w="60"/>
-              <w:left w:type="dxa" w:w="100"/>
-              <w:bottom w:type="dxa" w:w="60"/>
-              <w:right w:type="dxa" w:w="100"/>
-            </w:tcMar>
-          </w:tcPr>
-          <w:p>
-            <w:pPr>
-              <w:spacing w:line="288"/>
-            </w:pPr>
-            <w:r>
-              <w:rPr>
-                <w:rFonts w:ascii="SimSun" w:cs="SimSun" w:eastAsia="SimSun" w:hAnsi="SimSun"/>
-                <w:color w:val="333333"/>
-                <w:sz w:val="20"/>
-                <w:szCs w:val="20"/>
-              </w:rPr>
-              <w:t xml:space="preserve">死区时间翻倍 500ns→1000ns 适配IR2103S栅极驱动; PWM空闲态极性修复 (OCNIdleState=Set, OCNPolarity=Low); PWM预装载使能防运行时更新撕裂; BDTR扩展配置; JSON遥测新增电流字段I; WiFi配置更新</w:t>
+              <w:t xml:space="preserve">V2.1.0</w:t>
+            </w:r>
+          </w:p>
+        </w:tc>
+        <w:tc>
+          <w:tcPr>
+            <w:tcW w:type="dxa" w:w="3024"/>
+            <w:tcBorders>
+              <w:top w:val="single" w:color="CCCCCC" w:sz="1"/>
+              <w:left w:val="single" w:color="CCCCCC" w:sz="1"/>
+              <w:bottom w:val="single" w:color="CCCCCC" w:sz="1"/>
+              <w:right w:val="single" w:color="CCCCCC" w:sz="1"/>
+            </w:tcBorders>
+            <w:tcMar>
+              <w:top w:type="dxa" w:w="60"/>
+              <w:left w:type="dxa" w:w="100"/>
+              <w:bottom w:type="dxa" w:w="60"/>
+              <w:right w:type="dxa" w:w="100"/>
+            </w:tcMar>
+          </w:tcPr>
+          <w:p>
+            <w:pPr>
+              <w:spacing w:line="288"/>
+            </w:pPr>
+            <w:r>
+              <w:rPr>
+                <w:rFonts w:ascii="SimSun" w:cs="SimSun" w:eastAsia="SimSun" w:hAnsi="SimSun"/>
+                <w:color w:val="333333"/>
+                <w:sz w:val="20"/>
+                <w:szCs w:val="20"/>
+              </w:rPr>
+              <w:t xml:space="preserve">2026-05-19</w:t>
+            </w:r>
+          </w:p>
+        </w:tc>
+        <w:tc>
+          <w:tcPr>
+            <w:tcW w:type="dxa" w:w="3024"/>
+            <w:tcBorders>
+              <w:top w:val="single" w:color="CCCCCC" w:sz="1"/>
+              <w:left w:val="single" w:color="CCCCCC" w:sz="1"/>
+              <w:bottom w:val="single" w:color="CCCCCC" w:sz="1"/>
+              <w:right w:val="single" w:color="CCCCCC" w:sz="1"/>
+            </w:tcBorders>
+            <w:tcMar>
+              <w:top w:type="dxa" w:w="60"/>
+              <w:left w:type="dxa" w:w="100"/>
+              <w:bottom w:type="dxa" w:w="60"/>
+              <w:right w:type="dxa" w:w="100"/>
+            </w:tcMar>
+          </w:tcPr>
+          <w:p>
+            <w:pPr>
+              <w:spacing w:line="288"/>
+            </w:pPr>
+            <w:r>
+              <w:rPr>
+                <w:rFonts w:ascii="SimSun" w:cs="SimSun" w:eastAsia="SimSun" w:hAnsi="SimSun"/>
+                <w:color w:val="333333"/>
+                <w:sz w:val="20"/>
+                <w:szCs w:val="20"/>
+              </w:rPr>
+              <w:t xml:space="preserve">软启动重构: 阻塞式改为非阻塞状态机 (SS_IDLE/SWEEP/DONE); Inverter_SoftStart_Trigger/Task/Stop/GetState/GetCurrentFreq 五接口 API; PWM_Init 上电 MOE 关断安全态; 扫频 150kHz→100kHz (200Hz/2ms/250步≈500ms); 频率硬下限 90k→95kHz; DEADTIME_NS 宏可调死区; UI 按键重映射 (KEY0=Trigger, KEY1=Stop); OLED 实时扫频进度显示+切页清屏; App_Net ON指令经SS_IDLE防抖; main.c 消除裸 TIM1 操作; 主循环新增 Inverter_SoftStart_Task</w:t>
             </w:r>
           </w:p>
         </w:tc>
@@ -1312,69 +1312,69 @@
                 <w:sz w:val="20"/>
                 <w:szCs w:val="20"/>
               </w:rPr>
-              <w:t xml:space="preserve">V2.3</w:t>
-            </w:r>
-          </w:p>
-        </w:tc>
-        <w:tc>
-          <w:tcPr>
-            <w:tcW w:type="dxa" w:w="3024"/>
-            <w:tcBorders>
-              <w:top w:val="single" w:color="CCCCCC" w:sz="1"/>
-              <w:left w:val="single" w:color="CCCCCC" w:sz="1"/>
-              <w:bottom w:val="single" w:color="CCCCCC" w:sz="1"/>
-              <w:right w:val="single" w:color="CCCCCC" w:sz="1"/>
-            </w:tcBorders>
-            <w:tcMar>
-              <w:top w:type="dxa" w:w="60"/>
-              <w:left w:type="dxa" w:w="100"/>
-              <w:bottom w:type="dxa" w:w="60"/>
-              <w:right w:type="dxa" w:w="100"/>
-            </w:tcMar>
-          </w:tcPr>
-          <w:p>
-            <w:pPr>
-              <w:spacing w:line="288"/>
-            </w:pPr>
-            <w:r>
-              <w:rPr>
-                <w:rFonts w:ascii="SimSun" w:cs="SimSun" w:eastAsia="SimSun" w:hAnsi="SimSun"/>
-                <w:color w:val="333333"/>
-                <w:sz w:val="20"/>
-                <w:szCs w:val="20"/>
-              </w:rPr>
-              <w:t xml:space="preserve">2026-05-16</w:t>
-            </w:r>
-          </w:p>
-        </w:tc>
-        <w:tc>
-          <w:tcPr>
-            <w:tcW w:type="dxa" w:w="3024"/>
-            <w:tcBorders>
-              <w:top w:val="single" w:color="CCCCCC" w:sz="1"/>
-              <w:left w:val="single" w:color="CCCCCC" w:sz="1"/>
-              <w:bottom w:val="single" w:color="CCCCCC" w:sz="1"/>
-              <w:right w:val="single" w:color="CCCCCC" w:sz="1"/>
-            </w:tcBorders>
-            <w:tcMar>
-              <w:top w:type="dxa" w:w="60"/>
-              <w:left w:type="dxa" w:w="100"/>
-              <w:bottom w:type="dxa" w:w="60"/>
-              <w:right w:type="dxa" w:w="100"/>
-            </w:tcMar>
-          </w:tcPr>
-          <w:p>
-            <w:pPr>
-              <w:spacing w:line="288"/>
-            </w:pPr>
-            <w:r>
-              <w:rPr>
-                <w:rFonts w:ascii="SimSun" w:cs="SimSun" w:eastAsia="SimSun" w:hAnsi="SimSun"/>
-                <w:color w:val="333333"/>
-                <w:sz w:val="20"/>
-                <w:szCs w:val="20"/>
-              </w:rPr>
-              <w:t xml:space="preserve">PWM 新增 Enable/Disable/GetFrequency 公开接口消除重复; App_Net 与 UI 统一调用; App_Net_Task 指令解析新增 ISR 临界区保护; ESP8266.h 移除 extern 内部状态泄露; ClearRxBuffer 单字节截断优化; Delay 模块标记废弃</w:t>
+              <w:t xml:space="preserve">V2.0.4</w:t>
+            </w:r>
+          </w:p>
+        </w:tc>
+        <w:tc>
+          <w:tcPr>
+            <w:tcW w:type="dxa" w:w="3024"/>
+            <w:tcBorders>
+              <w:top w:val="single" w:color="CCCCCC" w:sz="1"/>
+              <w:left w:val="single" w:color="CCCCCC" w:sz="1"/>
+              <w:bottom w:val="single" w:color="CCCCCC" w:sz="1"/>
+              <w:right w:val="single" w:color="CCCCCC" w:sz="1"/>
+            </w:tcBorders>
+            <w:tcMar>
+              <w:top w:type="dxa" w:w="60"/>
+              <w:left w:type="dxa" w:w="100"/>
+              <w:bottom w:type="dxa" w:w="60"/>
+              <w:right w:type="dxa" w:w="100"/>
+            </w:tcMar>
+          </w:tcPr>
+          <w:p>
+            <w:pPr>
+              <w:spacing w:line="288"/>
+            </w:pPr>
+            <w:r>
+              <w:rPr>
+                <w:rFonts w:ascii="SimSun" w:cs="SimSun" w:eastAsia="SimSun" w:hAnsi="SimSun"/>
+                <w:color w:val="333333"/>
+                <w:sz w:val="20"/>
+                <w:szCs w:val="20"/>
+              </w:rPr>
+              <w:t xml:space="preserve">2026-05-18</w:t>
+            </w:r>
+          </w:p>
+        </w:tc>
+        <w:tc>
+          <w:tcPr>
+            <w:tcW w:type="dxa" w:w="3024"/>
+            <w:tcBorders>
+              <w:top w:val="single" w:color="CCCCCC" w:sz="1"/>
+              <w:left w:val="single" w:color="CCCCCC" w:sz="1"/>
+              <w:bottom w:val="single" w:color="CCCCCC" w:sz="1"/>
+              <w:right w:val="single" w:color="CCCCCC" w:sz="1"/>
+            </w:tcBorders>
+            <w:tcMar>
+              <w:top w:type="dxa" w:w="60"/>
+              <w:left w:type="dxa" w:w="100"/>
+              <w:bottom w:type="dxa" w:w="60"/>
+              <w:right w:type="dxa" w:w="100"/>
+            </w:tcMar>
+          </w:tcPr>
+          <w:p>
+            <w:pPr>
+              <w:spacing w:line="288"/>
+            </w:pPr>
+            <w:r>
+              <w:rPr>
+                <w:rFonts w:ascii="SimSun" w:cs="SimSun" w:eastAsia="SimSun" w:hAnsi="SimSun"/>
+                <w:color w:val="333333"/>
+                <w:sz w:val="20"/>
+                <w:szCs w:val="20"/>
+              </w:rPr>
+              <w:t xml:space="preserve">死区时间翻倍 500ns→1000ns 适配IR2103S栅极驱动; PWM空闲态极性修复 (OCNIdleState=Set, OCNPolarity=Low); PWM预装载使能防运行时更新撕裂; BDTR扩展配置; JSON遥测新增电流字段I; WiFi配置更新</w:t>
             </w:r>
           </w:p>
         </w:tc>
@@ -1407,7 +1407,7 @@
                 <w:sz w:val="20"/>
                 <w:szCs w:val="20"/>
               </w:rPr>
-              <w:t xml:space="preserve">V2.2</w:t>
+              <w:t xml:space="preserve">V2.0.3</w:t>
             </w:r>
           </w:p>
         </w:tc>
@@ -1469,7 +1469,7 @@
                 <w:sz w:val="20"/>
                 <w:szCs w:val="20"/>
               </w:rPr>
-              <w:t xml:space="preserve">竞态修复: ClearRxBuffer/WaitResponse/CIPSEND 新增 ISR 临界区保护; 删除 ESP8266 本地 NOP 延时改用 SysTimer; SendString 移除冗余 TC 等待; GetRxBuffer 返回 const 指针</w:t>
+              <w:t xml:space="preserve">PWM 新增 Enable/Disable/GetFrequency 公开接口消除重复; App_Net 与 UI 统一调用; App_Net_Task 指令解析新增 ISR 临界区保护; ESP8266.h 移除 extern 内部状态泄露; ClearRxBuffer 单字节截断优化; Delay 模块标记废弃</w:t>
             </w:r>
           </w:p>
         </w:tc>
@@ -1502,7 +1502,7 @@
                 <w:sz w:val="20"/>
                 <w:szCs w:val="20"/>
               </w:rPr>
-              <w:t xml:space="preserve">V2.1</w:t>
+              <w:t xml:space="preserve">V2.0.2</w:t>
             </w:r>
           </w:p>
         </w:tc>
@@ -1564,7 +1564,7 @@
                 <w:sz w:val="20"/>
                 <w:szCs w:val="20"/>
               </w:rPr>
-              <w:t xml:space="preserve">系统概述新增详细功能清单与程序实现流程图; 各模块详解补充源码级实现原理; ESP8266 帧检测兼容 \r 分隔符</w:t>
+              <w:t xml:space="preserve">竞态修复: ClearRxBuffer/WaitResponse/CIPSEND 新增 ISR 临界区保护; 删除 ESP8266 本地 NOP 延时改用 SysTimer; SendString 移除冗余 TC 等待; GetRxBuffer 返回 const 指针</w:t>
             </w:r>
           </w:p>
         </w:tc>
@@ -1597,7 +1597,102 @@
                 <w:sz w:val="20"/>
                 <w:szCs w:val="20"/>
               </w:rPr>
-              <w:t xml:space="preserve">V2.0</w:t>
+              <w:t xml:space="preserve">V2.0.1</w:t>
+            </w:r>
+          </w:p>
+        </w:tc>
+        <w:tc>
+          <w:tcPr>
+            <w:tcW w:type="dxa" w:w="3024"/>
+            <w:tcBorders>
+              <w:top w:val="single" w:color="CCCCCC" w:sz="1"/>
+              <w:left w:val="single" w:color="CCCCCC" w:sz="1"/>
+              <w:bottom w:val="single" w:color="CCCCCC" w:sz="1"/>
+              <w:right w:val="single" w:color="CCCCCC" w:sz="1"/>
+            </w:tcBorders>
+            <w:tcMar>
+              <w:top w:type="dxa" w:w="60"/>
+              <w:left w:type="dxa" w:w="100"/>
+              <w:bottom w:type="dxa" w:w="60"/>
+              <w:right w:type="dxa" w:w="100"/>
+            </w:tcMar>
+          </w:tcPr>
+          <w:p>
+            <w:pPr>
+              <w:spacing w:line="288"/>
+            </w:pPr>
+            <w:r>
+              <w:rPr>
+                <w:rFonts w:ascii="SimSun" w:cs="SimSun" w:eastAsia="SimSun" w:hAnsi="SimSun"/>
+                <w:color w:val="333333"/>
+                <w:sz w:val="20"/>
+                <w:szCs w:val="20"/>
+              </w:rPr>
+              <w:t xml:space="preserve">2026-05-16</w:t>
+            </w:r>
+          </w:p>
+        </w:tc>
+        <w:tc>
+          <w:tcPr>
+            <w:tcW w:type="dxa" w:w="3024"/>
+            <w:tcBorders>
+              <w:top w:val="single" w:color="CCCCCC" w:sz="1"/>
+              <w:left w:val="single" w:color="CCCCCC" w:sz="1"/>
+              <w:bottom w:val="single" w:color="CCCCCC" w:sz="1"/>
+              <w:right w:val="single" w:color="CCCCCC" w:sz="1"/>
+            </w:tcBorders>
+            <w:tcMar>
+              <w:top w:type="dxa" w:w="60"/>
+              <w:left w:type="dxa" w:w="100"/>
+              <w:bottom w:type="dxa" w:w="60"/>
+              <w:right w:type="dxa" w:w="100"/>
+            </w:tcMar>
+          </w:tcPr>
+          <w:p>
+            <w:pPr>
+              <w:spacing w:line="288"/>
+            </w:pPr>
+            <w:r>
+              <w:rPr>
+                <w:rFonts w:ascii="SimSun" w:cs="SimSun" w:eastAsia="SimSun" w:hAnsi="SimSun"/>
+                <w:color w:val="333333"/>
+                <w:sz w:val="20"/>
+                <w:szCs w:val="20"/>
+              </w:rPr>
+              <w:t xml:space="preserve">系统概述新增详细功能清单与程序实现流程图; 各模块详解补充源码级实现原理; ESP8266 帧检测兼容 \r 分隔符</w:t>
+            </w:r>
+          </w:p>
+        </w:tc>
+      </w:tr>
+      <w:tr>
+        <w:tc>
+          <w:tcPr>
+            <w:tcW w:type="dxa" w:w="3024"/>
+            <w:tcBorders>
+              <w:top w:val="single" w:color="CCCCCC" w:sz="1"/>
+              <w:left w:val="single" w:color="CCCCCC" w:sz="1"/>
+              <w:bottom w:val="single" w:color="CCCCCC" w:sz="1"/>
+              <w:right w:val="single" w:color="CCCCCC" w:sz="1"/>
+            </w:tcBorders>
+            <w:tcMar>
+              <w:top w:type="dxa" w:w="60"/>
+              <w:left w:type="dxa" w:w="100"/>
+              <w:bottom w:type="dxa" w:w="60"/>
+              <w:right w:type="dxa" w:w="100"/>
+            </w:tcMar>
+          </w:tcPr>
+          <w:p>
+            <w:pPr>
+              <w:spacing w:line="288"/>
+            </w:pPr>
+            <w:r>
+              <w:rPr>
+                <w:rFonts w:ascii="SimSun" w:cs="SimSun" w:eastAsia="SimSun" w:hAnsi="SimSun"/>
+                <w:color w:val="333333"/>
+                <w:sz w:val="20"/>
+                <w:szCs w:val="20"/>
+              </w:rPr>
+              <w:t xml:space="preserve">V2.0.0</w:t>
             </w:r>
           </w:p>
         </w:tc>
@@ -1710,7 +1805,7 @@
           <w:sz w:val="20"/>
           <w:szCs w:val="20"/>
         </w:rPr>
-        <w:t xml:space="preserve">**文档版本**: V3.5</w:t>
+        <w:t xml:space="preserve">**文档版本**: V2.0.0</w:t>
       </w:r>
     </w:p>
     <w:p>
@@ -3353,7 +3448,7 @@
                 <w:sz w:val="20"/>
                 <w:szCs w:val="20"/>
               </w:rPr>
-              <w:t xml:space="preserve">**巴法云远程控制 (V3.4)**</w:t>
+              <w:t xml:space="preserve">**巴法云远程控制 (V2.3.0)**</w:t>
             </w:r>
           </w:p>
         </w:tc>
@@ -9175,7 +9270,7 @@
           <w:sz w:val="22"/>
           <w:szCs w:val="22"/>
         </w:rPr>
-        <w:t xml:space="preserve">: `strstr` 按字节遍历 `s_RxBuf` 寻找匹配字符串，若此时 ISR 触发并在 `s_RxBuf[s_RxIndex]` 处写入新字符、在 `s_RxBuf[s_RxIndex+1]` 处写 `'\0'`，则两个操作之间的纳秒级窗口内缓冲区可能短暂缺少空终止符，`strstr` 将越界读取。临时关闭 RXNE 中断消除此竞态。V2.2 优化为单入口单出口模式——先关中断、再消费标志、strstr 结果存入局部变量、最后统一恢复中断，杜绝遗漏恢复的风险。`ESP8266_ClearRxBuffer` 和 Step 6 CIPSEND 的 `strstr` 轮询亦采用相同的临界区保护。</w:t>
+        <w:t xml:space="preserve">: `strstr` 按字节遍历 `s_RxBuf` 寻找匹配字符串，若此时 ISR 触发并在 `s_RxBuf[s_RxIndex]` 处写入新字符、在 `s_RxBuf[s_RxIndex+1]` 处写 `'\0'`，则两个操作之间的纳秒级窗口内缓冲区可能短暂缺少空终止符，`strstr` 将越界读取。临时关闭 RXNE 中断消除此竞态。V2.0.2 优化为单入口单出口模式——先关中断、再消费标志、strstr 结果存入局部变量、最后统一恢复中断，杜绝遗漏恢复的风险。`ESP8266_ClearRxBuffer` 和 Step 6 CIPSEND 的 `strstr` 轮询亦采用相同的临界区保护。</w:t>
       </w:r>
     </w:p>
     <w:p/>
@@ -10599,7 +10694,7 @@
           <w:sz w:val="22"/>
           <w:szCs w:val="22"/>
         </w:rPr>
-        <w:t xml:space="preserve">#### 2.2.7 巴法云订阅与断线检测 (V3.4)</w:t>
+        <w:t xml:space="preserve">#### 2.2.7 巴法云订阅与断线检测 (V2.3.0)</w:t>
       </w:r>
     </w:p>
     <w:p/>
@@ -12057,7 +12152,7 @@
           <w:sz w:val="19"/>
           <w:szCs w:val="19"/>
         </w:rPr>
-        <w:t xml:space="preserve">    /* 5. V3.0: 计数器运行但 MOE 关 → 上电安全态, 无输出 */</w:t>
+        <w:t xml:space="preserve">    /* 5. V2.0.0: 计数器运行但 MOE 关 → 上电安全态, 无输出 */</w:t>
       </w:r>
     </w:p>
     <w:p>
@@ -15351,7 +15446,7 @@
           <w:sz w:val="22"/>
           <w:szCs w:val="22"/>
         </w:rPr>
-        <w:t xml:space="preserve">V3.1 指令解析加固</w:t>
+        <w:t xml:space="preserve">V2.1.1 指令解析加固</w:t>
       </w:r>
       <w:r>
         <w:rPr>
@@ -16049,7 +16144,7 @@
           <w:sz w:val="22"/>
           <w:szCs w:val="22"/>
         </w:rPr>
-        <w:t xml:space="preserve">#### Step 4: 验证闭环 (V3.1: KEY 触发联网)</w:t>
+        <w:t xml:space="preserve">#### Step 4: 验证闭环 (V2.1.1: KEY 触发联网)</w:t>
       </w:r>
     </w:p>
     <w:p/>
